--- a/konzept/ki-it-sicherheitskonzept.docx
+++ b/konzept/ki-it-sicherheitskonzept.docx
@@ -35,7 +35,7 @@
           <w:color w:val="3F4A54"/>
           <w:sz w:val="28"/>
         </w:rPr>
-        <w:t>Audit- und zertifizierungsvorbereitende Referenz für vollständig lokale KI-Infrastrukturen</w:t>
+        <w:t>Sicherheitskonzept für vollständig lokale KI-Infrastrukturen</w:t>
       </w:r>
     </w:p>
     <w:p>
@@ -550,7 +550,7 @@
               <w:jc w:val="left"/>
             </w:pPr>
             <w:r>
-              <w:t>Herausgeberschaft</w:t>
+              <w:t>Herausgeberstatus</w:t>
             </w:r>
           </w:p>
         </w:tc>
@@ -571,7 +571,7 @@
               <w:jc w:val="left"/>
             </w:pPr>
             <w:r>
-              <w:t>Organisationsneutrales Referenzprojekt; keine amtliche Herausgeberschaft</w:t>
+              <w:t>Unabhängige organisationsneutrale Fassung; keine amtliche Herausgeberschaft</w:t>
             </w:r>
           </w:p>
         </w:tc>
@@ -579,11 +579,12 @@
     </w:tbl>
     <w:p>
       <w:pPr>
+        <w:pStyle w:val="Fließtext"/>
         <w:widowControl/>
         <w:spacing w:after="160" w:before="160" w:line="276" w:lineRule="auto"/>
       </w:pPr>
       <w:r>
-        <w:t>Freigabehinweis: Diese Fassung enthält ausschließlich öffentliche, organisationsneutrale Informationen. Eine private Repository-Sichtbarkeit ist keine Freigabe für organisationsspezifische, vertrauliche oder eingestufte Inhalte.</w:t>
+        <w:t>Freigabehinweis: Diese Fassung enthält ausschließlich öffentliche, organisationsneutrale Informationen. Technische Zugriffsbeschränkungen ersetzen weder Schutzkennzeichnung noch informationsschutzrechtliche Freigabe.</w:t>
       </w:r>
     </w:p>
     <w:p>
@@ -633,7 +634,7 @@
         <w:ind w:left="283"/>
       </w:pPr>
       <w:r>
-        <w:t>4 Lokale KI-Referenzarchitektur</w:t>
+        <w:t>4 Lokale KI-Systemarchitektur</w:t>
       </w:r>
     </w:p>
     <w:p>
@@ -723,16 +724,7 @@
         <w:ind w:left="283"/>
       </w:pPr>
       <w:r>
-        <w:t>14 Verfahren zur organisationsspezifischen Übernahme</w:t>
-      </w:r>
-    </w:p>
-    <w:p>
-      <w:pPr>
-        <w:spacing w:after="80"/>
-        <w:ind w:left="283"/>
-      </w:pPr>
-      <w:r>
-        <w:t>15 Quellenverzeichnis, Glossar und Abkürzungen</w:t>
+        <w:t>14 Quellenverzeichnis, Glossar und Abkürzungen</w:t>
       </w:r>
     </w:p>
     <w:p>
@@ -746,20 +738,22 @@
     </w:p>
     <w:p>
       <w:pPr>
+        <w:pStyle w:val="Fließtext"/>
         <w:widowControl/>
         <w:spacing w:after="120" w:before="0" w:line="276" w:lineRule="auto"/>
       </w:pPr>
       <w:r>
-        <w:t>Dieses Dokument trägt den Status ÖFFENTLICH – organisationsneutrale Referenzvorlage. Es ist eine organisationsneutrale Referenz und keine amtliche Veröffentlichung einer genannten Behörde. Version 0.1.0 bildet denselben Kontrollbestand wie der zugehörige OSCAL-Katalog ab.</w:t>
-      </w:r>
-    </w:p>
-    <w:p>
-      <w:pPr>
+        <w:t>Dieses Dokument trägt den Status ÖFFENTLICH – organisationsneutrale Referenzvorlage. Es beschreibt ein organisationsneutrales Sicherheitskonzept und ist keine amtliche Veröffentlichung einer genannten Behörde. Version 0.1.0 bildet denselben Kontrollbestand wie der zugehörige OSCAL-Katalog ab.</w:t>
+      </w:r>
+    </w:p>
+    <w:p>
+      <w:pPr>
+        <w:pStyle w:val="Fließtext"/>
         <w:widowControl/>
         <w:spacing w:after="120" w:before="0" w:line="276" w:lineRule="auto"/>
       </w:pPr>
       <w:r>
-        <w:t>Sobald reale Organisations-, Infrastruktur-, Schutzbedarfs-, Konto- oder Schwachstelleninformationen ergänzt werden, endet der öffentliche Status. Die Anpassung erfolgt nur in einer getrennten Offline-Fassung; Einstufung und Freigabe bleiben befugten Stellen der übernehmenden Organisation vorbehalten.</w:t>
+        <w:t>Diese Fassung enthält keine realen Organisations-, Infrastruktur-, Schutzbedarfs-, Konto- oder Schwachstelleninformationen. Die Einstufung und Freigabe einer konkreten Systemfassung liegen ausschließlich bei den dafür befugten Stellen.</w:t>
       </w:r>
     </w:p>
     <w:p>
@@ -817,15 +811,17 @@
     </w:p>
     <w:p>
       <w:pPr>
+        <w:pStyle w:val="Fließtext"/>
         <w:widowControl/>
         <w:spacing w:after="120" w:before="0" w:line="276" w:lineRule="auto"/>
       </w:pPr>
       <w:r>
-        <w:t>Zweck ist eine prüfbare Referenz für Planung, Freigabe, Betrieb, Änderung und Außerbetriebnahme lokaler generativer KI-Dienste. Adressiert werden Leitung, Informationssicherheit, Datenschutz, Recht, Geheimschutz, Personalvertretung, Fachverantwortung, Architektur, Plattform-, Netz-, Identitäts-, RAG-, Modell-, Test- und Betriebsrollen.</w:t>
-      </w:r>
-    </w:p>
-    <w:p>
-      <w:pPr>
+        <w:t>Dieses Sicherheitskonzept regelt Planung, Freigabe, Betrieb, Änderung und Außerbetriebnahme lokaler generativer KI-Dienste. Es richtet sich an Leitung, Informationssicherheit, Datenschutz, Recht, Geheimschutz, Personalvertretung und Fachverantwortung sowie an Rollen für Architektur, Plattform, Netzwerk, Identität, RAG, Modelle, Tests und Betrieb.</w:t>
+      </w:r>
+    </w:p>
+    <w:p>
+      <w:pPr>
+        <w:pStyle w:val="Fließtext"/>
         <w:widowControl/>
         <w:spacing w:after="120" w:before="0" w:line="276" w:lineRule="auto"/>
       </w:pPr>
@@ -844,11 +840,12 @@
     </w:p>
     <w:p>
       <w:pPr>
+        <w:pStyle w:val="Fließtext"/>
         <w:widowControl/>
         <w:spacing w:after="120" w:before="0" w:line="276" w:lineRule="auto"/>
       </w:pPr>
       <w:r>
-        <w:t>Die Referenz setzt ein wirksames allgemeines IT-Sicherheitskonzept voraus. Die folgenden Fähigkeiten werden nicht vollständig erneut spezifiziert, sondern nur dort verschärft, wo KI-spezifische Daten-, Modell-, Prompt-, RAG- oder Toolrisiken dies verlangen:</w:t>
+        <w:t>Der sichere KI-Betrieb setzt ein wirksames allgemeines IT-Sicherheitskonzept voraus. Die folgenden Fähigkeiten werden nicht vollständig erneut spezifiziert, sondern nur dort verschärft, wo KI-spezifische Daten-, Modell-, Prompt-, RAG- oder Toolrisiken dies verlangen:</w:t>
       </w:r>
     </w:p>
     <w:p>
@@ -897,11 +894,12 @@
     </w:p>
     <w:p>
       <w:pPr>
+        <w:pStyle w:val="Fließtext"/>
         <w:widowControl/>
         <w:spacing w:after="120" w:before="0" w:line="276" w:lineRule="auto"/>
       </w:pPr>
       <w:r>
-        <w:t>KI-GEL-001 verlangt für jede Übernahme den expliziten Bezug auf diese Basis. Fehlende Basismaßnahmen werden nicht durch den KI-Katalog geheilt und müssen im allgemeinen Sicherheitsprozess behandelt werden.</w:t>
+        <w:t>KI-GEL-001 verlangt den nachweisbaren Bezug auf diese Basis. Fehlende Basismaßnahmen werden nicht durch den KI-Katalog kompensiert und müssen im allgemeinen Sicherheitsprozess behandelt werden.</w:t>
       </w:r>
     </w:p>
     <w:p>
@@ -910,206 +908,78 @@
         <w:keepNext/>
       </w:pPr>
       <w:r>
-        <w:t>4 Lokale KI-Referenzarchitektur</w:t>
-      </w:r>
-    </w:p>
-    <w:p>
-      <w:pPr>
+        <w:t>4 Lokale KI-Systemarchitektur</w:t>
+      </w:r>
+    </w:p>
+    <w:p>
+      <w:pPr>
+        <w:pStyle w:val="Fließtext"/>
         <w:widowControl/>
         <w:spacing w:after="120" w:before="0" w:line="276" w:lineRule="auto"/>
       </w:pPr>
       <w:r>
-        <w:t>Die Standardarchitektur ist vollständig lokal. Verwaltete Clients erreichen über HTTPS ausschließlich einen kontrollierten internen KI-Zugang. Dahinter liegt eine getrennte KI-Serverzone mit lokaler Containerplattform, Chat-Oberfläche, Inferenz, RAG, Embeddings, Reranking, Vektor- beziehungsweise Datenbank und technischer Überwachung. Fernzugriff erfolgt nur über ein organisationskontrolliertes VPN mit MFA.</w:t>
-      </w:r>
-    </w:p>
-    <w:tbl>
-      <w:tblPr>
-        <w:tblStyle w:val="TableGrid"/>
-        <w:tblW w:type="dxa" w:w="8922"/>
-        <w:jc w:val="left"/>
-        <w:tblLayout w:type="fixed"/>
-        <w:tblLook w:firstColumn="1" w:firstRow="1" w:lastColumn="0" w:lastRow="0" w:noHBand="0" w:noVBand="1" w:val="04A0"/>
-        <w:tblInd w:w="150" w:type="dxa"/>
-        <w:tblBorders>
-          <w:top w:val="single" w:sz="6" w:space="0" w:color="AAB4BF"/>
-          <w:left w:val="single" w:sz="6" w:space="0" w:color="AAB4BF"/>
-          <w:bottom w:val="single" w:sz="6" w:space="0" w:color="AAB4BF"/>
-          <w:right w:val="single" w:sz="6" w:space="0" w:color="AAB4BF"/>
-          <w:insideH w:val="single" w:sz="4" w:space="0" w:color="D5DBE1"/>
-          <w:insideV w:val="single" w:sz="4" w:space="0" w:color="D5DBE1"/>
-        </w:tblBorders>
-      </w:tblPr>
-      <w:tblGrid>
-        <w:gridCol w:w="2676"/>
-        <w:gridCol w:w="2973"/>
-        <w:gridCol w:w="3273"/>
-      </w:tblGrid>
-      <w:tr>
-        <w:trPr>
-          <w:cantSplit/>
-          <w:tblHeader w:val="1"/>
-        </w:trPr>
-        <w:tc>
-          <w:tcPr>
-            <w:tcW w:type="dxa" w:w="2676"/>
-            <w:shd w:fill="E8EEF5"/>
-            <w:tcMar>
-              <w:top w:w="120" w:type="dxa"/>
-              <w:bottom w:w="120" w:type="dxa"/>
-              <w:start w:w="150" w:type="dxa"/>
-              <w:end w:w="150" w:type="dxa"/>
-            </w:tcMar>
-            <w:vAlign w:val="center"/>
-          </w:tcPr>
-          <w:p>
-            <w:pPr>
-              <w:pStyle w:val="Tabellenkopf"/>
-              <w:jc w:val="center"/>
-            </w:pPr>
-            <w:r>
-              <w:rPr>
-                <w:b/>
-              </w:rPr>
-              <w:t>Clientzone  →</w:t>
-            </w:r>
-          </w:p>
-        </w:tc>
-        <w:tc>
-          <w:tcPr>
-            <w:tcW w:type="dxa" w:w="2973"/>
-            <w:shd w:fill="E8EEF5"/>
-            <w:tcMar>
-              <w:top w:w="120" w:type="dxa"/>
-              <w:bottom w:w="120" w:type="dxa"/>
-              <w:start w:w="150" w:type="dxa"/>
-              <w:end w:w="150" w:type="dxa"/>
-            </w:tcMar>
-            <w:vAlign w:val="center"/>
-          </w:tcPr>
-          <w:p>
-            <w:pPr>
-              <w:pStyle w:val="Tabellenkopf"/>
-              <w:jc w:val="center"/>
-            </w:pPr>
-            <w:r>
-              <w:rPr>
-                <w:b/>
-              </w:rPr>
-              <w:t>Kontrollierter KI-Zugang  →</w:t>
-            </w:r>
-          </w:p>
-        </w:tc>
-        <w:tc>
-          <w:tcPr>
-            <w:tcW w:type="dxa" w:w="3273"/>
-            <w:shd w:fill="E8EEF5"/>
-            <w:tcMar>
-              <w:top w:w="120" w:type="dxa"/>
-              <w:bottom w:w="120" w:type="dxa"/>
-              <w:start w:w="150" w:type="dxa"/>
-              <w:end w:w="150" w:type="dxa"/>
-            </w:tcMar>
-            <w:vAlign w:val="center"/>
-          </w:tcPr>
-          <w:p>
-            <w:pPr>
-              <w:pStyle w:val="Tabellenkopf"/>
-              <w:jc w:val="center"/>
-            </w:pPr>
-            <w:r>
-              <w:rPr>
-                <w:b/>
-              </w:rPr>
-              <w:t>KI-Serverzone</w:t>
-            </w:r>
-          </w:p>
-        </w:tc>
-      </w:tr>
-      <w:tr>
-        <w:trPr>
-          <w:cantSplit/>
-        </w:trPr>
-        <w:tc>
-          <w:tcPr>
-            <w:tcW w:type="dxa" w:w="2676"/>
-            <w:tcMar>
-              <w:top w:w="120" w:type="dxa"/>
-              <w:bottom w:w="120" w:type="dxa"/>
-              <w:start w:w="150" w:type="dxa"/>
-              <w:end w:w="150" w:type="dxa"/>
-            </w:tcMar>
-            <w:vAlign w:val="center"/>
-          </w:tcPr>
-          <w:p>
-            <w:pPr>
-              <w:pStyle w:val="Tabellentext"/>
-              <w:jc w:val="center"/>
-            </w:pPr>
-            <w:r>
-              <w:t>Browser · agentische Clients · lokales Git</w:t>
-              <w:br/>
-              <w:t>Ausgehend ausschließlich HTTPS</w:t>
-            </w:r>
-          </w:p>
-        </w:tc>
-        <w:tc>
-          <w:tcPr>
-            <w:tcW w:type="dxa" w:w="2973"/>
-            <w:tcMar>
-              <w:top w:w="120" w:type="dxa"/>
-              <w:bottom w:w="120" w:type="dxa"/>
-              <w:start w:w="150" w:type="dxa"/>
-              <w:end w:w="150" w:type="dxa"/>
-            </w:tcMar>
-            <w:vAlign w:val="center"/>
-          </w:tcPr>
-          <w:p>
-            <w:pPr>
-              <w:pStyle w:val="Tabellentext"/>
-              <w:jc w:val="center"/>
-            </w:pPr>
-            <w:r>
-              <w:t>IdP · Rollen · TLS</w:t>
-              <w:br/>
-              <w:t>Modell- und Toolfreigabe</w:t>
-              <w:br/>
-              <w:t>Protokollierung · Begrenzung</w:t>
-            </w:r>
-          </w:p>
-        </w:tc>
-        <w:tc>
-          <w:tcPr>
-            <w:tcW w:type="dxa" w:w="3273"/>
-            <w:tcMar>
-              <w:top w:w="120" w:type="dxa"/>
-              <w:bottom w:w="120" w:type="dxa"/>
-              <w:start w:w="150" w:type="dxa"/>
-              <w:end w:w="150" w:type="dxa"/>
-            </w:tcMar>
-            <w:vAlign w:val="center"/>
-          </w:tcPr>
-          <w:p>
-            <w:pPr>
-              <w:pStyle w:val="Tabellentext"/>
-              <w:jc w:val="center"/>
-            </w:pPr>
-            <w:r>
-              <w:t>Chat · Inferenz · RAG</w:t>
-              <w:br/>
-              <w:t>Embeddings · Datenbank</w:t>
-              <w:br/>
-              <w:t>Monitoring · kein Egress</w:t>
-            </w:r>
-          </w:p>
-        </w:tc>
-      </w:tr>
-    </w:tbl>
-    <w:p>
-      <w:pPr>
-        <w:pStyle w:val="Tabellenbeschriftung"/>
-      </w:pPr>
-      <w:r>
-        <w:t>Abbildung 1: Abstrakte lokale Referenzarchitektur. Produkte sind austauschbare Beispiele.</w:t>
+        <w:t>Die Systemarchitektur ist vollständig lokal. Verwaltete Clients erreichen über HTTPS ausschließlich einen kontrollierten internen KI-Zugang. Dahinter liegt eine getrennte KI-Serverzone mit lokaler Containerplattform, Chat-Oberfläche, Inferenz, RAG, Embeddings, Reranking, Vektor- beziehungsweise Datenbank und technischer Überwachung. Fernzugriff erfolgt nur über ein organisationskontrolliertes VPN mit MFA.</w:t>
+      </w:r>
+    </w:p>
+    <w:p>
+      <w:pPr>
+        <w:pStyle w:val="Fließtext"/>
+        <w:widowControl/>
+        <w:spacing w:after="120" w:before="0" w:line="276" w:lineRule="auto"/>
+      </w:pPr>
+      <w:r>
+        <w:t>Die Funktionsklassen sind modular und austauschbar. Der lokale Identitätsprovider, der getrennte Verwaltungszugang und die lokale Auditablage liegen außerhalb des normalen Anfragepfads. Abbildung 1 zeigt die zulässigen Hauptbeziehungen und die gesperrte Internetverbindung der Inferenz.</w:t>
+      </w:r>
+    </w:p>
+    <w:p>
+      <w:pPr>
+        <w:keepNext/>
+        <w:widowControl/>
+        <w:spacing w:after="0" w:before="0" w:line="276" w:lineRule="auto"/>
+        <w:jc w:val="center"/>
+      </w:pPr>
+      <w:r>
+        <w:drawing>
+          <wp:inline xmlns:a="http://schemas.openxmlformats.org/drawingml/2006/main" xmlns:pic="http://schemas.openxmlformats.org/drawingml/2006/picture">
+            <wp:extent cx="4860000" cy="5053188"/>
+            <wp:docPr id="1" name="Picture 1" title="Abbildung 1" descr="Ein entfernter oder interner verwalteter Client erreicht über VPN und HTTPS nur den kontrollierten KI-Zugang. Dieser vermittelt identitäts- und rollenbasiert zur getrennten KI-Serverzone mit Chat, Inferenz, RAG, Datenhaltung und Überwachung. Verwaltung, Audit und Registrierungen sind getrennt; die Inferenz besitzt keinen Internet-Egress."/>
+            <wp:cNvGraphicFramePr>
+              <a:graphicFrameLocks noChangeAspect="1"/>
+            </wp:cNvGraphicFramePr>
+            <a:graphic>
+              <a:graphicData uri="http://schemas.openxmlformats.org/drawingml/2006/picture">
+                <pic:pic>
+                  <pic:nvPicPr>
+                    <pic:cNvPr id="0" name="architektur.png"/>
+                    <pic:cNvPicPr/>
+                  </pic:nvPicPr>
+                  <pic:blipFill>
+                    <a:blip r:embed="rId11"/>
+                    <a:stretch>
+                      <a:fillRect/>
+                    </a:stretch>
+                  </pic:blipFill>
+                  <pic:spPr>
+                    <a:xfrm>
+                      <a:off x="0" y="0"/>
+                      <a:ext cx="4860000" cy="5053188"/>
+                    </a:xfrm>
+                    <a:prstGeom prst="rect"/>
+                  </pic:spPr>
+                </pic:pic>
+              </a:graphicData>
+            </a:graphic>
+          </wp:inline>
+        </w:drawing>
+      </w:r>
+    </w:p>
+    <w:p>
+      <w:pPr>
+        <w:pStyle w:val="Abbildungsbeschriftung"/>
+        <w:keepLines/>
+      </w:pPr>
+      <w:r>
+        <w:t>Abbildung 1: Lokale KI-Systemarchitektur mit Vertrauenszonen und kontrollierten Kommunikationswegen.</w:t>
       </w:r>
     </w:p>
     <w:p>
@@ -1430,6 +1300,7 @@
     </w:tbl>
     <w:p>
       <w:pPr>
+        <w:pStyle w:val="Fließtext"/>
         <w:widowControl/>
         <w:spacing w:after="120" w:before="160" w:line="276" w:lineRule="auto"/>
       </w:pPr>
@@ -1439,11 +1310,63 @@
     </w:p>
     <w:p>
       <w:pPr>
+        <w:pStyle w:val="Fließtext"/>
         <w:widowControl/>
         <w:spacing w:after="120" w:before="0" w:line="276" w:lineRule="auto"/>
       </w:pPr>
       <w:r>
-        <w:t>Alle fachlichen Datenflüsse bleiben lokal: Identitäten, Git, Modelle, Dokumente, Embeddings, Indizes, Chats, Protokolle, Telemetrie und Sicherungen. Der Standardbetrieb besitzt keinen Internet-Egress. Artefaktimporte erfolgen über einen kontrollierten separaten Prozess.</w:t>
+        <w:t>Alle fachlichen Datenflüsse bleiben lokal: Identitäten, Git, Modelle, Dokumente, Embeddings, Indizes, Chats, Protokolle, Telemetrie und Sicherungen. Der Standardbetrieb besitzt keinen Internet-Egress. Abbildung 2 trennt den externen Bezug eines Artefakts von Prüfung, Transfer, lokaler Registrierung, Test und produktiver Freigabe.</w:t>
+      </w:r>
+    </w:p>
+    <w:p>
+      <w:pPr>
+        <w:keepNext/>
+        <w:widowControl/>
+        <w:spacing w:after="0" w:before="0" w:line="276" w:lineRule="auto"/>
+        <w:jc w:val="center"/>
+      </w:pPr>
+      <w:r>
+        <w:drawing>
+          <wp:inline xmlns:a="http://schemas.openxmlformats.org/drawingml/2006/main" xmlns:pic="http://schemas.openxmlformats.org/drawingml/2006/picture">
+            <wp:extent cx="5040000" cy="6156000"/>
+            <wp:docPr id="2" name="Picture 2" title="Abbildung 2" descr="Ein versionsfixiertes Artefakt aus einer offiziellen externen Quelle wird in einer getrennten Zone auf Herkunft, Hash, Signatur, Schwachstellen, Lizenz und Schadsoftware geprüft. Nur freigegebene Artefakte gelangen kontrolliert in lokale Registrierungen, eine Testumgebung und nach Regression in die Produktion; Ablehnungen und Rückgriffe werden dokumentiert."/>
+            <wp:cNvGraphicFramePr>
+              <a:graphicFrameLocks noChangeAspect="1"/>
+            </wp:cNvGraphicFramePr>
+            <a:graphic>
+              <a:graphicData uri="http://schemas.openxmlformats.org/drawingml/2006/picture">
+                <pic:pic>
+                  <pic:nvPicPr>
+                    <pic:cNvPr id="0" name="artefaktimport.png"/>
+                    <pic:cNvPicPr/>
+                  </pic:nvPicPr>
+                  <pic:blipFill>
+                    <a:blip r:embed="rId12"/>
+                    <a:stretch>
+                      <a:fillRect/>
+                    </a:stretch>
+                  </pic:blipFill>
+                  <pic:spPr>
+                    <a:xfrm>
+                      <a:off x="0" y="0"/>
+                      <a:ext cx="5040000" cy="6156000"/>
+                    </a:xfrm>
+                    <a:prstGeom prst="rect"/>
+                  </pic:spPr>
+                </pic:pic>
+              </a:graphicData>
+            </a:graphic>
+          </wp:inline>
+        </w:drawing>
+      </w:r>
+    </w:p>
+    <w:p>
+      <w:pPr>
+        <w:pStyle w:val="Abbildungsbeschriftung"/>
+        <w:keepLines/>
+      </w:pPr>
+      <w:r>
+        <w:t>Abbildung 2: Kontrollierter Artefaktimport mit getrennter Prüfung, Freigabe und Rückfallmöglichkeit.</w:t>
       </w:r>
     </w:p>
     <w:p>
@@ -1545,7 +1468,7 @@
               <w:jc w:val="center"/>
             </w:pPr>
             <w:r>
-              <w:t>Erforderliche organisationsspezifische Klärung</w:t>
+              <w:t>Prüf- und Festlegungsbedarf</w:t>
             </w:r>
           </w:p>
         </w:tc>
@@ -2109,11 +2032,12 @@
     </w:tbl>
     <w:p>
       <w:pPr>
+        <w:pStyle w:val="Fließtext"/>
         <w:widowControl/>
         <w:spacing w:after="120" w:before="160" w:line="276" w:lineRule="auto"/>
       </w:pPr>
       <w:r>
-        <w:t>Die Matrix ist ein Prüfungseinstieg und keine Rechtsberatung. Fachgesetze, Mitbestimmung und behördenspezifische Vorschriften sind je Organisation und Anwendungsfall zu ergänzen.</w:t>
+        <w:t>Die Matrix ist ein Prüfungseinstieg und keine Rechtsberatung. Die zuständigen Funktionen stellen für jeden Anwendungsfall fest, welche Fachgesetze, Beteiligungsrechte und adressatenbezogenen Verwaltungsvorgaben anwendbar sind.</w:t>
       </w:r>
     </w:p>
     <w:p>
@@ -2575,6 +2499,7 @@
     </w:tbl>
     <w:p>
       <w:pPr>
+        <w:pStyle w:val="Fließtext"/>
         <w:widowControl/>
         <w:spacing w:after="120" w:before="160" w:line="276" w:lineRule="auto"/>
       </w:pPr>
@@ -2593,6 +2518,7 @@
     </w:p>
     <w:p>
       <w:pPr>
+        <w:pStyle w:val="Fließtext"/>
         <w:widowControl/>
         <w:spacing w:after="120" w:before="0" w:line="276" w:lineRule="auto"/>
         <w:suppressAutoHyphens w:val="true"/>
@@ -3174,6 +3100,7 @@
     </w:tbl>
     <w:p>
       <w:pPr>
+        <w:pStyle w:val="Fließtext"/>
         <w:widowControl/>
         <w:spacing w:after="120" w:before="160" w:line="276" w:lineRule="auto"/>
       </w:pPr>
@@ -3192,11 +3119,12 @@
     </w:p>
     <w:p>
       <w:pPr>
+        <w:pStyle w:val="Fließtext"/>
         <w:widowControl/>
         <w:spacing w:after="120" w:before="0" w:line="276" w:lineRule="auto"/>
       </w:pPr>
       <w:r>
-        <w:t>Die folgenden Kontrollblöcke übernehmen die normative Anforderung unverändert aus dem OSCAL-Katalog und erläutern Begründung, Referenzumsetzung, Prüfziel und Nachweise. Quellen- und Mappingangaben sind nachvollziehbare Zuordnungen; sie stellen keine Zertifizierung oder behördliche Freigabe dar.</w:t>
+        <w:t>Die folgenden Kontrollblöcke übernehmen die normative Anforderung unverändert aus dem OSCAL-Katalog und erläutern Begründung, vorgesehene Umsetzung, Prüfziel und Nachweise. Quellen- und Mappingangaben sind nachvollziehbare Zuordnungen; sie stellen keine Zertifizierung oder behördliche Freigabe dar.</w:t>
       </w:r>
     </w:p>
     <w:p>
@@ -3219,87 +3147,94 @@
     </w:p>
     <w:p>
       <w:pPr>
+        <w:pStyle w:val="Kontrollfeldbezeichnung"/>
+        <w:spacing w:before="0" w:after="0"/>
+        <w:shd w:fill="F5F7FA"/>
+      </w:pPr>
+      <w:r>
+        <w:t>Normative Anforderung</w:t>
+      </w:r>
+    </w:p>
+    <w:p>
+      <w:pPr>
+        <w:pStyle w:val="Fließtext"/>
         <w:keepLines/>
         <w:widowControl/>
-        <w:spacing w:after="140" w:before="0" w:line="276" w:lineRule="auto"/>
+        <w:spacing w:after="160" w:before="0" w:line="276" w:lineRule="auto"/>
         <w:shd w:fill="F5F7FA"/>
       </w:pPr>
       <w:r>
-        <w:rPr>
-          <w:b/>
-          <w:color w:val="1F4D78"/>
-        </w:rPr>
-        <w:t>Normative Anforderung</w:t>
-        <w:br/>
-      </w:r>
-      <w:r>
-        <w:t>Für jede Übernahme dieser Referenz MUSS ein wirksames allgemeines IT-Sicherheitskonzept benannt werden. Die KI-spezifischen Kontrollen dürfen Basismaßnahmen nicht ersetzen; Abhängigkeiten, Verschärfungen und verbleibende Lücken MÜSSEN dokumentiert werden.</w:t>
-      </w:r>
-    </w:p>
-    <w:p>
-      <w:pPr>
+        <w:t>Für den Geltungsbereich MUSS ein wirksames allgemeines IT-Sicherheitskonzept eindeutig benannt werden. Die KI-spezifischen Kontrollen dürfen Basismaßnahmen nicht ersetzen; Abhängigkeiten, Verschärfungen und verbleibende Lücken MÜSSEN dokumentiert werden.</w:t>
+      </w:r>
+    </w:p>
+    <w:p>
+      <w:pPr>
+        <w:pStyle w:val="Kontrollfeldbezeichnung"/>
+      </w:pPr>
+      <w:r>
+        <w:t>Begründung</w:t>
+      </w:r>
+    </w:p>
+    <w:p>
+      <w:pPr>
+        <w:pStyle w:val="Fließtext"/>
         <w:widowControl/>
         <w:spacing w:after="140" w:before="0" w:line="276" w:lineRule="auto"/>
       </w:pPr>
       <w:r>
-        <w:rPr>
-          <w:b/>
-          <w:color w:val="1F4D78"/>
-        </w:rPr>
-        <w:t>Begründung</w:t>
-        <w:br/>
-      </w:r>
-      <w:r>
         <w:t>KI-Komponenten erben Risiken aus Identitätsmanagement, Netzen, Plattformen und Betrieb. Ohne nachweisbare Basis kann die Wirksamkeit der Ergänzungen nicht beurteilt werden.</w:t>
       </w:r>
     </w:p>
     <w:p>
       <w:pPr>
+        <w:pStyle w:val="Kontrollfeldbezeichnung"/>
+      </w:pPr>
+      <w:r>
+        <w:t>Umsetzung im Geltungsbereich</w:t>
+      </w:r>
+    </w:p>
+    <w:p>
+      <w:pPr>
+        <w:pStyle w:val="Fließtext"/>
         <w:widowControl/>
         <w:spacing w:after="140" w:before="0" w:line="276" w:lineRule="auto"/>
       </w:pPr>
       <w:r>
-        <w:rPr>
-          <w:b/>
-          <w:color w:val="1F4D78"/>
-        </w:rPr>
-        <w:t>Umsetzung in der Referenzarchitektur</w:t>
-        <w:br/>
-      </w:r>
-      <w:r>
         <w:t>Eine Anwendbarkeitsmatrix verknüpft jede KI-Komponente mit den einschlägigen Basismaßnahmen und kennzeichnet ausschließlich die KI-spezifische Ergänzung. Fehlende Basiskontrollen werden außerhalb dieses Katalogs behandelt.</w:t>
       </w:r>
     </w:p>
     <w:p>
       <w:pPr>
+        <w:pStyle w:val="Kontrollfeldbezeichnung"/>
+      </w:pPr>
+      <w:r>
+        <w:t>Prüfziel</w:t>
+      </w:r>
+    </w:p>
+    <w:p>
+      <w:pPr>
+        <w:pStyle w:val="Fließtext"/>
         <w:widowControl/>
         <w:spacing w:after="140" w:before="0" w:line="276" w:lineRule="auto"/>
       </w:pPr>
       <w:r>
-        <w:rPr>
-          <w:b/>
-          <w:color w:val="1F4D78"/>
-        </w:rPr>
-        <w:t>Prüfziel</w:t>
-        <w:br/>
-      </w:r>
-      <w:r>
         <w:t>Feststellen, ob Geltungsbereich, referenziertes Basis-Sicherheitskonzept und Abhängigkeiten vollständig und ohne Doppelzählung beschrieben sind.</w:t>
       </w:r>
     </w:p>
     <w:p>
       <w:pPr>
+        <w:pStyle w:val="Kontrollfeldbezeichnung"/>
+      </w:pPr>
+      <w:r>
+        <w:t>Erwartete Nachweise</w:t>
+      </w:r>
+    </w:p>
+    <w:p>
+      <w:pPr>
+        <w:pStyle w:val="Fließtext"/>
         <w:widowControl/>
         <w:spacing w:after="140" w:before="0" w:line="276" w:lineRule="auto"/>
       </w:pPr>
-      <w:r>
-        <w:rPr>
-          <w:b/>
-          <w:color w:val="1F4D78"/>
-        </w:rPr>
-        <w:t>Erwartete Nachweise</w:t>
-        <w:br/>
-      </w:r>
       <w:r>
         <w:t>Freigegebenes Basis-Sicherheitskonzept; Anwendbarkeitsmatrix; Systemabgrenzung; dokumentierte Lücken und Verantwortlichkeiten.</w:t>
       </w:r>
@@ -3550,94 +3485,101 @@
         <w:keepNext/>
       </w:pPr>
       <w:r>
-        <w:t>KI-GEL-002 – Öffentlicher Referenzstatus und kontrollierte Übernahme</w:t>
-      </w:r>
-    </w:p>
-    <w:p>
-      <w:pPr>
+        <w:t>KI-GEL-002 – Schutzkennzeichnung und kontrollierte Dokumentenführung</w:t>
+      </w:r>
+    </w:p>
+    <w:p>
+      <w:pPr>
+        <w:pStyle w:val="Kontrollfeldbezeichnung"/>
+        <w:spacing w:before="0" w:after="0"/>
+        <w:shd w:fill="F5F7FA"/>
+      </w:pPr>
+      <w:r>
+        <w:t>Normative Anforderung</w:t>
+      </w:r>
+    </w:p>
+    <w:p>
+      <w:pPr>
+        <w:pStyle w:val="Fließtext"/>
         <w:keepLines/>
         <w:widowControl/>
-        <w:spacing w:after="140" w:before="0" w:line="276" w:lineRule="auto"/>
+        <w:spacing w:after="160" w:before="0" w:line="276" w:lineRule="auto"/>
         <w:shd w:fill="F5F7FA"/>
       </w:pPr>
       <w:r>
-        <w:rPr>
-          <w:b/>
-          <w:color w:val="1F4D78"/>
-        </w:rPr>
-        <w:t>Normative Anforderung</w:t>
-        <w:br/>
-      </w:r>
-      <w:r>
-        <w:t>Das öffentliche Referenzrepository MUSS organisationsneutral bleiben. Vor jeder organisationsspezifischen Anpassung MUSS eine getrennte, angemessen geschützte Offline-Fassung erstellt und der Statusmechanismus auf organisationsspezifisch gesetzt werden; die formale Einstufung MUSS durch befugte Organisationsstellen erfolgen.</w:t>
-      </w:r>
-    </w:p>
-    <w:p>
-      <w:pPr>
+        <w:t>Konzeptfassungen MÜSSEN ihrem Inhalt entsprechend gekennzeichnet, gespeichert und freigegeben werden. Sobald eine Fassung organisations- oder systemspezifische Informationen enthält, MUSS sie von der öffentlichen Fassung getrennt und angemessen geschützt werden; die formale Einstufung MUSS durch befugte Stellen erfolgen.</w:t>
+      </w:r>
+    </w:p>
+    <w:p>
+      <w:pPr>
+        <w:pStyle w:val="Kontrollfeldbezeichnung"/>
+      </w:pPr>
+      <w:r>
+        <w:t>Begründung</w:t>
+      </w:r>
+    </w:p>
+    <w:p>
+      <w:pPr>
+        <w:pStyle w:val="Fließtext"/>
         <w:widowControl/>
         <w:spacing w:after="140" w:before="0" w:line="276" w:lineRule="auto"/>
       </w:pPr>
       <w:r>
-        <w:rPr>
-          <w:b/>
-          <w:color w:val="1F4D78"/>
-        </w:rPr>
-        <w:t>Begründung</w:t>
-        <w:br/>
-      </w:r>
-      <w:r>
-        <w:t>Architektur-, Schutzbedarfs- und Schwachstellenangaben können den Schutzbedarf unmittelbar erhöhen. Repository-Sichtbarkeit ist keine informationsschutzrechtliche Freigabe.</w:t>
-      </w:r>
-    </w:p>
-    <w:p>
-      <w:pPr>
+        <w:t>Architektur-, Schutzbedarfs- und Schwachstellenangaben können den Schutzbedarf unmittelbar erhöhen. Eine technische Zugriffsbeschränkung ersetzt weder Kennzeichnung noch informationsschutzrechtliche Freigabe.</w:t>
+      </w:r>
+    </w:p>
+    <w:p>
+      <w:pPr>
+        <w:pStyle w:val="Kontrollfeldbezeichnung"/>
+      </w:pPr>
+      <w:r>
+        <w:t>Umsetzung im Geltungsbereich</w:t>
+      </w:r>
+    </w:p>
+    <w:p>
+      <w:pPr>
+        <w:pStyle w:val="Fließtext"/>
         <w:widowControl/>
         <w:spacing w:after="140" w:before="0" w:line="276" w:lineRule="auto"/>
       </w:pPr>
       <w:r>
-        <w:rPr>
-          <w:b/>
-          <w:color w:val="1F4D78"/>
-        </w:rPr>
-        <w:t>Umsetzung in der Referenzarchitektur</w:t>
-        <w:br/>
-      </w:r>
-      <w:r>
-        <w:t>Der maschinenlesbare Projektstatus steuert Deckblatt, Kopfzeilen und Freigabeprüfungen. Heuristiken suchen ergänzend nach Infrastruktur- und Geheimnismustern, ersetzen aber keine manuelle Prüfung.</w:t>
-      </w:r>
-    </w:p>
-    <w:p>
-      <w:pPr>
+        <w:t>Ein maschinenlesbarer Dokumentenstatus steuert Deckblatt, Kopfzeilen und Freigabeprüfungen. Heuristiken suchen ergänzend nach Infrastruktur- und Geheimnismustern, ersetzen aber keine manuelle Prüfung.</w:t>
+      </w:r>
+    </w:p>
+    <w:p>
+      <w:pPr>
+        <w:pStyle w:val="Kontrollfeldbezeichnung"/>
+      </w:pPr>
+      <w:r>
+        <w:t>Prüfziel</w:t>
+      </w:r>
+    </w:p>
+    <w:p>
+      <w:pPr>
+        <w:pStyle w:val="Fließtext"/>
         <w:widowControl/>
         <w:spacing w:after="140" w:before="0" w:line="276" w:lineRule="auto"/>
       </w:pPr>
       <w:r>
-        <w:rPr>
-          <w:b/>
-          <w:color w:val="1F4D78"/>
-        </w:rPr>
-        <w:t>Prüfziel</w:t>
-        <w:br/>
-      </w:r>
-      <w:r>
-        <w:t>Nachweisen, dass die öffentliche Fassung organisationsneutral ist und der Statuswechsel in einer Prüffassung wirksam ausgelöst wird.</w:t>
-      </w:r>
-    </w:p>
-    <w:p>
-      <w:pPr>
+        <w:t>Nachweisen, dass Kennzeichnung, Ablage und Freigabe dem Inhalt entsprechen und ein Wechsel zu organisations- oder systemspezifischen Informationen den erforderlichen Schutzstatus wirksam auslöst.</w:t>
+      </w:r>
+    </w:p>
+    <w:p>
+      <w:pPr>
+        <w:pStyle w:val="Kontrollfeldbezeichnung"/>
+      </w:pPr>
+      <w:r>
+        <w:t>Erwartete Nachweise</w:t>
+      </w:r>
+    </w:p>
+    <w:p>
+      <w:pPr>
+        <w:pStyle w:val="Fließtext"/>
         <w:widowControl/>
         <w:spacing w:after="140" w:before="0" w:line="276" w:lineRule="auto"/>
       </w:pPr>
       <w:r>
-        <w:rPr>
-          <w:b/>
-          <w:color w:val="1F4D78"/>
-        </w:rPr>
-        <w:t>Erwartete Nachweise</w:t>
-        <w:br/>
-      </w:r>
-      <w:r>
-        <w:t>Projektstatus; negative Statustests; Freigabeprotokoll; Ergebnis der heuristischen Inhaltsprüfung; dokumentierte Zuständigkeit für Einstufungen.</w:t>
+        <w:t>Dokumentenstatus; negative Statustests; Freigabeprotokoll; Ergebnis der heuristischen Inhaltsprüfung; dokumentierte Zuständigkeit für Einstufungen.</w:t>
       </w:r>
     </w:p>
     <w:tbl>
@@ -3900,87 +3842,94 @@
     </w:p>
     <w:p>
       <w:pPr>
+        <w:pStyle w:val="Kontrollfeldbezeichnung"/>
+        <w:spacing w:before="0" w:after="0"/>
+        <w:shd w:fill="F5F7FA"/>
+      </w:pPr>
+      <w:r>
+        <w:t>Normative Anforderung</w:t>
+      </w:r>
+    </w:p>
+    <w:p>
+      <w:pPr>
+        <w:pStyle w:val="Fließtext"/>
         <w:keepLines/>
         <w:widowControl/>
-        <w:spacing w:after="140" w:before="0" w:line="276" w:lineRule="auto"/>
+        <w:spacing w:after="160" w:before="0" w:line="276" w:lineRule="auto"/>
         <w:shd w:fill="F5F7FA"/>
       </w:pPr>
       <w:r>
-        <w:rPr>
-          <w:b/>
-          <w:color w:val="1F4D78"/>
-        </w:rPr>
-        <w:t>Normative Anforderung</w:t>
-        <w:br/>
-      </w:r>
-      <w:r>
         <w:t>KI-Systeme, Modelle, Schnittstellen, RAG-Bestände, agentische Werkzeuge, Anbieterabhängigkeiten und genehmigte Anwendungsfälle MÜSSEN in einem verantworteten Inventar geführt werden. Für jeden Eintrag MÜSSEN fachliche, technische, informationssicherheits- und datenschutzbezogene Rollen benannt sein.</w:t>
       </w:r>
     </w:p>
     <w:p>
       <w:pPr>
+        <w:pStyle w:val="Kontrollfeldbezeichnung"/>
+      </w:pPr>
+      <w:r>
+        <w:t>Begründung</w:t>
+      </w:r>
+    </w:p>
+    <w:p>
+      <w:pPr>
+        <w:pStyle w:val="Fließtext"/>
         <w:widowControl/>
         <w:spacing w:after="140" w:before="0" w:line="276" w:lineRule="auto"/>
       </w:pPr>
       <w:r>
-        <w:rPr>
-          <w:b/>
-          <w:color w:val="1F4D78"/>
-        </w:rPr>
-        <w:t>Begründung</w:t>
-        <w:br/>
-      </w:r>
-      <w:r>
         <w:t>Nicht erfasste Modelle oder Integrationen entziehen sich Risiko-, Änderungs- und Außerbetriebnahmesteuerung.</w:t>
       </w:r>
     </w:p>
     <w:p>
       <w:pPr>
+        <w:pStyle w:val="Kontrollfeldbezeichnung"/>
+      </w:pPr>
+      <w:r>
+        <w:t>Umsetzung im Geltungsbereich</w:t>
+      </w:r>
+    </w:p>
+    <w:p>
+      <w:pPr>
+        <w:pStyle w:val="Fließtext"/>
         <w:widowControl/>
         <w:spacing w:after="140" w:before="0" w:line="276" w:lineRule="auto"/>
       </w:pPr>
       <w:r>
-        <w:rPr>
-          <w:b/>
-          <w:color w:val="1F4D78"/>
-        </w:rPr>
-        <w:t>Umsetzung in der Referenzarchitektur</w:t>
-        <w:br/>
-      </w:r>
-      <w:r>
         <w:t>Das Inventar enthält Version, Herkunft, Einsatzzweck, Datenarten, Schutzbedarf, Eigentümer, Freigabestatus, Abhängigkeiten und Ablauf der nächsten Überprüfung.</w:t>
       </w:r>
     </w:p>
     <w:p>
       <w:pPr>
+        <w:pStyle w:val="Kontrollfeldbezeichnung"/>
+      </w:pPr>
+      <w:r>
+        <w:t>Prüfziel</w:t>
+      </w:r>
+    </w:p>
+    <w:p>
+      <w:pPr>
+        <w:pStyle w:val="Fließtext"/>
         <w:widowControl/>
         <w:spacing w:after="140" w:before="0" w:line="276" w:lineRule="auto"/>
       </w:pPr>
       <w:r>
-        <w:rPr>
-          <w:b/>
-          <w:color w:val="1F4D78"/>
-        </w:rPr>
-        <w:t>Prüfziel</w:t>
-        <w:br/>
-      </w:r>
-      <w:r>
         <w:t>Stichprobenartig prüfen, ob bereitgestellte Komponenten und genehmigte Nutzungen vollständig im Inventar abgebildet und Verantwortliche handlungsfähig sind.</w:t>
       </w:r>
     </w:p>
     <w:p>
       <w:pPr>
+        <w:pStyle w:val="Kontrollfeldbezeichnung"/>
+      </w:pPr>
+      <w:r>
+        <w:t>Erwartete Nachweise</w:t>
+      </w:r>
+    </w:p>
+    <w:p>
+      <w:pPr>
+        <w:pStyle w:val="Fließtext"/>
         <w:widowControl/>
         <w:spacing w:after="140" w:before="0" w:line="276" w:lineRule="auto"/>
       </w:pPr>
-      <w:r>
-        <w:rPr>
-          <w:b/>
-          <w:color w:val="1F4D78"/>
-        </w:rPr>
-        <w:t>Erwartete Nachweise</w:t>
-        <w:br/>
-      </w:r>
       <w:r>
         <w:t>KI-Inventar; Rollenmatrix; Komponentenabgleich; Reviewprotokolle; Freigabestatus.</w:t>
       </w:r>
@@ -4236,87 +4185,94 @@
     </w:p>
     <w:p>
       <w:pPr>
+        <w:pStyle w:val="Kontrollfeldbezeichnung"/>
+        <w:spacing w:before="0" w:after="0"/>
+        <w:shd w:fill="F5F7FA"/>
+      </w:pPr>
+      <w:r>
+        <w:t>Normative Anforderung</w:t>
+      </w:r>
+    </w:p>
+    <w:p>
+      <w:pPr>
+        <w:pStyle w:val="Fließtext"/>
         <w:keepLines/>
         <w:widowControl/>
-        <w:spacing w:after="140" w:before="0" w:line="276" w:lineRule="auto"/>
+        <w:spacing w:after="160" w:before="0" w:line="276" w:lineRule="auto"/>
         <w:shd w:fill="F5F7FA"/>
       </w:pPr>
       <w:r>
-        <w:rPr>
-          <w:b/>
-          <w:color w:val="1F4D78"/>
-        </w:rPr>
-        <w:t>Normative Anforderung</w:t>
-        <w:br/>
-      </w:r>
-      <w:r>
         <w:t>Für jeden Anwendungsfall MÜSSEN Zweck, zulässige Daten, freigegebene Modelle und Werkzeuge, verbotene Handlungen, menschliche Kontrollpflichten und Unterstützungswege festgelegt werden. Nutzende MÜSSEN vor Freischaltung und anschließend risikoorientiert qualifiziert werden.</w:t>
       </w:r>
     </w:p>
     <w:p>
       <w:pPr>
+        <w:pStyle w:val="Kontrollfeldbezeichnung"/>
+      </w:pPr>
+      <w:r>
+        <w:t>Begründung</w:t>
+      </w:r>
+    </w:p>
+    <w:p>
+      <w:pPr>
+        <w:pStyle w:val="Fließtext"/>
         <w:widowControl/>
         <w:spacing w:after="140" w:before="0" w:line="276" w:lineRule="auto"/>
       </w:pPr>
       <w:r>
-        <w:rPr>
-          <w:b/>
-          <w:color w:val="1F4D78"/>
-        </w:rPr>
-        <w:t>Begründung</w:t>
-        <w:br/>
-      </w:r>
-      <w:r>
         <w:t>Generative KI kann überzeugend fehlerhafte Ausgaben liefern und Sicherheitsgrenzen über Eingaben oder Werkzeuge umgehen. Wirksame Regeln benötigen anwendungsbezogene Kompetenz.</w:t>
       </w:r>
     </w:p>
     <w:p>
       <w:pPr>
+        <w:pStyle w:val="Kontrollfeldbezeichnung"/>
+      </w:pPr>
+      <w:r>
+        <w:t>Umsetzung im Geltungsbereich</w:t>
+      </w:r>
+    </w:p>
+    <w:p>
+      <w:pPr>
+        <w:pStyle w:val="Fließtext"/>
         <w:widowControl/>
         <w:spacing w:after="140" w:before="0" w:line="276" w:lineRule="auto"/>
       </w:pPr>
       <w:r>
-        <w:rPr>
-          <w:b/>
-          <w:color w:val="1F4D78"/>
-        </w:rPr>
-        <w:t>Umsetzung in der Referenzarchitektur</w:t>
-        <w:br/>
-      </w:r>
-      <w:r>
         <w:t>Nutzungsbedingungen werden am Zugang sichtbar bereitgestellt. Rollenbezogene Schulungen behandeln Datenklassifikation, Prompt Injection, Ergebnisprüfung, Kennzeichnung, Meldewege und Grenzen agentischer Aktionen.</w:t>
       </w:r>
     </w:p>
     <w:p>
       <w:pPr>
+        <w:pStyle w:val="Kontrollfeldbezeichnung"/>
+      </w:pPr>
+      <w:r>
+        <w:t>Prüfziel</w:t>
+      </w:r>
+    </w:p>
+    <w:p>
+      <w:pPr>
+        <w:pStyle w:val="Fließtext"/>
         <w:widowControl/>
         <w:spacing w:after="140" w:before="0" w:line="276" w:lineRule="auto"/>
       </w:pPr>
       <w:r>
-        <w:rPr>
-          <w:b/>
-          <w:color w:val="1F4D78"/>
-        </w:rPr>
-        <w:t>Prüfziel</w:t>
-        <w:br/>
-      </w:r>
-      <w:r>
         <w:t>Prüfen, ob nur genehmigte Anwendungsfälle aktiviert sind und Nutzende die maßgeblichen Grenzen nachweislich verstehen.</w:t>
       </w:r>
     </w:p>
     <w:p>
       <w:pPr>
+        <w:pStyle w:val="Kontrollfeldbezeichnung"/>
+      </w:pPr>
+      <w:r>
+        <w:t>Erwartete Nachweise</w:t>
+      </w:r>
+    </w:p>
+    <w:p>
+      <w:pPr>
+        <w:pStyle w:val="Fließtext"/>
         <w:widowControl/>
         <w:spacing w:after="140" w:before="0" w:line="276" w:lineRule="auto"/>
       </w:pPr>
-      <w:r>
-        <w:rPr>
-          <w:b/>
-          <w:color w:val="1F4D78"/>
-        </w:rPr>
-        <w:t>Erwartete Nachweise</w:t>
-        <w:br/>
-      </w:r>
       <w:r>
         <w:t>Nutzungsbedingungen; Schulungsplan; Teilnahme- und Wirksamkeitsnachweise; technische Freigabelisten; Stichproben aus Rollenvergaben.</w:t>
       </w:r>
@@ -4572,87 +4528,94 @@
     </w:p>
     <w:p>
       <w:pPr>
+        <w:pStyle w:val="Kontrollfeldbezeichnung"/>
+        <w:spacing w:before="0" w:after="0"/>
+        <w:shd w:fill="F5F7FA"/>
+      </w:pPr>
+      <w:r>
+        <w:t>Normative Anforderung</w:t>
+      </w:r>
+    </w:p>
+    <w:p>
+      <w:pPr>
+        <w:pStyle w:val="Fließtext"/>
         <w:keepLines/>
         <w:widowControl/>
-        <w:spacing w:after="140" w:before="0" w:line="276" w:lineRule="auto"/>
+        <w:spacing w:after="160" w:before="0" w:line="276" w:lineRule="auto"/>
         <w:shd w:fill="F5F7FA"/>
       </w:pPr>
       <w:r>
-        <w:rPr>
-          <w:b/>
-          <w:color w:val="1F4D78"/>
-        </w:rPr>
-        <w:t>Normative Anforderung</w:t>
-        <w:br/>
-      </w:r>
-      <w:r>
         <w:t>KI-spezifische Risiken MÜSSEN vor Erstnutzung, regelmäßig mindestens jährlich und anlassbezogen nach Modell-, Daten-, Tool-, Schnittstellen- oder Architekturänderungen bewertet werden. Ausnahmen und Restrisiken MÜSSEN befristet, verantwortet und ausdrücklich akzeptiert werden.</w:t>
       </w:r>
     </w:p>
     <w:p>
       <w:pPr>
+        <w:pStyle w:val="Kontrollfeldbezeichnung"/>
+      </w:pPr>
+      <w:r>
+        <w:t>Begründung</w:t>
+      </w:r>
+    </w:p>
+    <w:p>
+      <w:pPr>
+        <w:pStyle w:val="Fließtext"/>
         <w:widowControl/>
         <w:spacing w:after="140" w:before="0" w:line="276" w:lineRule="auto"/>
       </w:pPr>
       <w:r>
-        <w:rPr>
-          <w:b/>
-          <w:color w:val="1F4D78"/>
-        </w:rPr>
-        <w:t>Begründung</w:t>
-        <w:br/>
-      </w:r>
-      <w:r>
         <w:t>Modelle und Wissensbestände ändern Verhalten, Bedrohungsfläche und Ergebnisqualität auch ohne klassische Softwareänderung.</w:t>
       </w:r>
     </w:p>
     <w:p>
       <w:pPr>
+        <w:pStyle w:val="Kontrollfeldbezeichnung"/>
+      </w:pPr>
+      <w:r>
+        <w:t>Umsetzung im Geltungsbereich</w:t>
+      </w:r>
+    </w:p>
+    <w:p>
+      <w:pPr>
+        <w:pStyle w:val="Fließtext"/>
         <w:widowControl/>
         <w:spacing w:after="140" w:before="0" w:line="276" w:lineRule="auto"/>
       </w:pPr>
       <w:r>
-        <w:rPr>
-          <w:b/>
-          <w:color w:val="1F4D78"/>
-        </w:rPr>
-        <w:t>Umsetzung in der Referenzarchitektur</w:t>
-        <w:br/>
-      </w:r>
-      <w:r>
         <w:t>Ein Risikozyklus verbindet Inventar, Bedrohungsmodell, Tests, Freigaben, Betriebsbeobachtung, Vorfälle und Außerbetriebnahme. Ereignisauslöser werden technisch oder organisatorisch überwacht.</w:t>
       </w:r>
     </w:p>
     <w:p>
       <w:pPr>
+        <w:pStyle w:val="Kontrollfeldbezeichnung"/>
+      </w:pPr>
+      <w:r>
+        <w:t>Prüfziel</w:t>
+      </w:r>
+    </w:p>
+    <w:p>
+      <w:pPr>
+        <w:pStyle w:val="Fließtext"/>
         <w:widowControl/>
         <w:spacing w:after="140" w:before="0" w:line="276" w:lineRule="auto"/>
       </w:pPr>
       <w:r>
-        <w:rPr>
-          <w:b/>
-          <w:color w:val="1F4D78"/>
-        </w:rPr>
-        <w:t>Prüfziel</w:t>
-        <w:br/>
-      </w:r>
-      <w:r>
         <w:t>Prüfen, ob aktuelle Risikobewertungen alle wesentlichen Änderungen und Ausnahmen abdecken und Akzeptanzen befugt sowie befristet sind.</w:t>
       </w:r>
     </w:p>
     <w:p>
       <w:pPr>
+        <w:pStyle w:val="Kontrollfeldbezeichnung"/>
+      </w:pPr>
+      <w:r>
+        <w:t>Erwartete Nachweise</w:t>
+      </w:r>
+    </w:p>
+    <w:p>
+      <w:pPr>
+        <w:pStyle w:val="Fließtext"/>
         <w:widowControl/>
         <w:spacing w:after="140" w:before="0" w:line="276" w:lineRule="auto"/>
       </w:pPr>
-      <w:r>
-        <w:rPr>
-          <w:b/>
-          <w:color w:val="1F4D78"/>
-        </w:rPr>
-        <w:t>Erwartete Nachweise</w:t>
-        <w:br/>
-      </w:r>
       <w:r>
         <w:t>Risikoregister; Änderungsereignisse; Reviewkalender; Ausnahmegenehmigungen; Restrisikoakzeptanzen; Maßnahmenverfolgung.</w:t>
       </w:r>
@@ -4917,87 +4880,94 @@
     </w:p>
     <w:p>
       <w:pPr>
+        <w:pStyle w:val="Kontrollfeldbezeichnung"/>
+        <w:spacing w:before="0" w:after="0"/>
+        <w:shd w:fill="F5F7FA"/>
+      </w:pPr>
+      <w:r>
+        <w:t>Normative Anforderung</w:t>
+      </w:r>
+    </w:p>
+    <w:p>
+      <w:pPr>
+        <w:pStyle w:val="Fließtext"/>
         <w:keepLines/>
         <w:widowControl/>
-        <w:spacing w:after="140" w:before="0" w:line="276" w:lineRule="auto"/>
+        <w:spacing w:after="160" w:before="0" w:line="276" w:lineRule="auto"/>
         <w:shd w:fill="F5F7FA"/>
       </w:pPr>
       <w:r>
-        <w:rPr>
-          <w:b/>
-          <w:color w:val="1F4D78"/>
-        </w:rPr>
-        <w:t>Normative Anforderung</w:t>
-        <w:br/>
-      </w:r>
-      <w:r>
         <w:t>Vor Freigabe eines Anwendungsfalls MÜSSEN anwendbare Rechtsgrundlagen, Rollen, Zweckbindung, Datenminimierung, Transparenz, Betroffenenrechte, Löschung, erforderliche Datenschutz-Folgenabschätzung und Beteiligungsrechte dokumentiert und durch zuständige Stellen geprüft werden.</w:t>
       </w:r>
     </w:p>
     <w:p>
       <w:pPr>
+        <w:pStyle w:val="Kontrollfeldbezeichnung"/>
+      </w:pPr>
+      <w:r>
+        <w:t>Begründung</w:t>
+      </w:r>
+    </w:p>
+    <w:p>
+      <w:pPr>
+        <w:pStyle w:val="Fließtext"/>
         <w:widowControl/>
         <w:spacing w:after="140" w:before="0" w:line="276" w:lineRule="auto"/>
       </w:pPr>
       <w:r>
-        <w:rPr>
-          <w:b/>
-          <w:color w:val="1F4D78"/>
-        </w:rPr>
-        <w:t>Begründung</w:t>
-        <w:br/>
-      </w:r>
-      <w:r>
         <w:t>Die rechtliche Bewertung hängt von Zweck, Daten, Rolle und Wirkung des konkreten Einsatzes ab und kann nicht aus der lokalen Betriebsform allein abgeleitet werden.</w:t>
       </w:r>
     </w:p>
     <w:p>
       <w:pPr>
+        <w:pStyle w:val="Kontrollfeldbezeichnung"/>
+      </w:pPr>
+      <w:r>
+        <w:t>Umsetzung im Geltungsbereich</w:t>
+      </w:r>
+    </w:p>
+    <w:p>
+      <w:pPr>
+        <w:pStyle w:val="Fließtext"/>
         <w:widowControl/>
         <w:spacing w:after="140" w:before="0" w:line="276" w:lineRule="auto"/>
       </w:pPr>
       <w:r>
-        <w:rPr>
-          <w:b/>
-          <w:color w:val="1F4D78"/>
-        </w:rPr>
-        <w:t>Umsetzung in der Referenzarchitektur</w:t>
-        <w:br/>
-      </w:r>
-      <w:r>
         <w:t>Eine Anwendbarkeitsmatrix führt KI-Verordnung, Datenschutzrecht, Informationssicherheitsrecht, Mitbestimmung und fachgesetzliche Anforderungen zusammen. Ergebnisse werden als Freigabebedingungen technisch umgesetzt.</w:t>
       </w:r>
     </w:p>
     <w:p>
       <w:pPr>
+        <w:pStyle w:val="Kontrollfeldbezeichnung"/>
+      </w:pPr>
+      <w:r>
+        <w:t>Prüfziel</w:t>
+      </w:r>
+    </w:p>
+    <w:p>
+      <w:pPr>
+        <w:pStyle w:val="Fließtext"/>
         <w:widowControl/>
         <w:spacing w:after="140" w:before="0" w:line="276" w:lineRule="auto"/>
       </w:pPr>
       <w:r>
-        <w:rPr>
-          <w:b/>
-          <w:color w:val="1F4D78"/>
-        </w:rPr>
-        <w:t>Prüfziel</w:t>
-        <w:br/>
-      </w:r>
-      <w:r>
         <w:t>Feststellen, ob jeder freigegebene Anwendungsfall eine aktuelle, nachvollziehbare und von zuständigen Rollen bestätigte Prüfung besitzt.</w:t>
       </w:r>
     </w:p>
     <w:p>
       <w:pPr>
+        <w:pStyle w:val="Kontrollfeldbezeichnung"/>
+      </w:pPr>
+      <w:r>
+        <w:t>Erwartete Nachweise</w:t>
+      </w:r>
+    </w:p>
+    <w:p>
+      <w:pPr>
+        <w:pStyle w:val="Fließtext"/>
         <w:widowControl/>
         <w:spacing w:after="140" w:before="0" w:line="276" w:lineRule="auto"/>
       </w:pPr>
-      <w:r>
-        <w:rPr>
-          <w:b/>
-          <w:color w:val="1F4D78"/>
-        </w:rPr>
-        <w:t>Erwartete Nachweise</w:t>
-        <w:br/>
-      </w:r>
       <w:r>
         <w:t>Rechts- und Datenschutzmatrix; Verzeichnis von Verarbeitungstätigkeiten; Datenschutz-Folgenabschätzung oder dokumentierte Nicht-Erforderlichkeit; Beteiligungs- und Freigabenachweise.</w:t>
       </w:r>
@@ -5253,87 +5223,94 @@
     </w:p>
     <w:p>
       <w:pPr>
+        <w:pStyle w:val="Kontrollfeldbezeichnung"/>
+        <w:spacing w:before="0" w:after="0"/>
+        <w:shd w:fill="F5F7FA"/>
+      </w:pPr>
+      <w:r>
+        <w:t>Normative Anforderung</w:t>
+      </w:r>
+    </w:p>
+    <w:p>
+      <w:pPr>
+        <w:pStyle w:val="Fließtext"/>
         <w:keepLines/>
         <w:widowControl/>
-        <w:spacing w:after="140" w:before="0" w:line="276" w:lineRule="auto"/>
+        <w:spacing w:after="160" w:before="0" w:line="276" w:lineRule="auto"/>
         <w:shd w:fill="F5F7FA"/>
       </w:pPr>
       <w:r>
-        <w:rPr>
-          <w:b/>
-          <w:color w:val="1F4D78"/>
-        </w:rPr>
-        <w:t>Normative Anforderung</w:t>
-        <w:br/>
-      </w:r>
-      <w:r>
-        <w:t>Daten, Prompts, Ausgaben, Embeddings, Indizes, Protokolle und Modelle MÜSSEN einem Schutzbedarf zugeordnet werden. Für Verschlusssachen oder andere besonders geschützte Inhalte MUSS vor jeder Verarbeitung eine ausdrückliche organisationsspezifische Zulässigkeits- und Systemfreigabe vorliegen; die öffentliche Referenz erteilt keine solche Freigabe.</w:t>
-      </w:r>
-    </w:p>
-    <w:p>
-      <w:pPr>
+        <w:t>Daten, Prompts, Ausgaben, Embeddings, Indizes, Protokolle und Modelle MÜSSEN einem Schutzbedarf zugeordnet werden. Für Verschlusssachen oder andere besonders geschützte Inhalte MUSS vor jeder Verarbeitung eine ausdrückliche Zulässigkeits- und Systemfreigabe vorliegen; ohne diese Freigabe ist die Verarbeitung unzulässig.</w:t>
+      </w:r>
+    </w:p>
+    <w:p>
+      <w:pPr>
+        <w:pStyle w:val="Kontrollfeldbezeichnung"/>
+      </w:pPr>
+      <w:r>
+        <w:t>Begründung</w:t>
+      </w:r>
+    </w:p>
+    <w:p>
+      <w:pPr>
+        <w:pStyle w:val="Fließtext"/>
         <w:widowControl/>
         <w:spacing w:after="140" w:before="0" w:line="276" w:lineRule="auto"/>
       </w:pPr>
       <w:r>
-        <w:rPr>
-          <w:b/>
-          <w:color w:val="1F4D78"/>
-        </w:rPr>
-        <w:t>Begründung</w:t>
-        <w:br/>
-      </w:r>
-      <w:r>
         <w:t>Abgeleitete Repräsentationen können schutzbedürftige Inhalte bewahren oder rekonstruierbar machen. Ein generischer KI-Zugang darf keine Geheimschutzentscheidung treffen.</w:t>
       </w:r>
     </w:p>
     <w:p>
       <w:pPr>
+        <w:pStyle w:val="Kontrollfeldbezeichnung"/>
+      </w:pPr>
+      <w:r>
+        <w:t>Umsetzung im Geltungsbereich</w:t>
+      </w:r>
+    </w:p>
+    <w:p>
+      <w:pPr>
+        <w:pStyle w:val="Fließtext"/>
         <w:widowControl/>
         <w:spacing w:after="140" w:before="0" w:line="276" w:lineRule="auto"/>
       </w:pPr>
       <w:r>
-        <w:rPr>
-          <w:b/>
-          <w:color w:val="1F4D78"/>
-        </w:rPr>
-        <w:t>Umsetzung in der Referenzarchitektur</w:t>
-        <w:br/>
-      </w:r>
-      <w:r>
         <w:t>Schutzbedarf und zulässige Verarbeitung werden als technische Richtlinien am Gateway, im RAG-Index, in Uploadregeln und in Toolberechtigungen durchgesetzt. Nicht eindeutig zulässige Inhalte werden abgewiesen.</w:t>
       </w:r>
     </w:p>
     <w:p>
       <w:pPr>
+        <w:pStyle w:val="Kontrollfeldbezeichnung"/>
+      </w:pPr>
+      <w:r>
+        <w:t>Prüfziel</w:t>
+      </w:r>
+    </w:p>
+    <w:p>
+      <w:pPr>
+        <w:pStyle w:val="Fließtext"/>
         <w:widowControl/>
         <w:spacing w:after="140" w:before="0" w:line="276" w:lineRule="auto"/>
       </w:pPr>
       <w:r>
-        <w:rPr>
-          <w:b/>
-          <w:color w:val="1F4D78"/>
-        </w:rPr>
-        <w:t>Prüfziel</w:t>
-        <w:br/>
-      </w:r>
-      <w:r>
         <w:t>Prüfen, ob alle Datenformen erfasst sind und besonders geschützte Inhalte ohne dokumentierte Freigabe zuverlässig blockiert werden.</w:t>
       </w:r>
     </w:p>
     <w:p>
       <w:pPr>
+        <w:pStyle w:val="Kontrollfeldbezeichnung"/>
+      </w:pPr>
+      <w:r>
+        <w:t>Erwartete Nachweise</w:t>
+      </w:r>
+    </w:p>
+    <w:p>
+      <w:pPr>
+        <w:pStyle w:val="Fließtext"/>
         <w:widowControl/>
         <w:spacing w:after="140" w:before="0" w:line="276" w:lineRule="auto"/>
       </w:pPr>
-      <w:r>
-        <w:rPr>
-          <w:b/>
-          <w:color w:val="1F4D78"/>
-        </w:rPr>
-        <w:t>Erwartete Nachweise</w:t>
-        <w:br/>
-      </w:r>
       <w:r>
         <w:t>Schutzbedarfsfeststellung; Datenfluss- und Klassifikationsmatrix; Freigaben; technische Richtlinien; negative Verarbeitungstests.</w:t>
       </w:r>
@@ -5584,7 +5561,7 @@
         <w:keepNext/>
       </w:pPr>
       <w:r>
-        <w:t>9.4 Lokale Referenzarchitektur und Vertrauensgrenzen</w:t>
+        <w:t>9.4 Lokale Systemarchitektur und Vertrauensgrenzen</w:t>
       </w:r>
     </w:p>
     <w:p>
@@ -5598,87 +5575,94 @@
     </w:p>
     <w:p>
       <w:pPr>
+        <w:pStyle w:val="Kontrollfeldbezeichnung"/>
+        <w:spacing w:before="0" w:after="0"/>
+        <w:shd w:fill="F5F7FA"/>
+      </w:pPr>
+      <w:r>
+        <w:t>Normative Anforderung</w:t>
+      </w:r>
+    </w:p>
+    <w:p>
+      <w:pPr>
+        <w:pStyle w:val="Fließtext"/>
         <w:keepLines/>
         <w:widowControl/>
-        <w:spacing w:after="140" w:before="0" w:line="276" w:lineRule="auto"/>
+        <w:spacing w:after="160" w:before="0" w:line="276" w:lineRule="auto"/>
         <w:shd w:fill="F5F7FA"/>
       </w:pPr>
       <w:r>
-        <w:rPr>
-          <w:b/>
-          <w:color w:val="1F4D78"/>
-        </w:rPr>
-        <w:t>Normative Anforderung</w:t>
-        <w:br/>
-      </w:r>
-      <w:r>
         <w:t>Clientzone, kontrollierter KI-Zugang, KI-Serverzone, Importweg sowie Betriebs- und Nachweisbereich MÜSSEN als Vertrauenszonen beschrieben und technisch getrennt werden. Aus dem Clientnetz DARF nur der kontrollierte HTTPS-Zugang erreichbar sein.</w:t>
       </w:r>
     </w:p>
     <w:p>
       <w:pPr>
+        <w:pStyle w:val="Kontrollfeldbezeichnung"/>
+      </w:pPr>
+      <w:r>
+        <w:t>Begründung</w:t>
+      </w:r>
+    </w:p>
+    <w:p>
+      <w:pPr>
+        <w:pStyle w:val="Fließtext"/>
         <w:widowControl/>
         <w:spacing w:after="140" w:before="0" w:line="276" w:lineRule="auto"/>
       </w:pPr>
       <w:r>
-        <w:rPr>
-          <w:b/>
-          <w:color w:val="1F4D78"/>
-        </w:rPr>
-        <w:t>Begründung</w:t>
-        <w:br/>
-      </w:r>
-      <w:r>
         <w:t>Direkte Rohschnittstellen umgehen zentrale Identitäts-, Richtlinien-, Protokollierungs- und Begrenzungsentscheidungen.</w:t>
       </w:r>
     </w:p>
     <w:p>
       <w:pPr>
+        <w:pStyle w:val="Kontrollfeldbezeichnung"/>
+      </w:pPr>
+      <w:r>
+        <w:t>Umsetzung im Geltungsbereich</w:t>
+      </w:r>
+    </w:p>
+    <w:p>
+      <w:pPr>
+        <w:pStyle w:val="Fließtext"/>
         <w:widowControl/>
         <w:spacing w:after="140" w:before="0" w:line="276" w:lineRule="auto"/>
       </w:pPr>
       <w:r>
-        <w:rPr>
-          <w:b/>
-          <w:color w:val="1F4D78"/>
-        </w:rPr>
-        <w:t>Umsetzung in der Referenzarchitektur</w:t>
-        <w:br/>
-      </w:r>
-      <w:r>
         <w:t>Firewall-, Routing-, Proxy- und Dienstkonfigurationen veröffentlichen nur den Gateway-Endpunkt. Interne Inferenz-, Verwaltungs-, Metrik-, Debug-, Cluster- und Cache-Ports werden nicht in das normale Netz gebunden.</w:t>
       </w:r>
     </w:p>
     <w:p>
       <w:pPr>
+        <w:pStyle w:val="Kontrollfeldbezeichnung"/>
+      </w:pPr>
+      <w:r>
+        <w:t>Prüfziel</w:t>
+      </w:r>
+    </w:p>
+    <w:p>
+      <w:pPr>
+        <w:pStyle w:val="Fließtext"/>
         <w:widowControl/>
         <w:spacing w:after="140" w:before="0" w:line="276" w:lineRule="auto"/>
       </w:pPr>
       <w:r>
-        <w:rPr>
-          <w:b/>
-          <w:color w:val="1F4D78"/>
-        </w:rPr>
-        <w:t>Prüfziel</w:t>
-        <w:br/>
-      </w:r>
-      <w:r>
         <w:t>Durch Netz- und Porttests nachweisen, dass erlaubte Flüsse funktionieren und sämtliche internen Schnittstellen aus Client- und Fernzugriffsnetzen unerreichbar sind.</w:t>
       </w:r>
     </w:p>
     <w:p>
       <w:pPr>
+        <w:pStyle w:val="Kontrollfeldbezeichnung"/>
+      </w:pPr>
+      <w:r>
+        <w:t>Erwartete Nachweise</w:t>
+      </w:r>
+    </w:p>
+    <w:p>
+      <w:pPr>
+        <w:pStyle w:val="Fließtext"/>
         <w:widowControl/>
         <w:spacing w:after="140" w:before="0" w:line="276" w:lineRule="auto"/>
       </w:pPr>
-      <w:r>
-        <w:rPr>
-          <w:b/>
-          <w:color w:val="1F4D78"/>
-        </w:rPr>
-        <w:t>Erwartete Nachweise</w:t>
-        <w:br/>
-      </w:r>
       <w:r>
         <w:t>Aktuelles Zonen- und Datenflussmodell; Firewall- und Proxyregeln; Portinventar; positive und negative Netztests; Konfigurationsauszüge.</w:t>
       </w:r>
@@ -5934,87 +5918,94 @@
     </w:p>
     <w:p>
       <w:pPr>
+        <w:pStyle w:val="Kontrollfeldbezeichnung"/>
+        <w:spacing w:before="0" w:after="0"/>
+        <w:shd w:fill="F5F7FA"/>
+      </w:pPr>
+      <w:r>
+        <w:t>Normative Anforderung</w:t>
+      </w:r>
+    </w:p>
+    <w:p>
+      <w:pPr>
+        <w:pStyle w:val="Fließtext"/>
         <w:keepLines/>
         <w:widowControl/>
-        <w:spacing w:after="140" w:before="0" w:line="276" w:lineRule="auto"/>
+        <w:spacing w:after="160" w:before="0" w:line="276" w:lineRule="auto"/>
         <w:shd w:fill="F5F7FA"/>
       </w:pPr>
       <w:r>
-        <w:rPr>
-          <w:b/>
-          <w:color w:val="1F4D78"/>
-        </w:rPr>
-        <w:t>Normative Anforderung</w:t>
-        <w:br/>
-      </w:r>
-      <w:r>
         <w:t>Inferenz, Identitäten, Git, Ablagen, Registrierungen, Modelle, RAG-Daten, Embeddings, Chatverläufe, Protokolle, Telemetrie und Sicherungen MÜSSEN lokal betrieben werden. KI-Komponenten DÜRFEN im Standardbetrieb keinen Internet-Egress besitzen.</w:t>
       </w:r>
     </w:p>
     <w:p>
       <w:pPr>
+        <w:pStyle w:val="Kontrollfeldbezeichnung"/>
+      </w:pPr>
+      <w:r>
+        <w:t>Begründung</w:t>
+      </w:r>
+    </w:p>
+    <w:p>
+      <w:pPr>
+        <w:pStyle w:val="Fließtext"/>
         <w:widowControl/>
         <w:spacing w:after="140" w:before="0" w:line="276" w:lineRule="auto"/>
       </w:pPr>
       <w:r>
-        <w:rPr>
-          <w:b/>
-          <w:color w:val="1F4D78"/>
-        </w:rPr>
-        <w:t>Begründung</w:t>
-        <w:br/>
-      </w:r>
-      <w:r>
         <w:t>Unkontrollierter Egress ermöglicht Datenabfluss, Telemetrie, Lieferkettenzugriffe und unbeabsichtigte Cloud-Fallbacks außerhalb der festgelegten Systemgrenze.</w:t>
       </w:r>
     </w:p>
     <w:p>
       <w:pPr>
+        <w:pStyle w:val="Kontrollfeldbezeichnung"/>
+      </w:pPr>
+      <w:r>
+        <w:t>Umsetzung im Geltungsbereich</w:t>
+      </w:r>
+    </w:p>
+    <w:p>
+      <w:pPr>
+        <w:pStyle w:val="Fließtext"/>
         <w:widowControl/>
         <w:spacing w:after="140" w:before="0" w:line="276" w:lineRule="auto"/>
       </w:pPr>
       <w:r>
-        <w:rPr>
-          <w:b/>
-          <w:color w:val="1F4D78"/>
-        </w:rPr>
-        <w:t>Umsetzung in der Referenzarchitektur</w:t>
-        <w:br/>
-      </w:r>
-      <w:r>
         <w:t>Egress wird technisch standardmäßig verweigert. Aktualisierungen und Artefakte passieren einen getrennten Import-, Malware-, Signatur-, Hash- und Freigabeprozess mit lokalen Spiegeln.</w:t>
       </w:r>
     </w:p>
     <w:p>
       <w:pPr>
+        <w:pStyle w:val="Kontrollfeldbezeichnung"/>
+      </w:pPr>
+      <w:r>
+        <w:t>Prüfziel</w:t>
+      </w:r>
+    </w:p>
+    <w:p>
+      <w:pPr>
+        <w:pStyle w:val="Fließtext"/>
         <w:widowControl/>
         <w:spacing w:after="140" w:before="0" w:line="276" w:lineRule="auto"/>
       </w:pPr>
       <w:r>
-        <w:rPr>
-          <w:b/>
-          <w:color w:val="1F4D78"/>
-        </w:rPr>
-        <w:t>Prüfziel</w:t>
-        <w:br/>
-      </w:r>
-      <w:r>
         <w:t>Prüfen, ob alle genannten Datenklassen lokale Speicherorte besitzen und unerlaubte externe Verbindungen technisch sowie durch Beobachtung ausgeschlossen sind.</w:t>
       </w:r>
     </w:p>
     <w:p>
       <w:pPr>
+        <w:pStyle w:val="Kontrollfeldbezeichnung"/>
+      </w:pPr>
+      <w:r>
+        <w:t>Erwartete Nachweise</w:t>
+      </w:r>
+    </w:p>
+    <w:p>
+      <w:pPr>
+        <w:pStyle w:val="Fließtext"/>
         <w:widowControl/>
         <w:spacing w:after="140" w:before="0" w:line="276" w:lineRule="auto"/>
       </w:pPr>
-      <w:r>
-        <w:rPr>
-          <w:b/>
-          <w:color w:val="1F4D78"/>
-        </w:rPr>
-        <w:t>Erwartete Nachweise</w:t>
-        <w:br/>
-      </w:r>
       <w:r>
         <w:t>Datenhaltungsregister; Egress-Regeln; DNS-/Proxyprotokolle; Telemetrieeinstellungen; Importnachweise; negative Verbindungstests.</w:t>
       </w:r>
@@ -6279,87 +6270,94 @@
     </w:p>
     <w:p>
       <w:pPr>
+        <w:pStyle w:val="Kontrollfeldbezeichnung"/>
+        <w:spacing w:before="0" w:after="0"/>
+        <w:shd w:fill="F5F7FA"/>
+      </w:pPr>
+      <w:r>
+        <w:t>Normative Anforderung</w:t>
+      </w:r>
+    </w:p>
+    <w:p>
+      <w:pPr>
+        <w:pStyle w:val="Fließtext"/>
         <w:keepLines/>
         <w:widowControl/>
-        <w:spacing w:after="140" w:before="0" w:line="276" w:lineRule="auto"/>
+        <w:spacing w:after="160" w:before="0" w:line="276" w:lineRule="auto"/>
         <w:shd w:fill="F5F7FA"/>
       </w:pPr>
       <w:r>
-        <w:rPr>
-          <w:b/>
-          <w:color w:val="1F4D78"/>
-        </w:rPr>
-        <w:t>Normative Anforderung</w:t>
-        <w:br/>
-      </w:r>
-      <w:r>
         <w:t>Container- und Pod-Kommunikation MUSS standardmäßig verweigert und für dokumentierte Dienstbeziehungen ausdrücklich erlaubt werden. Ein gemeinsames internes Netz DARF nicht als alleinige Sicherheitsgrenze bewertet werden.</w:t>
       </w:r>
     </w:p>
     <w:p>
       <w:pPr>
+        <w:pStyle w:val="Kontrollfeldbezeichnung"/>
+      </w:pPr>
+      <w:r>
+        <w:t>Begründung</w:t>
+      </w:r>
+    </w:p>
+    <w:p>
+      <w:pPr>
+        <w:pStyle w:val="Fließtext"/>
         <w:widowControl/>
         <w:spacing w:after="140" w:before="0" w:line="276" w:lineRule="auto"/>
       </w:pPr>
       <w:r>
-        <w:rPr>
-          <w:b/>
-          <w:color w:val="1F4D78"/>
-        </w:rPr>
-        <w:t>Begründung</w:t>
-        <w:br/>
-      </w:r>
-      <w:r>
         <w:t>Kompromittierte Parser, UIs oder Agentendienste könnten sich sonst lateral zu Inferenzdiensten, Datenbanken, Verwaltungs- oder Nachweisschnittstellen bewegen.</w:t>
       </w:r>
     </w:p>
     <w:p>
       <w:pPr>
+        <w:pStyle w:val="Kontrollfeldbezeichnung"/>
+      </w:pPr>
+      <w:r>
+        <w:t>Umsetzung im Geltungsbereich</w:t>
+      </w:r>
+    </w:p>
+    <w:p>
+      <w:pPr>
+        <w:pStyle w:val="Fließtext"/>
         <w:widowControl/>
         <w:spacing w:after="140" w:before="0" w:line="276" w:lineRule="auto"/>
       </w:pPr>
       <w:r>
-        <w:rPr>
-          <w:b/>
-          <w:color w:val="1F4D78"/>
-        </w:rPr>
-        <w:t>Umsetzung in der Referenzarchitektur</w:t>
-        <w:br/>
-      </w:r>
-      <w:r>
         <w:t>Kubernetes NetworkPolicies oder funktional gleichwertige Docker-/Podman-Regeln begrenzen Ingress und Egress je Dienstidentität. Plattformgrenzen werden durch Host-Firewalls ergänzt.</w:t>
       </w:r>
     </w:p>
     <w:p>
       <w:pPr>
+        <w:pStyle w:val="Kontrollfeldbezeichnung"/>
+      </w:pPr>
+      <w:r>
+        <w:t>Prüfziel</w:t>
+      </w:r>
+    </w:p>
+    <w:p>
+      <w:pPr>
+        <w:pStyle w:val="Fließtext"/>
         <w:widowControl/>
         <w:spacing w:after="140" w:before="0" w:line="276" w:lineRule="auto"/>
       </w:pPr>
       <w:r>
-        <w:rPr>
-          <w:b/>
-          <w:color w:val="1F4D78"/>
-        </w:rPr>
-        <w:t>Prüfziel</w:t>
-        <w:br/>
-      </w:r>
-      <w:r>
         <w:t>Durch Soll-Ist-Abgleich und negative Verbindungstests nachweisen, dass ausschließlich modellierte Dienstbeziehungen möglich sind.</w:t>
       </w:r>
     </w:p>
     <w:p>
       <w:pPr>
+        <w:pStyle w:val="Kontrollfeldbezeichnung"/>
+      </w:pPr>
+      <w:r>
+        <w:t>Erwartete Nachweise</w:t>
+      </w:r>
+    </w:p>
+    <w:p>
+      <w:pPr>
+        <w:pStyle w:val="Fließtext"/>
         <w:widowControl/>
         <w:spacing w:after="140" w:before="0" w:line="276" w:lineRule="auto"/>
       </w:pPr>
-      <w:r>
-        <w:rPr>
-          <w:b/>
-          <w:color w:val="1F4D78"/>
-        </w:rPr>
-        <w:t>Erwartete Nachweise</w:t>
-        <w:br/>
-      </w:r>
       <w:r>
         <w:t>Kommunikationsmatrix; NetworkPolicies beziehungsweise gleichwertige Regeln; Host-Firewallregeln; automatisierte Netztests; Abweichungsliste.</w:t>
       </w:r>
@@ -6615,87 +6613,94 @@
     </w:p>
     <w:p>
       <w:pPr>
+        <w:pStyle w:val="Kontrollfeldbezeichnung"/>
+        <w:spacing w:before="0" w:after="0"/>
+        <w:shd w:fill="F5F7FA"/>
+      </w:pPr>
+      <w:r>
+        <w:t>Normative Anforderung</w:t>
+      </w:r>
+    </w:p>
+    <w:p>
+      <w:pPr>
+        <w:pStyle w:val="Fließtext"/>
         <w:keepLines/>
         <w:widowControl/>
-        <w:spacing w:after="140" w:before="0" w:line="276" w:lineRule="auto"/>
+        <w:spacing w:after="160" w:before="0" w:line="276" w:lineRule="auto"/>
         <w:shd w:fill="F5F7FA"/>
       </w:pPr>
       <w:r>
-        <w:rPr>
-          <w:b/>
-          <w:color w:val="1F4D78"/>
-        </w:rPr>
-        <w:t>Normative Anforderung</w:t>
-        <w:br/>
-      </w:r>
-      <w:r>
         <w:t>KI-Workloads MÜSSEN ohne unnötige Privilegien, ohne privilegierten Modus, mit minimalen Linux-Fähigkeiten und nach Möglichkeit rootless betrieben werden. Schreibgeschützte Dateisystemanteile und getrennte, eng begrenzte persistente Volumes MÜSSEN eingesetzt werden, soweit die Funktion dies zulässt.</w:t>
       </w:r>
     </w:p>
     <w:p>
       <w:pPr>
+        <w:pStyle w:val="Kontrollfeldbezeichnung"/>
+      </w:pPr>
+      <w:r>
+        <w:t>Begründung</w:t>
+      </w:r>
+    </w:p>
+    <w:p>
+      <w:pPr>
+        <w:pStyle w:val="Fließtext"/>
         <w:widowControl/>
         <w:spacing w:after="140" w:before="0" w:line="276" w:lineRule="auto"/>
       </w:pPr>
       <w:r>
-        <w:rPr>
-          <w:b/>
-          <w:color w:val="1F4D78"/>
-        </w:rPr>
-        <w:t>Begründung</w:t>
-        <w:br/>
-      </w:r>
-      <w:r>
         <w:t>Parser und KI-nahe Dienste verarbeiten potenziell feindliche Inhalte. Übermäßige Rechte erhöhen die Auswirkung einer Kompromittierung auf Host, Modelle und Daten.</w:t>
       </w:r>
     </w:p>
     <w:p>
       <w:pPr>
+        <w:pStyle w:val="Kontrollfeldbezeichnung"/>
+      </w:pPr>
+      <w:r>
+        <w:t>Umsetzung im Geltungsbereich</w:t>
+      </w:r>
+    </w:p>
+    <w:p>
+      <w:pPr>
+        <w:pStyle w:val="Fließtext"/>
         <w:widowControl/>
         <w:spacing w:after="140" w:before="0" w:line="276" w:lineRule="auto"/>
       </w:pPr>
       <w:r>
-        <w:rPr>
-          <w:b/>
-          <w:color w:val="1F4D78"/>
-        </w:rPr>
-        <w:t>Umsetzung in der Referenzarchitektur</w:t>
-        <w:br/>
-      </w:r>
-      <w:r>
         <w:t>Sicherheitskontexte, Nutzerkennungen, Capability-Drops, Seccomp- beziehungsweise gleichwertige Profile, Mounts und Volumes werden als freigegebene Baseline geprüft und gegen Drift überwacht.</w:t>
       </w:r>
     </w:p>
     <w:p>
       <w:pPr>
+        <w:pStyle w:val="Kontrollfeldbezeichnung"/>
+      </w:pPr>
+      <w:r>
+        <w:t>Prüfziel</w:t>
+      </w:r>
+    </w:p>
+    <w:p>
+      <w:pPr>
+        <w:pStyle w:val="Fließtext"/>
         <w:widowControl/>
         <w:spacing w:after="140" w:before="0" w:line="276" w:lineRule="auto"/>
       </w:pPr>
       <w:r>
-        <w:rPr>
-          <w:b/>
-          <w:color w:val="1F4D78"/>
-        </w:rPr>
-        <w:t>Prüfziel</w:t>
-        <w:br/>
-      </w:r>
-      <w:r>
         <w:t>Prüfen, ob kein produktiver Workload unbegründete Host-, Geräte-, Kernel- oder Dateisystemrechte besitzt.</w:t>
       </w:r>
     </w:p>
     <w:p>
       <w:pPr>
+        <w:pStyle w:val="Kontrollfeldbezeichnung"/>
+      </w:pPr>
+      <w:r>
+        <w:t>Erwartete Nachweise</w:t>
+      </w:r>
+    </w:p>
+    <w:p>
+      <w:pPr>
+        <w:pStyle w:val="Fließtext"/>
         <w:widowControl/>
         <w:spacing w:after="140" w:before="0" w:line="276" w:lineRule="auto"/>
       </w:pPr>
-      <w:r>
-        <w:rPr>
-          <w:b/>
-          <w:color w:val="1F4D78"/>
-        </w:rPr>
-        <w:t>Erwartete Nachweise</w:t>
-        <w:br/>
-      </w:r>
       <w:r>
         <w:t>Freigegebene Laufzeitbaseline; Deployment-Manifeste; effektive Laufzeitkonfiguration; Abweichungsgenehmigungen; Driftberichte.</w:t>
       </w:r>
@@ -6951,87 +6956,94 @@
     </w:p>
     <w:p>
       <w:pPr>
+        <w:pStyle w:val="Kontrollfeldbezeichnung"/>
+        <w:spacing w:before="0" w:after="0"/>
+        <w:shd w:fill="F5F7FA"/>
+      </w:pPr>
+      <w:r>
+        <w:t>Normative Anforderung</w:t>
+      </w:r>
+    </w:p>
+    <w:p>
+      <w:pPr>
+        <w:pStyle w:val="Fließtext"/>
         <w:keepLines/>
         <w:widowControl/>
-        <w:spacing w:after="140" w:before="0" w:line="276" w:lineRule="auto"/>
+        <w:spacing w:after="160" w:before="0" w:line="276" w:lineRule="auto"/>
         <w:shd w:fill="F5F7FA"/>
       </w:pPr>
       <w:r>
-        <w:rPr>
-          <w:b/>
-          <w:color w:val="1F4D78"/>
-        </w:rPr>
-        <w:t>Normative Anforderung</w:t>
-        <w:br/>
-      </w:r>
-      <w:r>
         <w:t>Jeder Benutzer- und Dienstzugriff auf KI-Funktionen MUSS über HTTPS, eine lokale vertrauenswürdige Identität und serverseitig erzwungene Autorisierung erfolgen. Gemeinsame statische API-Schlüssel DÜRFEN nicht als reguläre Nutzeridentität dienen; Identitäten MÜSSEN einzeln widerrufbar und protokollierbar sein.</w:t>
       </w:r>
     </w:p>
     <w:p>
       <w:pPr>
+        <w:pStyle w:val="Kontrollfeldbezeichnung"/>
+      </w:pPr>
+      <w:r>
+        <w:t>Begründung</w:t>
+      </w:r>
+    </w:p>
+    <w:p>
+      <w:pPr>
+        <w:pStyle w:val="Fließtext"/>
         <w:widowControl/>
         <w:spacing w:after="140" w:before="0" w:line="276" w:lineRule="auto"/>
       </w:pPr>
       <w:r>
-        <w:rPr>
-          <w:b/>
-          <w:color w:val="1F4D78"/>
-        </w:rPr>
-        <w:t>Begründung</w:t>
-        <w:br/>
-      </w:r>
-      <w:r>
         <w:t>Einige lokale Inferenzschnittstellen besitzen keine eigene Authentisierung oder schützen mit einem API-Schlüssel nicht sämtliche sensiblen Endpunkte.</w:t>
       </w:r>
     </w:p>
     <w:p>
       <w:pPr>
+        <w:pStyle w:val="Kontrollfeldbezeichnung"/>
+      </w:pPr>
+      <w:r>
+        <w:t>Umsetzung im Geltungsbereich</w:t>
+      </w:r>
+    </w:p>
+    <w:p>
+      <w:pPr>
+        <w:pStyle w:val="Fließtext"/>
         <w:widowControl/>
         <w:spacing w:after="140" w:before="0" w:line="276" w:lineRule="auto"/>
       </w:pPr>
       <w:r>
-        <w:rPr>
-          <w:b/>
-          <w:color w:val="1F4D78"/>
-        </w:rPr>
-        <w:t>Umsetzung in der Referenzarchitektur</w:t>
-        <w:br/>
-      </w:r>
-      <w:r>
         <w:t>Ein lokaler Reverse Proxy oder API-Gateway terminiert TLS, bindet den IdP über OIDC, SAML, LDAP oder gleichwertig an, setzt Rollen und Dienstkonten durch und blockiert direkte Backendzugriffe.</w:t>
       </w:r>
     </w:p>
     <w:p>
       <w:pPr>
+        <w:pStyle w:val="Kontrollfeldbezeichnung"/>
+      </w:pPr>
+      <w:r>
+        <w:t>Prüfziel</w:t>
+      </w:r>
+    </w:p>
+    <w:p>
+      <w:pPr>
+        <w:pStyle w:val="Fließtext"/>
         <w:widowControl/>
         <w:spacing w:after="140" w:before="0" w:line="276" w:lineRule="auto"/>
       </w:pPr>
       <w:r>
-        <w:rPr>
-          <w:b/>
-          <w:color w:val="1F4D78"/>
-        </w:rPr>
-        <w:t>Prüfziel</w:t>
-        <w:br/>
-      </w:r>
-      <w:r>
         <w:t>Mit positiven und negativen Identitäts-, Rollen-, Widerrufs- und Direktzugriffstests nachweisen, dass alle Pfade dieselben Regeln erzwingen.</w:t>
       </w:r>
     </w:p>
     <w:p>
       <w:pPr>
+        <w:pStyle w:val="Kontrollfeldbezeichnung"/>
+      </w:pPr>
+      <w:r>
+        <w:t>Erwartete Nachweise</w:t>
+      </w:r>
+    </w:p>
+    <w:p>
+      <w:pPr>
+        <w:pStyle w:val="Fließtext"/>
         <w:widowControl/>
         <w:spacing w:after="140" w:before="0" w:line="276" w:lineRule="auto"/>
       </w:pPr>
-      <w:r>
-        <w:rPr>
-          <w:b/>
-          <w:color w:val="1F4D78"/>
-        </w:rPr>
-        <w:t>Erwartete Nachweise</w:t>
-        <w:br/>
-      </w:r>
       <w:r>
         <w:t>Gateway- und IdP-Konfiguration; Zertifikatsnachweise; Rollenmatrix; Widerrufstest; Zugriffsprotokolle; direkte Backend-Blocktests.</w:t>
       </w:r>
@@ -7287,87 +7299,94 @@
     </w:p>
     <w:p>
       <w:pPr>
+        <w:pStyle w:val="Kontrollfeldbezeichnung"/>
+        <w:spacing w:before="0" w:after="0"/>
+        <w:shd w:fill="F5F7FA"/>
+      </w:pPr>
+      <w:r>
+        <w:t>Normative Anforderung</w:t>
+      </w:r>
+    </w:p>
+    <w:p>
+      <w:pPr>
+        <w:pStyle w:val="Fließtext"/>
         <w:keepLines/>
         <w:widowControl/>
-        <w:spacing w:after="140" w:before="0" w:line="276" w:lineRule="auto"/>
+        <w:spacing w:after="160" w:before="0" w:line="276" w:lineRule="auto"/>
         <w:shd w:fill="F5F7FA"/>
       </w:pPr>
       <w:r>
-        <w:rPr>
-          <w:b/>
-          <w:color w:val="1F4D78"/>
-        </w:rPr>
-        <w:t>Normative Anforderung</w:t>
-        <w:br/>
-      </w:r>
-      <w:r>
         <w:t>Der kontrollierte KI-Zugang MUSS pro Rolle und Anwendungsfall freigegebene Modelle, maximale Kontext- und Ausgabegrößen, Raten- und Parallelitätsgrenzen sowie zulässige Tool-Fähigkeiten serverseitig erzwingen. Clientseitige Einstellungen allein sind unzureichend.</w:t>
       </w:r>
     </w:p>
     <w:p>
       <w:pPr>
+        <w:pStyle w:val="Kontrollfeldbezeichnung"/>
+      </w:pPr>
+      <w:r>
+        <w:t>Begründung</w:t>
+      </w:r>
+    </w:p>
+    <w:p>
+      <w:pPr>
+        <w:pStyle w:val="Fließtext"/>
         <w:widowControl/>
         <w:spacing w:after="140" w:before="0" w:line="276" w:lineRule="auto"/>
       </w:pPr>
       <w:r>
-        <w:rPr>
-          <w:b/>
-          <w:color w:val="1F4D78"/>
-        </w:rPr>
-        <w:t>Begründung</w:t>
-        <w:br/>
-      </w:r>
-      <w:r>
         <w:t>Manipulierte oder fehlerhaft konfigurierte Clients können sonst nicht freigegebene Modelle, übermäßige Ressourcen oder privilegierte Funktionen anfordern.</w:t>
       </w:r>
     </w:p>
     <w:p>
       <w:pPr>
+        <w:pStyle w:val="Kontrollfeldbezeichnung"/>
+      </w:pPr>
+      <w:r>
+        <w:t>Umsetzung im Geltungsbereich</w:t>
+      </w:r>
+    </w:p>
+    <w:p>
+      <w:pPr>
+        <w:pStyle w:val="Fließtext"/>
         <w:widowControl/>
         <w:spacing w:after="140" w:before="0" w:line="276" w:lineRule="auto"/>
       </w:pPr>
       <w:r>
-        <w:rPr>
-          <w:b/>
-          <w:color w:val="1F4D78"/>
-        </w:rPr>
-        <w:t>Umsetzung in der Referenzarchitektur</w:t>
-        <w:br/>
-      </w:r>
-      <w:r>
         <w:t>Richtlinien werden zentral versioniert, getestet und protokolliert. Nicht bekannte Modelle, Parameter, Endpunkte und Fähigkeiten werden abgewiesen.</w:t>
       </w:r>
     </w:p>
     <w:p>
       <w:pPr>
+        <w:pStyle w:val="Kontrollfeldbezeichnung"/>
+      </w:pPr>
+      <w:r>
+        <w:t>Prüfziel</w:t>
+      </w:r>
+    </w:p>
+    <w:p>
+      <w:pPr>
+        <w:pStyle w:val="Fließtext"/>
         <w:widowControl/>
         <w:spacing w:after="140" w:before="0" w:line="276" w:lineRule="auto"/>
       </w:pPr>
       <w:r>
-        <w:rPr>
-          <w:b/>
-          <w:color w:val="1F4D78"/>
-        </w:rPr>
-        <w:t>Prüfziel</w:t>
-        <w:br/>
-      </w:r>
-      <w:r>
         <w:t>Versuchen, Grenzen über alternative Clients, manipulierte Parameter und direkte Endpunkte zu umgehen; jeder Versuch muss verhindert und nachvollziehbar protokolliert werden.</w:t>
       </w:r>
     </w:p>
     <w:p>
       <w:pPr>
+        <w:pStyle w:val="Kontrollfeldbezeichnung"/>
+      </w:pPr>
+      <w:r>
+        <w:t>Erwartete Nachweise</w:t>
+      </w:r>
+    </w:p>
+    <w:p>
+      <w:pPr>
+        <w:pStyle w:val="Fließtext"/>
         <w:widowControl/>
         <w:spacing w:after="140" w:before="0" w:line="276" w:lineRule="auto"/>
       </w:pPr>
-      <w:r>
-        <w:rPr>
-          <w:b/>
-          <w:color w:val="1F4D78"/>
-        </w:rPr>
-        <w:t>Erwartete Nachweise</w:t>
-        <w:br/>
-      </w:r>
       <w:r>
         <w:t>Gateway-Richtlinien; Modellfreigabeliste; Grenzwertkatalog; negative Umgehungstests; Ratenbegrenzungs- und Alarmnachweise.</w:t>
       </w:r>
@@ -7632,87 +7651,94 @@
     </w:p>
     <w:p>
       <w:pPr>
+        <w:pStyle w:val="Kontrollfeldbezeichnung"/>
+        <w:spacing w:before="0" w:after="0"/>
+        <w:shd w:fill="F5F7FA"/>
+      </w:pPr>
+      <w:r>
+        <w:t>Normative Anforderung</w:t>
+      </w:r>
+    </w:p>
+    <w:p>
+      <w:pPr>
+        <w:pStyle w:val="Fließtext"/>
         <w:keepLines/>
         <w:widowControl/>
-        <w:spacing w:after="140" w:before="0" w:line="276" w:lineRule="auto"/>
+        <w:spacing w:after="160" w:before="0" w:line="276" w:lineRule="auto"/>
         <w:shd w:fill="F5F7FA"/>
       </w:pPr>
       <w:r>
-        <w:rPr>
-          <w:b/>
-          <w:color w:val="1F4D78"/>
-        </w:rPr>
-        <w:t>Normative Anforderung</w:t>
-        <w:br/>
-      </w:r>
-      <w:r>
         <w:t>Jedes Modell MUSS aus einer freigegebenen Quelle über einen kontrollierten Offline-Import übernommen werden. Herkunft, Lizenz, Modellkarte, Format, Version, kryptografischer Hash, verfügbare Signatur, Scannergebnisse und Freigabeentscheidung MÜSSEN dokumentiert werden; unsichere serialisierte Formate DÜRFEN nicht ungeprüft geladen werden.</w:t>
       </w:r>
     </w:p>
     <w:p>
       <w:pPr>
+        <w:pStyle w:val="Kontrollfeldbezeichnung"/>
+      </w:pPr>
+      <w:r>
+        <w:t>Begründung</w:t>
+      </w:r>
+    </w:p>
+    <w:p>
+      <w:pPr>
+        <w:pStyle w:val="Fließtext"/>
         <w:widowControl/>
         <w:spacing w:after="140" w:before="0" w:line="276" w:lineRule="auto"/>
       </w:pPr>
       <w:r>
-        <w:rPr>
-          <w:b/>
-          <w:color w:val="1F4D78"/>
-        </w:rPr>
-        <w:t>Begründung</w:t>
-        <w:br/>
-      </w:r>
-      <w:r>
         <w:t>Modelle sind ausführbare beziehungsweise interpretierte Lieferkettenartefakte. Manipulierte Gewichte oder Formate können Fehlverhalten, Schadcode oder Datenabfluss ermöglichen.</w:t>
       </w:r>
     </w:p>
     <w:p>
       <w:pPr>
+        <w:pStyle w:val="Kontrollfeldbezeichnung"/>
+      </w:pPr>
+      <w:r>
+        <w:t>Umsetzung im Geltungsbereich</w:t>
+      </w:r>
+    </w:p>
+    <w:p>
+      <w:pPr>
+        <w:pStyle w:val="Fließtext"/>
         <w:widowControl/>
         <w:spacing w:after="140" w:before="0" w:line="276" w:lineRule="auto"/>
       </w:pPr>
       <w:r>
-        <w:rPr>
-          <w:b/>
-          <w:color w:val="1F4D78"/>
-        </w:rPr>
-        <w:t>Umsetzung in der Referenzarchitektur</w:t>
-        <w:br/>
-      </w:r>
-      <w:r>
         <w:t>Ein Vier-Augen-Importprozess lädt außerhalb der KI-Zone, prüft Hashes, Signaturen, Dateiformat, Malware und Herkunft und veröffentlicht nur freigegebene, unveränderbare Artefakte in einer lokalen Modellregistrierung.</w:t>
       </w:r>
     </w:p>
     <w:p>
       <w:pPr>
+        <w:pStyle w:val="Kontrollfeldbezeichnung"/>
+      </w:pPr>
+      <w:r>
+        <w:t>Prüfziel</w:t>
+      </w:r>
+    </w:p>
+    <w:p>
+      <w:pPr>
+        <w:pStyle w:val="Fließtext"/>
         <w:widowControl/>
         <w:spacing w:after="140" w:before="0" w:line="276" w:lineRule="auto"/>
       </w:pPr>
       <w:r>
-        <w:rPr>
-          <w:b/>
-          <w:color w:val="1F4D78"/>
-        </w:rPr>
-        <w:t>Prüfziel</w:t>
-        <w:br/>
-      </w:r>
-      <w:r>
         <w:t>Für jedes aktive Modell die vollständige Kette von öffentlicher Herkunft bis zum tatsächlich geladenen Hash nachvollziehen und manipulierte Testartefakte abweisen.</w:t>
       </w:r>
     </w:p>
     <w:p>
       <w:pPr>
+        <w:pStyle w:val="Kontrollfeldbezeichnung"/>
+      </w:pPr>
+      <w:r>
+        <w:t>Erwartete Nachweise</w:t>
+      </w:r>
+    </w:p>
+    <w:p>
+      <w:pPr>
+        <w:pStyle w:val="Fließtext"/>
         <w:widowControl/>
         <w:spacing w:after="140" w:before="0" w:line="276" w:lineRule="auto"/>
       </w:pPr>
-      <w:r>
-        <w:rPr>
-          <w:b/>
-          <w:color w:val="1F4D78"/>
-        </w:rPr>
-        <w:t>Erwartete Nachweise</w:t>
-        <w:br/>
-      </w:r>
       <w:r>
         <w:t>Modellakte; Hash- und Signaturnachweise; Lizenzprüfung; Importprotokoll; Scannergebnis; lokale Registrierungsdaten; negativer Manipulationstest.</w:t>
       </w:r>
@@ -7968,87 +7994,94 @@
     </w:p>
     <w:p>
       <w:pPr>
+        <w:pStyle w:val="Kontrollfeldbezeichnung"/>
+        <w:spacing w:before="0" w:after="0"/>
+        <w:shd w:fill="F5F7FA"/>
+      </w:pPr>
+      <w:r>
+        <w:t>Normative Anforderung</w:t>
+      </w:r>
+    </w:p>
+    <w:p>
+      <w:pPr>
+        <w:pStyle w:val="Fließtext"/>
         <w:keepLines/>
         <w:widowControl/>
-        <w:spacing w:after="140" w:before="0" w:line="276" w:lineRule="auto"/>
+        <w:spacing w:after="160" w:before="0" w:line="276" w:lineRule="auto"/>
         <w:shd w:fill="F5F7FA"/>
       </w:pPr>
       <w:r>
-        <w:rPr>
-          <w:b/>
-          <w:color w:val="1F4D78"/>
-        </w:rPr>
-        <w:t>Normative Anforderung</w:t>
-        <w:br/>
-      </w:r>
-      <w:r>
         <w:t>Modellfreigaben MÜSSEN einen unveränderbaren Modellhash, Laufzeitversion, Quantisierung, Systemanweisungen, Sicherheitsparameter, Evaluationsstand und genehmigte Anwendungsfälle binden. Austausch, Rücknahme und Rollback MÜSSEN ohne Veränderung von Fachwissen im Modell möglich und erprobt sein.</w:t>
       </w:r>
     </w:p>
     <w:p>
       <w:pPr>
+        <w:pStyle w:val="Kontrollfeldbezeichnung"/>
+      </w:pPr>
+      <w:r>
+        <w:t>Begründung</w:t>
+      </w:r>
+    </w:p>
+    <w:p>
+      <w:pPr>
+        <w:pStyle w:val="Fließtext"/>
         <w:widowControl/>
         <w:spacing w:after="140" w:before="0" w:line="276" w:lineRule="auto"/>
       </w:pPr>
       <w:r>
-        <w:rPr>
-          <w:b/>
-          <w:color w:val="1F4D78"/>
-        </w:rPr>
-        <w:t>Begründung</w:t>
-        <w:br/>
-      </w:r>
-      <w:r>
         <w:t>Gleich benannte Modelle oder geänderte Laufzeiten können abweichendes Verhalten zeigen. Die Trennung des Fachwissens über RAG ermöglicht kontrollierten Austausch.</w:t>
       </w:r>
     </w:p>
     <w:p>
       <w:pPr>
+        <w:pStyle w:val="Kontrollfeldbezeichnung"/>
+      </w:pPr>
+      <w:r>
+        <w:t>Umsetzung im Geltungsbereich</w:t>
+      </w:r>
+    </w:p>
+    <w:p>
+      <w:pPr>
+        <w:pStyle w:val="Fließtext"/>
         <w:widowControl/>
         <w:spacing w:after="140" w:before="0" w:line="276" w:lineRule="auto"/>
       </w:pPr>
       <w:r>
-        <w:rPr>
-          <w:b/>
-          <w:color w:val="1F4D78"/>
-        </w:rPr>
-        <w:t>Umsetzung in der Referenzarchitektur</w:t>
-        <w:br/>
-      </w:r>
-      <w:r>
         <w:t>Freigabemanifeste verwenden unveränderbare Kennungen. Vorherige geprüfte Kombinationen bleiben innerhalb der Aufbewahrungsfrist lokal verfügbar; Abhängigkeiten und RAG-Kompatibilität werden geprüft.</w:t>
       </w:r>
     </w:p>
     <w:p>
       <w:pPr>
+        <w:pStyle w:val="Kontrollfeldbezeichnung"/>
+      </w:pPr>
+      <w:r>
+        <w:t>Prüfziel</w:t>
+      </w:r>
+    </w:p>
+    <w:p>
+      <w:pPr>
+        <w:pStyle w:val="Fließtext"/>
         <w:widowControl/>
         <w:spacing w:after="140" w:before="0" w:line="276" w:lineRule="auto"/>
       </w:pPr>
       <w:r>
-        <w:rPr>
-          <w:b/>
-          <w:color w:val="1F4D78"/>
-        </w:rPr>
-        <w:t>Prüfziel</w:t>
-        <w:br/>
-      </w:r>
-      <w:r>
         <w:t>Eine freigegebene Version eindeutig reproduzieren, einen Modellwechsel mit Regression prüfen und auf eine vorherige Kombination zurückrollen.</w:t>
       </w:r>
     </w:p>
     <w:p>
       <w:pPr>
+        <w:pStyle w:val="Kontrollfeldbezeichnung"/>
+      </w:pPr>
+      <w:r>
+        <w:t>Erwartete Nachweise</w:t>
+      </w:r>
+    </w:p>
+    <w:p>
+      <w:pPr>
+        <w:pStyle w:val="Fließtext"/>
         <w:widowControl/>
         <w:spacing w:after="140" w:before="0" w:line="276" w:lineRule="auto"/>
       </w:pPr>
-      <w:r>
-        <w:rPr>
-          <w:b/>
-          <w:color w:val="1F4D78"/>
-        </w:rPr>
-        <w:t>Erwartete Nachweise</w:t>
-        <w:br/>
-      </w:r>
       <w:r>
         <w:t>Freigabemanifest; Modell- und Laufzeithashes; Evaluationsbericht; Änderungsfreigabe; dokumentierter Rollbacktest; RAG-Kompatibilitätsnachweis.</w:t>
       </w:r>
@@ -8313,87 +8346,94 @@
     </w:p>
     <w:p>
       <w:pPr>
+        <w:pStyle w:val="Kontrollfeldbezeichnung"/>
+        <w:spacing w:before="0" w:after="0"/>
+        <w:shd w:fill="F5F7FA"/>
+      </w:pPr>
+      <w:r>
+        <w:t>Normative Anforderung</w:t>
+      </w:r>
+    </w:p>
+    <w:p>
+      <w:pPr>
+        <w:pStyle w:val="Fließtext"/>
         <w:keepLines/>
         <w:widowControl/>
-        <w:spacing w:after="140" w:before="0" w:line="276" w:lineRule="auto"/>
+        <w:spacing w:after="160" w:before="0" w:line="276" w:lineRule="auto"/>
         <w:shd w:fill="F5F7FA"/>
       </w:pPr>
       <w:r>
-        <w:rPr>
-          <w:b/>
-          <w:color w:val="1F4D78"/>
-        </w:rPr>
-        <w:t>Normative Anforderung</w:t>
-        <w:br/>
-      </w:r>
-      <w:r>
         <w:t>Vortraining, Fine-Tuning, LoRA, PEFT, RLHF, kontinuierliches oder selbsttätiges Lernen sowie Training aus Chats, Uploads, RAG-Dokumenten oder Nutzereingaben DÜRFEN innerhalb dieses Geltungsbereichs nicht stattfinden. Produktive Modellgewichte MÜSSEN unveränderbar sein.</w:t>
       </w:r>
     </w:p>
     <w:p>
       <w:pPr>
+        <w:pStyle w:val="Kontrollfeldbezeichnung"/>
+      </w:pPr>
+      <w:r>
+        <w:t>Begründung</w:t>
+      </w:r>
+    </w:p>
+    <w:p>
+      <w:pPr>
+        <w:pStyle w:val="Fließtext"/>
         <w:widowControl/>
         <w:spacing w:after="140" w:before="0" w:line="276" w:lineRule="auto"/>
       </w:pPr>
       <w:r>
-        <w:rPr>
-          <w:b/>
-          <w:color w:val="1F4D78"/>
-        </w:rPr>
-        <w:t>Begründung</w:t>
-        <w:br/>
-      </w:r>
-      <w:r>
-        <w:t>Training eröffnet eigenständige Risiken für Datenrecht, Datenqualität, Modellintegrität, Reproduzierbarkeit und Freigabe. Die Referenz hält Basismodelle austauschbar und Fachwissen außerhalb der Gewichte.</w:t>
-      </w:r>
-    </w:p>
-    <w:p>
-      <w:pPr>
+        <w:t>Training eröffnet eigenständige Risiken für Datenrecht, Datenqualität, Modellintegrität, Reproduzierbarkeit und Freigabe. Basismodelle bleiben austauschbar; Fachwissen verbleibt außerhalb der Gewichte.</w:t>
+      </w:r>
+    </w:p>
+    <w:p>
+      <w:pPr>
+        <w:pStyle w:val="Kontrollfeldbezeichnung"/>
+      </w:pPr>
+      <w:r>
+        <w:t>Umsetzung im Geltungsbereich</w:t>
+      </w:r>
+    </w:p>
+    <w:p>
+      <w:pPr>
+        <w:pStyle w:val="Fließtext"/>
         <w:widowControl/>
         <w:spacing w:after="140" w:before="0" w:line="276" w:lineRule="auto"/>
       </w:pPr>
       <w:r>
-        <w:rPr>
-          <w:b/>
-          <w:color w:val="1F4D78"/>
-        </w:rPr>
-        <w:t>Umsetzung in der Referenzarchitektur</w:t>
-        <w:br/>
-      </w:r>
-      <w:r>
         <w:t>Trainingsframeworks, Schreibpfade auf Modellgewichte und lernende Rückkopplungen werden nicht bereitgestellt. Embedding-Erzeugung, RAG-Indexierung, Systemanweisungen und temporärer Kontext werden technisch und dokumentarisch klar abgegrenzt.</w:t>
       </w:r>
     </w:p>
     <w:p>
       <w:pPr>
+        <w:pStyle w:val="Kontrollfeldbezeichnung"/>
+      </w:pPr>
+      <w:r>
+        <w:t>Prüfziel</w:t>
+      </w:r>
+    </w:p>
+    <w:p>
+      <w:pPr>
+        <w:pStyle w:val="Fließtext"/>
         <w:widowControl/>
         <w:spacing w:after="140" w:before="0" w:line="276" w:lineRule="auto"/>
       </w:pPr>
       <w:r>
-        <w:rPr>
-          <w:b/>
-          <w:color w:val="1F4D78"/>
-        </w:rPr>
-        <w:t>Prüfziel</w:t>
-        <w:br/>
-      </w:r>
-      <w:r>
         <w:t>Prüfen, dass Architektur, Pakete, Rechte, Jobs und Speicherpfade keine Gewichtsänderung erlauben und Nutzungsdaten nicht als Trainingsdaten exportiert werden.</w:t>
       </w:r>
     </w:p>
     <w:p>
       <w:pPr>
+        <w:pStyle w:val="Kontrollfeldbezeichnung"/>
+      </w:pPr>
+      <w:r>
+        <w:t>Erwartete Nachweise</w:t>
+      </w:r>
+    </w:p>
+    <w:p>
+      <w:pPr>
+        <w:pStyle w:val="Fließtext"/>
         <w:widowControl/>
         <w:spacing w:after="140" w:before="0" w:line="276" w:lineRule="auto"/>
       </w:pPr>
-      <w:r>
-        <w:rPr>
-          <w:b/>
-          <w:color w:val="1F4D78"/>
-        </w:rPr>
-        <w:t>Erwartete Nachweise</w:t>
-        <w:br/>
-      </w:r>
       <w:r>
         <w:t>Software- und Jobinventar; schreibgeschützte Modellablage; Dateiintegritätsmessung; Datenflussprüfung; negative Trainingstests; Freigaberegel.</w:t>
       </w:r>
@@ -8658,88 +8698,95 @@
     </w:p>
     <w:p>
       <w:pPr>
+        <w:pStyle w:val="Kontrollfeldbezeichnung"/>
+        <w:spacing w:before="0" w:after="0"/>
+        <w:shd w:fill="F5F7FA"/>
+      </w:pPr>
+      <w:r>
+        <w:t>Normative Anforderung</w:t>
+      </w:r>
+    </w:p>
+    <w:p>
+      <w:pPr>
+        <w:pStyle w:val="Fließtext"/>
         <w:keepLines/>
         <w:widowControl/>
-        <w:spacing w:after="140" w:before="0" w:line="276" w:lineRule="auto"/>
+        <w:spacing w:after="160" w:before="0" w:line="276" w:lineRule="auto"/>
         <w:shd w:fill="F5F7FA"/>
       </w:pPr>
       <w:r>
-        <w:rPr>
-          <w:b/>
-          <w:color w:val="1F4D78"/>
-        </w:rPr>
-        <w:t>Normative Anforderung</w:t>
-        <w:br/>
-      </w:r>
-      <w:r>
         <w:t>RAG-Dokumente und Uploads MÜSSEN vor Verarbeitung auf zulässigen Dateityp, Größe, Schadsoftware und aktive Inhalte geprüft werden. Parser, Konverter und Extraktoren MÜSSEN isoliert mit minimalen Rechten, ohne Internet-Egress und mit begrenzten Ressourcen arbeiten.</w:t>
       </w:r>
     </w:p>
     <w:p>
       <w:pPr>
+        <w:pStyle w:val="Kontrollfeldbezeichnung"/>
+      </w:pPr>
+      <w:r>
+        <w:t>Begründung</w:t>
+      </w:r>
+    </w:p>
+    <w:p>
+      <w:pPr>
+        <w:pStyle w:val="Fließtext"/>
         <w:widowControl/>
         <w:spacing w:after="140" w:before="0" w:line="276" w:lineRule="auto"/>
         <w:suppressAutoHyphens w:val="true"/>
       </w:pPr>
       <w:r>
-        <w:rPr>
-          <w:b/>
-          <w:color w:val="1F4D78"/>
-        </w:rPr>
-        <w:t>Begründung</w:t>
-        <w:br/>
-      </w:r>
-      <w:r>
         <w:t>Dokumente sind eine untrusted Eingabe und können Parserlücken, aktive Inhalte, Ressourcenangriffe oder indirekte Prompt Injection enthalten.</w:t>
       </w:r>
     </w:p>
     <w:p>
       <w:pPr>
+        <w:pStyle w:val="Kontrollfeldbezeichnung"/>
+      </w:pPr>
+      <w:r>
+        <w:t>Umsetzung im Geltungsbereich</w:t>
+      </w:r>
+    </w:p>
+    <w:p>
+      <w:pPr>
+        <w:pStyle w:val="Fließtext"/>
         <w:widowControl/>
         <w:spacing w:after="140" w:before="0" w:line="276" w:lineRule="auto"/>
       </w:pPr>
       <w:r>
-        <w:rPr>
-          <w:b/>
-          <w:color w:val="1F4D78"/>
-        </w:rPr>
-        <w:t>Umsetzung in der Referenzarchitektur</w:t>
-        <w:br/>
-      </w:r>
-      <w:r>
         <w:t>Eine Quarantäne nimmt Dateien entgegen, validiert Signatur und tatsächlichen Typ, scannt sie und übergibt nur zulässige Inhalte an kurzlebige isolierte Parser. Fehlerhafte oder mehrdeutige Dateien werden abgewiesen.</w:t>
       </w:r>
     </w:p>
     <w:p>
       <w:pPr>
+        <w:pStyle w:val="Kontrollfeldbezeichnung"/>
+      </w:pPr>
+      <w:r>
+        <w:t>Prüfziel</w:t>
+      </w:r>
+    </w:p>
+    <w:p>
+      <w:pPr>
+        <w:pStyle w:val="Fließtext"/>
         <w:widowControl/>
         <w:spacing w:after="140" w:before="0" w:line="276" w:lineRule="auto"/>
       </w:pPr>
       <w:r>
-        <w:rPr>
-          <w:b/>
-          <w:color w:val="1F4D78"/>
-        </w:rPr>
-        <w:t>Prüfziel</w:t>
-        <w:br/>
-      </w:r>
-      <w:r>
         <w:t>Mit präparierten Dateien prüfen, ob Typumgehung, aktive Inhalte, Malware, Parserabstürze und Ressourcenüberschreitungen sicher behandelt werden.</w:t>
       </w:r>
     </w:p>
     <w:p>
       <w:pPr>
+        <w:pStyle w:val="Kontrollfeldbezeichnung"/>
+      </w:pPr>
+      <w:r>
+        <w:t>Erwartete Nachweise</w:t>
+      </w:r>
+    </w:p>
+    <w:p>
+      <w:pPr>
+        <w:pStyle w:val="Fließtext"/>
         <w:widowControl/>
         <w:spacing w:after="140" w:before="0" w:line="276" w:lineRule="auto"/>
       </w:pPr>
-      <w:r>
-        <w:rPr>
-          <w:b/>
-          <w:color w:val="1F4D78"/>
-        </w:rPr>
-        <w:t>Erwartete Nachweise</w:t>
-        <w:br/>
-      </w:r>
       <w:r>
         <w:t>Uploadrichtlinie; Parser-Sicherheitsprofil; Malware- und Typprüfprotokolle; Ressourcenlimits; negative Testkorpora; Quarantäne- und Löschprotokolle.</w:t>
       </w:r>
@@ -8995,87 +9042,94 @@
     </w:p>
     <w:p>
       <w:pPr>
+        <w:pStyle w:val="Kontrollfeldbezeichnung"/>
+        <w:spacing w:before="0" w:after="0"/>
+        <w:shd w:fill="F5F7FA"/>
+      </w:pPr>
+      <w:r>
+        <w:t>Normative Anforderung</w:t>
+      </w:r>
+    </w:p>
+    <w:p>
+      <w:pPr>
+        <w:pStyle w:val="Fließtext"/>
         <w:keepLines/>
         <w:widowControl/>
-        <w:spacing w:after="140" w:before="0" w:line="276" w:lineRule="auto"/>
+        <w:spacing w:after="160" w:before="0" w:line="276" w:lineRule="auto"/>
         <w:shd w:fill="F5F7FA"/>
       </w:pPr>
       <w:r>
-        <w:rPr>
-          <w:b/>
-          <w:color w:val="1F4D78"/>
-        </w:rPr>
-        <w:t>Normative Anforderung</w:t>
-        <w:br/>
-      </w:r>
-      <w:r>
         <w:t>Vor Aufnahme eines Dokuments und bei jeder Abfrage MUSS die Berechtigung anhand einer autoritativen lokalen Quelle geprüft werden. Zugriffsentscheidungen DÜRFEN weder Systemanweisungen noch dem Sprachmodell überlassen werden. Index, Metadaten, Suche, Cache und Ausgabe MÜSSEN dieselbe Berechtigungstrennung wahren.</w:t>
       </w:r>
     </w:p>
     <w:p>
       <w:pPr>
+        <w:pStyle w:val="Kontrollfeldbezeichnung"/>
+      </w:pPr>
+      <w:r>
+        <w:t>Begründung</w:t>
+      </w:r>
+    </w:p>
+    <w:p>
+      <w:pPr>
+        <w:pStyle w:val="Fließtext"/>
         <w:widowControl/>
         <w:spacing w:after="140" w:before="0" w:line="276" w:lineRule="auto"/>
       </w:pPr>
       <w:r>
-        <w:rPr>
-          <w:b/>
-          <w:color w:val="1F4D78"/>
-        </w:rPr>
-        <w:t>Begründung</w:t>
-        <w:br/>
-      </w:r>
-      <w:r>
         <w:t>Ein globaler Vektorindex oder nur promptbasierte Filter kann geschützte Textausschnitte über semantische Suche, Cache oder Modellausgabe offenlegen.</w:t>
       </w:r>
     </w:p>
     <w:p>
       <w:pPr>
+        <w:pStyle w:val="Kontrollfeldbezeichnung"/>
+      </w:pPr>
+      <w:r>
+        <w:t>Umsetzung im Geltungsbereich</w:t>
+      </w:r>
+    </w:p>
+    <w:p>
+      <w:pPr>
+        <w:pStyle w:val="Fließtext"/>
         <w:widowControl/>
         <w:spacing w:after="140" w:before="0" w:line="276" w:lineRule="auto"/>
       </w:pPr>
       <w:r>
-        <w:rPr>
-          <w:b/>
-          <w:color w:val="1F4D78"/>
-        </w:rPr>
-        <w:t>Umsetzung in der Referenzarchitektur</w:t>
-        <w:br/>
-      </w:r>
-      <w:r>
         <w:t>Dokumente tragen Herkunft, Eigentümer, Schutzbedarf und ACL-Metadaten. Die Suchschicht filtert vor Retrieval serverseitig mit aktueller Nutzeridentität; Änderungen und Widerrufe werden zeitnah propagiert.</w:t>
       </w:r>
     </w:p>
     <w:p>
       <w:pPr>
+        <w:pStyle w:val="Kontrollfeldbezeichnung"/>
+      </w:pPr>
+      <w:r>
+        <w:t>Prüfziel</w:t>
+      </w:r>
+    </w:p>
+    <w:p>
+      <w:pPr>
+        <w:pStyle w:val="Fließtext"/>
         <w:widowControl/>
         <w:spacing w:after="140" w:before="0" w:line="276" w:lineRule="auto"/>
       </w:pPr>
       <w:r>
-        <w:rPr>
-          <w:b/>
-          <w:color w:val="1F4D78"/>
-        </w:rPr>
-        <w:t>Prüfziel</w:t>
-        <w:br/>
-      </w:r>
-      <w:r>
         <w:t>Mit berechtigten und unberechtigten Testidentitäten belegen, dass Aufnahme, Suche, direkte Objektabfrage, Cache und generierte Antwort keine ACL-Grenze überschreiten.</w:t>
       </w:r>
     </w:p>
     <w:p>
       <w:pPr>
+        <w:pStyle w:val="Kontrollfeldbezeichnung"/>
+      </w:pPr>
+      <w:r>
+        <w:t>Erwartete Nachweise</w:t>
+      </w:r>
+    </w:p>
+    <w:p>
+      <w:pPr>
+        <w:pStyle w:val="Fließtext"/>
         <w:widowControl/>
         <w:spacing w:after="140" w:before="0" w:line="276" w:lineRule="auto"/>
       </w:pPr>
-      <w:r>
-        <w:rPr>
-          <w:b/>
-          <w:color w:val="1F4D78"/>
-        </w:rPr>
-        <w:t>Erwartete Nachweise</w:t>
-        <w:br/>
-      </w:r>
       <w:r>
         <w:t>ACL- und Identitätsmapping; Indexschema; Filterkonfiguration; Widerrufslatenz; positive und negative Berechtigungstests; Cachetests.</w:t>
       </w:r>
@@ -9331,87 +9385,94 @@
     </w:p>
     <w:p>
       <w:pPr>
+        <w:pStyle w:val="Kontrollfeldbezeichnung"/>
+        <w:spacing w:before="0" w:after="0"/>
+        <w:shd w:fill="F5F7FA"/>
+      </w:pPr>
+      <w:r>
+        <w:t>Normative Anforderung</w:t>
+      </w:r>
+    </w:p>
+    <w:p>
+      <w:pPr>
+        <w:pStyle w:val="Fließtext"/>
         <w:keepLines/>
         <w:widowControl/>
-        <w:spacing w:after="140" w:before="0" w:line="276" w:lineRule="auto"/>
+        <w:spacing w:after="160" w:before="0" w:line="276" w:lineRule="auto"/>
         <w:shd w:fill="F5F7FA"/>
       </w:pPr>
       <w:r>
-        <w:rPr>
-          <w:b/>
-          <w:color w:val="1F4D78"/>
-        </w:rPr>
-        <w:t>Normative Anforderung</w:t>
-        <w:br/>
-      </w:r>
-      <w:r>
         <w:t>Embeddings, Chunks, Indizes, Reranking-Daten und Caches MÜSSEN mindestens wie die Quelldaten geschützt werden. Herkunft und konkrete Fundstellen MÜSSEN bis zur Ausgabe nachvollziehbar bleiben. Löschung MUSS Quelldatei, Extrakte, Index, Embeddings, Cache und den geregelten Ablauf in Sicherungsketten erfassen.</w:t>
       </w:r>
     </w:p>
     <w:p>
       <w:pPr>
+        <w:pStyle w:val="Kontrollfeldbezeichnung"/>
+      </w:pPr>
+      <w:r>
+        <w:t>Begründung</w:t>
+      </w:r>
+    </w:p>
+    <w:p>
+      <w:pPr>
+        <w:pStyle w:val="Fließtext"/>
         <w:widowControl/>
         <w:spacing w:after="140" w:before="0" w:line="276" w:lineRule="auto"/>
       </w:pPr>
       <w:r>
-        <w:rPr>
-          <w:b/>
-          <w:color w:val="1F4D78"/>
-        </w:rPr>
-        <w:t>Begründung</w:t>
-        <w:br/>
-      </w:r>
-      <w:r>
         <w:t>Abgeleitete Repräsentationen können Inhalte, Personenbezug und Schutzbedarf bewahren. Unvollständige Löschung oder fehlende Provenienz verhindert Betroffenenrechte und fachliche Prüfung.</w:t>
       </w:r>
     </w:p>
     <w:p>
       <w:pPr>
+        <w:pStyle w:val="Kontrollfeldbezeichnung"/>
+      </w:pPr>
+      <w:r>
+        <w:t>Umsetzung im Geltungsbereich</w:t>
+      </w:r>
+    </w:p>
+    <w:p>
+      <w:pPr>
+        <w:pStyle w:val="Fließtext"/>
         <w:widowControl/>
         <w:spacing w:after="140" w:before="0" w:line="276" w:lineRule="auto"/>
       </w:pPr>
       <w:r>
-        <w:rPr>
-          <w:b/>
-          <w:color w:val="1F4D78"/>
-        </w:rPr>
-        <w:t>Umsetzung in der Referenzarchitektur</w:t>
-        <w:br/>
-      </w:r>
-      <w:r>
         <w:t>Stabile Dokument- und Chunk-IDs verbinden Quelle, Version, ACL und Aufbewahrung. Ein Löschauftrag erzeugt überprüfbare Tombstones, entfernt Onlinekopien und steuert das Auslaufen aus Sicherungen.</w:t>
       </w:r>
     </w:p>
     <w:p>
       <w:pPr>
+        <w:pStyle w:val="Kontrollfeldbezeichnung"/>
+      </w:pPr>
+      <w:r>
+        <w:t>Prüfziel</w:t>
+      </w:r>
+    </w:p>
+    <w:p>
+      <w:pPr>
+        <w:pStyle w:val="Fließtext"/>
         <w:widowControl/>
         <w:spacing w:after="140" w:before="0" w:line="276" w:lineRule="auto"/>
       </w:pPr>
       <w:r>
-        <w:rPr>
-          <w:b/>
-          <w:color w:val="1F4D78"/>
-        </w:rPr>
-        <w:t>Prüfziel</w:t>
-        <w:br/>
-      </w:r>
-      <w:r>
         <w:t>Für eine Testquelle Herkunft bis zur Antwort nachweisen und anschließend die Nichtauffindbarkeit in sämtlichen Onlineebenen sowie geregelte Sicherungsbehandlung bestätigen.</w:t>
       </w:r>
     </w:p>
     <w:p>
       <w:pPr>
+        <w:pStyle w:val="Kontrollfeldbezeichnung"/>
+      </w:pPr>
+      <w:r>
+        <w:t>Erwartete Nachweise</w:t>
+      </w:r>
+    </w:p>
+    <w:p>
+      <w:pPr>
+        <w:pStyle w:val="Fließtext"/>
         <w:widowControl/>
         <w:spacing w:after="140" w:before="0" w:line="276" w:lineRule="auto"/>
       </w:pPr>
-      <w:r>
-        <w:rPr>
-          <w:b/>
-          <w:color w:val="1F4D78"/>
-        </w:rPr>
-        <w:t>Erwartete Nachweise</w:t>
-        <w:br/>
-      </w:r>
       <w:r>
         <w:t>Datenkatalog; Provenienzmetadaten; Quellennachweise in Ausgaben; Aufbewahrungsplan; Löschprotokoll; Such- und Cache-Nachtest; Sicherungskonzept.</w:t>
       </w:r>
@@ -9667,87 +9728,94 @@
     </w:p>
     <w:p>
       <w:pPr>
+        <w:pStyle w:val="Kontrollfeldbezeichnung"/>
+        <w:spacing w:before="0" w:after="0"/>
+        <w:shd w:fill="F5F7FA"/>
+      </w:pPr>
+      <w:r>
+        <w:t>Normative Anforderung</w:t>
+      </w:r>
+    </w:p>
+    <w:p>
+      <w:pPr>
+        <w:pStyle w:val="Fließtext"/>
         <w:keepLines/>
         <w:widowControl/>
-        <w:spacing w:after="140" w:before="0" w:line="276" w:lineRule="auto"/>
+        <w:spacing w:after="160" w:before="0" w:line="276" w:lineRule="auto"/>
         <w:shd w:fill="F5F7FA"/>
       </w:pPr>
       <w:r>
-        <w:rPr>
-          <w:b/>
-          <w:color w:val="1F4D78"/>
-        </w:rPr>
-        <w:t>Normative Anforderung</w:t>
-        <w:br/>
-      </w:r>
-      <w:r>
         <w:t>On-Demand-Uploads MÜSSEN standardmäßig sitzungsbezogen, zweckgebunden und zeitlich begrenzt verarbeitet werden. Eine persistente Ablage oder Aufnahme in einen dauerhaften RAG-Bestand DARF nur nach ausdrücklicher Genehmigung, Metadatenvergabe und Berechtigungsprüfung erfolgen.</w:t>
       </w:r>
     </w:p>
     <w:p>
       <w:pPr>
+        <w:pStyle w:val="Kontrollfeldbezeichnung"/>
+      </w:pPr>
+      <w:r>
+        <w:t>Begründung</w:t>
+      </w:r>
+    </w:p>
+    <w:p>
+      <w:pPr>
+        <w:pStyle w:val="Fließtext"/>
         <w:widowControl/>
         <w:spacing w:after="140" w:before="0" w:line="276" w:lineRule="auto"/>
       </w:pPr>
       <w:r>
-        <w:rPr>
-          <w:b/>
-          <w:color w:val="1F4D78"/>
-        </w:rPr>
-        <w:t>Begründung</w:t>
-        <w:br/>
-      </w:r>
-      <w:r>
         <w:t>Beiläufige Uploads können unbemerkt zu dauerhaften Wissens- oder Protokollbeständen werden und Zweckbindung, Löschung sowie Zugriffsschutz unterlaufen.</w:t>
       </w:r>
     </w:p>
     <w:p>
       <w:pPr>
+        <w:pStyle w:val="Kontrollfeldbezeichnung"/>
+      </w:pPr>
+      <w:r>
+        <w:t>Umsetzung im Geltungsbereich</w:t>
+      </w:r>
+    </w:p>
+    <w:p>
+      <w:pPr>
+        <w:pStyle w:val="Fließtext"/>
         <w:widowControl/>
         <w:spacing w:after="140" w:before="0" w:line="276" w:lineRule="auto"/>
       </w:pPr>
       <w:r>
-        <w:rPr>
-          <w:b/>
-          <w:color w:val="1F4D78"/>
-        </w:rPr>
-        <w:t>Umsetzung in der Referenzarchitektur</w:t>
-        <w:br/>
-      </w:r>
-      <w:r>
         <w:t>Temporäre Speicher verwenden eindeutige Sitzungs- und Nutzerbindung, kurze Aufbewahrung, keine globale Suche und einen verifizierten Abschlusslöschlauf. UI und API zeigen die Speicherwirkung vor Upload an.</w:t>
       </w:r>
     </w:p>
     <w:p>
       <w:pPr>
+        <w:pStyle w:val="Kontrollfeldbezeichnung"/>
+      </w:pPr>
+      <w:r>
+        <w:t>Prüfziel</w:t>
+      </w:r>
+    </w:p>
+    <w:p>
+      <w:pPr>
+        <w:pStyle w:val="Fließtext"/>
         <w:widowControl/>
         <w:spacing w:after="140" w:before="0" w:line="276" w:lineRule="auto"/>
       </w:pPr>
       <w:r>
-        <w:rPr>
-          <w:b/>
-          <w:color w:val="1F4D78"/>
-        </w:rPr>
-        <w:t>Prüfziel</w:t>
-        <w:br/>
-      </w:r>
-      <w:r>
         <w:t>Nach Sitzungsende prüfen, dass Upload, Extrakte, Embeddings und Caches nicht mehr zugreifbar sind und keine Aufnahme in dauerhafte Indizes erfolgte.</w:t>
       </w:r>
     </w:p>
     <w:p>
       <w:pPr>
+        <w:pStyle w:val="Kontrollfeldbezeichnung"/>
+      </w:pPr>
+      <w:r>
+        <w:t>Erwartete Nachweise</w:t>
+      </w:r>
+    </w:p>
+    <w:p>
+      <w:pPr>
+        <w:pStyle w:val="Fließtext"/>
         <w:widowControl/>
         <w:spacing w:after="140" w:before="0" w:line="276" w:lineRule="auto"/>
       </w:pPr>
-      <w:r>
-        <w:rPr>
-          <w:b/>
-          <w:color w:val="1F4D78"/>
-        </w:rPr>
-        <w:t>Erwartete Nachweise</w:t>
-        <w:br/>
-      </w:r>
       <w:r>
         <w:t>Uploadanzeige; Aufbewahrungskonfiguration; Sitzungsbindung; Löschjobprotokolle; negative Suchtests; Genehmigung für persistente Ausnahmen.</w:t>
       </w:r>
@@ -10012,87 +10080,94 @@
     </w:p>
     <w:p>
       <w:pPr>
+        <w:pStyle w:val="Kontrollfeldbezeichnung"/>
+        <w:spacing w:before="0" w:after="0"/>
+        <w:shd w:fill="F5F7FA"/>
+      </w:pPr>
+      <w:r>
+        <w:t>Normative Anforderung</w:t>
+      </w:r>
+    </w:p>
+    <w:p>
+      <w:pPr>
+        <w:pStyle w:val="Fließtext"/>
         <w:keepLines/>
         <w:widowControl/>
-        <w:spacing w:after="140" w:before="0" w:line="276" w:lineRule="auto"/>
+        <w:spacing w:after="160" w:before="0" w:line="276" w:lineRule="auto"/>
         <w:shd w:fill="F5F7FA"/>
       </w:pPr>
       <w:r>
-        <w:rPr>
-          <w:b/>
-          <w:color w:val="1F4D78"/>
-        </w:rPr>
-        <w:t>Normative Anforderung</w:t>
-        <w:br/>
-      </w:r>
-      <w:r>
         <w:t>Nutzer-, Dienst- und Administrationsidentitäten MÜSSEN getrennt, minimal berechtigt, einzeln widerrufbar und einer verantwortlichen Stelle zugeordnet sein. Geheimnisse DÜRFEN nicht in Prompts, Projektdateien, Images, Modellartefakten, Chatverläufen oder Protokollen gespeichert werden.</w:t>
       </w:r>
     </w:p>
     <w:p>
       <w:pPr>
+        <w:pStyle w:val="Kontrollfeldbezeichnung"/>
+      </w:pPr>
+      <w:r>
+        <w:t>Begründung</w:t>
+      </w:r>
+    </w:p>
+    <w:p>
+      <w:pPr>
+        <w:pStyle w:val="Fließtext"/>
         <w:widowControl/>
         <w:spacing w:after="140" w:before="0" w:line="276" w:lineRule="auto"/>
       </w:pPr>
       <w:r>
-        <w:rPr>
-          <w:b/>
-          <w:color w:val="1F4D78"/>
-        </w:rPr>
-        <w:t>Begründung</w:t>
-        <w:br/>
-      </w:r>
-      <w:r>
         <w:t>Agentische Werkzeuge und KI-Dienste verbinden Dateisysteme, APIs und Entwicklungswerkzeuge; ein gemeinsames Konto vergrößert Wirkung und erschwert Zurechnung.</w:t>
       </w:r>
     </w:p>
     <w:p>
       <w:pPr>
+        <w:pStyle w:val="Kontrollfeldbezeichnung"/>
+      </w:pPr>
+      <w:r>
+        <w:t>Umsetzung im Geltungsbereich</w:t>
+      </w:r>
+    </w:p>
+    <w:p>
+      <w:pPr>
+        <w:pStyle w:val="Fließtext"/>
         <w:widowControl/>
         <w:spacing w:after="140" w:before="0" w:line="276" w:lineRule="auto"/>
       </w:pPr>
       <w:r>
-        <w:rPr>
-          <w:b/>
-          <w:color w:val="1F4D78"/>
-        </w:rPr>
-        <w:t>Umsetzung in der Referenzarchitektur</w:t>
-        <w:br/>
-      </w:r>
-      <w:r>
         <w:t>Lokaler IdP, kurzlebige Anmeldedaten, verwalteter Secret Store, dienstbezogene Rollen, MFA für privilegierte Zugriffe und regelmäßige Rezertifizierung werden eingesetzt. Protokollfilter maskieren Geheimnismuster.</w:t>
       </w:r>
     </w:p>
     <w:p>
       <w:pPr>
+        <w:pStyle w:val="Kontrollfeldbezeichnung"/>
+      </w:pPr>
+      <w:r>
+        <w:t>Prüfziel</w:t>
+      </w:r>
+    </w:p>
+    <w:p>
+      <w:pPr>
+        <w:pStyle w:val="Fließtext"/>
         <w:widowControl/>
         <w:spacing w:after="140" w:before="0" w:line="276" w:lineRule="auto"/>
       </w:pPr>
       <w:r>
-        <w:rPr>
-          <w:b/>
-          <w:color w:val="1F4D78"/>
-        </w:rPr>
-        <w:t>Prüfziel</w:t>
-        <w:br/>
-      </w:r>
-      <w:r>
         <w:t>Prüfen, ob effektive Rechte dem genehmigten Zweck entsprechen, Widerruf wirksam ist und Geheimnisse weder in typischen Eingabe- noch Ausgabepfaden erscheinen.</w:t>
       </w:r>
     </w:p>
     <w:p>
       <w:pPr>
+        <w:pStyle w:val="Kontrollfeldbezeichnung"/>
+      </w:pPr>
+      <w:r>
+        <w:t>Erwartete Nachweise</w:t>
+      </w:r>
+    </w:p>
+    <w:p>
+      <w:pPr>
+        <w:pStyle w:val="Fließtext"/>
         <w:widowControl/>
         <w:spacing w:after="140" w:before="0" w:line="276" w:lineRule="auto"/>
       </w:pPr>
-      <w:r>
-        <w:rPr>
-          <w:b/>
-          <w:color w:val="1F4D78"/>
-        </w:rPr>
-        <w:t>Erwartete Nachweise</w:t>
-        <w:br/>
-      </w:r>
       <w:r>
         <w:t>Rollen- und Kontenregister; Rezertifizierung; Secret-Store-Konfiguration; Widerrufstest; Suchlauf in Repositories und Protokollen; Administrationsnachweise.</w:t>
       </w:r>
@@ -10357,87 +10432,94 @@
     </w:p>
     <w:p>
       <w:pPr>
+        <w:pStyle w:val="Kontrollfeldbezeichnung"/>
+        <w:spacing w:before="0" w:after="0"/>
+        <w:shd w:fill="F5F7FA"/>
+      </w:pPr>
+      <w:r>
+        <w:t>Normative Anforderung</w:t>
+      </w:r>
+    </w:p>
+    <w:p>
+      <w:pPr>
+        <w:pStyle w:val="Fließtext"/>
         <w:keepLines/>
         <w:widowControl/>
-        <w:spacing w:after="140" w:before="0" w:line="276" w:lineRule="auto"/>
+        <w:spacing w:after="160" w:before="0" w:line="276" w:lineRule="auto"/>
         <w:shd w:fill="F5F7FA"/>
       </w:pPr>
       <w:r>
-        <w:rPr>
-          <w:b/>
-          <w:color w:val="1F4D78"/>
-        </w:rPr>
-        <w:t>Normative Anforderung</w:t>
-        <w:br/>
-      </w:r>
-      <w:r>
         <w:t>Chat-Oberflächen und agentische Clients MÜSSEN auf genehmigte lokale Arbeitsbereiche und die minimal erforderlichen Lese- beziehungsweise Schreibrechte begrenzt werden. Pauschale Administrator-, Benutzerprofil-, Laufwerks- oder Repository-Rechte DÜRFEN nicht erteilt werden.</w:t>
       </w:r>
     </w:p>
     <w:p>
       <w:pPr>
+        <w:pStyle w:val="Kontrollfeldbezeichnung"/>
+      </w:pPr>
+      <w:r>
+        <w:t>Begründung</w:t>
+      </w:r>
+    </w:p>
+    <w:p>
+      <w:pPr>
+        <w:pStyle w:val="Fließtext"/>
         <w:widowControl/>
         <w:spacing w:after="140" w:before="0" w:line="276" w:lineRule="auto"/>
       </w:pPr>
       <w:r>
-        <w:rPr>
-          <w:b/>
-          <w:color w:val="1F4D78"/>
-        </w:rPr>
-        <w:t>Begründung</w:t>
-        <w:br/>
-      </w:r>
-      <w:r>
         <w:t>Agentische Anwendungen können Modellentscheidungen in reale Datei- und Entwicklungsoperationen übersetzen. Breite Rechte verwandeln Fehlanweisungen oder Prompt Injection in unmittelbare Schäden.</w:t>
       </w:r>
     </w:p>
     <w:p>
       <w:pPr>
+        <w:pStyle w:val="Kontrollfeldbezeichnung"/>
+      </w:pPr>
+      <w:r>
+        <w:t>Umsetzung im Geltungsbereich</w:t>
+      </w:r>
+    </w:p>
+    <w:p>
+      <w:pPr>
+        <w:pStyle w:val="Fließtext"/>
         <w:widowControl/>
         <w:spacing w:after="140" w:before="0" w:line="276" w:lineRule="auto"/>
       </w:pPr>
       <w:r>
-        <w:rPr>
-          <w:b/>
-          <w:color w:val="1F4D78"/>
-        </w:rPr>
-        <w:t>Umsetzung in der Referenzarchitektur</w:t>
-        <w:br/>
-      </w:r>
-      <w:r>
         <w:t>Arbeitsbereichsprofile trennen Lesen, Schreiben, Ausführen und Netz. Betriebssystemrechte, Sandbox oder gleichwertige Kontrollen verhindern Zugriffe außerhalb des ausgewählten Projekts.</w:t>
       </w:r>
     </w:p>
     <w:p>
       <w:pPr>
+        <w:pStyle w:val="Kontrollfeldbezeichnung"/>
+      </w:pPr>
+      <w:r>
+        <w:t>Prüfziel</w:t>
+      </w:r>
+    </w:p>
+    <w:p>
+      <w:pPr>
+        <w:pStyle w:val="Fließtext"/>
         <w:widowControl/>
         <w:spacing w:after="140" w:before="0" w:line="276" w:lineRule="auto"/>
       </w:pPr>
       <w:r>
-        <w:rPr>
-          <w:b/>
-          <w:color w:val="1F4D78"/>
-        </w:rPr>
-        <w:t>Prüfziel</w:t>
-        <w:br/>
-      </w:r>
-      <w:r>
         <w:t>Mit Testdateien innerhalb und außerhalb des Arbeitsbereichs nachweisen, dass jede nicht genehmigte Lese-, Schreib- und Ausführungsoperation scheitert.</w:t>
       </w:r>
     </w:p>
     <w:p>
       <w:pPr>
+        <w:pStyle w:val="Kontrollfeldbezeichnung"/>
+      </w:pPr>
+      <w:r>
+        <w:t>Erwartete Nachweise</w:t>
+      </w:r>
+    </w:p>
+    <w:p>
+      <w:pPr>
+        <w:pStyle w:val="Fließtext"/>
         <w:widowControl/>
         <w:spacing w:after="140" w:before="0" w:line="276" w:lineRule="auto"/>
       </w:pPr>
-      <w:r>
-        <w:rPr>
-          <w:b/>
-          <w:color w:val="1F4D78"/>
-        </w:rPr>
-        <w:t>Erwartete Nachweise</w:t>
-        <w:br/>
-      </w:r>
       <w:r>
         <w:t>Clientrichtlinie; effektive Dateirechte; Sandboxprofil; Rollenfreigabe; negative Pfad- und Privilegientests.</w:t>
       </w:r>
@@ -10693,87 +10775,94 @@
     </w:p>
     <w:p>
       <w:pPr>
+        <w:pStyle w:val="Kontrollfeldbezeichnung"/>
+        <w:spacing w:before="0" w:after="0"/>
+        <w:shd w:fill="F5F7FA"/>
+      </w:pPr>
+      <w:r>
+        <w:t>Normative Anforderung</w:t>
+      </w:r>
+    </w:p>
+    <w:p>
+      <w:pPr>
+        <w:pStyle w:val="Fließtext"/>
         <w:keepLines/>
         <w:widowControl/>
-        <w:spacing w:after="140" w:before="0" w:line="276" w:lineRule="auto"/>
+        <w:spacing w:after="160" w:before="0" w:line="276" w:lineRule="auto"/>
         <w:shd w:fill="F5F7FA"/>
       </w:pPr>
       <w:r>
-        <w:rPr>
-          <w:b/>
-          <w:color w:val="1F4D78"/>
-        </w:rPr>
-        <w:t>Normative Anforderung</w:t>
-        <w:br/>
-      </w:r>
-      <w:r>
         <w:t>Chat- und Agentenclients MÜSSEN ausschließlich auf freigegebene lokale HTTPS-Endpunkte festgelegt werden. Nutzende DÜRFEN keine beliebigen Provider, Basen-URLs oder Modelle hinzufügen; Telemetrie, automatische Anmeldung und Cloud-Fallbacks MÜSSEN deaktiviert sein.</w:t>
       </w:r>
     </w:p>
     <w:p>
       <w:pPr>
+        <w:pStyle w:val="Kontrollfeldbezeichnung"/>
+      </w:pPr>
+      <w:r>
+        <w:t>Begründung</w:t>
+      </w:r>
+    </w:p>
+    <w:p>
+      <w:pPr>
+        <w:pStyle w:val="Fließtext"/>
         <w:widowControl/>
         <w:spacing w:after="140" w:before="0" w:line="276" w:lineRule="auto"/>
       </w:pPr>
       <w:r>
-        <w:rPr>
-          <w:b/>
-          <w:color w:val="1F4D78"/>
-        </w:rPr>
-        <w:t>Begründung</w:t>
-        <w:br/>
-      </w:r>
-      <w:r>
         <w:t>Kompatible Endpunktkonfigurationen erleichtern den unbeabsichtigten Wechsel zu externen Diensten und umgehen zentrale Modellfreigaben.</w:t>
       </w:r>
     </w:p>
     <w:p>
       <w:pPr>
+        <w:pStyle w:val="Kontrollfeldbezeichnung"/>
+      </w:pPr>
+      <w:r>
+        <w:t>Umsetzung im Geltungsbereich</w:t>
+      </w:r>
+    </w:p>
+    <w:p>
+      <w:pPr>
+        <w:pStyle w:val="Fließtext"/>
         <w:widowControl/>
         <w:spacing w:after="140" w:before="0" w:line="276" w:lineRule="auto"/>
       </w:pPr>
       <w:r>
-        <w:rPr>
-          <w:b/>
-          <w:color w:val="1F4D78"/>
-        </w:rPr>
-        <w:t>Umsetzung in der Referenzarchitektur</w:t>
-        <w:br/>
-      </w:r>
-      <w:r>
         <w:t>Clientkonfigurationen werden verwaltet, signiert oder gegen eine Baseline geprüft. Namensauflösung und Egress-Regeln bilden eine zweite technische Sperre.</w:t>
       </w:r>
     </w:p>
     <w:p>
       <w:pPr>
+        <w:pStyle w:val="Kontrollfeldbezeichnung"/>
+      </w:pPr>
+      <w:r>
+        <w:t>Prüfziel</w:t>
+      </w:r>
+    </w:p>
+    <w:p>
+      <w:pPr>
+        <w:pStyle w:val="Fließtext"/>
         <w:widowControl/>
         <w:spacing w:after="140" w:before="0" w:line="276" w:lineRule="auto"/>
       </w:pPr>
       <w:r>
-        <w:rPr>
-          <w:b/>
-          <w:color w:val="1F4D78"/>
-        </w:rPr>
-        <w:t>Prüfziel</w:t>
-        <w:br/>
-      </w:r>
-      <w:r>
         <w:t>Manipulierte Clientkonfigurationen und alternative Provider müssen blockiert oder erkannt werden; der wirksame Endpunkt ist serverseitig und im Netzprotokoll nachweisbar.</w:t>
       </w:r>
     </w:p>
     <w:p>
       <w:pPr>
+        <w:pStyle w:val="Kontrollfeldbezeichnung"/>
+      </w:pPr>
+      <w:r>
+        <w:t>Erwartete Nachweise</w:t>
+      </w:r>
+    </w:p>
+    <w:p>
+      <w:pPr>
+        <w:pStyle w:val="Fließtext"/>
         <w:widowControl/>
         <w:spacing w:after="140" w:before="0" w:line="276" w:lineRule="auto"/>
       </w:pPr>
-      <w:r>
-        <w:rPr>
-          <w:b/>
-          <w:color w:val="1F4D78"/>
-        </w:rPr>
-        <w:t>Erwartete Nachweise</w:t>
-        <w:br/>
-      </w:r>
       <w:r>
         <w:t>Clientbaseline; Providerfreigabeliste; Konfigurationsschutz; Egress- und DNS-Protokolle; negative Provider- und Fallbacktests.</w:t>
       </w:r>
@@ -11039,88 +11128,95 @@
     </w:p>
     <w:p>
       <w:pPr>
+        <w:pStyle w:val="Kontrollfeldbezeichnung"/>
+        <w:spacing w:before="0" w:after="0"/>
+        <w:shd w:fill="F5F7FA"/>
+      </w:pPr>
+      <w:r>
+        <w:t>Normative Anforderung</w:t>
+      </w:r>
+    </w:p>
+    <w:p>
+      <w:pPr>
+        <w:pStyle w:val="Fließtext"/>
         <w:keepLines/>
         <w:widowControl/>
-        <w:spacing w:after="140" w:before="0" w:line="276" w:lineRule="auto"/>
+        <w:spacing w:after="160" w:before="0" w:line="276" w:lineRule="auto"/>
         <w:suppressAutoHyphens w:val="true"/>
         <w:shd w:fill="F5F7FA"/>
       </w:pPr>
       <w:r>
-        <w:rPr>
-          <w:b/>
-          <w:color w:val="1F4D78"/>
-        </w:rPr>
-        <w:t>Normative Anforderung</w:t>
-        <w:br/>
-      </w:r>
-      <w:r>
         <w:t>Inhalte aus Dokumenten, Quellcode, Webseiten, Tool-Ausgaben und RAG-Treffern MÜSSEN als untrusted Daten behandelt und von Systemanweisungen getrennt werden. Sie DÜRFEN keine Berechtigungen erweitern, Sicherheitsrichtlinien verändern oder selbstständig Tool-Aktionen auslösen.</w:t>
       </w:r>
     </w:p>
     <w:p>
       <w:pPr>
+        <w:pStyle w:val="Kontrollfeldbezeichnung"/>
+      </w:pPr>
+      <w:r>
+        <w:t>Begründung</w:t>
+      </w:r>
+    </w:p>
+    <w:p>
+      <w:pPr>
+        <w:pStyle w:val="Fließtext"/>
         <w:widowControl/>
         <w:spacing w:after="140" w:before="0" w:line="276" w:lineRule="auto"/>
       </w:pPr>
       <w:r>
-        <w:rPr>
-          <w:b/>
-          <w:color w:val="1F4D78"/>
-        </w:rPr>
-        <w:t>Begründung</w:t>
-        <w:br/>
-      </w:r>
-      <w:r>
         <w:t>Sprachmodelle unterscheiden Anweisungen und Daten nicht zuverlässig. Indirekte Prompt Injection kann über vertrauenswürdig erscheinende Quellen Aktionen oder Datenabfluss anstoßen.</w:t>
       </w:r>
     </w:p>
     <w:p>
       <w:pPr>
+        <w:pStyle w:val="Kontrollfeldbezeichnung"/>
+      </w:pPr>
+      <w:r>
+        <w:t>Umsetzung im Geltungsbereich</w:t>
+      </w:r>
+    </w:p>
+    <w:p>
+      <w:pPr>
+        <w:pStyle w:val="Fließtext"/>
         <w:widowControl/>
         <w:spacing w:after="140" w:before="0" w:line="276" w:lineRule="auto"/>
       </w:pPr>
       <w:r>
-        <w:rPr>
-          <w:b/>
-          <w:color w:val="1F4D78"/>
-        </w:rPr>
-        <w:t>Umsetzung in der Referenzarchitektur</w:t>
-        <w:br/>
-      </w:r>
-      <w:r>
         <w:t>Vertrauensmarkierungen, Kontexttrennung, Instruktionshierarchie, Tool-Policy, Ausgabevalidierung und Bestätigungsgates wirken gemeinsam. Quellen mit erkannten Manipulationsmustern werden isoliert oder verworfen.</w:t>
       </w:r>
     </w:p>
     <w:p>
       <w:pPr>
+        <w:pStyle w:val="Kontrollfeldbezeichnung"/>
+      </w:pPr>
+      <w:r>
+        <w:t>Prüfziel</w:t>
+      </w:r>
+    </w:p>
+    <w:p>
+      <w:pPr>
+        <w:pStyle w:val="Fließtext"/>
         <w:widowControl/>
         <w:spacing w:after="140" w:before="0" w:line="276" w:lineRule="auto"/>
       </w:pPr>
       <w:r>
-        <w:rPr>
-          <w:b/>
-          <w:color w:val="1F4D78"/>
-        </w:rPr>
-        <w:t>Prüfziel</w:t>
-        <w:br/>
-      </w:r>
-      <w:r>
         <w:t>Mit dokumentierten direkten und indirekten Angriffsprompts prüfen, dass Richtlinien, Berechtigungen, Geheimnisse und Toolgrenzen nicht umgangen werden.</w:t>
       </w:r>
     </w:p>
     <w:p>
       <w:pPr>
+        <w:pStyle w:val="Kontrollfeldbezeichnung"/>
+      </w:pPr>
+      <w:r>
+        <w:t>Erwartete Nachweise</w:t>
+      </w:r>
+    </w:p>
+    <w:p>
+      <w:pPr>
+        <w:pStyle w:val="Fließtext"/>
         <w:widowControl/>
         <w:spacing w:after="140" w:before="0" w:line="276" w:lineRule="auto"/>
       </w:pPr>
-      <w:r>
-        <w:rPr>
-          <w:b/>
-          <w:color w:val="1F4D78"/>
-        </w:rPr>
-        <w:t>Erwartete Nachweise</w:t>
-        <w:br/>
-      </w:r>
       <w:r>
         <w:t>Bedrohungskorpus; Prompt-Injection-Tests; Richtlinienkonfiguration; Angriffsergebnisse; Block- und Alarmprotokolle; akzeptierte Restgrenzen.</w:t>
       </w:r>
@@ -11376,88 +11472,95 @@
     </w:p>
     <w:p>
       <w:pPr>
+        <w:pStyle w:val="Kontrollfeldbezeichnung"/>
+        <w:spacing w:before="0" w:after="0"/>
+        <w:shd w:fill="F5F7FA"/>
+      </w:pPr>
+      <w:r>
+        <w:t>Normative Anforderung</w:t>
+      </w:r>
+    </w:p>
+    <w:p>
+      <w:pPr>
+        <w:pStyle w:val="Fließtext"/>
         <w:keepLines/>
         <w:widowControl/>
-        <w:spacing w:after="140" w:before="0" w:line="276" w:lineRule="auto"/>
+        <w:spacing w:after="160" w:before="0" w:line="276" w:lineRule="auto"/>
         <w:suppressAutoHyphens w:val="true"/>
         <w:shd w:fill="F5F7FA"/>
       </w:pPr>
       <w:r>
-        <w:rPr>
-          <w:b/>
-          <w:color w:val="1F4D78"/>
-        </w:rPr>
-        <w:t>Normative Anforderung</w:t>
-        <w:br/>
-      </w:r>
-      <w:r>
         <w:t>KI-Ausgaben MÜSSEN als potenziell unzutreffend und untrusted behandelt, anwendungsbezogen validiert und vor sicherheitsrelevanter, rechtlicher oder fachlich wesentlicher Wirkung durch eine befugte Person geprüft werden. KI-Nutzung und Quellen MÜSSEN entsprechend Zweck und Rechtslage nachvollziehbar gekennzeichnet werden.</w:t>
       </w:r>
     </w:p>
     <w:p>
       <w:pPr>
+        <w:pStyle w:val="Kontrollfeldbezeichnung"/>
+      </w:pPr>
+      <w:r>
+        <w:t>Begründung</w:t>
+      </w:r>
+    </w:p>
+    <w:p>
+      <w:pPr>
+        <w:pStyle w:val="Fließtext"/>
         <w:widowControl/>
         <w:spacing w:after="140" w:before="0" w:line="276" w:lineRule="auto"/>
       </w:pPr>
       <w:r>
-        <w:rPr>
-          <w:b/>
-          <w:color w:val="1F4D78"/>
-        </w:rPr>
-        <w:t>Begründung</w:t>
-        <w:br/>
-      </w:r>
-      <w:r>
         <w:t>Plausibel formulierte Fehlantworten, unsicherer Code oder eingebettete Anweisungen können automatisiert weiterverarbeitet und dadurch wirksam werden.</w:t>
       </w:r>
     </w:p>
     <w:p>
       <w:pPr>
+        <w:pStyle w:val="Kontrollfeldbezeichnung"/>
+      </w:pPr>
+      <w:r>
+        <w:t>Umsetzung im Geltungsbereich</w:t>
+      </w:r>
+    </w:p>
+    <w:p>
+      <w:pPr>
+        <w:pStyle w:val="Fließtext"/>
         <w:widowControl/>
         <w:spacing w:after="140" w:before="0" w:line="276" w:lineRule="auto"/>
       </w:pPr>
       <w:r>
-        <w:rPr>
-          <w:b/>
-          <w:color w:val="1F4D78"/>
-        </w:rPr>
-        <w:t>Umsetzung in der Referenzarchitektur</w:t>
-        <w:br/>
-      </w:r>
-      <w:r>
         <w:t>Struktur-, Typ-, Policy- und Sicherheitsprüfungen begrenzen maschinelle Weiterverarbeitung. Hochwirksame Entscheidungen und Änderungen besitzen ein echtes menschliches Stopprecht und nachvollziehbare Freigabe.</w:t>
       </w:r>
     </w:p>
     <w:p>
       <w:pPr>
+        <w:pStyle w:val="Kontrollfeldbezeichnung"/>
+      </w:pPr>
+      <w:r>
+        <w:t>Prüfziel</w:t>
+      </w:r>
+    </w:p>
+    <w:p>
+      <w:pPr>
+        <w:pStyle w:val="Fließtext"/>
         <w:widowControl/>
         <w:spacing w:after="140" w:before="0" w:line="276" w:lineRule="auto"/>
       </w:pPr>
       <w:r>
-        <w:rPr>
-          <w:b/>
-          <w:color w:val="1F4D78"/>
-        </w:rPr>
-        <w:t>Prüfziel</w:t>
-        <w:br/>
-      </w:r>
-      <w:r>
         <w:t>Fehlerhafte, manipulative und formal ungültige Ausgaben einspeisen und nachweisen, dass keine unkontrollierte Folgewirkung eintritt.</w:t>
       </w:r>
     </w:p>
     <w:p>
       <w:pPr>
+        <w:pStyle w:val="Kontrollfeldbezeichnung"/>
+      </w:pPr>
+      <w:r>
+        <w:t>Erwartete Nachweise</w:t>
+      </w:r>
+    </w:p>
+    <w:p>
+      <w:pPr>
+        <w:pStyle w:val="Fließtext"/>
         <w:widowControl/>
         <w:spacing w:after="140" w:before="0" w:line="276" w:lineRule="auto"/>
       </w:pPr>
-      <w:r>
-        <w:rPr>
-          <w:b/>
-          <w:color w:val="1F4D78"/>
-        </w:rPr>
-        <w:t>Erwartete Nachweise</w:t>
-        <w:br/>
-      </w:r>
       <w:r>
         <w:t>Validierungsregeln; Review- und Freigabeprotokolle; Kennzeichnungsvorgaben; Fehlerkorpus; negative Weiterverarbeitungstests.</w:t>
       </w:r>
@@ -11722,87 +11825,94 @@
     </w:p>
     <w:p>
       <w:pPr>
+        <w:pStyle w:val="Kontrollfeldbezeichnung"/>
+        <w:spacing w:before="0" w:after="0"/>
+        <w:shd w:fill="F5F7FA"/>
+      </w:pPr>
+      <w:r>
+        <w:t>Normative Anforderung</w:t>
+      </w:r>
+    </w:p>
+    <w:p>
+      <w:pPr>
+        <w:pStyle w:val="Fließtext"/>
         <w:keepLines/>
         <w:widowControl/>
-        <w:spacing w:after="140" w:before="0" w:line="276" w:lineRule="auto"/>
+        <w:spacing w:after="160" w:before="0" w:line="276" w:lineRule="auto"/>
         <w:shd w:fill="F5F7FA"/>
       </w:pPr>
       <w:r>
-        <w:rPr>
-          <w:b/>
-          <w:color w:val="1F4D78"/>
-        </w:rPr>
-        <w:t>Normative Anforderung</w:t>
-        <w:br/>
-      </w:r>
-      <w:r>
         <w:t>Lesen, Schreiben, Befehlsausführung und Netzwerkzugriff MÜSSEN als getrennte, standardmäßig deaktivierte Fähigkeiten freigegeben werden. Sicherheitskritische, destruktive, privilegierte oder externe Aktionen MÜSSEN vor Ausführung eine verständliche, konkrete Bestätigung einer befugten Person erfordern.</w:t>
       </w:r>
     </w:p>
     <w:p>
       <w:pPr>
+        <w:pStyle w:val="Kontrollfeldbezeichnung"/>
+      </w:pPr>
+      <w:r>
+        <w:t>Begründung</w:t>
+      </w:r>
+    </w:p>
+    <w:p>
+      <w:pPr>
+        <w:pStyle w:val="Fließtext"/>
         <w:widowControl/>
         <w:spacing w:after="140" w:before="0" w:line="276" w:lineRule="auto"/>
       </w:pPr>
       <w:r>
-        <w:rPr>
-          <w:b/>
-          <w:color w:val="1F4D78"/>
-        </w:rPr>
-        <w:t>Begründung</w:t>
-        <w:br/>
-      </w:r>
-      <w:r>
         <w:t>Eine pauschale Agentenfreigabe kann Modellfehler oder manipulierte Inhalte unmittelbar in irreversible Systemänderungen übersetzen.</w:t>
       </w:r>
     </w:p>
     <w:p>
       <w:pPr>
+        <w:pStyle w:val="Kontrollfeldbezeichnung"/>
+      </w:pPr>
+      <w:r>
+        <w:t>Umsetzung im Geltungsbereich</w:t>
+      </w:r>
+    </w:p>
+    <w:p>
+      <w:pPr>
+        <w:pStyle w:val="Fließtext"/>
         <w:widowControl/>
         <w:spacing w:after="140" w:before="0" w:line="276" w:lineRule="auto"/>
       </w:pPr>
       <w:r>
-        <w:rPr>
-          <w:b/>
-          <w:color w:val="1F4D78"/>
-        </w:rPr>
-        <w:t>Umsetzung in der Referenzarchitektur</w:t>
-        <w:br/>
-      </w:r>
-      <w:r>
         <w:t>Eine server- oder clientseitig erzwungene Tool-Policy bindet Fähigkeiten an Rolle, Arbeitsbereich und Anwendungsfall. Bestätigungsdialoge zeigen exakten Befehl, Ziel, Auswirkung und Datenziel; Sammelfreigaben sind unzulässig.</w:t>
       </w:r>
     </w:p>
     <w:p>
       <w:pPr>
+        <w:pStyle w:val="Kontrollfeldbezeichnung"/>
+      </w:pPr>
+      <w:r>
+        <w:t>Prüfziel</w:t>
+      </w:r>
+    </w:p>
+    <w:p>
+      <w:pPr>
+        <w:pStyle w:val="Fließtext"/>
         <w:widowControl/>
         <w:spacing w:after="140" w:before="0" w:line="276" w:lineRule="auto"/>
       </w:pPr>
       <w:r>
-        <w:rPr>
-          <w:b/>
-          <w:color w:val="1F4D78"/>
-        </w:rPr>
-        <w:t>Prüfziel</w:t>
-        <w:br/>
-      </w:r>
-      <w:r>
         <w:t>Prüfen, ob jede Fähigkeitsgrenze unabhängig wirkt und kritische Testaktionen ohne konkrete Bestätigung nicht ausgeführt werden.</w:t>
       </w:r>
     </w:p>
     <w:p>
       <w:pPr>
+        <w:pStyle w:val="Kontrollfeldbezeichnung"/>
+      </w:pPr>
+      <w:r>
+        <w:t>Erwartete Nachweise</w:t>
+      </w:r>
+    </w:p>
+    <w:p>
+      <w:pPr>
+        <w:pStyle w:val="Fließtext"/>
         <w:widowControl/>
         <w:spacing w:after="140" w:before="0" w:line="276" w:lineRule="auto"/>
       </w:pPr>
-      <w:r>
-        <w:rPr>
-          <w:b/>
-          <w:color w:val="1F4D78"/>
-        </w:rPr>
-        <w:t>Erwartete Nachweise</w:t>
-        <w:br/>
-      </w:r>
       <w:r>
         <w:t>Tool-Policy; Rollenmatrix; Bestätigungsprotokolle; Testbefehle; negative Rechte- und Umgehungstests.</w:t>
       </w:r>
@@ -12058,87 +12168,94 @@
     </w:p>
     <w:p>
       <w:pPr>
+        <w:pStyle w:val="Kontrollfeldbezeichnung"/>
+        <w:spacing w:before="0" w:after="0"/>
+        <w:shd w:fill="F5F7FA"/>
+      </w:pPr>
+      <w:r>
+        <w:t>Normative Anforderung</w:t>
+      </w:r>
+    </w:p>
+    <w:p>
+      <w:pPr>
+        <w:pStyle w:val="Fließtext"/>
         <w:keepLines/>
         <w:widowControl/>
-        <w:spacing w:after="140" w:before="0" w:line="276" w:lineRule="auto"/>
+        <w:spacing w:after="160" w:before="0" w:line="276" w:lineRule="auto"/>
         <w:shd w:fill="F5F7FA"/>
       </w:pPr>
       <w:r>
-        <w:rPr>
-          <w:b/>
-          <w:color w:val="1F4D78"/>
-        </w:rPr>
-        <w:t>Normative Anforderung</w:t>
-        <w:br/>
-      </w:r>
-      <w:r>
         <w:t>Plug-ins, Erweiterungen, MCP-Server, Tools und Paketquellen MÜSSEN inventarisiert, lokal bezogen, versionsfixiert, geprüft und ausdrücklich freigegeben werden. Tool-Aufrufe MÜSSEN mit Identität, Zweck, Parametern, Ziel, Ergebnisstatus und Bestätigungsentscheidung lokal nachvollziehbar protokolliert werden, ohne unnötige Inhalts- oder Geheimnisdaten zu speichern.</w:t>
       </w:r>
     </w:p>
     <w:p>
       <w:pPr>
+        <w:pStyle w:val="Kontrollfeldbezeichnung"/>
+      </w:pPr>
+      <w:r>
+        <w:t>Begründung</w:t>
+      </w:r>
+    </w:p>
+    <w:p>
+      <w:pPr>
+        <w:pStyle w:val="Fließtext"/>
         <w:widowControl/>
         <w:spacing w:after="140" w:before="0" w:line="276" w:lineRule="auto"/>
       </w:pPr>
       <w:r>
-        <w:rPr>
-          <w:b/>
-          <w:color w:val="1F4D78"/>
-        </w:rPr>
-        <w:t>Begründung</w:t>
-        <w:br/>
-      </w:r>
-      <w:r>
         <w:t>Erweiterungen bilden eine dynamische Lieferkette und können zusätzliche Rechte oder Egresspfade einführen. Ohne Aufrufprotokolle bleiben reale Agentenwirkungen unklar.</w:t>
       </w:r>
     </w:p>
     <w:p>
       <w:pPr>
+        <w:pStyle w:val="Kontrollfeldbezeichnung"/>
+      </w:pPr>
+      <w:r>
+        <w:t>Umsetzung im Geltungsbereich</w:t>
+      </w:r>
+    </w:p>
+    <w:p>
+      <w:pPr>
+        <w:pStyle w:val="Fließtext"/>
         <w:widowControl/>
         <w:spacing w:after="140" w:before="0" w:line="276" w:lineRule="auto"/>
       </w:pPr>
       <w:r>
-        <w:rPr>
-          <w:b/>
-          <w:color w:val="1F4D78"/>
-        </w:rPr>
-        <w:t>Umsetzung in der Referenzarchitektur</w:t>
-        <w:br/>
-      </w:r>
-      <w:r>
         <w:t>Zulässigkeitslisten, lokale Registrierungen, Hashes und Signaturen begrenzen die Lieferkette. Die Protokollierung trennt technische Metadaten von schutzbedürftigen Inhalten und schützt vor nachträglicher Veränderung.</w:t>
       </w:r>
     </w:p>
     <w:p>
       <w:pPr>
+        <w:pStyle w:val="Kontrollfeldbezeichnung"/>
+      </w:pPr>
+      <w:r>
+        <w:t>Prüfziel</w:t>
+      </w:r>
+    </w:p>
+    <w:p>
+      <w:pPr>
+        <w:pStyle w:val="Fließtext"/>
         <w:widowControl/>
         <w:spacing w:after="140" w:before="0" w:line="276" w:lineRule="auto"/>
       </w:pPr>
       <w:r>
-        <w:rPr>
-          <w:b/>
-          <w:color w:val="1F4D78"/>
-        </w:rPr>
-        <w:t>Prüfziel</w:t>
-        <w:br/>
-      </w:r>
-      <w:r>
         <w:t>Unfreigegebene Erweiterungen und Versionen müssen blockiert werden; für genehmigte Testaufrufe muss eine vollständige, datensparsame Nachweiskette entstehen.</w:t>
       </w:r>
     </w:p>
     <w:p>
       <w:pPr>
+        <w:pStyle w:val="Kontrollfeldbezeichnung"/>
+      </w:pPr>
+      <w:r>
+        <w:t>Erwartete Nachweise</w:t>
+      </w:r>
+    </w:p>
+    <w:p>
+      <w:pPr>
+        <w:pStyle w:val="Fließtext"/>
         <w:widowControl/>
         <w:spacing w:after="140" w:before="0" w:line="276" w:lineRule="auto"/>
       </w:pPr>
-      <w:r>
-        <w:rPr>
-          <w:b/>
-          <w:color w:val="1F4D78"/>
-        </w:rPr>
-        <w:t>Erwartete Nachweise</w:t>
-        <w:br/>
-      </w:r>
       <w:r>
         <w:t>Erweiterungsinventar; Freigabe- und Importnachweise; Hashes; lokale Registrierungen; Tool-Auditprotokolle; Manipulationsschutz; negative Installationstests.</w:t>
       </w:r>
@@ -12403,88 +12520,95 @@
     </w:p>
     <w:p>
       <w:pPr>
+        <w:pStyle w:val="Kontrollfeldbezeichnung"/>
+        <w:spacing w:before="0" w:after="0"/>
+        <w:shd w:fill="F5F7FA"/>
+      </w:pPr>
+      <w:r>
+        <w:t>Normative Anforderung</w:t>
+      </w:r>
+    </w:p>
+    <w:p>
+      <w:pPr>
+        <w:pStyle w:val="Fließtext"/>
         <w:keepLines/>
         <w:widowControl/>
-        <w:spacing w:after="140" w:before="0" w:line="276" w:lineRule="auto"/>
+        <w:spacing w:after="160" w:before="0" w:line="276" w:lineRule="auto"/>
         <w:shd w:fill="F5F7FA"/>
       </w:pPr>
       <w:r>
-        <w:rPr>
-          <w:b/>
-          <w:color w:val="1F4D78"/>
-        </w:rPr>
-        <w:t>Normative Anforderung</w:t>
-        <w:br/>
-      </w:r>
-      <w:r>
         <w:t>Für jeden Anwendungsfall MUSS ein aktuelles Bedrohungsmodell Eingabe-, Modell-, Daten-, RAG-, Tool-, Client-, Schnittstellen- und Lieferkettenpfade betrachten. Mindestens Prompt Injection, Poisoning, Evasion, Datenrekonstruktion, Modellmissbrauch, unsichere Ausgaben, Privilegienausweitung und Datenabfluss MÜSSEN bewertet werden.</w:t>
       </w:r>
     </w:p>
     <w:p>
       <w:pPr>
+        <w:pStyle w:val="Kontrollfeldbezeichnung"/>
+      </w:pPr>
+      <w:r>
+        <w:t>Begründung</w:t>
+      </w:r>
+    </w:p>
+    <w:p>
+      <w:pPr>
+        <w:pStyle w:val="Fließtext"/>
         <w:widowControl/>
         <w:spacing w:after="140" w:before="0" w:line="276" w:lineRule="auto"/>
         <w:suppressAutoHyphens w:val="true"/>
       </w:pPr>
       <w:r>
-        <w:rPr>
-          <w:b/>
-          <w:color w:val="1F4D78"/>
-        </w:rPr>
-        <w:t>Begründung</w:t>
-        <w:br/>
-      </w:r>
-      <w:r>
         <w:t>Klassische Systemmodelle erfassen die probabilistische Verarbeitung untrusted Inhalte und die Handlungsketten agentischer Systeme nicht vollständig.</w:t>
       </w:r>
     </w:p>
     <w:p>
       <w:pPr>
+        <w:pStyle w:val="Kontrollfeldbezeichnung"/>
+      </w:pPr>
+      <w:r>
+        <w:t>Umsetzung im Geltungsbereich</w:t>
+      </w:r>
+    </w:p>
+    <w:p>
+      <w:pPr>
+        <w:pStyle w:val="Fließtext"/>
         <w:widowControl/>
         <w:spacing w:after="140" w:before="0" w:line="276" w:lineRule="auto"/>
       </w:pPr>
       <w:r>
-        <w:rPr>
-          <w:b/>
-          <w:color w:val="1F4D78"/>
-        </w:rPr>
-        <w:t>Umsetzung in der Referenzarchitektur</w:t>
-        <w:br/>
-      </w:r>
-      <w:r>
         <w:t>Datenflussdiagramme markieren Vertrauensgrenzen, Autoren, Veränderungsmöglichkeiten, Aktionen und schutzbedürftige Werte. Angriffstechniken werden mit vorbeugenden, erkennenden und reaktiven Kontrollen verknüpft.</w:t>
       </w:r>
     </w:p>
     <w:p>
       <w:pPr>
+        <w:pStyle w:val="Kontrollfeldbezeichnung"/>
+      </w:pPr>
+      <w:r>
+        <w:t>Prüfziel</w:t>
+      </w:r>
+    </w:p>
+    <w:p>
+      <w:pPr>
+        <w:pStyle w:val="Fließtext"/>
         <w:widowControl/>
         <w:spacing w:after="140" w:before="0" w:line="276" w:lineRule="auto"/>
       </w:pPr>
       <w:r>
-        <w:rPr>
-          <w:b/>
-          <w:color w:val="1F4D78"/>
-        </w:rPr>
-        <w:t>Prüfziel</w:t>
-        <w:br/>
-      </w:r>
-      <w:r>
         <w:t>Prüfen, ob jeder real mögliche Daten- und Aktionspfad modelliert, mit Szenarien getestet und einer verantworteten Behandlung zugeordnet ist.</w:t>
       </w:r>
     </w:p>
     <w:p>
       <w:pPr>
+        <w:pStyle w:val="Kontrollfeldbezeichnung"/>
+      </w:pPr>
+      <w:r>
+        <w:t>Erwartete Nachweise</w:t>
+      </w:r>
+    </w:p>
+    <w:p>
+      <w:pPr>
+        <w:pStyle w:val="Fließtext"/>
         <w:widowControl/>
         <w:spacing w:after="140" w:before="0" w:line="276" w:lineRule="auto"/>
       </w:pPr>
-      <w:r>
-        <w:rPr>
-          <w:b/>
-          <w:color w:val="1F4D78"/>
-        </w:rPr>
-        <w:t>Erwartete Nachweise</w:t>
-        <w:br/>
-      </w:r>
       <w:r>
         <w:t>Bedrohungsmodell; Datenflussdiagramm; Angriffsszenarien; Kontrollzuordnung; Testergebnisse; akzeptierte Restrisiken.</w:t>
       </w:r>
@@ -12740,87 +12864,94 @@
     </w:p>
     <w:p>
       <w:pPr>
+        <w:pStyle w:val="Kontrollfeldbezeichnung"/>
+        <w:spacing w:before="0" w:after="0"/>
+        <w:shd w:fill="F5F7FA"/>
+      </w:pPr>
+      <w:r>
+        <w:t>Normative Anforderung</w:t>
+      </w:r>
+    </w:p>
+    <w:p>
+      <w:pPr>
+        <w:pStyle w:val="Fließtext"/>
         <w:keepLines/>
         <w:widowControl/>
-        <w:spacing w:after="140" w:before="0" w:line="276" w:lineRule="auto"/>
+        <w:spacing w:after="160" w:before="0" w:line="276" w:lineRule="auto"/>
         <w:shd w:fill="F5F7FA"/>
       </w:pPr>
       <w:r>
-        <w:rPr>
-          <w:b/>
-          <w:color w:val="1F4D78"/>
-        </w:rPr>
-        <w:t>Normative Anforderung</w:t>
-        <w:br/>
-      </w:r>
-      <w:r>
         <w:t>Token, Kontext, Ausgabe, Datei- und Batchgröße, Parallelität, Laufzeit, Speicher, Beschleuniger, Retrieval-Treffer und Tool-Aufrufe MÜSSEN je Identität und Dienst begrenzt werden. Missbrauch und Ressourcenerschöpfung MÜSSEN erkannt, gedrosselt und kontrolliert beendet werden.</w:t>
       </w:r>
     </w:p>
     <w:p>
       <w:pPr>
+        <w:pStyle w:val="Kontrollfeldbezeichnung"/>
+      </w:pPr>
+      <w:r>
+        <w:t>Begründung</w:t>
+      </w:r>
+    </w:p>
+    <w:p>
+      <w:pPr>
+        <w:pStyle w:val="Fließtext"/>
         <w:widowControl/>
         <w:spacing w:after="140" w:before="0" w:line="276" w:lineRule="auto"/>
       </w:pPr>
       <w:r>
-        <w:rPr>
-          <w:b/>
-          <w:color w:val="1F4D78"/>
-        </w:rPr>
-        <w:t>Begründung</w:t>
-        <w:br/>
-      </w:r>
-      <w:r>
         <w:t>Lange Kontexte, rekursive Agentenschleifen und aufwendige Anfragen können lokale Kapazität erschöpfen und andere Dienste verdrängen.</w:t>
       </w:r>
     </w:p>
     <w:p>
       <w:pPr>
+        <w:pStyle w:val="Kontrollfeldbezeichnung"/>
+      </w:pPr>
+      <w:r>
+        <w:t>Umsetzung im Geltungsbereich</w:t>
+      </w:r>
+    </w:p>
+    <w:p>
+      <w:pPr>
+        <w:pStyle w:val="Fließtext"/>
         <w:widowControl/>
         <w:spacing w:after="140" w:before="0" w:line="276" w:lineRule="auto"/>
       </w:pPr>
       <w:r>
-        <w:rPr>
-          <w:b/>
-          <w:color w:val="1F4D78"/>
-        </w:rPr>
-        <w:t>Umsetzung in der Referenzarchitektur</w:t>
-        <w:br/>
-      </w:r>
-      <w:r>
         <w:t>Quoten, Timeouts, Queueing, Circuit Breaker, Prioritäten und Kapazitätsreserven werden zentral konfiguriert. Kritische Basisdienste bleiben von KI-Ressourcen entkoppelt.</w:t>
       </w:r>
     </w:p>
     <w:p>
       <w:pPr>
+        <w:pStyle w:val="Kontrollfeldbezeichnung"/>
+      </w:pPr>
+      <w:r>
+        <w:t>Prüfziel</w:t>
+      </w:r>
+    </w:p>
+    <w:p>
+      <w:pPr>
+        <w:pStyle w:val="Fließtext"/>
         <w:widowControl/>
         <w:spacing w:after="140" w:before="0" w:line="276" w:lineRule="auto"/>
       </w:pPr>
       <w:r>
-        <w:rPr>
-          <w:b/>
-          <w:color w:val="1F4D78"/>
-        </w:rPr>
-        <w:t>Prüfziel</w:t>
-        <w:br/>
-      </w:r>
-      <w:r>
         <w:t>Last-, Grenzwert- und Missbrauchstests müssen faire Begrenzung, sichere Beendigung, Alarmierung und Wiederherstellung ohne Datenkorruption belegen.</w:t>
       </w:r>
     </w:p>
     <w:p>
       <w:pPr>
+        <w:pStyle w:val="Kontrollfeldbezeichnung"/>
+      </w:pPr>
+      <w:r>
+        <w:t>Erwartete Nachweise</w:t>
+      </w:r>
+    </w:p>
+    <w:p>
+      <w:pPr>
+        <w:pStyle w:val="Fließtext"/>
         <w:widowControl/>
         <w:spacing w:after="140" w:before="0" w:line="276" w:lineRule="auto"/>
       </w:pPr>
-      <w:r>
-        <w:rPr>
-          <w:b/>
-          <w:color w:val="1F4D78"/>
-        </w:rPr>
-        <w:t>Erwartete Nachweise</w:t>
-        <w:br/>
-      </w:r>
       <w:r>
         <w:t>Kapazitätsmodell; Grenzwertkonfiguration; Lasttests; Alarmregeln; Drosselungsprotokolle; Wiederherstellungsnachweis.</w:t>
       </w:r>
@@ -13085,87 +13216,94 @@
     </w:p>
     <w:p>
       <w:pPr>
+        <w:pStyle w:val="Kontrollfeldbezeichnung"/>
+        <w:spacing w:before="0" w:after="0"/>
+        <w:shd w:fill="F5F7FA"/>
+      </w:pPr>
+      <w:r>
+        <w:t>Normative Anforderung</w:t>
+      </w:r>
+    </w:p>
+    <w:p>
+      <w:pPr>
+        <w:pStyle w:val="Fließtext"/>
         <w:keepLines/>
         <w:widowControl/>
-        <w:spacing w:after="140" w:before="0" w:line="276" w:lineRule="auto"/>
+        <w:spacing w:after="160" w:before="0" w:line="276" w:lineRule="auto"/>
         <w:shd w:fill="F5F7FA"/>
       </w:pPr>
       <w:r>
-        <w:rPr>
-          <w:b/>
-          <w:color w:val="1F4D78"/>
-        </w:rPr>
-        <w:t>Normative Anforderung</w:t>
-        <w:br/>
-      </w:r>
-      <w:r>
         <w:t>Vor Erstfreigabe MUSS jede Modell-Laufzeit-Anwendungsfall-Kombination anhand repräsentativer, getrennt verwalteter Testfälle auf fachliche Qualität, Robustheit, Datenschutz und Sicherheit evaluiert werden. Schwellenwerte, Metriken, Datensätze, Zufallsparameter, Umgebung und Ergebnisse MÜSSEN dokumentiert und reproduzierbar sein.</w:t>
       </w:r>
     </w:p>
     <w:p>
       <w:pPr>
+        <w:pStyle w:val="Kontrollfeldbezeichnung"/>
+      </w:pPr>
+      <w:r>
+        <w:t>Begründung</w:t>
+      </w:r>
+    </w:p>
+    <w:p>
+      <w:pPr>
+        <w:pStyle w:val="Fließtext"/>
         <w:widowControl/>
         <w:spacing w:after="140" w:before="0" w:line="276" w:lineRule="auto"/>
       </w:pPr>
       <w:r>
-        <w:rPr>
-          <w:b/>
-          <w:color w:val="1F4D78"/>
-        </w:rPr>
-        <w:t>Begründung</w:t>
-        <w:br/>
-      </w:r>
-      <w:r>
         <w:t>Allgemeine Benchmarks belegen weder Eignung noch Sicherheit im lokalen Anwendungsfall. Modellantworten sind variabel und benötigen wiederholbare Messung.</w:t>
       </w:r>
     </w:p>
     <w:p>
       <w:pPr>
+        <w:pStyle w:val="Kontrollfeldbezeichnung"/>
+      </w:pPr>
+      <w:r>
+        <w:t>Umsetzung im Geltungsbereich</w:t>
+      </w:r>
+    </w:p>
+    <w:p>
+      <w:pPr>
+        <w:pStyle w:val="Fließtext"/>
         <w:widowControl/>
         <w:spacing w:after="140" w:before="0" w:line="276" w:lineRule="auto"/>
       </w:pPr>
       <w:r>
-        <w:rPr>
-          <w:b/>
-          <w:color w:val="1F4D78"/>
-        </w:rPr>
-        <w:t>Umsetzung in der Referenzarchitektur</w:t>
-        <w:br/>
-      </w:r>
-      <w:r>
         <w:t>Ein fachliches Testset, Missbrauchs- und Red-Team-Fälle sowie klare Abnahmeschwellen werden vor dem Test festgelegt. Unabhängige qualifizierte Personen prüfen wesentliche Ergebnisse.</w:t>
       </w:r>
     </w:p>
     <w:p>
       <w:pPr>
+        <w:pStyle w:val="Kontrollfeldbezeichnung"/>
+      </w:pPr>
+      <w:r>
+        <w:t>Prüfziel</w:t>
+      </w:r>
+    </w:p>
+    <w:p>
+      <w:pPr>
+        <w:pStyle w:val="Fließtext"/>
         <w:widowControl/>
         <w:spacing w:after="140" w:before="0" w:line="276" w:lineRule="auto"/>
       </w:pPr>
       <w:r>
-        <w:rPr>
-          <w:b/>
-          <w:color w:val="1F4D78"/>
-        </w:rPr>
-        <w:t>Prüfziel</w:t>
-        <w:br/>
-      </w:r>
-      <w:r>
         <w:t>Eine Stichprobe muss mit derselben Konfiguration reproduzierbar sein; unterschrittene Schwellenwerte müssen die Freigabe blockieren.</w:t>
       </w:r>
     </w:p>
     <w:p>
       <w:pPr>
+        <w:pStyle w:val="Kontrollfeldbezeichnung"/>
+      </w:pPr>
+      <w:r>
+        <w:t>Erwartete Nachweise</w:t>
+      </w:r>
+    </w:p>
+    <w:p>
+      <w:pPr>
+        <w:pStyle w:val="Fließtext"/>
         <w:widowControl/>
         <w:spacing w:after="140" w:before="0" w:line="276" w:lineRule="auto"/>
       </w:pPr>
-      <w:r>
-        <w:rPr>
-          <w:b/>
-          <w:color w:val="1F4D78"/>
-        </w:rPr>
-        <w:t>Erwartete Nachweise</w:t>
-        <w:br/>
-      </w:r>
       <w:r>
         <w:t>Testplan; versionierte Testdaten; Metrikdefinitionen; Laufzeit- und Parameterstand; Roh- und Ergebnisdaten; unabhängiges Review; Freigabeentscheidung.</w:t>
       </w:r>
@@ -13421,87 +13559,94 @@
     </w:p>
     <w:p>
       <w:pPr>
+        <w:pStyle w:val="Kontrollfeldbezeichnung"/>
+        <w:spacing w:before="0" w:after="0"/>
+        <w:shd w:fill="F5F7FA"/>
+      </w:pPr>
+      <w:r>
+        <w:t>Normative Anforderung</w:t>
+      </w:r>
+    </w:p>
+    <w:p>
+      <w:pPr>
+        <w:pStyle w:val="Fließtext"/>
         <w:keepLines/>
         <w:widowControl/>
-        <w:spacing w:after="140" w:before="0" w:line="276" w:lineRule="auto"/>
+        <w:spacing w:after="160" w:before="0" w:line="276" w:lineRule="auto"/>
         <w:shd w:fill="F5F7FA"/>
       </w:pPr>
       <w:r>
-        <w:rPr>
-          <w:b/>
-          <w:color w:val="1F4D78"/>
-        </w:rPr>
-        <w:t>Normative Anforderung</w:t>
-        <w:br/>
-      </w:r>
-      <w:r>
         <w:t>Änderungen an Modell, Quantisierung, Laufzeit, Systemanweisung, RAG-Daten oder -Logik, Embeddings, Reranker, Gateway, Tooling und Sicherheitsparametern MÜSSEN risikobasiert Regressionstests und eine Wiederfreigabe auslösen. Bei Abweichungen MUSS ein getesteter Rollback verfügbar sein.</w:t>
       </w:r>
     </w:p>
     <w:p>
       <w:pPr>
+        <w:pStyle w:val="Kontrollfeldbezeichnung"/>
+      </w:pPr>
+      <w:r>
+        <w:t>Begründung</w:t>
+      </w:r>
+    </w:p>
+    <w:p>
+      <w:pPr>
+        <w:pStyle w:val="Fließtext"/>
         <w:widowControl/>
         <w:spacing w:after="140" w:before="0" w:line="276" w:lineRule="auto"/>
       </w:pPr>
       <w:r>
-        <w:rPr>
-          <w:b/>
-          <w:color w:val="1F4D78"/>
-        </w:rPr>
-        <w:t>Begründung</w:t>
-        <w:br/>
-      </w:r>
-      <w:r>
         <w:t>KI-Verhalten entsteht aus der gesamten Kette. Eine scheinbar kleine Komponentenänderung kann Qualität, Sicherheit oder Berechtigungswirkung verschieben.</w:t>
       </w:r>
     </w:p>
     <w:p>
       <w:pPr>
+        <w:pStyle w:val="Kontrollfeldbezeichnung"/>
+      </w:pPr>
+      <w:r>
+        <w:t>Umsetzung im Geltungsbereich</w:t>
+      </w:r>
+    </w:p>
+    <w:p>
+      <w:pPr>
+        <w:pStyle w:val="Fließtext"/>
         <w:widowControl/>
         <w:spacing w:after="140" w:before="0" w:line="276" w:lineRule="auto"/>
       </w:pPr>
       <w:r>
-        <w:rPr>
-          <w:b/>
-          <w:color w:val="1F4D78"/>
-        </w:rPr>
-        <w:t>Umsetzung in der Referenzarchitektur</w:t>
-        <w:br/>
-      </w:r>
-      <w:r>
         <w:t>Eine Änderungsmatrix ordnet Komponenten konkrete Tests zu. Automatisierte Vergleiche erkennen Sicherheits- und Qualitätsregressionen; Freigabemanifeste erlauben atomaren Wechsel und Rückkehr.</w:t>
       </w:r>
     </w:p>
     <w:p>
       <w:pPr>
+        <w:pStyle w:val="Kontrollfeldbezeichnung"/>
+      </w:pPr>
+      <w:r>
+        <w:t>Prüfziel</w:t>
+      </w:r>
+    </w:p>
+    <w:p>
+      <w:pPr>
+        <w:pStyle w:val="Fließtext"/>
         <w:widowControl/>
         <w:spacing w:after="140" w:before="0" w:line="276" w:lineRule="auto"/>
       </w:pPr>
       <w:r>
-        <w:rPr>
-          <w:b/>
-          <w:color w:val="1F4D78"/>
-        </w:rPr>
-        <w:t>Prüfziel</w:t>
-        <w:br/>
-      </w:r>
-      <w:r>
         <w:t>Für jede Änderung die ausgelösten Tests, Entscheidung und erfolgreiche Rückkehr zur vorherigen freigegebenen Kombination nachweisen.</w:t>
       </w:r>
     </w:p>
     <w:p>
       <w:pPr>
+        <w:pStyle w:val="Kontrollfeldbezeichnung"/>
+      </w:pPr>
+      <w:r>
+        <w:t>Erwartete Nachweise</w:t>
+      </w:r>
+    </w:p>
+    <w:p>
+      <w:pPr>
+        <w:pStyle w:val="Fließtext"/>
         <w:widowControl/>
         <w:spacing w:after="140" w:before="0" w:line="276" w:lineRule="auto"/>
       </w:pPr>
-      <w:r>
-        <w:rPr>
-          <w:b/>
-          <w:color w:val="1F4D78"/>
-        </w:rPr>
-        <w:t>Erwartete Nachweise</w:t>
-        <w:br/>
-      </w:r>
       <w:r>
         <w:t>Änderungsantrag; Auswirkungsanalyse; Regressionsergebnisse; neues Freigabemanifest; Rollbackplan und -test; Kommunikationsnachweis.</w:t>
       </w:r>
@@ -13766,87 +13911,94 @@
     </w:p>
     <w:p>
       <w:pPr>
+        <w:pStyle w:val="Kontrollfeldbezeichnung"/>
+        <w:spacing w:before="0" w:after="0"/>
+        <w:shd w:fill="F5F7FA"/>
+      </w:pPr>
+      <w:r>
+        <w:t>Normative Anforderung</w:t>
+      </w:r>
+    </w:p>
+    <w:p>
+      <w:pPr>
+        <w:pStyle w:val="Fließtext"/>
         <w:keepLines/>
         <w:widowControl/>
-        <w:spacing w:after="140" w:before="0" w:line="276" w:lineRule="auto"/>
+        <w:spacing w:after="160" w:before="0" w:line="276" w:lineRule="auto"/>
         <w:shd w:fill="F5F7FA"/>
       </w:pPr>
       <w:r>
-        <w:rPr>
-          <w:b/>
-          <w:color w:val="1F4D78"/>
-        </w:rPr>
-        <w:t>Normative Anforderung</w:t>
-        <w:br/>
-      </w:r>
-      <w:r>
         <w:t>Sicherheitsrelevante KI-Ereignisse MÜSSEN lokal, zeitlich synchronisiert, identitätsbezogen und manipulationsgeschützt protokolliert werden. Erforderlich sind mindestens Modell- und Richtlinienversion, Zugriff, Tool-Aufruf, Freigabe, Blockierung, Grenzwertverletzung, Administrationsänderung und Vorfallbezug; Inhaltsdaten DÜRFEN nur zweckgebunden und minimiert gespeichert werden.</w:t>
       </w:r>
     </w:p>
     <w:p>
       <w:pPr>
+        <w:pStyle w:val="Kontrollfeldbezeichnung"/>
+      </w:pPr>
+      <w:r>
+        <w:t>Begründung</w:t>
+      </w:r>
+    </w:p>
+    <w:p>
+      <w:pPr>
+        <w:pStyle w:val="Fließtext"/>
         <w:widowControl/>
         <w:spacing w:after="140" w:before="0" w:line="276" w:lineRule="auto"/>
       </w:pPr>
       <w:r>
-        <w:rPr>
-          <w:b/>
-          <w:color w:val="1F4D78"/>
-        </w:rPr>
-        <w:t>Begründung</w:t>
-        <w:br/>
-      </w:r>
-      <w:r>
         <w:t>Ohne technische Kontextdaten lassen sich Modellverhalten und Agentenwirkungen nicht untersuchen; vollständige Prompts können zugleich sensible Inhalte und Geheimnisse vervielfachen.</w:t>
       </w:r>
     </w:p>
     <w:p>
       <w:pPr>
+        <w:pStyle w:val="Kontrollfeldbezeichnung"/>
+      </w:pPr>
+      <w:r>
+        <w:t>Umsetzung im Geltungsbereich</w:t>
+      </w:r>
+    </w:p>
+    <w:p>
+      <w:pPr>
+        <w:pStyle w:val="Fließtext"/>
         <w:widowControl/>
         <w:spacing w:after="140" w:before="0" w:line="276" w:lineRule="auto"/>
       </w:pPr>
       <w:r>
-        <w:rPr>
-          <w:b/>
-          <w:color w:val="1F4D78"/>
-        </w:rPr>
-        <w:t>Umsetzung in der Referenzarchitektur</w:t>
-        <w:br/>
-      </w:r>
-      <w:r>
         <w:t>Ein Protokollierungskonzept trennt Sicherheitsmetadaten, optionale Inhaltsprotokolle und Auditdaten, definiert Zugriff, Aufbewahrung, Integrität, Löschung und lokale SIEM-Korrelation.</w:t>
       </w:r>
     </w:p>
     <w:p>
       <w:pPr>
+        <w:pStyle w:val="Kontrollfeldbezeichnung"/>
+      </w:pPr>
+      <w:r>
+        <w:t>Prüfziel</w:t>
+      </w:r>
+    </w:p>
+    <w:p>
+      <w:pPr>
+        <w:pStyle w:val="Fließtext"/>
         <w:widowControl/>
         <w:spacing w:after="140" w:before="0" w:line="276" w:lineRule="auto"/>
       </w:pPr>
       <w:r>
-        <w:rPr>
-          <w:b/>
-          <w:color w:val="1F4D78"/>
-        </w:rPr>
-        <w:t>Prüfziel</w:t>
-        <w:br/>
-      </w:r>
-      <w:r>
         <w:t>Aus einem Testvorfall die verantwortliche Identität, wirksame Modell- und Richtlinienversion sowie Toolkette rekonstruieren, ohne unnötige Inhaltsdaten offenzulegen.</w:t>
       </w:r>
     </w:p>
     <w:p>
       <w:pPr>
+        <w:pStyle w:val="Kontrollfeldbezeichnung"/>
+      </w:pPr>
+      <w:r>
+        <w:t>Erwartete Nachweise</w:t>
+      </w:r>
+    </w:p>
+    <w:p>
+      <w:pPr>
+        <w:pStyle w:val="Fließtext"/>
         <w:widowControl/>
         <w:spacing w:after="140" w:before="0" w:line="276" w:lineRule="auto"/>
       </w:pPr>
-      <w:r>
-        <w:rPr>
-          <w:b/>
-          <w:color w:val="1F4D78"/>
-        </w:rPr>
-        <w:t>Erwartete Nachweise</w:t>
-        <w:br/>
-      </w:r>
       <w:r>
         <w:t>Protokollierungskonzept; Beispieldatensätze; Zeit- und Integritätsnachweis; SIEM-Regeln; Zugriffs- und Löschprüfung; Rekonstruktionsübung.</w:t>
       </w:r>
@@ -14102,87 +14254,94 @@
     </w:p>
     <w:p>
       <w:pPr>
+        <w:pStyle w:val="Kontrollfeldbezeichnung"/>
+        <w:spacing w:before="0" w:after="0"/>
+        <w:shd w:fill="F5F7FA"/>
+      </w:pPr>
+      <w:r>
+        <w:t>Normative Anforderung</w:t>
+      </w:r>
+    </w:p>
+    <w:p>
+      <w:pPr>
+        <w:pStyle w:val="Fließtext"/>
         <w:keepLines/>
         <w:widowControl/>
-        <w:spacing w:after="140" w:before="0" w:line="276" w:lineRule="auto"/>
+        <w:spacing w:after="160" w:before="0" w:line="276" w:lineRule="auto"/>
         <w:shd w:fill="F5F7FA"/>
       </w:pPr>
       <w:r>
-        <w:rPr>
-          <w:b/>
-          <w:color w:val="1F4D78"/>
-        </w:rPr>
-        <w:t>Normative Anforderung</w:t>
-        <w:br/>
-      </w:r>
-      <w:r>
         <w:t>Qualität, Fehlerraten, Ablehnungen, Ressourcenverbrauch, Policy-Verstöße, Prompt-Injection-Indikatoren, RAG-Auffälligkeiten und Modell- beziehungsweise Konfigurationsdrift MÜSSEN risikoorientiert überwacht werden. KI-spezifische Vorfälle MÜSSEN in den allgemeinen Vorfallprozess integriert und mit Abschalt- und Rückrollmöglichkeiten behandelt werden.</w:t>
       </w:r>
     </w:p>
     <w:p>
       <w:pPr>
+        <w:pStyle w:val="Kontrollfeldbezeichnung"/>
+      </w:pPr>
+      <w:r>
+        <w:t>Begründung</w:t>
+      </w:r>
+    </w:p>
+    <w:p>
+      <w:pPr>
+        <w:pStyle w:val="Fließtext"/>
         <w:widowControl/>
         <w:spacing w:after="140" w:before="0" w:line="276" w:lineRule="auto"/>
       </w:pPr>
       <w:r>
-        <w:rPr>
-          <w:b/>
-          <w:color w:val="1F4D78"/>
-        </w:rPr>
-        <w:t>Begründung</w:t>
-        <w:br/>
-      </w:r>
-      <w:r>
         <w:t>Verschlechterungen und Angriffe zeigen sich häufig zuerst in Ausgabe- oder Nutzungsmetriken und nicht in klassischen Hostalarmen.</w:t>
       </w:r>
     </w:p>
     <w:p>
       <w:pPr>
+        <w:pStyle w:val="Kontrollfeldbezeichnung"/>
+      </w:pPr>
+      <w:r>
+        <w:t>Umsetzung im Geltungsbereich</w:t>
+      </w:r>
+    </w:p>
+    <w:p>
+      <w:pPr>
+        <w:pStyle w:val="Fließtext"/>
         <w:widowControl/>
         <w:spacing w:after="140" w:before="0" w:line="276" w:lineRule="auto"/>
       </w:pPr>
       <w:r>
-        <w:rPr>
-          <w:b/>
-          <w:color w:val="1F4D78"/>
-        </w:rPr>
-        <w:t>Umsetzung in der Referenzarchitektur</w:t>
-        <w:br/>
-      </w:r>
-      <w:r>
         <w:t>Baseline, Schwellenwerte, Alarmwege, Triageleitfäden und sichere Degradationsmodi werden festgelegt. Vorfallsübungen umfassen Datenabfluss, vergiftete RAG-Quelle, kompromittiertes Modell und Agentenfehlaktion.</w:t>
       </w:r>
     </w:p>
     <w:p>
       <w:pPr>
+        <w:pStyle w:val="Kontrollfeldbezeichnung"/>
+      </w:pPr>
+      <w:r>
+        <w:t>Prüfziel</w:t>
+      </w:r>
+    </w:p>
+    <w:p>
+      <w:pPr>
+        <w:pStyle w:val="Fließtext"/>
         <w:widowControl/>
         <w:spacing w:after="140" w:before="0" w:line="276" w:lineRule="auto"/>
       </w:pPr>
       <w:r>
-        <w:rPr>
-          <w:b/>
-          <w:color w:val="1F4D78"/>
-        </w:rPr>
-        <w:t>Prüfziel</w:t>
-        <w:br/>
-      </w:r>
-      <w:r>
         <w:t>Künstliche Abweichungen müssen erkannt, richtig priorisiert und bis zu Eindämmung, Beweissicherung, Wiederherstellung und Nachbereitung bearbeitet werden.</w:t>
       </w:r>
     </w:p>
     <w:p>
       <w:pPr>
+        <w:pStyle w:val="Kontrollfeldbezeichnung"/>
+      </w:pPr>
+      <w:r>
+        <w:t>Erwartete Nachweise</w:t>
+      </w:r>
+    </w:p>
+    <w:p>
+      <w:pPr>
+        <w:pStyle w:val="Fließtext"/>
         <w:widowControl/>
         <w:spacing w:after="140" w:before="0" w:line="276" w:lineRule="auto"/>
       </w:pPr>
-      <w:r>
-        <w:rPr>
-          <w:b/>
-          <w:color w:val="1F4D78"/>
-        </w:rPr>
-        <w:t>Erwartete Nachweise</w:t>
-        <w:br/>
-      </w:r>
       <w:r>
         <w:t>Monitoringkonzept; Dashboards; Alarmregeln; Driftbericht; Vorfallleitfäden; Übungsprotokolle; Korrektur- und Rückrollnachweise.</w:t>
       </w:r>
@@ -14438,87 +14597,94 @@
     </w:p>
     <w:p>
       <w:pPr>
+        <w:pStyle w:val="Kontrollfeldbezeichnung"/>
+        <w:spacing w:before="0" w:after="0"/>
+        <w:shd w:fill="F5F7FA"/>
+      </w:pPr>
+      <w:r>
+        <w:t>Normative Anforderung</w:t>
+      </w:r>
+    </w:p>
+    <w:p>
+      <w:pPr>
+        <w:pStyle w:val="Fließtext"/>
         <w:keepLines/>
         <w:widowControl/>
-        <w:spacing w:after="140" w:before="0" w:line="276" w:lineRule="auto"/>
+        <w:spacing w:after="160" w:before="0" w:line="276" w:lineRule="auto"/>
         <w:shd w:fill="F5F7FA"/>
       </w:pPr>
       <w:r>
-        <w:rPr>
-          <w:b/>
-          <w:color w:val="1F4D78"/>
-        </w:rPr>
-        <w:t>Normative Anforderung</w:t>
-        <w:br/>
-      </w:r>
-      <w:r>
         <w:t>Wiederanlauf- und Sicherungsverfahren MÜSSEN die konsistente Kombination aus Modell, Laufzeit, Gatewayrichtlinien, Systemanweisungen, RAG-Quellen, Index, ACL-Metadaten, Konfiguration und Nachweisen berücksichtigen. Wiederherstellungen MÜSSEN regelmäßig ohne Internetzugang erprobt werden.</w:t>
       </w:r>
     </w:p>
     <w:p>
       <w:pPr>
+        <w:pStyle w:val="Kontrollfeldbezeichnung"/>
+      </w:pPr>
+      <w:r>
+        <w:t>Begründung</w:t>
+      </w:r>
+    </w:p>
+    <w:p>
+      <w:pPr>
+        <w:pStyle w:val="Fließtext"/>
         <w:widowControl/>
         <w:spacing w:after="140" w:before="0" w:line="276" w:lineRule="auto"/>
       </w:pPr>
       <w:r>
-        <w:rPr>
-          <w:b/>
-          <w:color w:val="1F4D78"/>
-        </w:rPr>
-        <w:t>Begründung</w:t>
-        <w:br/>
-      </w:r>
-      <w:r>
         <w:t>Ein technisch gestarteter Dienst ist nicht betriebsfähig, wenn Modell, Index, Berechtigungen oder Freigabestand auseinanderfallen.</w:t>
       </w:r>
     </w:p>
     <w:p>
       <w:pPr>
+        <w:pStyle w:val="Kontrollfeldbezeichnung"/>
+      </w:pPr>
+      <w:r>
+        <w:t>Umsetzung im Geltungsbereich</w:t>
+      </w:r>
+    </w:p>
+    <w:p>
+      <w:pPr>
+        <w:pStyle w:val="Fließtext"/>
         <w:widowControl/>
         <w:spacing w:after="140" w:before="0" w:line="276" w:lineRule="auto"/>
       </w:pPr>
       <w:r>
-        <w:rPr>
-          <w:b/>
-          <w:color w:val="1F4D78"/>
-        </w:rPr>
-        <w:t>Umsetzung in der Referenzarchitektur</w:t>
-        <w:br/>
-      </w:r>
-      <w:r>
         <w:t>Versionierte Sicherungssätze und Wiederanlaufreihenfolge stellen Identitäten und Richtlinien vor Daten- und KI-Funktionen bereit. Nach Wiederherstellung erfolgen Integritäts-, Berechtigungs- und Regressionstests.</w:t>
       </w:r>
     </w:p>
     <w:p>
       <w:pPr>
+        <w:pStyle w:val="Kontrollfeldbezeichnung"/>
+      </w:pPr>
+      <w:r>
+        <w:t>Prüfziel</w:t>
+      </w:r>
+    </w:p>
+    <w:p>
+      <w:pPr>
+        <w:pStyle w:val="Fließtext"/>
         <w:widowControl/>
         <w:spacing w:after="140" w:before="0" w:line="276" w:lineRule="auto"/>
       </w:pPr>
       <w:r>
-        <w:rPr>
-          <w:b/>
-          <w:color w:val="1F4D78"/>
-        </w:rPr>
-        <w:t>Prüfziel</w:t>
-        <w:br/>
-      </w:r>
-      <w:r>
         <w:t>Aus freigegebenen Sicherungen eine konsistente Umgebung wiederherstellen und Hashes, ACLs, Kernfunktionen sowie fehlenden Internetbedarf nachweisen.</w:t>
       </w:r>
     </w:p>
     <w:p>
       <w:pPr>
+        <w:pStyle w:val="Kontrollfeldbezeichnung"/>
+      </w:pPr>
+      <w:r>
+        <w:t>Erwartete Nachweise</w:t>
+      </w:r>
+    </w:p>
+    <w:p>
+      <w:pPr>
+        <w:pStyle w:val="Fließtext"/>
         <w:widowControl/>
         <w:spacing w:after="140" w:before="0" w:line="276" w:lineRule="auto"/>
       </w:pPr>
-      <w:r>
-        <w:rPr>
-          <w:b/>
-          <w:color w:val="1F4D78"/>
-        </w:rPr>
-        <w:t>Erwartete Nachweise</w:t>
-        <w:br/>
-      </w:r>
       <w:r>
         <w:t>Sicherungsmatrix; Wiederanlaufplan; Offline-Wiederherstellungstest; Integritäts- und ACL-Prüfung; Wiederanlaufzeiten; Abweichungsbehandlung.</w:t>
       </w:r>
@@ -14783,87 +14949,94 @@
     </w:p>
     <w:p>
       <w:pPr>
+        <w:pStyle w:val="Kontrollfeldbezeichnung"/>
+        <w:spacing w:before="0" w:after="0"/>
+        <w:shd w:fill="F5F7FA"/>
+      </w:pPr>
+      <w:r>
+        <w:t>Normative Anforderung</w:t>
+      </w:r>
+    </w:p>
+    <w:p>
+      <w:pPr>
+        <w:pStyle w:val="Fließtext"/>
         <w:keepLines/>
         <w:widowControl/>
-        <w:spacing w:after="140" w:before="0" w:line="276" w:lineRule="auto"/>
+        <w:spacing w:after="160" w:before="0" w:line="276" w:lineRule="auto"/>
         <w:shd w:fill="F5F7FA"/>
       </w:pPr>
       <w:r>
-        <w:rPr>
-          <w:b/>
-          <w:color w:val="1F4D78"/>
-        </w:rPr>
-        <w:t>Normative Anforderung</w:t>
-        <w:br/>
-      </w:r>
-      <w:r>
         <w:t>Bei Außerbetriebnahme eines Modells, Dienstes, RAG-Bestands, Tools oder Anwendungsfalls MÜSSEN Zugänge widerrufen, Endpunkte entfernt, Aufgaben beendet, Modelle und Daten nach Aufbewahrungsregeln gelöscht, lokale Registrierungen bereinigt und Nachweise revisionsgeeignet abgeschlossen werden.</w:t>
       </w:r>
     </w:p>
     <w:p>
       <w:pPr>
+        <w:pStyle w:val="Kontrollfeldbezeichnung"/>
+      </w:pPr>
+      <w:r>
+        <w:t>Begründung</w:t>
+      </w:r>
+    </w:p>
+    <w:p>
+      <w:pPr>
+        <w:pStyle w:val="Fließtext"/>
         <w:widowControl/>
         <w:spacing w:after="140" w:before="0" w:line="276" w:lineRule="auto"/>
       </w:pPr>
       <w:r>
-        <w:rPr>
-          <w:b/>
-          <w:color w:val="1F4D78"/>
-        </w:rPr>
-        <w:t>Begründung</w:t>
-        <w:br/>
-      </w:r>
-      <w:r>
         <w:t>Verwaiste Endpunkte, Konten, Indizes, Caches oder Modellkopien bleiben sonst erreichbar und entziehen sich Patch-, Rechte- und Löschprozessen.</w:t>
       </w:r>
     </w:p>
     <w:p>
       <w:pPr>
+        <w:pStyle w:val="Kontrollfeldbezeichnung"/>
+      </w:pPr>
+      <w:r>
+        <w:t>Umsetzung im Geltungsbereich</w:t>
+      </w:r>
+    </w:p>
+    <w:p>
+      <w:pPr>
+        <w:pStyle w:val="Fließtext"/>
         <w:widowControl/>
         <w:spacing w:after="140" w:before="0" w:line="276" w:lineRule="auto"/>
       </w:pPr>
       <w:r>
-        <w:rPr>
-          <w:b/>
-          <w:color w:val="1F4D78"/>
-        </w:rPr>
-        <w:t>Umsetzung in der Referenzarchitektur</w:t>
-        <w:br/>
-      </w:r>
-      <w:r>
         <w:t>Eine objektbezogene Checkliste umfasst Identitäten, Zertifikate, Geheimnisse, Netze, Jobs, Speicher, Sicherungen, Protokolle, Lizenzen und abhängige Anwendungsfälle. Fachwissen bleibt in kontrollierten Quellen und wird nicht aus Modellgewichten migriert.</w:t>
       </w:r>
     </w:p>
     <w:p>
       <w:pPr>
+        <w:pStyle w:val="Kontrollfeldbezeichnung"/>
+      </w:pPr>
+      <w:r>
+        <w:t>Prüfziel</w:t>
+      </w:r>
+    </w:p>
+    <w:p>
+      <w:pPr>
+        <w:pStyle w:val="Fließtext"/>
         <w:widowControl/>
         <w:spacing w:after="140" w:before="0" w:line="276" w:lineRule="auto"/>
       </w:pPr>
       <w:r>
-        <w:rPr>
-          <w:b/>
-          <w:color w:val="1F4D78"/>
-        </w:rPr>
-        <w:t>Prüfziel</w:t>
-        <w:br/>
-      </w:r>
-      <w:r>
         <w:t>Für eine Testaußerbetriebnahme nachweisen, dass keine aktive Erreichbarkeit oder unzulässige Datenkopie verbleibt und erforderliche Nachweise erhalten sind.</w:t>
       </w:r>
     </w:p>
     <w:p>
       <w:pPr>
+        <w:pStyle w:val="Kontrollfeldbezeichnung"/>
+      </w:pPr>
+      <w:r>
+        <w:t>Erwartete Nachweise</w:t>
+      </w:r>
+    </w:p>
+    <w:p>
+      <w:pPr>
+        <w:pStyle w:val="Fließtext"/>
         <w:widowControl/>
         <w:spacing w:after="140" w:before="0" w:line="276" w:lineRule="auto"/>
       </w:pPr>
-      <w:r>
-        <w:rPr>
-          <w:b/>
-          <w:color w:val="1F4D78"/>
-        </w:rPr>
-        <w:t>Erwartete Nachweise</w:t>
-        <w:br/>
-      </w:r>
       <w:r>
         <w:t>Außerbetriebnahmeauftrag; Widerrufs- und Netztest; Löschprotokolle; Registerabgleich; Sicherungsbehandlung; Abschlussfreigabe.</w:t>
       </w:r>
@@ -15128,87 +15301,94 @@
     </w:p>
     <w:p>
       <w:pPr>
+        <w:pStyle w:val="Kontrollfeldbezeichnung"/>
+        <w:spacing w:before="0" w:after="0"/>
+        <w:shd w:fill="F5F7FA"/>
+      </w:pPr>
+      <w:r>
+        <w:t>Normative Anforderung</w:t>
+      </w:r>
+    </w:p>
+    <w:p>
+      <w:pPr>
+        <w:pStyle w:val="Fließtext"/>
         <w:keepLines/>
         <w:widowControl/>
-        <w:spacing w:after="140" w:before="0" w:line="276" w:lineRule="auto"/>
+        <w:spacing w:after="160" w:before="0" w:line="276" w:lineRule="auto"/>
         <w:shd w:fill="F5F7FA"/>
       </w:pPr>
       <w:r>
-        <w:rPr>
-          <w:b/>
-          <w:color w:val="1F4D78"/>
-        </w:rPr>
-        <w:t>Normative Anforderung</w:t>
-        <w:br/>
-      </w:r>
-      <w:r>
         <w:t>Wenn externe Inferenz aktiviert werden soll, MUSS vor jeder Datenübertragung eine neue organisationsspezifische Bewertung und Freigabe mindestens Datenschutz, Klassifikation, Verträge, Auftragsverarbeitung, Drittlandbezug, Anbieter und Lieferkette, Protokollierung, Löschung, Aufbewahrung, Verschlüsselung, Schlüsselverwaltung, Verfügbarkeit, Vorfälle und Ausstieg abdecken. Ohne abgeschlossene Freigabe DARF keine externe Inferenz erfolgen.</w:t>
       </w:r>
     </w:p>
     <w:p>
       <w:pPr>
+        <w:pStyle w:val="Kontrollfeldbezeichnung"/>
+      </w:pPr>
+      <w:r>
+        <w:t>Begründung</w:t>
+      </w:r>
+    </w:p>
+    <w:p>
+      <w:pPr>
+        <w:pStyle w:val="Fließtext"/>
         <w:widowControl/>
         <w:spacing w:after="140" w:before="0" w:line="276" w:lineRule="auto"/>
       </w:pPr>
       <w:r>
-        <w:rPr>
-          <w:b/>
-          <w:color w:val="1F4D78"/>
-        </w:rPr>
-        <w:t>Begründung</w:t>
-        <w:br/>
-      </w:r>
-      <w:r>
         <w:t>Prompts, Systemanweisungen, Kontexte, RAG-Ausschnitte, Uploads, Metadaten und Ausgaben werden beim externen Betreiber verarbeitet; TLS beseitigt diese Verarbeitung nicht.</w:t>
       </w:r>
     </w:p>
     <w:p>
       <w:pPr>
+        <w:pStyle w:val="Kontrollfeldbezeichnung"/>
+      </w:pPr>
+      <w:r>
+        <w:t>Umsetzung im Geltungsbereich</w:t>
+      </w:r>
+    </w:p>
+    <w:p>
+      <w:pPr>
+        <w:pStyle w:val="Fließtext"/>
         <w:widowControl/>
         <w:spacing w:after="140" w:before="0" w:line="276" w:lineRule="auto"/>
       </w:pPr>
       <w:r>
-        <w:rPr>
-          <w:b/>
-          <w:color w:val="1F4D78"/>
-        </w:rPr>
-        <w:t>Umsetzung in der Referenzarchitektur</w:t>
-        <w:br/>
-      </w:r>
-      <w:r>
-        <w:t>Die Aktivierung setzt den Projektstatus auf organisationsspezifisch, erweitert Systemgrenze und Datenflussmodell und aktiviert einen gesonderten Kontroll- und Vertragsnachweis. Zulässige Daten und Endpunkte werden technisch aufgelistet.</w:t>
-      </w:r>
-    </w:p>
-    <w:p>
-      <w:pPr>
+        <w:t>Vor der Aktivierung werden Dokumentenstatus, Systemgrenze und Datenflussmodell aktualisiert sowie gesonderte Kontroll- und Vertragsnachweise freigegeben. Zulässige Daten und Endpunkte werden technisch aufgelistet.</w:t>
+      </w:r>
+    </w:p>
+    <w:p>
+      <w:pPr>
+        <w:pStyle w:val="Kontrollfeldbezeichnung"/>
+      </w:pPr>
+      <w:r>
+        <w:t>Prüfziel</w:t>
+      </w:r>
+    </w:p>
+    <w:p>
+      <w:pPr>
+        <w:pStyle w:val="Fließtext"/>
         <w:widowControl/>
         <w:spacing w:after="140" w:before="0" w:line="276" w:lineRule="auto"/>
       </w:pPr>
       <w:r>
-        <w:rPr>
-          <w:b/>
-          <w:color w:val="1F4D78"/>
-        </w:rPr>
-        <w:t>Prüfziel</w:t>
-        <w:br/>
-      </w:r>
-      <w:r>
         <w:t>Vor einer kontrollierten Testanfrage prüfen, ob sämtliche Gates erfüllt sind und nicht freigegebene Daten beziehungsweise Endpunkte blockiert werden.</w:t>
       </w:r>
     </w:p>
     <w:p>
       <w:pPr>
+        <w:pStyle w:val="Kontrollfeldbezeichnung"/>
+      </w:pPr>
+      <w:r>
+        <w:t>Erwartete Nachweise</w:t>
+      </w:r>
+    </w:p>
+    <w:p>
+      <w:pPr>
+        <w:pStyle w:val="Fließtext"/>
         <w:widowControl/>
         <w:spacing w:after="140" w:before="0" w:line="276" w:lineRule="auto"/>
       </w:pPr>
-      <w:r>
-        <w:rPr>
-          <w:b/>
-          <w:color w:val="1F4D78"/>
-        </w:rPr>
-        <w:t>Erwartete Nachweise</w:t>
-        <w:br/>
-      </w:r>
       <w:r>
         <w:t>Neue Risiko- und Datenschutzbewertung; Datenflussmodell; Verträge; Anbieterprüfung; Schlüssel- und Löschkonzept; Freigabe; negative Datentests.</w:t>
       </w:r>
@@ -15464,87 +15644,94 @@
     </w:p>
     <w:p>
       <w:pPr>
+        <w:pStyle w:val="Kontrollfeldbezeichnung"/>
+        <w:spacing w:before="0" w:after="0"/>
+        <w:shd w:fill="F5F7FA"/>
+      </w:pPr>
+      <w:r>
+        <w:t>Normative Anforderung</w:t>
+      </w:r>
+    </w:p>
+    <w:p>
+      <w:pPr>
+        <w:pStyle w:val="Fließtext"/>
         <w:keepLines/>
         <w:widowControl/>
-        <w:spacing w:after="140" w:before="0" w:line="276" w:lineRule="auto"/>
+        <w:spacing w:after="160" w:before="0" w:line="276" w:lineRule="auto"/>
         <w:shd w:fill="F5F7FA"/>
       </w:pPr>
       <w:r>
-        <w:rPr>
-          <w:b/>
-          <w:color w:val="1F4D78"/>
-        </w:rPr>
-        <w:t>Normative Anforderung</w:t>
-        <w:br/>
-      </w:r>
-      <w:r>
         <w:t>Cloud-Modelle, automatische Provider-Erkennung, externe Telemetrie und Fallbacks auf externe Endpunkte MÜSSEN standardmäßig deaktiviert sein. Eine aktivierte externe Variante MUSS jeden zulässigen Betreiber, Endpunkt, Modell- und Datenumfang ausdrücklich festlegen; nicht bekannte Ziele MÜSSEN technisch blockiert werden.</w:t>
       </w:r>
     </w:p>
     <w:p>
       <w:pPr>
+        <w:pStyle w:val="Kontrollfeldbezeichnung"/>
+      </w:pPr>
+      <w:r>
+        <w:t>Begründung</w:t>
+      </w:r>
+    </w:p>
+    <w:p>
+      <w:pPr>
+        <w:pStyle w:val="Fließtext"/>
         <w:widowControl/>
         <w:spacing w:after="140" w:before="0" w:line="276" w:lineRule="auto"/>
       </w:pPr>
       <w:r>
-        <w:rPr>
-          <w:b/>
-          <w:color w:val="1F4D78"/>
-        </w:rPr>
-        <w:t>Begründung</w:t>
-        <w:br/>
-      </w:r>
-      <w:r>
         <w:t>Automatische Fallbacks können bei Fehlern oder Kapazitätsengpässen gerade dann Daten extern übertragen, wenn reguläre Kontrollen nicht aufmerksam beobachtet werden.</w:t>
       </w:r>
     </w:p>
     <w:p>
       <w:pPr>
+        <w:pStyle w:val="Kontrollfeldbezeichnung"/>
+      </w:pPr>
+      <w:r>
+        <w:t>Umsetzung im Geltungsbereich</w:t>
+      </w:r>
+    </w:p>
+    <w:p>
+      <w:pPr>
+        <w:pStyle w:val="Fließtext"/>
         <w:widowControl/>
         <w:spacing w:after="140" w:before="0" w:line="276" w:lineRule="auto"/>
       </w:pPr>
       <w:r>
-        <w:rPr>
-          <w:b/>
-          <w:color w:val="1F4D78"/>
-        </w:rPr>
-        <w:t>Umsetzung in der Referenzarchitektur</w:t>
-        <w:br/>
-      </w:r>
-      <w:r>
         <w:t>Client- und Gatewaykonfiguration, DNS, Proxy und Firewall verwenden positive Zulässigkeitslisten. Tests erzwingen Ausfall lokaler Modelle und bestätigen, dass keine externe Ersatzverbindung entsteht.</w:t>
       </w:r>
     </w:p>
     <w:p>
       <w:pPr>
+        <w:pStyle w:val="Kontrollfeldbezeichnung"/>
+      </w:pPr>
+      <w:r>
+        <w:t>Prüfziel</w:t>
+      </w:r>
+    </w:p>
+    <w:p>
+      <w:pPr>
+        <w:pStyle w:val="Fließtext"/>
         <w:widowControl/>
         <w:spacing w:after="140" w:before="0" w:line="276" w:lineRule="auto"/>
       </w:pPr>
       <w:r>
-        <w:rPr>
-          <w:b/>
-          <w:color w:val="1F4D78"/>
-        </w:rPr>
-        <w:t>Prüfziel</w:t>
-        <w:br/>
-      </w:r>
-      <w:r>
         <w:t>Bei Ausfall, Fehlkonfiguration und manipulierten Providerangaben darf kein nicht freigegebener externer Datenfluss entstehen.</w:t>
       </w:r>
     </w:p>
     <w:p>
       <w:pPr>
+        <w:pStyle w:val="Kontrollfeldbezeichnung"/>
+      </w:pPr>
+      <w:r>
+        <w:t>Erwartete Nachweise</w:t>
+      </w:r>
+    </w:p>
+    <w:p>
+      <w:pPr>
+        <w:pStyle w:val="Fließtext"/>
         <w:widowControl/>
         <w:spacing w:after="140" w:before="0" w:line="276" w:lineRule="auto"/>
       </w:pPr>
-      <w:r>
-        <w:rPr>
-          <w:b/>
-          <w:color w:val="1F4D78"/>
-        </w:rPr>
-        <w:t>Erwartete Nachweise</w:t>
-        <w:br/>
-      </w:r>
       <w:r>
         <w:t>Provider- und Endpunktliste; Egress-Regeln; Clientbaseline; Ausfall- und Fallbacktests; DNS-/Proxyprotokolle; Alarmnachweis.</w:t>
       </w:r>
@@ -15809,87 +15996,94 @@
     </w:p>
     <w:p>
       <w:pPr>
+        <w:pStyle w:val="Kontrollfeldbezeichnung"/>
+        <w:spacing w:before="0" w:after="0"/>
+        <w:shd w:fill="F5F7FA"/>
+      </w:pPr>
+      <w:r>
+        <w:t>Normative Anforderung</w:t>
+      </w:r>
+    </w:p>
+    <w:p>
+      <w:pPr>
+        <w:pStyle w:val="Fließtext"/>
         <w:keepLines/>
         <w:widowControl/>
-        <w:spacing w:after="140" w:before="0" w:line="276" w:lineRule="auto"/>
+        <w:spacing w:after="160" w:before="0" w:line="276" w:lineRule="auto"/>
         <w:shd w:fill="F5F7FA"/>
       </w:pPr>
       <w:r>
-        <w:rPr>
-          <w:b/>
-          <w:color w:val="1F4D78"/>
-        </w:rPr>
-        <w:t>Normative Anforderung</w:t>
-        <w:br/>
-      </w:r>
-      <w:r>
         <w:t>Für jede anwendbare Kontrolle MÜSSEN verantwortliche Rolle, Umsetzungsstatus, prüfbarer Nachweis, Prüfdatum, Ergebnis und nächste Prüfung geführt werden. Abweichungen MÜSSEN Risiko, kompensierende Maßnahmen, Befristung, Genehmigende und Ausstiegskriterium enthalten; akzeptierte Restrisiken DÜRFEN nicht als erfüllte Kontrolle dargestellt werden.</w:t>
       </w:r>
     </w:p>
     <w:p>
       <w:pPr>
+        <w:pStyle w:val="Kontrollfeldbezeichnung"/>
+      </w:pPr>
+      <w:r>
+        <w:t>Begründung</w:t>
+      </w:r>
+    </w:p>
+    <w:p>
+      <w:pPr>
+        <w:pStyle w:val="Fließtext"/>
         <w:widowControl/>
         <w:spacing w:after="140" w:before="0" w:line="276" w:lineRule="auto"/>
       </w:pPr>
       <w:r>
-        <w:rPr>
-          <w:b/>
-          <w:color w:val="1F4D78"/>
-        </w:rPr>
-        <w:t>Begründung</w:t>
-        <w:br/>
-      </w:r>
-      <w:r>
         <w:t>Eine dokumentierte Anforderung ist ohne aktuellen Wirksamkeitsnachweis nicht auditierbar. Unklare Ausnahmen können dauerhaft und unsichtbar werden.</w:t>
       </w:r>
     </w:p>
     <w:p>
       <w:pPr>
+        <w:pStyle w:val="Kontrollfeldbezeichnung"/>
+      </w:pPr>
+      <w:r>
+        <w:t>Umsetzung im Geltungsbereich</w:t>
+      </w:r>
+    </w:p>
+    <w:p>
+      <w:pPr>
+        <w:pStyle w:val="Fließtext"/>
         <w:widowControl/>
         <w:spacing w:after="140" w:before="0" w:line="276" w:lineRule="auto"/>
       </w:pPr>
       <w:r>
-        <w:rPr>
-          <w:b/>
-          <w:color w:val="1F4D78"/>
-        </w:rPr>
-        <w:t>Umsetzung in der Referenzarchitektur</w:t>
-        <w:br/>
-      </w:r>
-      <w:r>
         <w:t>Ein kontrolliertes Nachweisregister referenziert unveränderbare Artefakte und trennt Entwurf, umgesetzt, geprüft, abweichend und nicht anwendbar. Zugriff und Aufbewahrung richten sich nach dem Nachweisschutzbedarf.</w:t>
       </w:r>
     </w:p>
     <w:p>
       <w:pPr>
+        <w:pStyle w:val="Kontrollfeldbezeichnung"/>
+      </w:pPr>
+      <w:r>
+        <w:t>Prüfziel</w:t>
+      </w:r>
+    </w:p>
+    <w:p>
+      <w:pPr>
+        <w:pStyle w:val="Fließtext"/>
         <w:widowControl/>
         <w:spacing w:after="140" w:before="0" w:line="276" w:lineRule="auto"/>
       </w:pPr>
       <w:r>
-        <w:rPr>
-          <w:b/>
-          <w:color w:val="1F4D78"/>
-        </w:rPr>
-        <w:t>Prüfziel</w:t>
-        <w:br/>
-      </w:r>
-      <w:r>
         <w:t>Für eine Stichprobe die lückenlose Kette von Kontroll-ID über Umsetzung und Prüfung bis zu Abweichung oder Freigabe nachvollziehen.</w:t>
       </w:r>
     </w:p>
     <w:p>
       <w:pPr>
+        <w:pStyle w:val="Kontrollfeldbezeichnung"/>
+      </w:pPr>
+      <w:r>
+        <w:t>Erwartete Nachweise</w:t>
+      </w:r>
+    </w:p>
+    <w:p>
+      <w:pPr>
+        <w:pStyle w:val="Fließtext"/>
         <w:widowControl/>
         <w:spacing w:after="140" w:before="0" w:line="276" w:lineRule="auto"/>
       </w:pPr>
-      <w:r>
-        <w:rPr>
-          <w:b/>
-          <w:color w:val="1F4D78"/>
-        </w:rPr>
-        <w:t>Erwartete Nachweise</w:t>
-        <w:br/>
-      </w:r>
       <w:r>
         <w:t>Nachweisregister; Prüfprotokolle; Artefakthashes; Ausnahme- und Restrisikoregister; Genehmigungen; Wiedervorlagen; Abschlusskriterien.</w:t>
       </w:r>
@@ -16145,11 +16339,73 @@
     </w:p>
     <w:p>
       <w:pPr>
+        <w:pStyle w:val="Fließtext"/>
         <w:widowControl/>
         <w:spacing w:after="120" w:before="0" w:line="276" w:lineRule="auto"/>
       </w:pPr>
       <w:r>
         <w:t>Domänenwissen verbleibt außerhalb der Modellgewichte. Lokale RAG-Bestände und lokale On-Demand-Uploads bilden die einzigen vorgesehenen Zuführungswege. KI-RAG-001 bis KI-RAG-004 fordern eine Quarantäne und isolierte Parser, Herkunfts- und Klassifikationsmetadaten, Berechtigungsprüfung vor Aufnahme und erneut bei jeder Abfrage, durchgängige ACL-Trennung sowie vollständige Aufbewahrungs- und Löschsteuerung.</w:t>
+      </w:r>
+    </w:p>
+    <w:p>
+      <w:pPr>
+        <w:pStyle w:val="Fließtext"/>
+        <w:widowControl/>
+        <w:spacing w:after="120" w:before="0" w:line="276" w:lineRule="auto"/>
+      </w:pPr>
+      <w:r>
+        <w:t>Abbildung 3 trennt den Aufnahmeweg vom Abfrageweg. Schutzbedarf und Berechtigung der Quelle bleiben in Metadaten, Chunks, Embeddings und Index erhalten; vor jeder Ausgabe wird die Berechtigung erneut anhand der identifizierten Anfrage geprüft.</w:t>
+      </w:r>
+    </w:p>
+    <w:p>
+      <w:pPr>
+        <w:keepNext/>
+        <w:widowControl/>
+        <w:spacing w:after="0" w:before="0" w:line="276" w:lineRule="auto"/>
+        <w:jc w:val="center"/>
+      </w:pPr>
+      <w:r>
+        <w:drawing>
+          <wp:inline xmlns:a="http://schemas.openxmlformats.org/drawingml/2006/main" xmlns:pic="http://schemas.openxmlformats.org/drawingml/2006/picture">
+            <wp:extent cx="5400000" cy="3864537"/>
+            <wp:docPr id="3" name="Picture 3" title="Abbildung 3" descr="Freigegebene Dokumente oder lokale Uploads durchlaufen Quarantäne, isolierte Aufbereitung, Herkunfts- und ACL-Metadaten, Segmentierung und lokale Embedding-Erzeugung. Bei einer identifizierten Anfrage werden Zugriffsrechte erneut geprüft; nur freigegebene Treffer gelangen über Retrieval und Reranking zur lokalen Inferenz. Die Löschung erfasst Quelle, Ableitungen, Index, Cache und Sicherungskette."/>
+            <wp:cNvGraphicFramePr>
+              <a:graphicFrameLocks noChangeAspect="1"/>
+            </wp:cNvGraphicFramePr>
+            <a:graphic>
+              <a:graphicData uri="http://schemas.openxmlformats.org/drawingml/2006/picture">
+                <pic:pic>
+                  <pic:nvPicPr>
+                    <pic:cNvPr id="0" name="rag-datenfluss.png"/>
+                    <pic:cNvPicPr/>
+                  </pic:nvPicPr>
+                  <pic:blipFill>
+                    <a:blip r:embed="rId13"/>
+                    <a:stretch>
+                      <a:fillRect/>
+                    </a:stretch>
+                  </pic:blipFill>
+                  <pic:spPr>
+                    <a:xfrm>
+                      <a:off x="0" y="0"/>
+                      <a:ext cx="5400000" cy="3864537"/>
+                    </a:xfrm>
+                    <a:prstGeom prst="rect"/>
+                  </pic:spPr>
+                </pic:pic>
+              </a:graphicData>
+            </a:graphic>
+          </wp:inline>
+        </w:drawing>
+      </w:r>
+    </w:p>
+    <w:p>
+      <w:pPr>
+        <w:pStyle w:val="Abbildungsbeschriftung"/>
+        <w:keepLines/>
+      </w:pPr>
+      <w:r>
+        <w:t>Abbildung 3: Lokaler RAG-Datenfluss mit Quarantäne, Berechtigungsprüfung und Löschkette.</w:t>
       </w:r>
     </w:p>
     <w:p>
@@ -16209,6 +16465,7 @@
     </w:p>
     <w:p>
       <w:pPr>
+        <w:pStyle w:val="Fließtext"/>
         <w:widowControl/>
         <w:spacing w:after="120" w:before="0" w:line="276" w:lineRule="auto"/>
       </w:pPr>
@@ -16227,11 +16484,73 @@
     </w:p>
     <w:p>
       <w:pPr>
+        <w:pStyle w:val="Fließtext"/>
         <w:widowControl/>
         <w:spacing w:after="120" w:before="0" w:line="276" w:lineRule="auto"/>
       </w:pPr>
       <w:r>
         <w:t>Agentische Clients wie Cline- oder OpenCode-artige Werkzeuge sind Produktbeispiele. Sie greifen ausschließlich über den lokalen HTTPS-Zugang auf freigegebene Modelle zu. Lokale Git-, Paket- und Entwicklungsdienste bleiben in der Organisationsumgebung.</w:t>
+      </w:r>
+    </w:p>
+    <w:p>
+      <w:pPr>
+        <w:pStyle w:val="Fließtext"/>
+        <w:widowControl/>
+        <w:spacing w:after="120" w:before="0" w:line="276" w:lineRule="auto"/>
+      </w:pPr>
+      <w:r>
+        <w:t>Abbildung 4 zeigt die Wirkungskette einer Tool-Aktion. Eine Modellausgabe löst keine unmittelbare Aktion aus: Richtlinie, Wirkungsart, konkrete menschliche Bestätigung und minimal berechtigte Ausführungsumgebung bilden voneinander unabhängige Schranken.</w:t>
+      </w:r>
+    </w:p>
+    <w:p>
+      <w:pPr>
+        <w:keepNext/>
+        <w:widowControl/>
+        <w:spacing w:after="0" w:before="0" w:line="276" w:lineRule="auto"/>
+        <w:jc w:val="center"/>
+      </w:pPr>
+      <w:r>
+        <w:drawing>
+          <wp:inline xmlns:a="http://schemas.openxmlformats.org/drawingml/2006/main" xmlns:pic="http://schemas.openxmlformats.org/drawingml/2006/picture">
+            <wp:extent cx="5580000" cy="2211189"/>
+            <wp:docPr id="4" name="Picture 4" title="Abbildung 4" descr="Eine identifizierte Person nutzt einen lokal begrenzten agentischen Client über den lokalen KI-Zugang. Der Vorschlag einer Tool-Aktion wird gegen Richtlinien geprüft. Schreib-, Befehls-, Netzwerk- oder destruktive Aktionen benötigen eine konkrete menschliche Bestätigung und laufen nur in einer minimal berechtigten Ausführungsumgebung; blockierte und ausgeführte Aktionen gelangen in die lokale Auditspur."/>
+            <wp:cNvGraphicFramePr>
+              <a:graphicFrameLocks noChangeAspect="1"/>
+            </wp:cNvGraphicFramePr>
+            <a:graphic>
+              <a:graphicData uri="http://schemas.openxmlformats.org/drawingml/2006/picture">
+                <pic:pic>
+                  <pic:nvPicPr>
+                    <pic:cNvPr id="0" name="agentische-werkzeugnutzung.png"/>
+                    <pic:cNvPicPr/>
+                  </pic:nvPicPr>
+                  <pic:blipFill>
+                    <a:blip r:embed="rId14"/>
+                    <a:stretch>
+                      <a:fillRect/>
+                    </a:stretch>
+                  </pic:blipFill>
+                  <pic:spPr>
+                    <a:xfrm>
+                      <a:off x="0" y="0"/>
+                      <a:ext cx="5580000" cy="2211189"/>
+                    </a:xfrm>
+                    <a:prstGeom prst="rect"/>
+                  </pic:spPr>
+                </pic:pic>
+              </a:graphicData>
+            </a:graphic>
+          </wp:inline>
+        </w:drawing>
+      </w:r>
+    </w:p>
+    <w:p>
+      <w:pPr>
+        <w:pStyle w:val="Abbildungsbeschriftung"/>
+        <w:keepLines/>
+      </w:pPr>
+      <w:r>
+        <w:t>Abbildung 4: Kontrollierte agentische Werkzeugnutzung mit Richtlinienprüfung und menschlicher Bestätigung.</w:t>
       </w:r>
     </w:p>
     <w:p>
@@ -16311,6 +16630,7 @@
     </w:p>
     <w:p>
       <w:pPr>
+        <w:pStyle w:val="Fließtext"/>
         <w:widowControl/>
         <w:spacing w:after="120" w:before="0" w:line="276" w:lineRule="auto"/>
       </w:pPr>
@@ -16320,6 +16640,7 @@
     </w:p>
     <w:p>
       <w:pPr>
+        <w:pStyle w:val="Fließtext"/>
         <w:widowControl/>
         <w:spacing w:after="120" w:before="0" w:line="276" w:lineRule="auto"/>
       </w:pPr>
@@ -16329,6 +16650,7 @@
     </w:p>
     <w:p>
       <w:pPr>
+        <w:pStyle w:val="Fließtext"/>
         <w:widowControl/>
         <w:spacing w:after="120" w:before="0" w:line="276" w:lineRule="auto"/>
       </w:pPr>
@@ -16347,6 +16669,7 @@
     </w:p>
     <w:p>
       <w:pPr>
+        <w:pStyle w:val="Fließtext"/>
         <w:widowControl/>
         <w:spacing w:after="120" w:before="0" w:line="276" w:lineRule="auto"/>
       </w:pPr>
@@ -16401,7 +16724,7 @@
               <w:jc w:val="center"/>
             </w:pPr>
             <w:r>
-              <w:t>Kontrolle</w:t>
+              <w:t>ID</w:t>
             </w:r>
           </w:p>
         </w:tc>
@@ -16646,7 +16969,7 @@
               <w:jc w:val="left"/>
             </w:pPr>
             <w:r>
-              <w:t>Öffentlicher Referenzstatus und kontrollierte Übernahme</w:t>
+              <w:t>Schutzkennzeichnung und kontrollierte Dokumentenführung</w:t>
             </w:r>
           </w:p>
         </w:tc>
@@ -20681,111 +21004,7 @@
         <w:keepNext/>
       </w:pPr>
       <w:r>
-        <w:t>14 Verfahren zur organisationsspezifischen Übernahme</w:t>
-      </w:r>
-    </w:p>
-    <w:p>
-      <w:pPr>
-        <w:widowControl/>
-        <w:spacing w:after="120" w:before="0" w:line="276" w:lineRule="auto"/>
-      </w:pPr>
-      <w:r>
-        <w:t>Eine Übernahme beginnt niemals durch direkte Ergänzung dieses Referenzrepositorys. Vor der ersten Organisationsangabe wird eine getrennte, angemessen geschützte Offline-Fassung erstellt. Der Statusmechanismus setzt Deckblatt, Kopfzeilen und Metadaten auf die Kennzeichnung, dass eine Einstufung durch die Organisation erforderlich ist.</w:t>
-      </w:r>
-    </w:p>
-    <w:p>
-      <w:pPr>
-        <w:pStyle w:val="ListNumber"/>
-        <w:widowControl/>
-        <w:spacing w:after="100" w:line="276" w:lineRule="auto"/>
-        <w:ind w:left="720" w:hanging="360"/>
-      </w:pPr>
-      <w:r>
-        <w:t>Geltungsbereich, Verantwortliche, Schutz- und Informationsklassifikation durch befugte Stellen festlegen.</w:t>
-      </w:r>
-    </w:p>
-    <w:p>
-      <w:pPr>
-        <w:pStyle w:val="ListNumber"/>
-        <w:widowControl/>
-        <w:spacing w:after="100" w:line="276" w:lineRule="auto"/>
-        <w:ind w:left="720" w:hanging="360"/>
-      </w:pPr>
-      <w:r>
-        <w:t>Reale Architektur ausschließlich in der geschützten Fassung erfassen und Vertrauenszonen sowie Datenflüsse verifizieren.</w:t>
-      </w:r>
-    </w:p>
-    <w:p>
-      <w:pPr>
-        <w:pStyle w:val="ListNumber"/>
-        <w:widowControl/>
-        <w:spacing w:after="100" w:line="276" w:lineRule="auto"/>
-        <w:ind w:left="720" w:hanging="360"/>
-      </w:pPr>
-      <w:r>
-        <w:t>Rechts-, Datenschutz-, Geheimschutz- und Beteiligungsprüfung je Anwendungsfall durchführen.</w:t>
-      </w:r>
-    </w:p>
-    <w:p>
-      <w:pPr>
-        <w:pStyle w:val="ListNumber"/>
-        <w:widowControl/>
-        <w:spacing w:after="100" w:line="276" w:lineRule="auto"/>
-        <w:ind w:left="720" w:hanging="360"/>
-      </w:pPr>
-      <w:r>
-        <w:t>Kontrollanwendbarkeit, Basisabhängigkeiten, konkrete Umsetzung, Nachweise und Restrisiken bestimmen.</w:t>
-      </w:r>
-    </w:p>
-    <w:p>
-      <w:pPr>
-        <w:pStyle w:val="ListNumber"/>
-        <w:widowControl/>
-        <w:spacing w:after="100" w:line="276" w:lineRule="auto"/>
-        <w:ind w:left="720" w:hanging="360"/>
-      </w:pPr>
-      <w:r>
-        <w:t>Technische Negativ- und Wirksamkeitstests in der tatsächlichen Umgebung durchführen.</w:t>
-      </w:r>
-    </w:p>
-    <w:p>
-      <w:pPr>
-        <w:pStyle w:val="ListNumber"/>
-        <w:widowControl/>
-        <w:spacing w:after="100" w:line="276" w:lineRule="auto"/>
-        <w:ind w:left="720" w:hanging="360"/>
-      </w:pPr>
-      <w:r>
-        <w:t>Unabhängige Fachprüfung, Risikofreigabe und gegebenenfalls formale Einstufung dokumentieren.</w:t>
-      </w:r>
-    </w:p>
-    <w:p>
-      <w:pPr>
-        <w:pStyle w:val="ListNumber"/>
-        <w:widowControl/>
-        <w:spacing w:after="100" w:line="276" w:lineRule="auto"/>
-        <w:ind w:left="720" w:hanging="360"/>
-      </w:pPr>
-      <w:r>
-        <w:t>Änderungs-, Vorfall-, Wiederanlauf-, Modellwechsel- und Außerbetriebnahmeverfahren betreiben.</w:t>
-      </w:r>
-    </w:p>
-    <w:p>
-      <w:pPr>
-        <w:widowControl/>
-        <w:spacing w:after="120" w:before="0" w:line="276" w:lineRule="auto"/>
-      </w:pPr>
-      <w:r>
-        <w:t>Externe Inferenz ist ein eigener Systemgrenzenwechsel. Sie darf nicht als einfache Konfigurationsvariante übernommen werden, sondern erfordert die vollständige Neubewertung nach KI-EXT-001 und KI-EXT-002.</w:t>
-      </w:r>
-    </w:p>
-    <w:p>
-      <w:pPr>
-        <w:pStyle w:val="Heading1"/>
-        <w:keepNext/>
-      </w:pPr>
-      <w:r>
-        <w:t>15 Quellenverzeichnis, Glossar und Abkürzungen</w:t>
+        <w:t>14 Quellenverzeichnis, Glossar und Abkürzungen</w:t>
       </w:r>
     </w:p>
     <w:p>
@@ -20794,11 +21013,12 @@
         <w:keepNext/>
       </w:pPr>
       <w:r>
-        <w:t>15.1 Quellenverzeichnis</w:t>
-      </w:r>
-    </w:p>
-    <w:p>
-      <w:pPr>
+        <w:t>14.1 Quellenverzeichnis</w:t>
+      </w:r>
+    </w:p>
+    <w:p>
+      <w:pPr>
+        <w:pStyle w:val="Fließtext"/>
         <w:widowControl/>
         <w:spacing w:after="120" w:before="0" w:line="276" w:lineRule="auto"/>
       </w:pPr>
@@ -20820,114 +21040,6 @@
       </w:r>
       <w:r>
         <w:t xml:space="preserve">Bundesministerium des Innern und für Heimat / Beratungszentrum für Künstliche Intelligenz: Leitlinien für den Einsatz Künstlicher Intelligenz in der Bundesverwaltung, Erstfassung, 2025-04-07, S. 25–29; S. 30, </w:t>
-      </w:r>
-      <w:hyperlink r:id="rId11">
-        <w:r>
-          <w:rPr>
-            <w:rStyle w:val="Hyperlink"/>
-          </w:rPr>
-          <w:t>öffentliche Fundstelle</w:t>
-        </w:r>
-      </w:hyperlink>
-      <w:r>
-        <w:t>, abgerufen am 02.09.2026. Autoritätsstufe: 3-offizielle-empfehlung. Wiedervorlage: 2027-09-02.</w:t>
-      </w:r>
-    </w:p>
-    <w:p>
-      <w:pPr>
-        <w:widowControl/>
-        <w:spacing w:after="140" w:before="0" w:line="276" w:lineRule="auto"/>
-        <w:suppressAutoHyphens w:val="true"/>
-      </w:pPr>
-      <w:r>
-        <w:rPr>
-          <w:b/>
-        </w:rPr>
-        <w:t xml:space="preserve">[Q-BSI-001] </w:t>
-      </w:r>
-      <w:r>
-        <w:t xml:space="preserve">Bundesamt für Sicherheit in der Informationstechnik: Kriterienkatalog des BSI zur Integration von extern bereitgestellten generativen KI-Modellen in eigene Anwendungen, Version 1.0, 2025-06-06, S. 4–7; S. 8–10; S. 11–13; S. 14–16, </w:t>
-      </w:r>
-      <w:hyperlink r:id="rId12">
-        <w:r>
-          <w:rPr>
-            <w:rStyle w:val="Hyperlink"/>
-          </w:rPr>
-          <w:t>öffentliche Fundstelle</w:t>
-        </w:r>
-      </w:hyperlink>
-      <w:r>
-        <w:t>, abgerufen am 02.09.2026. Autoritätsstufe: 3-offizielle-empfehlung. Wiedervorlage: 2027-09-02.</w:t>
-      </w:r>
-    </w:p>
-    <w:p>
-      <w:pPr>
-        <w:widowControl/>
-        <w:spacing w:after="140" w:before="0" w:line="276" w:lineRule="auto"/>
-        <w:suppressAutoHyphens w:val="true"/>
-      </w:pPr>
-      <w:r>
-        <w:rPr>
-          <w:b/>
-        </w:rPr>
-        <w:t xml:space="preserve">[Q-BMVG-001] </w:t>
-      </w:r>
-      <w:r>
-        <w:t xml:space="preserve">Bundesministerium der Verteidigung: Künstliche Intelligenz, K-9000/102, Öffentliche Fassung, K-9000/102, Öffentliche Fassung, 2026-08-04, S. 23–26; S. 28–34; S. 45–50, </w:t>
-      </w:r>
-      <w:hyperlink r:id="rId13">
-        <w:r>
-          <w:rPr>
-            <w:rStyle w:val="Hyperlink"/>
-          </w:rPr>
-          <w:t>öffentliche Fundstelle</w:t>
-        </w:r>
-      </w:hyperlink>
-      <w:r>
-        <w:t>, abgerufen am 02.09.2026. Autoritätsstufe: 3-offizielle-empfehlung. Wiedervorlage: 2027-09-02.</w:t>
-      </w:r>
-    </w:p>
-    <w:p>
-      <w:pPr>
-        <w:widowControl/>
-        <w:spacing w:after="140" w:before="0" w:line="276" w:lineRule="auto"/>
-        <w:suppressAutoHyphens w:val="true"/>
-      </w:pPr>
-      <w:r>
-        <w:rPr>
-          <w:b/>
-        </w:rPr>
-        <w:t xml:space="preserve">[Q-BSI-SDT-001] </w:t>
-      </w:r>
-      <w:r>
-        <w:t xml:space="preserve">Bundesamt für Sicherheit in der Informationstechnik: Stand-der-Technik-Bibliothek, Commit 8a97764ff4f23c2b7945c64344eecbf5a2053db2, 2026-08-27, Repository-Inhalt und OSCAL-Katalog am fixierten Commit, </w:t>
-      </w:r>
-      <w:hyperlink r:id="rId14">
-        <w:r>
-          <w:rPr>
-            <w:rStyle w:val="Hyperlink"/>
-          </w:rPr>
-          <w:t>öffentliche Fundstelle</w:t>
-        </w:r>
-      </w:hyperlink>
-      <w:r>
-        <w:t>, abgerufen am 02.09.2026. Autoritätsstufe: 4-veröffentlichte-bsi-struktur. Wiedervorlage: 2027-09-02.</w:t>
-      </w:r>
-    </w:p>
-    <w:p>
-      <w:pPr>
-        <w:widowControl/>
-        <w:spacing w:after="140" w:before="0" w:line="276" w:lineRule="auto"/>
-        <w:suppressAutoHyphens w:val="true"/>
-      </w:pPr>
-      <w:r>
-        <w:rPr>
-          <w:b/>
-        </w:rPr>
-        <w:t xml:space="preserve">[Q-NIST-OSCAL-001] </w:t>
-      </w:r>
-      <w:r>
-        <w:t xml:space="preserve">National Institute of Standards and Technology: OSCAL Version 1.1.3 – Catalog JSON Schema, OSCAL 1.1.3, 2024-11-26, Gesamtes Catalog-JSON-Schema, </w:t>
       </w:r>
       <w:hyperlink r:id="rId15">
         <w:r>
@@ -20938,7 +21050,7 @@
         </w:r>
       </w:hyperlink>
       <w:r>
-        <w:t>, abgerufen am 02.09.2026. Autoritätsstufe: 5-internationale-behördenquelle. Wiedervorlage: 2027-09-02.</w:t>
+        <w:t>, abgerufen am 02.09.2026. Autoritätsstufe: 3-offizielle-empfehlung. Wiedervorlage: 2027-09-02.</w:t>
       </w:r>
     </w:p>
     <w:p>
@@ -20951,10 +21063,10 @@
         <w:rPr>
           <w:b/>
         </w:rPr>
-        <w:t xml:space="preserve">[Q-EU-001] </w:t>
-      </w:r>
-      <w:r>
-        <w:t xml:space="preserve">Europäische Union: Verordnung (EU) 2024/1689 über künstliche Intelligenz, ABl. L 2024/1689, 2024-07-12, Art. 2–4; Art. 9–15; Art. 26 und 27, </w:t>
+        <w:t xml:space="preserve">[Q-BSI-001] </w:t>
+      </w:r>
+      <w:r>
+        <w:t xml:space="preserve">Bundesamt für Sicherheit in der Informationstechnik: Kriterienkatalog des BSI zur Integration von extern bereitgestellten generativen KI-Modellen in eigene Anwendungen, Version 1.0, 2025-06-06, S. 4–7; S. 8–10; S. 11–13; S. 14–16, </w:t>
       </w:r>
       <w:hyperlink r:id="rId16">
         <w:r>
@@ -20965,7 +21077,7 @@
         </w:r>
       </w:hyperlink>
       <w:r>
-        <w:t>, abgerufen am 02.09.2026. Autoritätsstufe: 1-recht. Wiedervorlage: 2026-12-01.</w:t>
+        <w:t>, abgerufen am 02.09.2026. Autoritätsstufe: 3-offizielle-empfehlung. Wiedervorlage: 2027-09-02.</w:t>
       </w:r>
     </w:p>
     <w:p>
@@ -20978,10 +21090,10 @@
         <w:rPr>
           <w:b/>
         </w:rPr>
-        <w:t xml:space="preserve">[Q-BFDI-001] </w:t>
-      </w:r>
-      <w:r>
-        <w:t xml:space="preserve">Die Bundesbeauftragte für den Datenschutz und die Informationsfreiheit: KI in Behörden – Datenschutz von Anfang an mitdenken, Handreichung für die Bundesverwaltung, 2025-12-22, Kap. 1–3; Kap. 4–7, </w:t>
+        <w:t xml:space="preserve">[Q-BMVG-001] </w:t>
+      </w:r>
+      <w:r>
+        <w:t xml:space="preserve">Bundesministerium der Verteidigung: Künstliche Intelligenz, K-9000/102, Öffentliche Fassung, K-9000/102, Öffentliche Fassung, 2026-08-04, S. 23–26; S. 28–34; S. 45–50, </w:t>
       </w:r>
       <w:hyperlink r:id="rId17">
         <w:r>
@@ -21005,10 +21117,10 @@
         <w:rPr>
           <w:b/>
         </w:rPr>
-        <w:t xml:space="preserve">[Q-DSK-001] </w:t>
-      </w:r>
-      <w:r>
-        <w:t xml:space="preserve">Konferenz der unabhängigen Datenschutzaufsichtsbehörden des Bundes und der Länder: Künstliche Intelligenz und Datenschutz, Version 1.0, 2024-05-06, Gesamtdokument, insbesondere Auswahl, Einführung, Nutzung und Beendigung, </w:t>
+        <w:t xml:space="preserve">[Q-BSI-SDT-001] </w:t>
+      </w:r>
+      <w:r>
+        <w:t xml:space="preserve">Bundesamt für Sicherheit in der Informationstechnik: Stand-der-Technik-Bibliothek, Commit 8a97764ff4f23c2b7945c64344eecbf5a2053db2, 2026-08-27, Repository-Inhalt und OSCAL-Katalog am fixierten Commit, </w:t>
       </w:r>
       <w:hyperlink r:id="rId18">
         <w:r>
@@ -21019,7 +21131,7 @@
         </w:r>
       </w:hyperlink>
       <w:r>
-        <w:t>, abgerufen am 02.09.2026. Autoritätsstufe: 3-offizielle-empfehlung. Wiedervorlage: 2027-09-02.</w:t>
+        <w:t>, abgerufen am 02.09.2026. Autoritätsstufe: 4-veröffentlichte-bsi-struktur. Wiedervorlage: 2027-09-02.</w:t>
       </w:r>
     </w:p>
     <w:p>
@@ -21032,10 +21144,10 @@
         <w:rPr>
           <w:b/>
         </w:rPr>
-        <w:t xml:space="preserve">[Q-DSK-002] </w:t>
-      </w:r>
-      <w:r>
-        <w:t xml:space="preserve">Konferenz der unabhängigen Datenschutzaufsichtsbehörden des Bundes und der Länder: Orientierungshilfe zu empfohlenen technischen und organisatorischen Maßnahmen bei der Entwicklung und beim Betrieb von KI-Systemen, Version 1.0, 2025-06-17, Kap. 2–6, </w:t>
+        <w:t xml:space="preserve">[Q-NIST-OSCAL-001] </w:t>
+      </w:r>
+      <w:r>
+        <w:t xml:space="preserve">National Institute of Standards and Technology: OSCAL Version 1.1.3 – Catalog JSON Schema, OSCAL 1.1.3, 2024-11-26, Gesamtes Catalog-JSON-Schema, </w:t>
       </w:r>
       <w:hyperlink r:id="rId19">
         <w:r>
@@ -21046,7 +21158,7 @@
         </w:r>
       </w:hyperlink>
       <w:r>
-        <w:t>, abgerufen am 02.09.2026. Autoritätsstufe: 3-offizielle-empfehlung. Wiedervorlage: 2027-09-02.</w:t>
+        <w:t>, abgerufen am 02.09.2026. Autoritätsstufe: 5-internationale-behördenquelle. Wiedervorlage: 2027-09-02.</w:t>
       </w:r>
     </w:p>
     <w:p>
@@ -21059,10 +21171,10 @@
         <w:rPr>
           <w:b/>
         </w:rPr>
-        <w:t xml:space="preserve">[Q-DSK-003] </w:t>
-      </w:r>
-      <w:r>
-        <w:t xml:space="preserve">Konferenz der unabhängigen Datenschutzaufsichtsbehörden des Bundes und der Länder: Orientierungshilfe zu datenschutzrechtlichen Besonderheiten generativer KI-Systeme mit RAG-Methode, Version 1.0, 2025-10-17, Kap. 2–5, </w:t>
+        <w:t xml:space="preserve">[Q-EU-001] </w:t>
+      </w:r>
+      <w:r>
+        <w:t xml:space="preserve">Europäische Union: Verordnung (EU) 2024/1689 über künstliche Intelligenz, ABl. L 2024/1689, 2024-07-12, Art. 2–4; Art. 9–15; Art. 26 und 27, </w:t>
       </w:r>
       <w:hyperlink r:id="rId20">
         <w:r>
@@ -21073,7 +21185,7 @@
         </w:r>
       </w:hyperlink>
       <w:r>
-        <w:t>, abgerufen am 02.09.2026. Autoritätsstufe: 3-offizielle-empfehlung. Wiedervorlage: 2027-09-02.</w:t>
+        <w:t>, abgerufen am 02.09.2026. Autoritätsstufe: 1-recht. Wiedervorlage: 2026-12-01.</w:t>
       </w:r>
     </w:p>
     <w:p>
@@ -21086,10 +21198,10 @@
         <w:rPr>
           <w:b/>
         </w:rPr>
-        <w:t xml:space="preserve">[Q-NIST-001] </w:t>
-      </w:r>
-      <w:r>
-        <w:t xml:space="preserve">National Institute of Standards and Technology: Artificial Intelligence Risk Management Framework: Generative Artificial Intelligence Profile, NIST AI 600-1, 2024-07-26, Profile actions for Govern, Map, Measure and Manage, </w:t>
+        <w:t xml:space="preserve">[Q-BFDI-001] </w:t>
+      </w:r>
+      <w:r>
+        <w:t xml:space="preserve">Die Bundesbeauftragte für den Datenschutz und die Informationsfreiheit: KI in Behörden – Datenschutz von Anfang an mitdenken, Handreichung für die Bundesverwaltung, 2025-12-22, Kap. 1–3; Kap. 4–7, </w:t>
       </w:r>
       <w:hyperlink r:id="rId21">
         <w:r>
@@ -21100,7 +21212,7 @@
         </w:r>
       </w:hyperlink>
       <w:r>
-        <w:t>, abgerufen am 02.09.2026. Autoritätsstufe: 5-internationale-behördenquelle. Wiedervorlage: 2026-12-01.</w:t>
+        <w:t>, abgerufen am 02.09.2026. Autoritätsstufe: 3-offizielle-empfehlung. Wiedervorlage: 2027-09-02.</w:t>
       </w:r>
     </w:p>
     <w:p>
@@ -21113,10 +21225,10 @@
         <w:rPr>
           <w:b/>
         </w:rPr>
-        <w:t xml:space="preserve">[Q-NIST-002] </w:t>
-      </w:r>
-      <w:r>
-        <w:t xml:space="preserve">National Institute of Standards and Technology: Adversarial Machine Learning: A Taxonomy and Terminology of Attacks and Mitigations, NIST AI 100-2 E2025, 2025-03-24, Taxonomie der Angriffe und Abhilfen, </w:t>
+        <w:t xml:space="preserve">[Q-DSK-001] </w:t>
+      </w:r>
+      <w:r>
+        <w:t xml:space="preserve">Konferenz der unabhängigen Datenschutzaufsichtsbehörden des Bundes und der Länder: Künstliche Intelligenz und Datenschutz, Version 1.0, 2024-05-06, Gesamtdokument, insbesondere Auswahl, Einführung, Nutzung und Beendigung, </w:t>
       </w:r>
       <w:hyperlink r:id="rId22">
         <w:r>
@@ -21127,7 +21239,7 @@
         </w:r>
       </w:hyperlink>
       <w:r>
-        <w:t>, abgerufen am 02.09.2026. Autoritätsstufe: 5-internationale-behördenquelle. Wiedervorlage: 2026-12-01.</w:t>
+        <w:t>, abgerufen am 02.09.2026. Autoritätsstufe: 3-offizielle-empfehlung. Wiedervorlage: 2027-09-02.</w:t>
       </w:r>
     </w:p>
     <w:p>
@@ -21140,10 +21252,10 @@
         <w:rPr>
           <w:b/>
         </w:rPr>
-        <w:t xml:space="preserve">[Q-ENISA-001] </w:t>
-      </w:r>
-      <w:r>
-        <w:t xml:space="preserve">European Union Agency for Cybersecurity: Multilayer Framework for Good Cybersecurity Practices for AI, Erstveröffentlichung, 2023-11-15, Multilayer framework und good practices, </w:t>
+        <w:t xml:space="preserve">[Q-DSK-002] </w:t>
+      </w:r>
+      <w:r>
+        <w:t xml:space="preserve">Konferenz der unabhängigen Datenschutzaufsichtsbehörden des Bundes und der Länder: Orientierungshilfe zu empfohlenen technischen und organisatorischen Maßnahmen bei der Entwicklung und beim Betrieb von KI-Systemen, Version 1.0, 2025-06-17, Kap. 2–6, </w:t>
       </w:r>
       <w:hyperlink r:id="rId23">
         <w:r>
@@ -21154,7 +21266,7 @@
         </w:r>
       </w:hyperlink>
       <w:r>
-        <w:t>, abgerufen am 02.09.2026. Autoritätsstufe: 5-internationale-behördenquelle. Wiedervorlage: 2026-12-01.</w:t>
+        <w:t>, abgerufen am 02.09.2026. Autoritätsstufe: 3-offizielle-empfehlung. Wiedervorlage: 2027-09-02.</w:t>
       </w:r>
     </w:p>
     <w:p>
@@ -21167,10 +21279,10 @@
         <w:rPr>
           <w:b/>
         </w:rPr>
-        <w:t xml:space="preserve">[Q-NCSC-001] </w:t>
-      </w:r>
-      <w:r>
-        <w:t xml:space="preserve">UK National Cyber Security Centre und internationale Partner: Guidelines for Secure AI System Development, Version 1.0, 2023-11-26, Secure design, development, deployment, operation and maintenance, </w:t>
+        <w:t xml:space="preserve">[Q-DSK-003] </w:t>
+      </w:r>
+      <w:r>
+        <w:t xml:space="preserve">Konferenz der unabhängigen Datenschutzaufsichtsbehörden des Bundes und der Länder: Orientierungshilfe zu datenschutzrechtlichen Besonderheiten generativer KI-Systeme mit RAG-Methode, Version 1.0, 2025-10-17, Kap. 2–5, </w:t>
       </w:r>
       <w:hyperlink r:id="rId24">
         <w:r>
@@ -21181,7 +21293,7 @@
         </w:r>
       </w:hyperlink>
       <w:r>
-        <w:t>, abgerufen am 02.09.2026. Autoritätsstufe: 5-internationale-behördenquelle. Wiedervorlage: 2026-12-01.</w:t>
+        <w:t>, abgerufen am 02.09.2026. Autoritätsstufe: 3-offizielle-empfehlung. Wiedervorlage: 2027-09-02.</w:t>
       </w:r>
     </w:p>
     <w:p>
@@ -21194,10 +21306,10 @@
         <w:rPr>
           <w:b/>
         </w:rPr>
-        <w:t xml:space="preserve">[Q-OWASP-001] </w:t>
-      </w:r>
-      <w:r>
-        <w:t xml:space="preserve">OWASP Foundation: OWASP Top 10 for Large Language Model Applications, Ausgabe 2025, Abrufstand 02.09.2026, LLM Top 10 2025, </w:t>
+        <w:t xml:space="preserve">[Q-NIST-001] </w:t>
+      </w:r>
+      <w:r>
+        <w:t xml:space="preserve">National Institute of Standards and Technology: Artificial Intelligence Risk Management Framework: Generative Artificial Intelligence Profile, NIST AI 600-1, 2024-07-26, Profile actions for Govern, Map, Measure and Manage, </w:t>
       </w:r>
       <w:hyperlink r:id="rId25">
         <w:r>
@@ -21208,7 +21320,7 @@
         </w:r>
       </w:hyperlink>
       <w:r>
-        <w:t>, abgerufen am 02.09.2026. Autoritätsstufe: 6-informativer-bedrohungskatalog. Wiedervorlage: 2026-12-01.</w:t>
+        <w:t>, abgerufen am 02.09.2026. Autoritätsstufe: 5-internationale-behördenquelle. Wiedervorlage: 2026-12-01.</w:t>
       </w:r>
     </w:p>
     <w:p>
@@ -21221,10 +21333,10 @@
         <w:rPr>
           <w:b/>
         </w:rPr>
-        <w:t xml:space="preserve">[Q-MITRE-001] </w:t>
-      </w:r>
-      <w:r>
-        <w:t xml:space="preserve">The MITRE Corporation: MITRE ATLAS, Laufend gepflegte Wissensbasis, Abrufstand 02.09.2026, Tactics and techniques, </w:t>
+        <w:t xml:space="preserve">[Q-NIST-002] </w:t>
+      </w:r>
+      <w:r>
+        <w:t xml:space="preserve">National Institute of Standards and Technology: Adversarial Machine Learning: A Taxonomy and Terminology of Attacks and Mitigations, NIST AI 100-2 E2025, 2025-03-24, Taxonomie der Angriffe und Abhilfen, </w:t>
       </w:r>
       <w:hyperlink r:id="rId26">
         <w:r>
@@ -21235,7 +21347,7 @@
         </w:r>
       </w:hyperlink>
       <w:r>
-        <w:t>, abgerufen am 02.09.2026. Autoritätsstufe: 6-informativer-bedrohungskatalog. Wiedervorlage: 2026-12-01.</w:t>
+        <w:t>, abgerufen am 02.09.2026. Autoritätsstufe: 5-internationale-behördenquelle. Wiedervorlage: 2026-12-01.</w:t>
       </w:r>
     </w:p>
     <w:p>
@@ -21248,10 +21360,10 @@
         <w:rPr>
           <w:b/>
         </w:rPr>
-        <w:t xml:space="preserve">[Q-K8S-001] </w:t>
-      </w:r>
-      <w:r>
-        <w:t xml:space="preserve">The Kubernetes Authors: Kubernetes API Reference: NetworkPolicy v1, Online-Dokumentation, Abrufstand 02.09.2026, NetworkPolicySpec, ingress und egress, </w:t>
+        <w:t xml:space="preserve">[Q-ENISA-001] </w:t>
+      </w:r>
+      <w:r>
+        <w:t xml:space="preserve">European Union Agency for Cybersecurity: Multilayer Framework for Good Cybersecurity Practices for AI, Erstveröffentlichung, 2023-11-15, Multilayer framework und good practices, </w:t>
       </w:r>
       <w:hyperlink r:id="rId27">
         <w:r>
@@ -21262,7 +21374,7 @@
         </w:r>
       </w:hyperlink>
       <w:r>
-        <w:t>, abgerufen am 02.09.2026. Autoritätsstufe: 7-offizielle-produktdokumentation. Wiedervorlage: 2026-12-01.</w:t>
+        <w:t>, abgerufen am 02.09.2026. Autoritätsstufe: 5-internationale-behördenquelle. Wiedervorlage: 2026-12-01.</w:t>
       </w:r>
     </w:p>
     <w:p>
@@ -21275,10 +21387,10 @@
         <w:rPr>
           <w:b/>
         </w:rPr>
-        <w:t xml:space="preserve">[Q-DOCKER-001] </w:t>
-      </w:r>
-      <w:r>
-        <w:t xml:space="preserve">Docker, Inc.: Rootless mode, Online-Dokumentation, Abrufstand 02.09.2026, Rootless mode, </w:t>
+        <w:t xml:space="preserve">[Q-NCSC-001] </w:t>
+      </w:r>
+      <w:r>
+        <w:t xml:space="preserve">UK National Cyber Security Centre und internationale Partner: Guidelines for Secure AI System Development, Version 1.0, 2023-11-26, Secure design, development, deployment, operation and maintenance, </w:t>
       </w:r>
       <w:hyperlink r:id="rId28">
         <w:r>
@@ -21289,7 +21401,7 @@
         </w:r>
       </w:hyperlink>
       <w:r>
-        <w:t>, abgerufen am 02.09.2026. Autoritätsstufe: 7-offizielle-produktdokumentation. Wiedervorlage: 2026-12-01.</w:t>
+        <w:t>, abgerufen am 02.09.2026. Autoritätsstufe: 5-internationale-behördenquelle. Wiedervorlage: 2026-12-01.</w:t>
       </w:r>
     </w:p>
     <w:p>
@@ -21302,10 +21414,10 @@
         <w:rPr>
           <w:b/>
         </w:rPr>
-        <w:t xml:space="preserve">[Q-PODMAN-001] </w:t>
-      </w:r>
-      <w:r>
-        <w:t xml:space="preserve">Podman Project: podman-network, Online-Dokumentation, Abrufstand 02.09.2026, Network management und network create, </w:t>
+        <w:t xml:space="preserve">[Q-OWASP-001] </w:t>
+      </w:r>
+      <w:r>
+        <w:t xml:space="preserve">OWASP Foundation: OWASP Top 10 for Large Language Model Applications, Ausgabe 2025, Abrufstand 02.09.2026, LLM Top 10 2025, </w:t>
       </w:r>
       <w:hyperlink r:id="rId29">
         <w:r>
@@ -21316,7 +21428,7 @@
         </w:r>
       </w:hyperlink>
       <w:r>
-        <w:t>, abgerufen am 02.09.2026. Autoritätsstufe: 7-offizielle-produktdokumentation. Wiedervorlage: 2026-12-01.</w:t>
+        <w:t>, abgerufen am 02.09.2026. Autoritätsstufe: 6-informativer-bedrohungskatalog. Wiedervorlage: 2026-12-01.</w:t>
       </w:r>
     </w:p>
     <w:p>
@@ -21329,10 +21441,10 @@
         <w:rPr>
           <w:b/>
         </w:rPr>
-        <w:t xml:space="preserve">[Q-OLLAMA-001] </w:t>
-      </w:r>
-      <w:r>
-        <w:t xml:space="preserve">Ollama: Authentication, Online-Dokumentation, Abrufstand 02.09.2026, Local access, </w:t>
+        <w:t xml:space="preserve">[Q-MITRE-001] </w:t>
+      </w:r>
+      <w:r>
+        <w:t xml:space="preserve">The MITRE Corporation: MITRE ATLAS, Laufend gepflegte Wissensbasis, Abrufstand 02.09.2026, Tactics and techniques, </w:t>
       </w:r>
       <w:hyperlink r:id="rId30">
         <w:r>
@@ -21343,7 +21455,7 @@
         </w:r>
       </w:hyperlink>
       <w:r>
-        <w:t>, abgerufen am 02.09.2026. Autoritätsstufe: 7-offizielle-produktdokumentation. Wiedervorlage: 2026-12-01.</w:t>
+        <w:t>, abgerufen am 02.09.2026. Autoritätsstufe: 6-informativer-bedrohungskatalog. Wiedervorlage: 2026-12-01.</w:t>
       </w:r>
     </w:p>
     <w:p>
@@ -21356,10 +21468,10 @@
         <w:rPr>
           <w:b/>
         </w:rPr>
-        <w:t xml:space="preserve">[Q-VLLM-001] </w:t>
-      </w:r>
-      <w:r>
-        <w:t xml:space="preserve">vLLM Project: Security, Online-Dokumentation, Abrufstand 02.09.2026, Security und API server, </w:t>
+        <w:t xml:space="preserve">[Q-K8S-001] </w:t>
+      </w:r>
+      <w:r>
+        <w:t xml:space="preserve">The Kubernetes Authors: Kubernetes API Reference: NetworkPolicy v1, Online-Dokumentation, Abrufstand 02.09.2026, NetworkPolicySpec, ingress und egress, </w:t>
       </w:r>
       <w:hyperlink r:id="rId31">
         <w:r>
@@ -21383,10 +21495,10 @@
         <w:rPr>
           <w:b/>
         </w:rPr>
-        <w:t xml:space="preserve">[Q-OPENWEBUI-001] </w:t>
-      </w:r>
-      <w:r>
-        <w:t xml:space="preserve">Open WebUI: Starting with OpenAI-compatible providers, Online-Dokumentation, Abrufstand 02.09.2026, Connection to OpenAI-compatible providers, </w:t>
+        <w:t xml:space="preserve">[Q-DOCKER-001] </w:t>
+      </w:r>
+      <w:r>
+        <w:t xml:space="preserve">Docker, Inc.: Rootless mode, Online-Dokumentation, Abrufstand 02.09.2026, Rootless mode, </w:t>
       </w:r>
       <w:hyperlink r:id="rId32">
         <w:r>
@@ -21410,10 +21522,10 @@
         <w:rPr>
           <w:b/>
         </w:rPr>
-        <w:t xml:space="preserve">[Q-OPENWEBUI-002] </w:t>
-      </w:r>
-      <w:r>
-        <w:t xml:space="preserve">Open WebUI: API Endpoints, Online-Dokumentation, Abrufstand 02.09.2026, Authentication und API endpoints, </w:t>
+        <w:t xml:space="preserve">[Q-PODMAN-001] </w:t>
+      </w:r>
+      <w:r>
+        <w:t xml:space="preserve">Podman Project: podman-network, Online-Dokumentation, Abrufstand 02.09.2026, Network management und network create, </w:t>
       </w:r>
       <w:hyperlink r:id="rId33">
         <w:r>
@@ -21437,10 +21549,10 @@
         <w:rPr>
           <w:b/>
         </w:rPr>
-        <w:t xml:space="preserve">[Q-CLINE-001] </w:t>
-      </w:r>
-      <w:r>
-        <w:t xml:space="preserve">Cline Bot Inc.: Cline Model Providers, Commit 0b0ca9b1fa95ed9f3e0891a34f1f9b3904309710, 2026-05-12, OpenAI-Compatible Providers, </w:t>
+        <w:t xml:space="preserve">[Q-OLLAMA-001] </w:t>
+      </w:r>
+      <w:r>
+        <w:t xml:space="preserve">Ollama: Authentication, Online-Dokumentation, Abrufstand 02.09.2026, Local access, </w:t>
       </w:r>
       <w:hyperlink r:id="rId34">
         <w:r>
@@ -21451,7 +21563,7 @@
         </w:r>
       </w:hyperlink>
       <w:r>
-        <w:t>, abgerufen am 02.09.2026. Autoritätsstufe: 7-offizielle-produktdokumentation. Wiedervorlage: 2027-09-02.</w:t>
+        <w:t>, abgerufen am 02.09.2026. Autoritätsstufe: 7-offizielle-produktdokumentation. Wiedervorlage: 2026-12-01.</w:t>
       </w:r>
     </w:p>
     <w:p>
@@ -21464,10 +21576,10 @@
         <w:rPr>
           <w:b/>
         </w:rPr>
-        <w:t xml:space="preserve">[Q-OPENCODE-001] </w:t>
-      </w:r>
-      <w:r>
-        <w:t xml:space="preserve">Anomaly Innovations Inc.: OpenCode Models, Version 2, Online-Dokumentation, Abrufstand 02.09.2026, Local models und provider configuration, </w:t>
+        <w:t xml:space="preserve">[Q-VLLM-001] </w:t>
+      </w:r>
+      <w:r>
+        <w:t xml:space="preserve">vLLM Project: Security, Online-Dokumentation, Abrufstand 02.09.2026, Security und API server, </w:t>
       </w:r>
       <w:hyperlink r:id="rId35">
         <w:r>
@@ -21491,10 +21603,10 @@
         <w:rPr>
           <w:b/>
         </w:rPr>
-        <w:t xml:space="preserve">[Q-LLAMACPP-001] </w:t>
-      </w:r>
-      <w:r>
-        <w:t xml:space="preserve">ggml-org: llama.cpp, Commit ccc8fd2baa64ab26c7210b02765d3604069ec7ee, 2026-08-23, README und llama-server-Verweise, </w:t>
+        <w:t xml:space="preserve">[Q-OPENWEBUI-001] </w:t>
+      </w:r>
+      <w:r>
+        <w:t xml:space="preserve">Open WebUI: Starting with OpenAI-compatible providers, Online-Dokumentation, Abrufstand 02.09.2026, Connection to OpenAI-compatible providers, </w:t>
       </w:r>
       <w:hyperlink r:id="rId36">
         <w:r>
@@ -21505,7 +21617,7 @@
         </w:r>
       </w:hyperlink>
       <w:r>
-        <w:t>, abgerufen am 02.09.2026. Autoritätsstufe: 7-offizielle-produktdokumentation. Wiedervorlage: 2027-09-02.</w:t>
+        <w:t>, abgerufen am 02.09.2026. Autoritätsstufe: 7-offizielle-produktdokumentation. Wiedervorlage: 2026-12-01.</w:t>
       </w:r>
     </w:p>
     <w:p>
@@ -21518,10 +21630,10 @@
         <w:rPr>
           <w:b/>
         </w:rPr>
-        <w:t xml:space="preserve">[Q-DAKKS-001] </w:t>
-      </w:r>
-      <w:r>
-        <w:t xml:space="preserve">Deutsche Akkreditierungsstelle GmbH: Was ist Akkreditierung?, Online-Information, Abrufstand 02.09.2026, Begriffsdefinition Akkreditierung, </w:t>
+        <w:t xml:space="preserve">[Q-OPENWEBUI-002] </w:t>
+      </w:r>
+      <w:r>
+        <w:t xml:space="preserve">Open WebUI: API Endpoints, Online-Dokumentation, Abrufstand 02.09.2026, Authentication und API endpoints, </w:t>
       </w:r>
       <w:hyperlink r:id="rId37">
         <w:r>
@@ -21532,7 +21644,7 @@
         </w:r>
       </w:hyperlink>
       <w:r>
-        <w:t>, abgerufen am 02.09.2026. Autoritätsstufe: 5-internationale-behördenquelle. Wiedervorlage: 2026-12-01.</w:t>
+        <w:t>, abgerufen am 02.09.2026. Autoritätsstufe: 7-offizielle-produktdokumentation. Wiedervorlage: 2026-12-01.</w:t>
       </w:r>
     </w:p>
     <w:p>
@@ -21545,10 +21657,10 @@
         <w:rPr>
           <w:b/>
         </w:rPr>
-        <w:t xml:space="preserve">[Q-BSIG-001] </w:t>
-      </w:r>
-      <w:r>
-        <w:t xml:space="preserve">Bundesrepublik Deutschland: Gesetz über das Bundesamt für Sicherheit in der Informationstechnik und über die Sicherheit in der Informationstechnik von Einrichtungen, BSIG 2025, 2025-12-02, Anwendungsbezogen zu prüfende Vorschriften, </w:t>
+        <w:t xml:space="preserve">[Q-CLINE-001] </w:t>
+      </w:r>
+      <w:r>
+        <w:t xml:space="preserve">Cline Bot Inc.: Cline Model Providers, Commit 0b0ca9b1fa95ed9f3e0891a34f1f9b3904309710, 2026-05-12, OpenAI-Compatible Providers, </w:t>
       </w:r>
       <w:hyperlink r:id="rId38">
         <w:r>
@@ -21559,7 +21671,7 @@
         </w:r>
       </w:hyperlink>
       <w:r>
-        <w:t>, abgerufen am 02.09.2026. Autoritätsstufe: 1-recht. Wiedervorlage: 2026-12-01.</w:t>
+        <w:t>, abgerufen am 02.09.2026. Autoritätsstufe: 7-offizielle-produktdokumentation. Wiedervorlage: 2027-09-02.</w:t>
       </w:r>
     </w:p>
     <w:p>
@@ -21572,10 +21684,10 @@
         <w:rPr>
           <w:b/>
         </w:rPr>
-        <w:t xml:space="preserve">[Q-SUEG-001] </w:t>
-      </w:r>
-      <w:r>
-        <w:t xml:space="preserve">Bundesrepublik Deutschland: Sicherheitsüberprüfungsgesetz, § 4 Verschlusssachen, SÜG, 1994-04-20, § 4, </w:t>
+        <w:t xml:space="preserve">[Q-OPENCODE-001] </w:t>
+      </w:r>
+      <w:r>
+        <w:t xml:space="preserve">Anomaly Innovations Inc.: OpenCode Models, Version 2, Online-Dokumentation, Abrufstand 02.09.2026, Local models und provider configuration, </w:t>
       </w:r>
       <w:hyperlink r:id="rId39">
         <w:r>
@@ -21586,7 +21698,7 @@
         </w:r>
       </w:hyperlink>
       <w:r>
-        <w:t>, abgerufen am 02.09.2026. Autoritätsstufe: 1-recht. Wiedervorlage: 2026-12-01.</w:t>
+        <w:t>, abgerufen am 02.09.2026. Autoritätsstufe: 7-offizielle-produktdokumentation. Wiedervorlage: 2026-12-01.</w:t>
       </w:r>
     </w:p>
     <w:p>
@@ -21599,10 +21711,10 @@
         <w:rPr>
           <w:b/>
         </w:rPr>
-        <w:t xml:space="preserve">[Q-VSA-001] </w:t>
-      </w:r>
-      <w:r>
-        <w:t xml:space="preserve">Bundesministerium des Innern und für Heimat: Allgemeine Verwaltungsvorschrift zum materiellen Geheimschutz, Verschlusssachenanweisung, 2023-03-13, Allgemeine Einstufungs- und Handhabungsregeln, </w:t>
+        <w:t xml:space="preserve">[Q-LLAMACPP-001] </w:t>
+      </w:r>
+      <w:r>
+        <w:t xml:space="preserve">ggml-org: llama.cpp, Commit ccc8fd2baa64ab26c7210b02765d3604069ec7ee, 2026-08-23, README und llama-server-Verweise, </w:t>
       </w:r>
       <w:hyperlink r:id="rId40">
         <w:r>
@@ -21613,7 +21725,7 @@
         </w:r>
       </w:hyperlink>
       <w:r>
-        <w:t>, abgerufen am 02.09.2026. Autoritätsstufe: 1-recht. Wiedervorlage: 2026-12-01.</w:t>
+        <w:t>, abgerufen am 02.09.2026. Autoritätsstufe: 7-offizielle-produktdokumentation. Wiedervorlage: 2027-09-02.</w:t>
       </w:r>
     </w:p>
     <w:p>
@@ -21626,10 +21738,10 @@
         <w:rPr>
           <w:b/>
         </w:rPr>
-        <w:t xml:space="preserve">[Q-ISO-27001] </w:t>
-      </w:r>
-      <w:r>
-        <w:t xml:space="preserve">International Organization for Standardization / International Electrotechnical Commission: Information security, cybersecurity and privacy protection — Information security management systems — Requirements, ISO/IEC 27001:2022, 2022-10-01, Öffentliche Titelseite, Abstract und Metadaten, </w:t>
+        <w:t xml:space="preserve">[Q-DAKKS-001] </w:t>
+      </w:r>
+      <w:r>
+        <w:t xml:space="preserve">Deutsche Akkreditierungsstelle GmbH: Was ist Akkreditierung?, Online-Information, Abrufstand 02.09.2026, Begriffsdefinition Akkreditierung, </w:t>
       </w:r>
       <w:hyperlink r:id="rId41">
         <w:r>
@@ -21640,7 +21752,7 @@
         </w:r>
       </w:hyperlink>
       <w:r>
-        <w:t>, abgerufen am 02.09.2026. Autoritätsstufe: 5-internationale-standardisierungsquelle. Wiedervorlage: 2026-12-01.</w:t>
+        <w:t>, abgerufen am 02.09.2026. Autoritätsstufe: 5-internationale-behördenquelle. Wiedervorlage: 2026-12-01.</w:t>
       </w:r>
     </w:p>
     <w:p>
@@ -21653,10 +21765,10 @@
         <w:rPr>
           <w:b/>
         </w:rPr>
-        <w:t xml:space="preserve">[Q-ISO-27002] </w:t>
-      </w:r>
-      <w:r>
-        <w:t xml:space="preserve">International Organization for Standardization / International Electrotechnical Commission: Information security, cybersecurity and privacy protection — Information security controls, ISO/IEC 27002:2022, 2022-02-01, Öffentliche Titelseite, Abstract und Metadaten, </w:t>
+        <w:t xml:space="preserve">[Q-BSIG-001] </w:t>
+      </w:r>
+      <w:r>
+        <w:t xml:space="preserve">Bundesrepublik Deutschland: Gesetz über das Bundesamt für Sicherheit in der Informationstechnik und über die Sicherheit in der Informationstechnik von Einrichtungen, BSIG 2025, 2025-12-02, Anwendungsbezogen zu prüfende Vorschriften, </w:t>
       </w:r>
       <w:hyperlink r:id="rId42">
         <w:r>
@@ -21667,7 +21779,7 @@
         </w:r>
       </w:hyperlink>
       <w:r>
-        <w:t>, abgerufen am 02.09.2026. Autoritätsstufe: 5-internationale-standardisierungsquelle. Wiedervorlage: 2026-12-01.</w:t>
+        <w:t>, abgerufen am 02.09.2026. Autoritätsstufe: 1-recht. Wiedervorlage: 2026-12-01.</w:t>
       </w:r>
     </w:p>
     <w:p>
@@ -21680,10 +21792,10 @@
         <w:rPr>
           <w:b/>
         </w:rPr>
-        <w:t xml:space="preserve">[Q-ISO-42001] </w:t>
-      </w:r>
-      <w:r>
-        <w:t xml:space="preserve">International Organization for Standardization / International Electrotechnical Commission: Information technology — Artificial intelligence — Management system, ISO/IEC 42001:2023, 2023-12-01, Öffentliche Titelseite, Abstract und Metadaten, </w:t>
+        <w:t xml:space="preserve">[Q-SUEG-001] </w:t>
+      </w:r>
+      <w:r>
+        <w:t xml:space="preserve">Bundesrepublik Deutschland: Sicherheitsüberprüfungsgesetz, § 4 Verschlusssachen, SÜG, 1994-04-20, § 4, </w:t>
       </w:r>
       <w:hyperlink r:id="rId43">
         <w:r>
@@ -21694,7 +21806,7 @@
         </w:r>
       </w:hyperlink>
       <w:r>
-        <w:t>, abgerufen am 02.09.2026. Autoritätsstufe: 5-internationale-standardisierungsquelle. Wiedervorlage: 2026-12-01.</w:t>
+        <w:t>, abgerufen am 02.09.2026. Autoritätsstufe: 1-recht. Wiedervorlage: 2026-12-01.</w:t>
       </w:r>
     </w:p>
     <w:p>
@@ -21707,10 +21819,10 @@
         <w:rPr>
           <w:b/>
         </w:rPr>
-        <w:t xml:space="preserve">[Q-ISO-23894] </w:t>
-      </w:r>
-      <w:r>
-        <w:t xml:space="preserve">International Organization for Standardization / International Electrotechnical Commission: Information technology — Artificial intelligence — Guidance on risk management, ISO/IEC 23894:2023, 2023-02-01, Öffentliche Titelseite, Abstract und Metadaten, </w:t>
+        <w:t xml:space="preserve">[Q-VSA-001] </w:t>
+      </w:r>
+      <w:r>
+        <w:t xml:space="preserve">Bundesministerium des Innern und für Heimat: Allgemeine Verwaltungsvorschrift zum materiellen Geheimschutz, Verschlusssachenanweisung, 2023-03-13, Allgemeine Einstufungs- und Handhabungsregeln, </w:t>
       </w:r>
       <w:hyperlink r:id="rId44">
         <w:r>
@@ -21721,7 +21833,7 @@
         </w:r>
       </w:hyperlink>
       <w:r>
-        <w:t>, abgerufen am 02.09.2026. Autoritätsstufe: 5-internationale-standardisierungsquelle. Wiedervorlage: 2026-12-01.</w:t>
+        <w:t>, abgerufen am 02.09.2026. Autoritätsstufe: 1-recht. Wiedervorlage: 2026-12-01.</w:t>
       </w:r>
     </w:p>
     <w:p>
@@ -21734,10 +21846,10 @@
         <w:rPr>
           <w:b/>
         </w:rPr>
-        <w:t xml:space="preserve">[Q-ISO-42005] </w:t>
-      </w:r>
-      <w:r>
-        <w:t xml:space="preserve">International Organization for Standardization / International Electrotechnical Commission: Information technology — Artificial intelligence (AI) — AI system impact assessment, ISO/IEC 42005:2025, 2025-05-01, Öffentliche Titelseite, Abstract und Metadaten, </w:t>
+        <w:t xml:space="preserve">[Q-ISO-27001] </w:t>
+      </w:r>
+      <w:r>
+        <w:t xml:space="preserve">International Organization for Standardization / International Electrotechnical Commission: Information security, cybersecurity and privacy protection — Information security management systems — Requirements, ISO/IEC 27001:2022, 2022-10-01, Öffentliche Titelseite, Abstract und Metadaten, </w:t>
       </w:r>
       <w:hyperlink r:id="rId45">
         <w:r>
@@ -21761,10 +21873,10 @@
         <w:rPr>
           <w:b/>
         </w:rPr>
-        <w:t xml:space="preserve">[Q-ISO-5338] </w:t>
-      </w:r>
-      <w:r>
-        <w:t xml:space="preserve">International Organization for Standardization / International Electrotechnical Commission: Information technology — Artificial intelligence — AI system life cycle processes, ISO/IEC 5338:2023, 2023-12-01, Öffentliche Titelseite, Abstract und Metadaten, </w:t>
+        <w:t xml:space="preserve">[Q-ISO-27002] </w:t>
+      </w:r>
+      <w:r>
+        <w:t xml:space="preserve">International Organization for Standardization / International Electrotechnical Commission: Information security, cybersecurity and privacy protection — Information security controls, ISO/IEC 27002:2022, 2022-02-01, Öffentliche Titelseite, Abstract und Metadaten, </w:t>
       </w:r>
       <w:hyperlink r:id="rId46">
         <w:r>
@@ -21788,10 +21900,10 @@
         <w:rPr>
           <w:b/>
         </w:rPr>
-        <w:t xml:space="preserve">[Q-ISO-5259] </w:t>
-      </w:r>
-      <w:r>
-        <w:t xml:space="preserve">International Organization for Standardization / International Electrotechnical Commission: Artificial intelligence — Data quality for analytics and machine learning (ML) — Part 1, ISO/IEC 5259-1:2024, 2024-07-01, Öffentliche Titelseite, Abstract und Metadaten, </w:t>
+        <w:t xml:space="preserve">[Q-ISO-42001] </w:t>
+      </w:r>
+      <w:r>
+        <w:t xml:space="preserve">International Organization for Standardization / International Electrotechnical Commission: Information technology — Artificial intelligence — Management system, ISO/IEC 42001:2023, 2023-12-01, Öffentliche Titelseite, Abstract und Metadaten, </w:t>
       </w:r>
       <w:hyperlink r:id="rId47">
         <w:r>
@@ -21815,10 +21927,10 @@
         <w:rPr>
           <w:b/>
         </w:rPr>
-        <w:t xml:space="preserve">[Q-ISO-25059] </w:t>
-      </w:r>
-      <w:r>
-        <w:t xml:space="preserve">International Organization for Standardization / International Electrotechnical Commission: Software engineering — SQuaRE — Quality model for AI systems, ISO/IEC 25059:2023, 2023-06-01, Öffentliche Titelseite, Abstract und Metadaten, </w:t>
+        <w:t xml:space="preserve">[Q-ISO-23894] </w:t>
+      </w:r>
+      <w:r>
+        <w:t xml:space="preserve">International Organization for Standardization / International Electrotechnical Commission: Information technology — Artificial intelligence — Guidance on risk management, ISO/IEC 23894:2023, 2023-02-01, Öffentliche Titelseite, Abstract und Metadaten, </w:t>
       </w:r>
       <w:hyperlink r:id="rId48">
         <w:r>
@@ -21842,10 +21954,10 @@
         <w:rPr>
           <w:b/>
         </w:rPr>
-        <w:t xml:space="preserve">[Q-BSI-GSK-001] </w:t>
-      </w:r>
-      <w:r>
-        <w:t xml:space="preserve">Bundesamt für Sicherheit in der Informationstechnik: IT-Grundschutz-Kompendium – öffentliche Baustein- und Anforderungskennungen, Über die Stand-der-Technik-Bibliothek fixierte Referenz, 2026-08-27, OSCAL-Katalog am fixierten Commit, </w:t>
+        <w:t xml:space="preserve">[Q-ISO-42005] </w:t>
+      </w:r>
+      <w:r>
+        <w:t xml:space="preserve">International Organization for Standardization / International Electrotechnical Commission: Information technology — Artificial intelligence (AI) — AI system impact assessment, ISO/IEC 42005:2025, 2025-05-01, Öffentliche Titelseite, Abstract und Metadaten, </w:t>
       </w:r>
       <w:hyperlink r:id="rId49">
         <w:r>
@@ -21856,6 +21968,114 @@
         </w:r>
       </w:hyperlink>
       <w:r>
+        <w:t>, abgerufen am 02.09.2026. Autoritätsstufe: 5-internationale-standardisierungsquelle. Wiedervorlage: 2026-12-01.</w:t>
+      </w:r>
+    </w:p>
+    <w:p>
+      <w:pPr>
+        <w:widowControl/>
+        <w:spacing w:after="140" w:before="0" w:line="276" w:lineRule="auto"/>
+        <w:suppressAutoHyphens w:val="true"/>
+      </w:pPr>
+      <w:r>
+        <w:rPr>
+          <w:b/>
+        </w:rPr>
+        <w:t xml:space="preserve">[Q-ISO-5338] </w:t>
+      </w:r>
+      <w:r>
+        <w:t xml:space="preserve">International Organization for Standardization / International Electrotechnical Commission: Information technology — Artificial intelligence — AI system life cycle processes, ISO/IEC 5338:2023, 2023-12-01, Öffentliche Titelseite, Abstract und Metadaten, </w:t>
+      </w:r>
+      <w:hyperlink r:id="rId50">
+        <w:r>
+          <w:rPr>
+            <w:rStyle w:val="Hyperlink"/>
+          </w:rPr>
+          <w:t>öffentliche Fundstelle</w:t>
+        </w:r>
+      </w:hyperlink>
+      <w:r>
+        <w:t>, abgerufen am 02.09.2026. Autoritätsstufe: 5-internationale-standardisierungsquelle. Wiedervorlage: 2026-12-01.</w:t>
+      </w:r>
+    </w:p>
+    <w:p>
+      <w:pPr>
+        <w:widowControl/>
+        <w:spacing w:after="140" w:before="0" w:line="276" w:lineRule="auto"/>
+        <w:suppressAutoHyphens w:val="true"/>
+      </w:pPr>
+      <w:r>
+        <w:rPr>
+          <w:b/>
+        </w:rPr>
+        <w:t xml:space="preserve">[Q-ISO-5259] </w:t>
+      </w:r>
+      <w:r>
+        <w:t xml:space="preserve">International Organization for Standardization / International Electrotechnical Commission: Artificial intelligence — Data quality for analytics and machine learning (ML) — Part 1, ISO/IEC 5259-1:2024, 2024-07-01, Öffentliche Titelseite, Abstract und Metadaten, </w:t>
+      </w:r>
+      <w:hyperlink r:id="rId51">
+        <w:r>
+          <w:rPr>
+            <w:rStyle w:val="Hyperlink"/>
+          </w:rPr>
+          <w:t>öffentliche Fundstelle</w:t>
+        </w:r>
+      </w:hyperlink>
+      <w:r>
+        <w:t>, abgerufen am 02.09.2026. Autoritätsstufe: 5-internationale-standardisierungsquelle. Wiedervorlage: 2026-12-01.</w:t>
+      </w:r>
+    </w:p>
+    <w:p>
+      <w:pPr>
+        <w:widowControl/>
+        <w:spacing w:after="140" w:before="0" w:line="276" w:lineRule="auto"/>
+        <w:suppressAutoHyphens w:val="true"/>
+      </w:pPr>
+      <w:r>
+        <w:rPr>
+          <w:b/>
+        </w:rPr>
+        <w:t xml:space="preserve">[Q-ISO-25059] </w:t>
+      </w:r>
+      <w:r>
+        <w:t xml:space="preserve">International Organization for Standardization / International Electrotechnical Commission: Software engineering — SQuaRE — Quality model for AI systems, ISO/IEC 25059:2023, 2023-06-01, Öffentliche Titelseite, Abstract und Metadaten, </w:t>
+      </w:r>
+      <w:hyperlink r:id="rId52">
+        <w:r>
+          <w:rPr>
+            <w:rStyle w:val="Hyperlink"/>
+          </w:rPr>
+          <w:t>öffentliche Fundstelle</w:t>
+        </w:r>
+      </w:hyperlink>
+      <w:r>
+        <w:t>, abgerufen am 02.09.2026. Autoritätsstufe: 5-internationale-standardisierungsquelle. Wiedervorlage: 2026-12-01.</w:t>
+      </w:r>
+    </w:p>
+    <w:p>
+      <w:pPr>
+        <w:widowControl/>
+        <w:spacing w:after="140" w:before="0" w:line="276" w:lineRule="auto"/>
+        <w:suppressAutoHyphens w:val="true"/>
+      </w:pPr>
+      <w:r>
+        <w:rPr>
+          <w:b/>
+        </w:rPr>
+        <w:t xml:space="preserve">[Q-BSI-GSK-001] </w:t>
+      </w:r>
+      <w:r>
+        <w:t xml:space="preserve">Bundesamt für Sicherheit in der Informationstechnik: IT-Grundschutz-Kompendium – öffentliche Baustein- und Anforderungskennungen, Über die Stand-der-Technik-Bibliothek fixierte Referenz, 2026-08-27, OSCAL-Katalog am fixierten Commit, </w:t>
+      </w:r>
+      <w:hyperlink r:id="rId53">
+        <w:r>
+          <w:rPr>
+            <w:rStyle w:val="Hyperlink"/>
+          </w:rPr>
+          <w:t>öffentliche Fundstelle</w:t>
+        </w:r>
+      </w:hyperlink>
+      <w:r>
         <w:t>, abgerufen am 02.09.2026. Autoritätsstufe: 4-veröffentlichte-bsi-struktur. Wiedervorlage: 2027-09-02.</w:t>
       </w:r>
     </w:p>
@@ -21865,7 +22085,7 @@
         <w:keepNext/>
       </w:pPr>
       <w:r>
-        <w:t>15.2 Glossar</w:t>
+        <w:t>14.2 Glossar</w:t>
       </w:r>
     </w:p>
     <w:tbl>
@@ -21934,7 +22154,7 @@
               <w:jc w:val="center"/>
             </w:pPr>
             <w:r>
-              <w:t>Bedeutung in dieser Referenz</w:t>
+              <w:t>Bedeutung in diesem Konzept</w:t>
             </w:r>
           </w:p>
         </w:tc>
@@ -22322,7 +22542,7 @@
         <w:keepNext/>
       </w:pPr>
       <w:r>
-        <w:t>15.3 Abkürzungen</w:t>
+        <w:t>14.3 Abkürzungen</w:t>
       </w:r>
     </w:p>
     <w:tbl>
@@ -36339,6 +36559,20 @@
       </w:tcPr>
     </w:tblStylePr>
   </w:style>
+  <w:style w:type="paragraph" w:customStyle="1" w:styleId="Fließtext">
+    <w:name w:val="Fließtext"/>
+    <w:basedOn w:val="Normal"/>
+    <w:pPr>
+      <w:widowControl/>
+      <w:spacing w:before="0" w:after="120" w:line="276" w:lineRule="auto"/>
+      <w:jc w:val="both"/>
+    </w:pPr>
+    <w:rPr>
+      <w:rFonts w:ascii="Calibri" w:hAnsi="Calibri" w:eastAsia="Calibri"/>
+      <w:color w:val="202830"/>
+      <w:sz w:val="22"/>
+    </w:rPr>
+  </w:style>
   <w:style w:type="paragraph" w:customStyle="1" w:styleId="Tabellentext">
     <w:name w:val="Tabellentext"/>
     <w:basedOn w:val="Normal"/>
@@ -36379,6 +36613,37 @@
       <w:i/>
       <w:color w:val="3F4A54"/>
       <w:sz w:val="18"/>
+    </w:rPr>
+  </w:style>
+  <w:style w:type="paragraph" w:customStyle="1" w:styleId="Abbildungsbeschriftung">
+    <w:name w:val="Abbildungsbeschriftung"/>
+    <w:basedOn w:val="Normal"/>
+    <w:pPr>
+      <w:widowControl/>
+      <w:spacing w:before="80" w:after="180" w:line="252" w:lineRule="auto"/>
+      <w:jc w:val="left"/>
+    </w:pPr>
+    <w:rPr>
+      <w:rFonts w:ascii="Calibri" w:hAnsi="Calibri"/>
+      <w:i/>
+      <w:color w:val="3F4A54"/>
+      <w:sz w:val="18"/>
+    </w:rPr>
+  </w:style>
+  <w:style w:type="paragraph" w:customStyle="1" w:styleId="Kontrollfeldbezeichnung">
+    <w:name w:val="Kontrollfeldbezeichnung"/>
+    <w:basedOn w:val="Normal"/>
+    <w:pPr>
+      <w:keepNext/>
+      <w:widowControl/>
+      <w:spacing w:before="80" w:after="20" w:line="240" w:lineRule="auto"/>
+      <w:jc w:val="left"/>
+    </w:pPr>
+    <w:rPr>
+      <w:rFonts w:ascii="Calibri" w:hAnsi="Calibri"/>
+      <w:b/>
+      <w:color w:val="1F4D78"/>
+      <w:sz w:val="22"/>
     </w:rPr>
   </w:style>
   <w:style w:type="paragraph" w:customStyle="1" w:styleId="LaufendeKopfzeile">

--- a/konzept/ki-it-sicherheitskonzept.docx
+++ b/konzept/ki-it-sicherheitskonzept.docx
@@ -47,7 +47,7 @@
         <w:jc w:val="center"/>
       </w:pPr>
       <w:r>
-        <w:t>Version 0.3.0</w:t>
+        <w:t>Version 0.4.0</w:t>
       </w:r>
     </w:p>
     <w:p>
@@ -69,7 +69,10 @@
         <w:pStyle w:val="Flietext"/>
       </w:pPr>
       <w:r>
-        <w:t>Dieses KI-Informationssicherheitskonzept ergänzt ein bestehendes Informationssicherheitskonzept um die Nutzung Künstlicher Intelligenz (KI). Es beschreibt zwei organisationsneutrale Referenzszenarien mit gemeinsamen Regeln für Datenauswahl, Ergebnisprüfung und agentische Aktionen.</w:t>
+        <w:t xml:space="preserve">Dieses KI-Informationssicherheitskonzept ergänzt ein bestehendes Informationssicherheitskonzept um die </w:t>
+      </w:r>
+      <w:r>
+        <w:t>Nutzung Künstlicher Intelligenz (KI). Es regelt die zulässigen KI-Funktionen, ihre Daten- und Berechtigungsgrenzen sowie die Verantwortlichkeiten für Auswahl, Prüfung, Änderung und Außerbetriebnahme.</w:t>
       </w:r>
     </w:p>
     <w:p>
@@ -77,7 +80,13 @@
         <w:pStyle w:val="Flietext"/>
       </w:pPr>
       <w:r>
-        <w:t>Im Air-Gap-Szenario arbeitet die KI vollständig innerhalb einer vom Internet getrennten Umgebung. Im Cloud-Szenario werden ausgewählte Eingaben und Kontextausschnitte an einen freigegebenen Modellanbieter übermittelt. Dokumentbestände, Rechteprüfung und Werkzeugausführung bleiben in beiden Szenarien unter betrieblicher Kontrolle.</w:t>
+        <w:t>Im Air-Gap-Szenario arbeitet die KI vollständig innerhal</w:t>
+      </w:r>
+      <w:r>
+        <w:t>b einer vom Internet getrennten Umgebung. Im Cloud-Szenario werden ausschließlich freigegebene Eingaben und Kontextausschnitte an einen zugelassenen Modellanbieter übermittelt. Dokumentbestände, Rechteprüfung und Werkzeugausführung bleiben in beiden Szenar</w:t>
+      </w:r>
+      <w:r>
+        <w:t>ien unter betrieblicher Kontrolle.</w:t>
       </w:r>
     </w:p>
     <w:p>
@@ -141,7 +150,10 @@
         <w:pStyle w:val="Flietext"/>
       </w:pPr>
       <w:r>
-        <w:t>Nutzende legen den Arbeitsauftrag und die zulässigen Inhalte fest. Sie prüfen Ergebnisse vor der Verwendung und genehmigen Agentenaktionen innerhalb ihrer Befugnisse. Die Nutzerbelehrung ist als Anlage 1 beigefügt. Die Risikobewertungen beziehen sich auf die beschriebenen Szenarien und stellen keine betriebliche Abnahme dar.</w:t>
+        <w:t>Fach- und Datenverantwortliche bestimmen zugelassene Anwendungsfälle und Datenarten. Nutzende legen innerhalb dieses Rahmens den Arbeitsauftr</w:t>
+      </w:r>
+      <w:r>
+        <w:t>ag und die erforderlichen Inhalte fest, prüfen Ergebnisse vor der Verwendung und genehmigen Agentenaktionen innerhalb ihrer Befugnisse. Die Nutzerbelehrung ist als Anlage 1 beigefügt.</w:t>
       </w:r>
     </w:p>
     <w:p>
@@ -269,7 +281,10 @@
               <w:pStyle w:val="Tabellentext"/>
             </w:pPr>
             <w:r>
-              <w:t>Allgemeines KI-Informationssicherheitskonzept</w:t>
+              <w:t xml:space="preserve">Allgemeines </w:t>
+            </w:r>
+            <w:r>
+              <w:t>KI-Informationssicherheitskonzept</w:t>
             </w:r>
           </w:p>
         </w:tc>
@@ -359,7 +374,7 @@
               <w:pStyle w:val="Tabellentext"/>
             </w:pPr>
             <w:r>
-              <w:t>0.3.0</w:t>
+              <w:t>0.4.0</w:t>
             </w:r>
           </w:p>
         </w:tc>
@@ -404,7 +419,7 @@
               <w:pStyle w:val="Tabellentext"/>
             </w:pPr>
             <w:r>
-              <w:t>17.09.2026</w:t>
+              <w:t>06.10.2026</w:t>
             </w:r>
           </w:p>
         </w:tc>
@@ -494,7 +509,10 @@
               <w:pStyle w:val="Tabellentext"/>
             </w:pPr>
             <w:r>
-              <w:t>Air-Gap und Cloud-Inferenz</w:t>
+              <w:t xml:space="preserve">Air-Gap und </w:t>
+            </w:r>
+            <w:r>
+              <w:t>Cloud-Inferenz</w:t>
             </w:r>
           </w:p>
         </w:tc>
@@ -562,12 +580,14 @@
     <w:p>
       <w:pPr>
         <w:pStyle w:val="Verzeichnis1"/>
+        <w:tabs>
+          <w:tab w:val="clear" w:pos="9071"/>
+          <w:tab w:val="right" w:leader="dot" w:pos="9062"/>
+        </w:tabs>
         <w:rPr>
-          <w:rFonts w:asciiTheme="minorHAnsi" w:eastAsiaTheme="minorEastAsia" w:hAnsiTheme="minorHAnsi" w:cstheme="minorBidi"/>
-          <w:b w:val="0"/>
+          <w:rFonts w:asciiTheme="minorHAnsi" w:eastAsiaTheme="minorEastAsia" w:hAnsiTheme="minorHAnsi"/>
           <w:noProof/>
           <w:color w:val="auto"/>
-          <w:sz w:val="22"/>
         </w:rPr>
       </w:pPr>
       <w:r>
@@ -579,7 +599,7 @@
       <w:r>
         <w:fldChar w:fldCharType="separate"/>
       </w:r>
-      <w:hyperlink w:anchor="_Toc240566215" w:history="1">
+      <w:hyperlink w:anchor="_Toc242173769" w:history="1">
         <w:r>
           <w:rPr>
             <w:rStyle w:val="Hyperlink"/>
@@ -606,7 +626,7 @@
             <w:noProof/>
             <w:webHidden/>
           </w:rPr>
-          <w:instrText xml:space="preserve"> PAGEREF _Toc240566215 \h </w:instrText>
+          <w:instrText xml:space="preserve"> PAGEREF _Toc242173769 \h </w:instrText>
         </w:r>
         <w:r>
           <w:rPr>
@@ -640,15 +660,17 @@
     <w:p>
       <w:pPr>
         <w:pStyle w:val="Verzeichnis1"/>
+        <w:tabs>
+          <w:tab w:val="clear" w:pos="9071"/>
+          <w:tab w:val="right" w:leader="dot" w:pos="9062"/>
+        </w:tabs>
         <w:rPr>
-          <w:rFonts w:asciiTheme="minorHAnsi" w:eastAsiaTheme="minorEastAsia" w:hAnsiTheme="minorHAnsi" w:cstheme="minorBidi"/>
-          <w:b w:val="0"/>
+          <w:rFonts w:asciiTheme="minorHAnsi" w:eastAsiaTheme="minorEastAsia" w:hAnsiTheme="minorHAnsi"/>
           <w:noProof/>
           <w:color w:val="auto"/>
-          <w:sz w:val="22"/>
         </w:rPr>
       </w:pPr>
-      <w:hyperlink w:anchor="_Toc240566216" w:history="1">
+      <w:hyperlink w:anchor="_Toc242173770" w:history="1">
         <w:r>
           <w:rPr>
             <w:rStyle w:val="Hyperlink"/>
@@ -675,7 +697,7 @@
             <w:noProof/>
             <w:webHidden/>
           </w:rPr>
-          <w:instrText xml:space="preserve"> PAGEREF _Toc240566216 \h </w:instrText>
+          <w:instrText xml:space="preserve"> PAGEREF _Toc242173770 \h </w:instrText>
         </w:r>
         <w:r>
           <w:rPr>
@@ -709,15 +731,17 @@
     <w:p>
       <w:pPr>
         <w:pStyle w:val="Verzeichnis1"/>
+        <w:tabs>
+          <w:tab w:val="clear" w:pos="9071"/>
+          <w:tab w:val="right" w:leader="dot" w:pos="9062"/>
+        </w:tabs>
         <w:rPr>
-          <w:rFonts w:asciiTheme="minorHAnsi" w:eastAsiaTheme="minorEastAsia" w:hAnsiTheme="minorHAnsi" w:cstheme="minorBidi"/>
-          <w:b w:val="0"/>
+          <w:rFonts w:asciiTheme="minorHAnsi" w:eastAsiaTheme="minorEastAsia" w:hAnsiTheme="minorHAnsi"/>
           <w:noProof/>
           <w:color w:val="auto"/>
-          <w:sz w:val="22"/>
         </w:rPr>
       </w:pPr>
-      <w:hyperlink w:anchor="_Toc240566217" w:history="1">
+      <w:hyperlink w:anchor="_Toc242173771" w:history="1">
         <w:r>
           <w:rPr>
             <w:rStyle w:val="Hyperlink"/>
@@ -744,7 +768,7 @@
             <w:noProof/>
             <w:webHidden/>
           </w:rPr>
-          <w:instrText xml:space="preserve"> PAGEREF _Toc240566217 \h </w:instrText>
+          <w:instrText xml:space="preserve"> PAGEREF _Toc242173771 \h </w:instrText>
         </w:r>
         <w:r>
           <w:rPr>
@@ -778,15 +802,17 @@
     <w:p>
       <w:pPr>
         <w:pStyle w:val="Verzeichnis1"/>
+        <w:tabs>
+          <w:tab w:val="clear" w:pos="9071"/>
+          <w:tab w:val="right" w:leader="dot" w:pos="9062"/>
+        </w:tabs>
         <w:rPr>
-          <w:rFonts w:asciiTheme="minorHAnsi" w:eastAsiaTheme="minorEastAsia" w:hAnsiTheme="minorHAnsi" w:cstheme="minorBidi"/>
-          <w:b w:val="0"/>
+          <w:rFonts w:asciiTheme="minorHAnsi" w:eastAsiaTheme="minorEastAsia" w:hAnsiTheme="minorHAnsi"/>
           <w:noProof/>
           <w:color w:val="auto"/>
-          <w:sz w:val="22"/>
         </w:rPr>
       </w:pPr>
-      <w:hyperlink w:anchor="_Toc240566218" w:history="1">
+      <w:hyperlink w:anchor="_Toc242173772" w:history="1">
         <w:r>
           <w:rPr>
             <w:rStyle w:val="Hyperlink"/>
@@ -813,7 +839,7 @@
             <w:noProof/>
             <w:webHidden/>
           </w:rPr>
-          <w:instrText xml:space="preserve"> PAGEREF _Toc240566218 \h </w:instrText>
+          <w:instrText xml:space="preserve"> PAGEREF _Toc242173772 \h </w:instrText>
         </w:r>
         <w:r>
           <w:rPr>
@@ -847,14 +873,17 @@
     <w:p>
       <w:pPr>
         <w:pStyle w:val="Verzeichnis2"/>
+        <w:tabs>
+          <w:tab w:val="clear" w:pos="9071"/>
+          <w:tab w:val="right" w:leader="dot" w:pos="9062"/>
+        </w:tabs>
         <w:rPr>
-          <w:rFonts w:asciiTheme="minorHAnsi" w:eastAsiaTheme="minorEastAsia" w:hAnsiTheme="minorHAnsi" w:cstheme="minorBidi"/>
+          <w:rFonts w:asciiTheme="minorHAnsi" w:eastAsiaTheme="minorEastAsia" w:hAnsiTheme="minorHAnsi"/>
           <w:noProof/>
           <w:color w:val="auto"/>
-          <w:sz w:val="22"/>
         </w:rPr>
       </w:pPr>
-      <w:hyperlink w:anchor="_Toc240566219" w:history="1">
+      <w:hyperlink w:anchor="_Toc242173773" w:history="1">
         <w:r>
           <w:rPr>
             <w:rStyle w:val="Hyperlink"/>
@@ -881,7 +910,7 @@
             <w:noProof/>
             <w:webHidden/>
           </w:rPr>
-          <w:instrText xml:space="preserve"> PAGEREF _Toc240566219 \h </w:instrText>
+          <w:instrText xml:space="preserve"> PAGEREF _Toc242173773 \h </w:instrText>
         </w:r>
         <w:r>
           <w:rPr>
@@ -915,14 +944,17 @@
     <w:p>
       <w:pPr>
         <w:pStyle w:val="Verzeichnis2"/>
+        <w:tabs>
+          <w:tab w:val="clear" w:pos="9071"/>
+          <w:tab w:val="right" w:leader="dot" w:pos="9062"/>
+        </w:tabs>
         <w:rPr>
-          <w:rFonts w:asciiTheme="minorHAnsi" w:eastAsiaTheme="minorEastAsia" w:hAnsiTheme="minorHAnsi" w:cstheme="minorBidi"/>
+          <w:rFonts w:asciiTheme="minorHAnsi" w:eastAsiaTheme="minorEastAsia" w:hAnsiTheme="minorHAnsi"/>
           <w:noProof/>
           <w:color w:val="auto"/>
-          <w:sz w:val="22"/>
         </w:rPr>
       </w:pPr>
-      <w:hyperlink w:anchor="_Toc240566220" w:history="1">
+      <w:hyperlink w:anchor="_Toc242173774" w:history="1">
         <w:r>
           <w:rPr>
             <w:rStyle w:val="Hyperlink"/>
@@ -949,7 +981,7 @@
             <w:noProof/>
             <w:webHidden/>
           </w:rPr>
-          <w:instrText xml:space="preserve"> PAGEREF _Toc240566220 \h </w:instrText>
+          <w:instrText xml:space="preserve"> PAGEREF _Toc242173774 \h </w:instrText>
         </w:r>
         <w:r>
           <w:rPr>
@@ -983,14 +1015,17 @@
     <w:p>
       <w:pPr>
         <w:pStyle w:val="Verzeichnis2"/>
+        <w:tabs>
+          <w:tab w:val="clear" w:pos="9071"/>
+          <w:tab w:val="right" w:leader="dot" w:pos="9062"/>
+        </w:tabs>
         <w:rPr>
-          <w:rFonts w:asciiTheme="minorHAnsi" w:eastAsiaTheme="minorEastAsia" w:hAnsiTheme="minorHAnsi" w:cstheme="minorBidi"/>
+          <w:rFonts w:asciiTheme="minorHAnsi" w:eastAsiaTheme="minorEastAsia" w:hAnsiTheme="minorHAnsi"/>
           <w:noProof/>
           <w:color w:val="auto"/>
-          <w:sz w:val="22"/>
         </w:rPr>
       </w:pPr>
-      <w:hyperlink w:anchor="_Toc240566221" w:history="1">
+      <w:hyperlink w:anchor="_Toc242173775" w:history="1">
         <w:r>
           <w:rPr>
             <w:rStyle w:val="Hyperlink"/>
@@ -1017,7 +1052,7 @@
             <w:noProof/>
             <w:webHidden/>
           </w:rPr>
-          <w:instrText xml:space="preserve"> PAGEREF _Toc240566221 \h </w:instrText>
+          <w:instrText xml:space="preserve"> PAGEREF _Toc242173775 \h </w:instrText>
         </w:r>
         <w:r>
           <w:rPr>
@@ -1051,14 +1086,17 @@
     <w:p>
       <w:pPr>
         <w:pStyle w:val="Verzeichnis2"/>
+        <w:tabs>
+          <w:tab w:val="clear" w:pos="9071"/>
+          <w:tab w:val="right" w:leader="dot" w:pos="9062"/>
+        </w:tabs>
         <w:rPr>
-          <w:rFonts w:asciiTheme="minorHAnsi" w:eastAsiaTheme="minorEastAsia" w:hAnsiTheme="minorHAnsi" w:cstheme="minorBidi"/>
+          <w:rFonts w:asciiTheme="minorHAnsi" w:eastAsiaTheme="minorEastAsia" w:hAnsiTheme="minorHAnsi"/>
           <w:noProof/>
           <w:color w:val="auto"/>
-          <w:sz w:val="22"/>
         </w:rPr>
       </w:pPr>
-      <w:hyperlink w:anchor="_Toc240566222" w:history="1">
+      <w:hyperlink w:anchor="_Toc242173776" w:history="1">
         <w:r>
           <w:rPr>
             <w:rStyle w:val="Hyperlink"/>
@@ -1085,7 +1123,7 @@
             <w:noProof/>
             <w:webHidden/>
           </w:rPr>
-          <w:instrText xml:space="preserve"> PAGEREF _Toc240566222 \h </w:instrText>
+          <w:instrText xml:space="preserve"> PAGEREF _Toc242173776 \h </w:instrText>
         </w:r>
         <w:r>
           <w:rPr>
@@ -1119,15 +1157,17 @@
     <w:p>
       <w:pPr>
         <w:pStyle w:val="Verzeichnis1"/>
+        <w:tabs>
+          <w:tab w:val="clear" w:pos="9071"/>
+          <w:tab w:val="right" w:leader="dot" w:pos="9062"/>
+        </w:tabs>
         <w:rPr>
-          <w:rFonts w:asciiTheme="minorHAnsi" w:eastAsiaTheme="minorEastAsia" w:hAnsiTheme="minorHAnsi" w:cstheme="minorBidi"/>
-          <w:b w:val="0"/>
+          <w:rFonts w:asciiTheme="minorHAnsi" w:eastAsiaTheme="minorEastAsia" w:hAnsiTheme="minorHAnsi"/>
           <w:noProof/>
           <w:color w:val="auto"/>
-          <w:sz w:val="22"/>
         </w:rPr>
       </w:pPr>
-      <w:hyperlink w:anchor="_Toc240566223" w:history="1">
+      <w:hyperlink w:anchor="_Toc242173777" w:history="1">
         <w:r>
           <w:rPr>
             <w:rStyle w:val="Hyperlink"/>
@@ -1154,7 +1194,7 @@
             <w:noProof/>
             <w:webHidden/>
           </w:rPr>
-          <w:instrText xml:space="preserve"> PAGEREF _Toc240566223 \h </w:instrText>
+          <w:instrText xml:space="preserve"> PAGEREF _Toc242173777 \h </w:instrText>
         </w:r>
         <w:r>
           <w:rPr>
@@ -1188,14 +1228,17 @@
     <w:p>
       <w:pPr>
         <w:pStyle w:val="Verzeichnis2"/>
+        <w:tabs>
+          <w:tab w:val="clear" w:pos="9071"/>
+          <w:tab w:val="right" w:leader="dot" w:pos="9062"/>
+        </w:tabs>
         <w:rPr>
-          <w:rFonts w:asciiTheme="minorHAnsi" w:eastAsiaTheme="minorEastAsia" w:hAnsiTheme="minorHAnsi" w:cstheme="minorBidi"/>
+          <w:rFonts w:asciiTheme="minorHAnsi" w:eastAsiaTheme="minorEastAsia" w:hAnsiTheme="minorHAnsi"/>
           <w:noProof/>
           <w:color w:val="auto"/>
-          <w:sz w:val="22"/>
         </w:rPr>
       </w:pPr>
-      <w:hyperlink w:anchor="_Toc240566224" w:history="1">
+      <w:hyperlink w:anchor="_Toc242173778" w:history="1">
         <w:r>
           <w:rPr>
             <w:rStyle w:val="Hyperlink"/>
@@ -1222,7 +1265,7 @@
             <w:noProof/>
             <w:webHidden/>
           </w:rPr>
-          <w:instrText xml:space="preserve"> PAGEREF _Toc240566224 \h </w:instrText>
+          <w:instrText xml:space="preserve"> PAGEREF _Toc242173778 \h </w:instrText>
         </w:r>
         <w:r>
           <w:rPr>
@@ -1256,14 +1299,17 @@
     <w:p>
       <w:pPr>
         <w:pStyle w:val="Verzeichnis2"/>
+        <w:tabs>
+          <w:tab w:val="clear" w:pos="9071"/>
+          <w:tab w:val="right" w:leader="dot" w:pos="9062"/>
+        </w:tabs>
         <w:rPr>
-          <w:rFonts w:asciiTheme="minorHAnsi" w:eastAsiaTheme="minorEastAsia" w:hAnsiTheme="minorHAnsi" w:cstheme="minorBidi"/>
+          <w:rFonts w:asciiTheme="minorHAnsi" w:eastAsiaTheme="minorEastAsia" w:hAnsiTheme="minorHAnsi"/>
           <w:noProof/>
           <w:color w:val="auto"/>
-          <w:sz w:val="22"/>
         </w:rPr>
       </w:pPr>
-      <w:hyperlink w:anchor="_Toc240566225" w:history="1">
+      <w:hyperlink w:anchor="_Toc242173779" w:history="1">
         <w:r>
           <w:rPr>
             <w:rStyle w:val="Hyperlink"/>
@@ -1290,7 +1336,7 @@
             <w:noProof/>
             <w:webHidden/>
           </w:rPr>
-          <w:instrText xml:space="preserve"> PAGEREF _Toc240566225 \h </w:instrText>
+          <w:instrText xml:space="preserve"> PAGEREF _Toc242173779 \h </w:instrText>
         </w:r>
         <w:r>
           <w:rPr>
@@ -1324,15 +1370,17 @@
     <w:p>
       <w:pPr>
         <w:pStyle w:val="Verzeichnis1"/>
+        <w:tabs>
+          <w:tab w:val="clear" w:pos="9071"/>
+          <w:tab w:val="right" w:leader="dot" w:pos="9062"/>
+        </w:tabs>
         <w:rPr>
-          <w:rFonts w:asciiTheme="minorHAnsi" w:eastAsiaTheme="minorEastAsia" w:hAnsiTheme="minorHAnsi" w:cstheme="minorBidi"/>
-          <w:b w:val="0"/>
+          <w:rFonts w:asciiTheme="minorHAnsi" w:eastAsiaTheme="minorEastAsia" w:hAnsiTheme="minorHAnsi"/>
           <w:noProof/>
           <w:color w:val="auto"/>
-          <w:sz w:val="22"/>
         </w:rPr>
       </w:pPr>
-      <w:hyperlink w:anchor="_Toc240566226" w:history="1">
+      <w:hyperlink w:anchor="_Toc242173780" w:history="1">
         <w:r>
           <w:rPr>
             <w:rStyle w:val="Hyperlink"/>
@@ -1359,7 +1407,7 @@
             <w:noProof/>
             <w:webHidden/>
           </w:rPr>
-          <w:instrText xml:space="preserve"> PAGEREF _Toc240566226 \h </w:instrText>
+          <w:instrText xml:space="preserve"> PAGEREF _Toc242173780 \h </w:instrText>
         </w:r>
         <w:r>
           <w:rPr>
@@ -1393,15 +1441,17 @@
     <w:p>
       <w:pPr>
         <w:pStyle w:val="Verzeichnis1"/>
+        <w:tabs>
+          <w:tab w:val="clear" w:pos="9071"/>
+          <w:tab w:val="right" w:leader="dot" w:pos="9062"/>
+        </w:tabs>
         <w:rPr>
-          <w:rFonts w:asciiTheme="minorHAnsi" w:eastAsiaTheme="minorEastAsia" w:hAnsiTheme="minorHAnsi" w:cstheme="minorBidi"/>
-          <w:b w:val="0"/>
+          <w:rFonts w:asciiTheme="minorHAnsi" w:eastAsiaTheme="minorEastAsia" w:hAnsiTheme="minorHAnsi"/>
           <w:noProof/>
           <w:color w:val="auto"/>
-          <w:sz w:val="22"/>
         </w:rPr>
       </w:pPr>
-      <w:hyperlink w:anchor="_Toc240566227" w:history="1">
+      <w:hyperlink w:anchor="_Toc242173781" w:history="1">
         <w:r>
           <w:rPr>
             <w:rStyle w:val="Hyperlink"/>
@@ -1428,7 +1478,7 @@
             <w:noProof/>
             <w:webHidden/>
           </w:rPr>
-          <w:instrText xml:space="preserve"> PAGEREF _Toc240566227 \h </w:instrText>
+          <w:instrText xml:space="preserve"> PAGEREF _Toc242173781 \h </w:instrText>
         </w:r>
         <w:r>
           <w:rPr>
@@ -1462,15 +1512,17 @@
     <w:p>
       <w:pPr>
         <w:pStyle w:val="Verzeichnis1"/>
+        <w:tabs>
+          <w:tab w:val="clear" w:pos="9071"/>
+          <w:tab w:val="right" w:leader="dot" w:pos="9062"/>
+        </w:tabs>
         <w:rPr>
-          <w:rFonts w:asciiTheme="minorHAnsi" w:eastAsiaTheme="minorEastAsia" w:hAnsiTheme="minorHAnsi" w:cstheme="minorBidi"/>
-          <w:b w:val="0"/>
+          <w:rFonts w:asciiTheme="minorHAnsi" w:eastAsiaTheme="minorEastAsia" w:hAnsiTheme="minorHAnsi"/>
           <w:noProof/>
           <w:color w:val="auto"/>
-          <w:sz w:val="22"/>
         </w:rPr>
       </w:pPr>
-      <w:hyperlink w:anchor="_Toc240566228" w:history="1">
+      <w:hyperlink w:anchor="_Toc242173782" w:history="1">
         <w:r>
           <w:rPr>
             <w:rStyle w:val="Hyperlink"/>
@@ -1497,7 +1549,7 @@
             <w:noProof/>
             <w:webHidden/>
           </w:rPr>
-          <w:instrText xml:space="preserve"> PAGEREF _Toc240566228 \h </w:instrText>
+          <w:instrText xml:space="preserve"> PAGEREF _Toc242173782 \h </w:instrText>
         </w:r>
         <w:r>
           <w:rPr>
@@ -1531,14 +1583,17 @@
     <w:p>
       <w:pPr>
         <w:pStyle w:val="Verzeichnis2"/>
+        <w:tabs>
+          <w:tab w:val="clear" w:pos="9071"/>
+          <w:tab w:val="right" w:leader="dot" w:pos="9062"/>
+        </w:tabs>
         <w:rPr>
-          <w:rFonts w:asciiTheme="minorHAnsi" w:eastAsiaTheme="minorEastAsia" w:hAnsiTheme="minorHAnsi" w:cstheme="minorBidi"/>
+          <w:rFonts w:asciiTheme="minorHAnsi" w:eastAsiaTheme="minorEastAsia" w:hAnsiTheme="minorHAnsi"/>
           <w:noProof/>
           <w:color w:val="auto"/>
-          <w:sz w:val="22"/>
         </w:rPr>
       </w:pPr>
-      <w:hyperlink w:anchor="_Toc240566229" w:history="1">
+      <w:hyperlink w:anchor="_Toc242173783" w:history="1">
         <w:r>
           <w:rPr>
             <w:rStyle w:val="Hyperlink"/>
@@ -1565,7 +1620,7 @@
             <w:noProof/>
             <w:webHidden/>
           </w:rPr>
-          <w:instrText xml:space="preserve"> PAGEREF _Toc240566229 \h </w:instrText>
+          <w:instrText xml:space="preserve"> PAGEREF _Toc242173783 \h </w:instrText>
         </w:r>
         <w:r>
           <w:rPr>
@@ -1599,14 +1654,17 @@
     <w:p>
       <w:pPr>
         <w:pStyle w:val="Verzeichnis2"/>
+        <w:tabs>
+          <w:tab w:val="clear" w:pos="9071"/>
+          <w:tab w:val="right" w:leader="dot" w:pos="9062"/>
+        </w:tabs>
         <w:rPr>
-          <w:rFonts w:asciiTheme="minorHAnsi" w:eastAsiaTheme="minorEastAsia" w:hAnsiTheme="minorHAnsi" w:cstheme="minorBidi"/>
+          <w:rFonts w:asciiTheme="minorHAnsi" w:eastAsiaTheme="minorEastAsia" w:hAnsiTheme="minorHAnsi"/>
           <w:noProof/>
           <w:color w:val="auto"/>
-          <w:sz w:val="22"/>
         </w:rPr>
       </w:pPr>
-      <w:hyperlink w:anchor="_Toc240566230" w:history="1">
+      <w:hyperlink w:anchor="_Toc242173784" w:history="1">
         <w:r>
           <w:rPr>
             <w:rStyle w:val="Hyperlink"/>
@@ -1633,7 +1691,7 @@
             <w:noProof/>
             <w:webHidden/>
           </w:rPr>
-          <w:instrText xml:space="preserve"> PAGEREF _Toc240566230 \h </w:instrText>
+          <w:instrText xml:space="preserve"> PAGEREF _Toc242173784 \h </w:instrText>
         </w:r>
         <w:r>
           <w:rPr>
@@ -1667,14 +1725,17 @@
     <w:p>
       <w:pPr>
         <w:pStyle w:val="Verzeichnis2"/>
+        <w:tabs>
+          <w:tab w:val="clear" w:pos="9071"/>
+          <w:tab w:val="right" w:leader="dot" w:pos="9062"/>
+        </w:tabs>
         <w:rPr>
-          <w:rFonts w:asciiTheme="minorHAnsi" w:eastAsiaTheme="minorEastAsia" w:hAnsiTheme="minorHAnsi" w:cstheme="minorBidi"/>
+          <w:rFonts w:asciiTheme="minorHAnsi" w:eastAsiaTheme="minorEastAsia" w:hAnsiTheme="minorHAnsi"/>
           <w:noProof/>
           <w:color w:val="auto"/>
-          <w:sz w:val="22"/>
         </w:rPr>
       </w:pPr>
-      <w:hyperlink w:anchor="_Toc240566231" w:history="1">
+      <w:hyperlink w:anchor="_Toc242173785" w:history="1">
         <w:r>
           <w:rPr>
             <w:rStyle w:val="Hyperlink"/>
@@ -1701,7 +1762,7 @@
             <w:noProof/>
             <w:webHidden/>
           </w:rPr>
-          <w:instrText xml:space="preserve"> PAGEREF _Toc240566231 \h </w:instrText>
+          <w:instrText xml:space="preserve"> PAGEREF _Toc242173785 \h </w:instrText>
         </w:r>
         <w:r>
           <w:rPr>
@@ -1735,15 +1796,17 @@
     <w:p>
       <w:pPr>
         <w:pStyle w:val="Verzeichnis1"/>
+        <w:tabs>
+          <w:tab w:val="clear" w:pos="9071"/>
+          <w:tab w:val="right" w:leader="dot" w:pos="9062"/>
+        </w:tabs>
         <w:rPr>
-          <w:rFonts w:asciiTheme="minorHAnsi" w:eastAsiaTheme="minorEastAsia" w:hAnsiTheme="minorHAnsi" w:cstheme="minorBidi"/>
-          <w:b w:val="0"/>
+          <w:rFonts w:asciiTheme="minorHAnsi" w:eastAsiaTheme="minorEastAsia" w:hAnsiTheme="minorHAnsi"/>
           <w:noProof/>
           <w:color w:val="auto"/>
-          <w:sz w:val="22"/>
         </w:rPr>
       </w:pPr>
-      <w:hyperlink w:anchor="_Toc240566232" w:history="1">
+      <w:hyperlink w:anchor="_Toc242173786" w:history="1">
         <w:r>
           <w:rPr>
             <w:rStyle w:val="Hyperlink"/>
@@ -1770,7 +1833,7 @@
             <w:noProof/>
             <w:webHidden/>
           </w:rPr>
-          <w:instrText xml:space="preserve"> PAGEREF _Toc240566232 \h </w:instrText>
+          <w:instrText xml:space="preserve"> PAGEREF _Toc242173786 \h </w:instrText>
         </w:r>
         <w:r>
           <w:rPr>
@@ -1804,14 +1867,17 @@
     <w:p>
       <w:pPr>
         <w:pStyle w:val="Verzeichnis2"/>
+        <w:tabs>
+          <w:tab w:val="clear" w:pos="9071"/>
+          <w:tab w:val="right" w:leader="dot" w:pos="9062"/>
+        </w:tabs>
         <w:rPr>
-          <w:rFonts w:asciiTheme="minorHAnsi" w:eastAsiaTheme="minorEastAsia" w:hAnsiTheme="minorHAnsi" w:cstheme="minorBidi"/>
+          <w:rFonts w:asciiTheme="minorHAnsi" w:eastAsiaTheme="minorEastAsia" w:hAnsiTheme="minorHAnsi"/>
           <w:noProof/>
           <w:color w:val="auto"/>
-          <w:sz w:val="22"/>
         </w:rPr>
       </w:pPr>
-      <w:hyperlink w:anchor="_Toc240566233" w:history="1">
+      <w:hyperlink w:anchor="_Toc242173787" w:history="1">
         <w:r>
           <w:rPr>
             <w:rStyle w:val="Hyperlink"/>
@@ -1838,7 +1904,7 @@
             <w:noProof/>
             <w:webHidden/>
           </w:rPr>
-          <w:instrText xml:space="preserve"> PAGEREF _Toc240566233 \h </w:instrText>
+          <w:instrText xml:space="preserve"> PAGEREF _Toc242173787 \h </w:instrText>
         </w:r>
         <w:r>
           <w:rPr>
@@ -1872,14 +1938,17 @@
     <w:p>
       <w:pPr>
         <w:pStyle w:val="Verzeichnis2"/>
+        <w:tabs>
+          <w:tab w:val="clear" w:pos="9071"/>
+          <w:tab w:val="right" w:leader="dot" w:pos="9062"/>
+        </w:tabs>
         <w:rPr>
-          <w:rFonts w:asciiTheme="minorHAnsi" w:eastAsiaTheme="minorEastAsia" w:hAnsiTheme="minorHAnsi" w:cstheme="minorBidi"/>
+          <w:rFonts w:asciiTheme="minorHAnsi" w:eastAsiaTheme="minorEastAsia" w:hAnsiTheme="minorHAnsi"/>
           <w:noProof/>
           <w:color w:val="auto"/>
-          <w:sz w:val="22"/>
         </w:rPr>
       </w:pPr>
-      <w:hyperlink w:anchor="_Toc240566234" w:history="1">
+      <w:hyperlink w:anchor="_Toc242173788" w:history="1">
         <w:r>
           <w:rPr>
             <w:rStyle w:val="Hyperlink"/>
@@ -1906,7 +1975,7 @@
             <w:noProof/>
             <w:webHidden/>
           </w:rPr>
-          <w:instrText xml:space="preserve"> PAGEREF _Toc240566234 \h </w:instrText>
+          <w:instrText xml:space="preserve"> PAGEREF _Toc242173788 \h </w:instrText>
         </w:r>
         <w:r>
           <w:rPr>
@@ -1926,7 +1995,7 @@
             <w:noProof/>
             <w:webHidden/>
           </w:rPr>
-          <w:t>14</w:t>
+          <w:t>15</w:t>
         </w:r>
         <w:r>
           <w:rPr>
@@ -1940,14 +2009,17 @@
     <w:p>
       <w:pPr>
         <w:pStyle w:val="Verzeichnis2"/>
+        <w:tabs>
+          <w:tab w:val="clear" w:pos="9071"/>
+          <w:tab w:val="right" w:leader="dot" w:pos="9062"/>
+        </w:tabs>
         <w:rPr>
-          <w:rFonts w:asciiTheme="minorHAnsi" w:eastAsiaTheme="minorEastAsia" w:hAnsiTheme="minorHAnsi" w:cstheme="minorBidi"/>
+          <w:rFonts w:asciiTheme="minorHAnsi" w:eastAsiaTheme="minorEastAsia" w:hAnsiTheme="minorHAnsi"/>
           <w:noProof/>
           <w:color w:val="auto"/>
-          <w:sz w:val="22"/>
         </w:rPr>
       </w:pPr>
-      <w:hyperlink w:anchor="_Toc240566235" w:history="1">
+      <w:hyperlink w:anchor="_Toc242173789" w:history="1">
         <w:r>
           <w:rPr>
             <w:rStyle w:val="Hyperlink"/>
@@ -1974,7 +2046,7 @@
             <w:noProof/>
             <w:webHidden/>
           </w:rPr>
-          <w:instrText xml:space="preserve"> PAGEREF _Toc240566235 \h </w:instrText>
+          <w:instrText xml:space="preserve"> PAGEREF _Toc242173789 \h </w:instrText>
         </w:r>
         <w:r>
           <w:rPr>
@@ -2008,14 +2080,17 @@
     <w:p>
       <w:pPr>
         <w:pStyle w:val="Verzeichnis2"/>
+        <w:tabs>
+          <w:tab w:val="clear" w:pos="9071"/>
+          <w:tab w:val="right" w:leader="dot" w:pos="9062"/>
+        </w:tabs>
         <w:rPr>
-          <w:rFonts w:asciiTheme="minorHAnsi" w:eastAsiaTheme="minorEastAsia" w:hAnsiTheme="minorHAnsi" w:cstheme="minorBidi"/>
+          <w:rFonts w:asciiTheme="minorHAnsi" w:eastAsiaTheme="minorEastAsia" w:hAnsiTheme="minorHAnsi"/>
           <w:noProof/>
           <w:color w:val="auto"/>
-          <w:sz w:val="22"/>
         </w:rPr>
       </w:pPr>
-      <w:hyperlink w:anchor="_Toc240566236" w:history="1">
+      <w:hyperlink w:anchor="_Toc242173790" w:history="1">
         <w:r>
           <w:rPr>
             <w:rStyle w:val="Hyperlink"/>
@@ -2042,7 +2117,7 @@
             <w:noProof/>
             <w:webHidden/>
           </w:rPr>
-          <w:instrText xml:space="preserve"> PAGEREF _Toc240566236 \h </w:instrText>
+          <w:instrText xml:space="preserve"> PAGEREF _Toc242173790 \h </w:instrText>
         </w:r>
         <w:r>
           <w:rPr>
@@ -2076,14 +2151,17 @@
     <w:p>
       <w:pPr>
         <w:pStyle w:val="Verzeichnis2"/>
+        <w:tabs>
+          <w:tab w:val="clear" w:pos="9071"/>
+          <w:tab w:val="right" w:leader="dot" w:pos="9062"/>
+        </w:tabs>
         <w:rPr>
-          <w:rFonts w:asciiTheme="minorHAnsi" w:eastAsiaTheme="minorEastAsia" w:hAnsiTheme="minorHAnsi" w:cstheme="minorBidi"/>
+          <w:rFonts w:asciiTheme="minorHAnsi" w:eastAsiaTheme="minorEastAsia" w:hAnsiTheme="minorHAnsi"/>
           <w:noProof/>
           <w:color w:val="auto"/>
-          <w:sz w:val="22"/>
         </w:rPr>
       </w:pPr>
-      <w:hyperlink w:anchor="_Toc240566237" w:history="1">
+      <w:hyperlink w:anchor="_Toc242173791" w:history="1">
         <w:r>
           <w:rPr>
             <w:rStyle w:val="Hyperlink"/>
@@ -2110,7 +2188,7 @@
             <w:noProof/>
             <w:webHidden/>
           </w:rPr>
-          <w:instrText xml:space="preserve"> PAGEREF _Toc240566237 \h </w:instrText>
+          <w:instrText xml:space="preserve"> PAGEREF _Toc242173791 \h </w:instrText>
         </w:r>
         <w:r>
           <w:rPr>
@@ -2144,14 +2222,17 @@
     <w:p>
       <w:pPr>
         <w:pStyle w:val="Verzeichnis2"/>
+        <w:tabs>
+          <w:tab w:val="clear" w:pos="9071"/>
+          <w:tab w:val="right" w:leader="dot" w:pos="9062"/>
+        </w:tabs>
         <w:rPr>
-          <w:rFonts w:asciiTheme="minorHAnsi" w:eastAsiaTheme="minorEastAsia" w:hAnsiTheme="minorHAnsi" w:cstheme="minorBidi"/>
+          <w:rFonts w:asciiTheme="minorHAnsi" w:eastAsiaTheme="minorEastAsia" w:hAnsiTheme="minorHAnsi"/>
           <w:noProof/>
           <w:color w:val="auto"/>
-          <w:sz w:val="22"/>
         </w:rPr>
       </w:pPr>
-      <w:hyperlink w:anchor="_Toc240566238" w:history="1">
+      <w:hyperlink w:anchor="_Toc242173792" w:history="1">
         <w:r>
           <w:rPr>
             <w:rStyle w:val="Hyperlink"/>
@@ -2178,7 +2259,7 @@
             <w:noProof/>
             <w:webHidden/>
           </w:rPr>
-          <w:instrText xml:space="preserve"> PAGEREF _Toc240566238 \h </w:instrText>
+          <w:instrText xml:space="preserve"> PAGEREF _Toc242173792 \h </w:instrText>
         </w:r>
         <w:r>
           <w:rPr>
@@ -2212,14 +2293,17 @@
     <w:p>
       <w:pPr>
         <w:pStyle w:val="Verzeichnis2"/>
+        <w:tabs>
+          <w:tab w:val="clear" w:pos="9071"/>
+          <w:tab w:val="right" w:leader="dot" w:pos="9062"/>
+        </w:tabs>
         <w:rPr>
-          <w:rFonts w:asciiTheme="minorHAnsi" w:eastAsiaTheme="minorEastAsia" w:hAnsiTheme="minorHAnsi" w:cstheme="minorBidi"/>
+          <w:rFonts w:asciiTheme="minorHAnsi" w:eastAsiaTheme="minorEastAsia" w:hAnsiTheme="minorHAnsi"/>
           <w:noProof/>
           <w:color w:val="auto"/>
-          <w:sz w:val="22"/>
         </w:rPr>
       </w:pPr>
-      <w:hyperlink w:anchor="_Toc240566239" w:history="1">
+      <w:hyperlink w:anchor="_Toc242173793" w:history="1">
         <w:r>
           <w:rPr>
             <w:rStyle w:val="Hyperlink"/>
@@ -2246,7 +2330,7 @@
             <w:noProof/>
             <w:webHidden/>
           </w:rPr>
-          <w:instrText xml:space="preserve"> PAGEREF _Toc240566239 \h </w:instrText>
+          <w:instrText xml:space="preserve"> PAGEREF _Toc242173793 \h </w:instrText>
         </w:r>
         <w:r>
           <w:rPr>
@@ -2280,14 +2364,17 @@
     <w:p>
       <w:pPr>
         <w:pStyle w:val="Verzeichnis2"/>
+        <w:tabs>
+          <w:tab w:val="clear" w:pos="9071"/>
+          <w:tab w:val="right" w:leader="dot" w:pos="9062"/>
+        </w:tabs>
         <w:rPr>
-          <w:rFonts w:asciiTheme="minorHAnsi" w:eastAsiaTheme="minorEastAsia" w:hAnsiTheme="minorHAnsi" w:cstheme="minorBidi"/>
+          <w:rFonts w:asciiTheme="minorHAnsi" w:eastAsiaTheme="minorEastAsia" w:hAnsiTheme="minorHAnsi"/>
           <w:noProof/>
           <w:color w:val="auto"/>
-          <w:sz w:val="22"/>
         </w:rPr>
       </w:pPr>
-      <w:hyperlink w:anchor="_Toc240566240" w:history="1">
+      <w:hyperlink w:anchor="_Toc242173794" w:history="1">
         <w:r>
           <w:rPr>
             <w:rStyle w:val="Hyperlink"/>
@@ -2314,7 +2401,7 @@
             <w:noProof/>
             <w:webHidden/>
           </w:rPr>
-          <w:instrText xml:space="preserve"> PAGEREF _Toc240566240 \h </w:instrText>
+          <w:instrText xml:space="preserve"> PAGEREF _Toc242173794 \h </w:instrText>
         </w:r>
         <w:r>
           <w:rPr>
@@ -2348,14 +2435,17 @@
     <w:p>
       <w:pPr>
         <w:pStyle w:val="Verzeichnis2"/>
+        <w:tabs>
+          <w:tab w:val="clear" w:pos="9071"/>
+          <w:tab w:val="right" w:leader="dot" w:pos="9062"/>
+        </w:tabs>
         <w:rPr>
-          <w:rFonts w:asciiTheme="minorHAnsi" w:eastAsiaTheme="minorEastAsia" w:hAnsiTheme="minorHAnsi" w:cstheme="minorBidi"/>
+          <w:rFonts w:asciiTheme="minorHAnsi" w:eastAsiaTheme="minorEastAsia" w:hAnsiTheme="minorHAnsi"/>
           <w:noProof/>
           <w:color w:val="auto"/>
-          <w:sz w:val="22"/>
         </w:rPr>
       </w:pPr>
-      <w:hyperlink w:anchor="_Toc240566241" w:history="1">
+      <w:hyperlink w:anchor="_Toc242173795" w:history="1">
         <w:r>
           <w:rPr>
             <w:rStyle w:val="Hyperlink"/>
@@ -2382,7 +2472,7 @@
             <w:noProof/>
             <w:webHidden/>
           </w:rPr>
-          <w:instrText xml:space="preserve"> PAGEREF _Toc240566241 \h </w:instrText>
+          <w:instrText xml:space="preserve"> PAGEREF _Toc242173795 \h </w:instrText>
         </w:r>
         <w:r>
           <w:rPr>
@@ -2416,14 +2506,17 @@
     <w:p>
       <w:pPr>
         <w:pStyle w:val="Verzeichnis2"/>
+        <w:tabs>
+          <w:tab w:val="clear" w:pos="9071"/>
+          <w:tab w:val="right" w:leader="dot" w:pos="9062"/>
+        </w:tabs>
         <w:rPr>
-          <w:rFonts w:asciiTheme="minorHAnsi" w:eastAsiaTheme="minorEastAsia" w:hAnsiTheme="minorHAnsi" w:cstheme="minorBidi"/>
+          <w:rFonts w:asciiTheme="minorHAnsi" w:eastAsiaTheme="minorEastAsia" w:hAnsiTheme="minorHAnsi"/>
           <w:noProof/>
           <w:color w:val="auto"/>
-          <w:sz w:val="22"/>
         </w:rPr>
       </w:pPr>
-      <w:hyperlink w:anchor="_Toc240566242" w:history="1">
+      <w:hyperlink w:anchor="_Toc242173796" w:history="1">
         <w:r>
           <w:rPr>
             <w:rStyle w:val="Hyperlink"/>
@@ -2450,7 +2543,7 @@
             <w:noProof/>
             <w:webHidden/>
           </w:rPr>
-          <w:instrText xml:space="preserve"> PAGEREF _Toc240566242 \h </w:instrText>
+          <w:instrText xml:space="preserve"> PAGEREF _Toc242173796 \h </w:instrText>
         </w:r>
         <w:r>
           <w:rPr>
@@ -2470,7 +2563,7 @@
             <w:noProof/>
             <w:webHidden/>
           </w:rPr>
-          <w:t>19</w:t>
+          <w:t>20</w:t>
         </w:r>
         <w:r>
           <w:rPr>
@@ -2484,14 +2577,17 @@
     <w:p>
       <w:pPr>
         <w:pStyle w:val="Verzeichnis2"/>
+        <w:tabs>
+          <w:tab w:val="clear" w:pos="9071"/>
+          <w:tab w:val="right" w:leader="dot" w:pos="9062"/>
+        </w:tabs>
         <w:rPr>
-          <w:rFonts w:asciiTheme="minorHAnsi" w:eastAsiaTheme="minorEastAsia" w:hAnsiTheme="minorHAnsi" w:cstheme="minorBidi"/>
+          <w:rFonts w:asciiTheme="minorHAnsi" w:eastAsiaTheme="minorEastAsia" w:hAnsiTheme="minorHAnsi"/>
           <w:noProof/>
           <w:color w:val="auto"/>
-          <w:sz w:val="22"/>
         </w:rPr>
       </w:pPr>
-      <w:hyperlink w:anchor="_Toc240566243" w:history="1">
+      <w:hyperlink w:anchor="_Toc242173797" w:history="1">
         <w:r>
           <w:rPr>
             <w:rStyle w:val="Hyperlink"/>
@@ -2518,7 +2614,7 @@
             <w:noProof/>
             <w:webHidden/>
           </w:rPr>
-          <w:instrText xml:space="preserve"> PAGEREF _Toc240566243 \h </w:instrText>
+          <w:instrText xml:space="preserve"> PAGEREF _Toc242173797 \h </w:instrText>
         </w:r>
         <w:r>
           <w:rPr>
@@ -2552,14 +2648,17 @@
     <w:p>
       <w:pPr>
         <w:pStyle w:val="Verzeichnis2"/>
+        <w:tabs>
+          <w:tab w:val="clear" w:pos="9071"/>
+          <w:tab w:val="right" w:leader="dot" w:pos="9062"/>
+        </w:tabs>
         <w:rPr>
-          <w:rFonts w:asciiTheme="minorHAnsi" w:eastAsiaTheme="minorEastAsia" w:hAnsiTheme="minorHAnsi" w:cstheme="minorBidi"/>
+          <w:rFonts w:asciiTheme="minorHAnsi" w:eastAsiaTheme="minorEastAsia" w:hAnsiTheme="minorHAnsi"/>
           <w:noProof/>
           <w:color w:val="auto"/>
-          <w:sz w:val="22"/>
         </w:rPr>
       </w:pPr>
-      <w:hyperlink w:anchor="_Toc240566244" w:history="1">
+      <w:hyperlink w:anchor="_Toc242173798" w:history="1">
         <w:r>
           <w:rPr>
             <w:rStyle w:val="Hyperlink"/>
@@ -2586,7 +2685,7 @@
             <w:noProof/>
             <w:webHidden/>
           </w:rPr>
-          <w:instrText xml:space="preserve"> PAGEREF _Toc240566244 \h </w:instrText>
+          <w:instrText xml:space="preserve"> PAGEREF _Toc242173798 \h </w:instrText>
         </w:r>
         <w:r>
           <w:rPr>
@@ -2606,7 +2705,7 @@
             <w:noProof/>
             <w:webHidden/>
           </w:rPr>
-          <w:t>21</w:t>
+          <w:t>22</w:t>
         </w:r>
         <w:r>
           <w:rPr>
@@ -2620,14 +2719,17 @@
     <w:p>
       <w:pPr>
         <w:pStyle w:val="Verzeichnis2"/>
+        <w:tabs>
+          <w:tab w:val="clear" w:pos="9071"/>
+          <w:tab w:val="right" w:leader="dot" w:pos="9062"/>
+        </w:tabs>
         <w:rPr>
-          <w:rFonts w:asciiTheme="minorHAnsi" w:eastAsiaTheme="minorEastAsia" w:hAnsiTheme="minorHAnsi" w:cstheme="minorBidi"/>
+          <w:rFonts w:asciiTheme="minorHAnsi" w:eastAsiaTheme="minorEastAsia" w:hAnsiTheme="minorHAnsi"/>
           <w:noProof/>
           <w:color w:val="auto"/>
-          <w:sz w:val="22"/>
         </w:rPr>
       </w:pPr>
-      <w:hyperlink w:anchor="_Toc240566245" w:history="1">
+      <w:hyperlink w:anchor="_Toc242173799" w:history="1">
         <w:r>
           <w:rPr>
             <w:rStyle w:val="Hyperlink"/>
@@ -2654,7 +2756,7 @@
             <w:noProof/>
             <w:webHidden/>
           </w:rPr>
-          <w:instrText xml:space="preserve"> PAGEREF _Toc240566245 \h </w:instrText>
+          <w:instrText xml:space="preserve"> PAGEREF _Toc242173799 \h </w:instrText>
         </w:r>
         <w:r>
           <w:rPr>
@@ -2688,14 +2790,17 @@
     <w:p>
       <w:pPr>
         <w:pStyle w:val="Verzeichnis2"/>
+        <w:tabs>
+          <w:tab w:val="clear" w:pos="9071"/>
+          <w:tab w:val="right" w:leader="dot" w:pos="9062"/>
+        </w:tabs>
         <w:rPr>
-          <w:rFonts w:asciiTheme="minorHAnsi" w:eastAsiaTheme="minorEastAsia" w:hAnsiTheme="minorHAnsi" w:cstheme="minorBidi"/>
+          <w:rFonts w:asciiTheme="minorHAnsi" w:eastAsiaTheme="minorEastAsia" w:hAnsiTheme="minorHAnsi"/>
           <w:noProof/>
           <w:color w:val="auto"/>
-          <w:sz w:val="22"/>
         </w:rPr>
       </w:pPr>
-      <w:hyperlink w:anchor="_Toc240566246" w:history="1">
+      <w:hyperlink w:anchor="_Toc242173800" w:history="1">
         <w:r>
           <w:rPr>
             <w:rStyle w:val="Hyperlink"/>
@@ -2722,7 +2827,7 @@
             <w:noProof/>
             <w:webHidden/>
           </w:rPr>
-          <w:instrText xml:space="preserve"> PAGEREF _Toc240566246 \h </w:instrText>
+          <w:instrText xml:space="preserve"> PAGEREF _Toc242173800 \h </w:instrText>
         </w:r>
         <w:r>
           <w:rPr>
@@ -2742,7 +2847,7 @@
             <w:noProof/>
             <w:webHidden/>
           </w:rPr>
-          <w:t>22</w:t>
+          <w:t>23</w:t>
         </w:r>
         <w:r>
           <w:rPr>
@@ -2756,14 +2861,17 @@
     <w:p>
       <w:pPr>
         <w:pStyle w:val="Verzeichnis2"/>
+        <w:tabs>
+          <w:tab w:val="clear" w:pos="9071"/>
+          <w:tab w:val="right" w:leader="dot" w:pos="9062"/>
+        </w:tabs>
         <w:rPr>
-          <w:rFonts w:asciiTheme="minorHAnsi" w:eastAsiaTheme="minorEastAsia" w:hAnsiTheme="minorHAnsi" w:cstheme="minorBidi"/>
+          <w:rFonts w:asciiTheme="minorHAnsi" w:eastAsiaTheme="minorEastAsia" w:hAnsiTheme="minorHAnsi"/>
           <w:noProof/>
           <w:color w:val="auto"/>
-          <w:sz w:val="22"/>
         </w:rPr>
       </w:pPr>
-      <w:hyperlink w:anchor="_Toc240566247" w:history="1">
+      <w:hyperlink w:anchor="_Toc242173801" w:history="1">
         <w:r>
           <w:rPr>
             <w:rStyle w:val="Hyperlink"/>
@@ -2790,7 +2898,7 @@
             <w:noProof/>
             <w:webHidden/>
           </w:rPr>
-          <w:instrText xml:space="preserve"> PAGEREF _Toc240566247 \h </w:instrText>
+          <w:instrText xml:space="preserve"> PAGEREF _Toc242173801 \h </w:instrText>
         </w:r>
         <w:r>
           <w:rPr>
@@ -2810,7 +2918,7 @@
             <w:noProof/>
             <w:webHidden/>
           </w:rPr>
-          <w:t>23</w:t>
+          <w:t>24</w:t>
         </w:r>
         <w:r>
           <w:rPr>
@@ -2824,14 +2932,17 @@
     <w:p>
       <w:pPr>
         <w:pStyle w:val="Verzeichnis2"/>
+        <w:tabs>
+          <w:tab w:val="clear" w:pos="9071"/>
+          <w:tab w:val="right" w:leader="dot" w:pos="9062"/>
+        </w:tabs>
         <w:rPr>
-          <w:rFonts w:asciiTheme="minorHAnsi" w:eastAsiaTheme="minorEastAsia" w:hAnsiTheme="minorHAnsi" w:cstheme="minorBidi"/>
+          <w:rFonts w:asciiTheme="minorHAnsi" w:eastAsiaTheme="minorEastAsia" w:hAnsiTheme="minorHAnsi"/>
           <w:noProof/>
           <w:color w:val="auto"/>
-          <w:sz w:val="22"/>
         </w:rPr>
       </w:pPr>
-      <w:hyperlink w:anchor="_Toc240566248" w:history="1">
+      <w:hyperlink w:anchor="_Toc242173802" w:history="1">
         <w:r>
           <w:rPr>
             <w:rStyle w:val="Hyperlink"/>
@@ -2858,7 +2969,7 @@
             <w:noProof/>
             <w:webHidden/>
           </w:rPr>
-          <w:instrText xml:space="preserve"> PAGEREF _Toc240566248 \h </w:instrText>
+          <w:instrText xml:space="preserve"> PAGEREF _Toc242173802 \h </w:instrText>
         </w:r>
         <w:r>
           <w:rPr>
@@ -2878,7 +2989,7 @@
             <w:noProof/>
             <w:webHidden/>
           </w:rPr>
-          <w:t>23</w:t>
+          <w:t>24</w:t>
         </w:r>
         <w:r>
           <w:rPr>
@@ -2892,14 +3003,17 @@
     <w:p>
       <w:pPr>
         <w:pStyle w:val="Verzeichnis2"/>
+        <w:tabs>
+          <w:tab w:val="clear" w:pos="9071"/>
+          <w:tab w:val="right" w:leader="dot" w:pos="9062"/>
+        </w:tabs>
         <w:rPr>
-          <w:rFonts w:asciiTheme="minorHAnsi" w:eastAsiaTheme="minorEastAsia" w:hAnsiTheme="minorHAnsi" w:cstheme="minorBidi"/>
+          <w:rFonts w:asciiTheme="minorHAnsi" w:eastAsiaTheme="minorEastAsia" w:hAnsiTheme="minorHAnsi"/>
           <w:noProof/>
           <w:color w:val="auto"/>
-          <w:sz w:val="22"/>
         </w:rPr>
       </w:pPr>
-      <w:hyperlink w:anchor="_Toc240566249" w:history="1">
+      <w:hyperlink w:anchor="_Toc242173803" w:history="1">
         <w:r>
           <w:rPr>
             <w:rStyle w:val="Hyperlink"/>
@@ -2926,7 +3040,7 @@
             <w:noProof/>
             <w:webHidden/>
           </w:rPr>
-          <w:instrText xml:space="preserve"> PAGEREF _Toc240566249 \h </w:instrText>
+          <w:instrText xml:space="preserve"> PAGEREF _Toc242173803 \h </w:instrText>
         </w:r>
         <w:r>
           <w:rPr>
@@ -2960,14 +3074,17 @@
     <w:p>
       <w:pPr>
         <w:pStyle w:val="Verzeichnis2"/>
+        <w:tabs>
+          <w:tab w:val="clear" w:pos="9071"/>
+          <w:tab w:val="right" w:leader="dot" w:pos="9062"/>
+        </w:tabs>
         <w:rPr>
-          <w:rFonts w:asciiTheme="minorHAnsi" w:eastAsiaTheme="minorEastAsia" w:hAnsiTheme="minorHAnsi" w:cstheme="minorBidi"/>
+          <w:rFonts w:asciiTheme="minorHAnsi" w:eastAsiaTheme="minorEastAsia" w:hAnsiTheme="minorHAnsi"/>
           <w:noProof/>
           <w:color w:val="auto"/>
-          <w:sz w:val="22"/>
         </w:rPr>
       </w:pPr>
-      <w:hyperlink w:anchor="_Toc240566250" w:history="1">
+      <w:hyperlink w:anchor="_Toc242173804" w:history="1">
         <w:r>
           <w:rPr>
             <w:rStyle w:val="Hyperlink"/>
@@ -2994,7 +3111,7 @@
             <w:noProof/>
             <w:webHidden/>
           </w:rPr>
-          <w:instrText xml:space="preserve"> PAGEREF _Toc240566250 \h </w:instrText>
+          <w:instrText xml:space="preserve"> PAGEREF _Toc242173804 \h </w:instrText>
         </w:r>
         <w:r>
           <w:rPr>
@@ -3014,7 +3131,7 @@
             <w:noProof/>
             <w:webHidden/>
           </w:rPr>
-          <w:t>24</w:t>
+          <w:t>25</w:t>
         </w:r>
         <w:r>
           <w:rPr>
@@ -3028,14 +3145,17 @@
     <w:p>
       <w:pPr>
         <w:pStyle w:val="Verzeichnis2"/>
+        <w:tabs>
+          <w:tab w:val="clear" w:pos="9071"/>
+          <w:tab w:val="right" w:leader="dot" w:pos="9062"/>
+        </w:tabs>
         <w:rPr>
-          <w:rFonts w:asciiTheme="minorHAnsi" w:eastAsiaTheme="minorEastAsia" w:hAnsiTheme="minorHAnsi" w:cstheme="minorBidi"/>
+          <w:rFonts w:asciiTheme="minorHAnsi" w:eastAsiaTheme="minorEastAsia" w:hAnsiTheme="minorHAnsi"/>
           <w:noProof/>
           <w:color w:val="auto"/>
-          <w:sz w:val="22"/>
         </w:rPr>
       </w:pPr>
-      <w:hyperlink w:anchor="_Toc240566251" w:history="1">
+      <w:hyperlink w:anchor="_Toc242173805" w:history="1">
         <w:r>
           <w:rPr>
             <w:rStyle w:val="Hyperlink"/>
@@ -3062,7 +3182,7 @@
             <w:noProof/>
             <w:webHidden/>
           </w:rPr>
-          <w:instrText xml:space="preserve"> PAGEREF _Toc240566251 \h </w:instrText>
+          <w:instrText xml:space="preserve"> PAGEREF _Toc242173805 \h </w:instrText>
         </w:r>
         <w:r>
           <w:rPr>
@@ -3082,7 +3202,7 @@
             <w:noProof/>
             <w:webHidden/>
           </w:rPr>
-          <w:t>24</w:t>
+          <w:t>25</w:t>
         </w:r>
         <w:r>
           <w:rPr>
@@ -3096,14 +3216,17 @@
     <w:p>
       <w:pPr>
         <w:pStyle w:val="Verzeichnis2"/>
+        <w:tabs>
+          <w:tab w:val="clear" w:pos="9071"/>
+          <w:tab w:val="right" w:leader="dot" w:pos="9062"/>
+        </w:tabs>
         <w:rPr>
-          <w:rFonts w:asciiTheme="minorHAnsi" w:eastAsiaTheme="minorEastAsia" w:hAnsiTheme="minorHAnsi" w:cstheme="minorBidi"/>
+          <w:rFonts w:asciiTheme="minorHAnsi" w:eastAsiaTheme="minorEastAsia" w:hAnsiTheme="minorHAnsi"/>
           <w:noProof/>
           <w:color w:val="auto"/>
-          <w:sz w:val="22"/>
         </w:rPr>
       </w:pPr>
-      <w:hyperlink w:anchor="_Toc240566252" w:history="1">
+      <w:hyperlink w:anchor="_Toc242173806" w:history="1">
         <w:r>
           <w:rPr>
             <w:rStyle w:val="Hyperlink"/>
@@ -3130,7 +3253,7 @@
             <w:noProof/>
             <w:webHidden/>
           </w:rPr>
-          <w:instrText xml:space="preserve"> PAGEREF _Toc240566252 \h </w:instrText>
+          <w:instrText xml:space="preserve"> PAGEREF _Toc242173806 \h </w:instrText>
         </w:r>
         <w:r>
           <w:rPr>
@@ -3150,7 +3273,7 @@
             <w:noProof/>
             <w:webHidden/>
           </w:rPr>
-          <w:t>25</w:t>
+          <w:t>26</w:t>
         </w:r>
         <w:r>
           <w:rPr>
@@ -3164,14 +3287,17 @@
     <w:p>
       <w:pPr>
         <w:pStyle w:val="Verzeichnis2"/>
+        <w:tabs>
+          <w:tab w:val="clear" w:pos="9071"/>
+          <w:tab w:val="right" w:leader="dot" w:pos="9062"/>
+        </w:tabs>
         <w:rPr>
-          <w:rFonts w:asciiTheme="minorHAnsi" w:eastAsiaTheme="minorEastAsia" w:hAnsiTheme="minorHAnsi" w:cstheme="minorBidi"/>
+          <w:rFonts w:asciiTheme="minorHAnsi" w:eastAsiaTheme="minorEastAsia" w:hAnsiTheme="minorHAnsi"/>
           <w:noProof/>
           <w:color w:val="auto"/>
-          <w:sz w:val="22"/>
         </w:rPr>
       </w:pPr>
-      <w:hyperlink w:anchor="_Toc240566253" w:history="1">
+      <w:hyperlink w:anchor="_Toc242173807" w:history="1">
         <w:r>
           <w:rPr>
             <w:rStyle w:val="Hyperlink"/>
@@ -3198,7 +3324,7 @@
             <w:noProof/>
             <w:webHidden/>
           </w:rPr>
-          <w:instrText xml:space="preserve"> PAGEREF _Toc240566253 \h </w:instrText>
+          <w:instrText xml:space="preserve"> PAGEREF _Toc242173807 \h </w:instrText>
         </w:r>
         <w:r>
           <w:rPr>
@@ -3218,7 +3344,7 @@
             <w:noProof/>
             <w:webHidden/>
           </w:rPr>
-          <w:t>25</w:t>
+          <w:t>26</w:t>
         </w:r>
         <w:r>
           <w:rPr>
@@ -3232,14 +3358,17 @@
     <w:p>
       <w:pPr>
         <w:pStyle w:val="Verzeichnis2"/>
+        <w:tabs>
+          <w:tab w:val="clear" w:pos="9071"/>
+          <w:tab w:val="right" w:leader="dot" w:pos="9062"/>
+        </w:tabs>
         <w:rPr>
-          <w:rFonts w:asciiTheme="minorHAnsi" w:eastAsiaTheme="minorEastAsia" w:hAnsiTheme="minorHAnsi" w:cstheme="minorBidi"/>
+          <w:rFonts w:asciiTheme="minorHAnsi" w:eastAsiaTheme="minorEastAsia" w:hAnsiTheme="minorHAnsi"/>
           <w:noProof/>
           <w:color w:val="auto"/>
-          <w:sz w:val="22"/>
         </w:rPr>
       </w:pPr>
-      <w:hyperlink w:anchor="_Toc240566254" w:history="1">
+      <w:hyperlink w:anchor="_Toc242173808" w:history="1">
         <w:r>
           <w:rPr>
             <w:rStyle w:val="Hyperlink"/>
@@ -3266,7 +3395,7 @@
             <w:noProof/>
             <w:webHidden/>
           </w:rPr>
-          <w:instrText xml:space="preserve"> PAGEREF _Toc240566254 \h </w:instrText>
+          <w:instrText xml:space="preserve"> PAGEREF _Toc242173808 \h </w:instrText>
         </w:r>
         <w:r>
           <w:rPr>
@@ -3286,7 +3415,7 @@
             <w:noProof/>
             <w:webHidden/>
           </w:rPr>
-          <w:t>25</w:t>
+          <w:t>26</w:t>
         </w:r>
         <w:r>
           <w:rPr>
@@ -3300,15 +3429,17 @@
     <w:p>
       <w:pPr>
         <w:pStyle w:val="Verzeichnis1"/>
+        <w:tabs>
+          <w:tab w:val="clear" w:pos="9071"/>
+          <w:tab w:val="right" w:leader="dot" w:pos="9062"/>
+        </w:tabs>
         <w:rPr>
-          <w:rFonts w:asciiTheme="minorHAnsi" w:eastAsiaTheme="minorEastAsia" w:hAnsiTheme="minorHAnsi" w:cstheme="minorBidi"/>
-          <w:b w:val="0"/>
+          <w:rFonts w:asciiTheme="minorHAnsi" w:eastAsiaTheme="minorEastAsia" w:hAnsiTheme="minorHAnsi"/>
           <w:noProof/>
           <w:color w:val="auto"/>
-          <w:sz w:val="22"/>
         </w:rPr>
       </w:pPr>
-      <w:hyperlink w:anchor="_Toc240566255" w:history="1">
+      <w:hyperlink w:anchor="_Toc242173809" w:history="1">
         <w:r>
           <w:rPr>
             <w:rStyle w:val="Hyperlink"/>
@@ -3335,7 +3466,7 @@
             <w:noProof/>
             <w:webHidden/>
           </w:rPr>
-          <w:instrText xml:space="preserve"> PAGEREF _Toc240566255 \h </w:instrText>
+          <w:instrText xml:space="preserve"> PAGEREF _Toc242173809 \h </w:instrText>
         </w:r>
         <w:r>
           <w:rPr>
@@ -3355,7 +3486,7 @@
             <w:noProof/>
             <w:webHidden/>
           </w:rPr>
-          <w:t>26</w:t>
+          <w:t>27</w:t>
         </w:r>
         <w:r>
           <w:rPr>
@@ -3369,15 +3500,17 @@
     <w:p>
       <w:pPr>
         <w:pStyle w:val="Verzeichnis1"/>
+        <w:tabs>
+          <w:tab w:val="clear" w:pos="9071"/>
+          <w:tab w:val="right" w:leader="dot" w:pos="9062"/>
+        </w:tabs>
         <w:rPr>
-          <w:rFonts w:asciiTheme="minorHAnsi" w:eastAsiaTheme="minorEastAsia" w:hAnsiTheme="minorHAnsi" w:cstheme="minorBidi"/>
-          <w:b w:val="0"/>
+          <w:rFonts w:asciiTheme="minorHAnsi" w:eastAsiaTheme="minorEastAsia" w:hAnsiTheme="minorHAnsi"/>
           <w:noProof/>
           <w:color w:val="auto"/>
-          <w:sz w:val="22"/>
         </w:rPr>
       </w:pPr>
-      <w:hyperlink w:anchor="_Toc240566256" w:history="1">
+      <w:hyperlink w:anchor="_Toc242173810" w:history="1">
         <w:r>
           <w:rPr>
             <w:rStyle w:val="Hyperlink"/>
@@ -3404,7 +3537,7 @@
             <w:noProof/>
             <w:webHidden/>
           </w:rPr>
-          <w:instrText xml:space="preserve"> PAGEREF _Toc240566256 \h </w:instrText>
+          <w:instrText xml:space="preserve"> PAGEREF _Toc242173810 \h </w:instrText>
         </w:r>
         <w:r>
           <w:rPr>
@@ -3424,7 +3557,7 @@
             <w:noProof/>
             <w:webHidden/>
           </w:rPr>
-          <w:t>27</w:t>
+          <w:t>28</w:t>
         </w:r>
         <w:r>
           <w:rPr>
@@ -3438,15 +3571,17 @@
     <w:p>
       <w:pPr>
         <w:pStyle w:val="Verzeichnis1"/>
+        <w:tabs>
+          <w:tab w:val="clear" w:pos="9071"/>
+          <w:tab w:val="right" w:leader="dot" w:pos="9062"/>
+        </w:tabs>
         <w:rPr>
-          <w:rFonts w:asciiTheme="minorHAnsi" w:eastAsiaTheme="minorEastAsia" w:hAnsiTheme="minorHAnsi" w:cstheme="minorBidi"/>
-          <w:b w:val="0"/>
+          <w:rFonts w:asciiTheme="minorHAnsi" w:eastAsiaTheme="minorEastAsia" w:hAnsiTheme="minorHAnsi"/>
           <w:noProof/>
           <w:color w:val="auto"/>
-          <w:sz w:val="22"/>
         </w:rPr>
       </w:pPr>
-      <w:hyperlink w:anchor="_Toc240566257" w:history="1">
+      <w:hyperlink w:anchor="_Toc242173811" w:history="1">
         <w:r>
           <w:rPr>
             <w:rStyle w:val="Hyperlink"/>
@@ -3473,7 +3608,7 @@
             <w:noProof/>
             <w:webHidden/>
           </w:rPr>
-          <w:instrText xml:space="preserve"> PAGEREF _Toc240566257 \h </w:instrText>
+          <w:instrText xml:space="preserve"> PAGEREF _Toc242173811 \h </w:instrText>
         </w:r>
         <w:r>
           <w:rPr>
@@ -3493,7 +3628,7 @@
             <w:noProof/>
             <w:webHidden/>
           </w:rPr>
-          <w:t>28</w:t>
+          <w:t>29</w:t>
         </w:r>
         <w:r>
           <w:rPr>
@@ -3507,14 +3642,17 @@
     <w:p>
       <w:pPr>
         <w:pStyle w:val="Verzeichnis2"/>
+        <w:tabs>
+          <w:tab w:val="clear" w:pos="9071"/>
+          <w:tab w:val="right" w:leader="dot" w:pos="9062"/>
+        </w:tabs>
         <w:rPr>
-          <w:rFonts w:asciiTheme="minorHAnsi" w:eastAsiaTheme="minorEastAsia" w:hAnsiTheme="minorHAnsi" w:cstheme="minorBidi"/>
+          <w:rFonts w:asciiTheme="minorHAnsi" w:eastAsiaTheme="minorEastAsia" w:hAnsiTheme="minorHAnsi"/>
           <w:noProof/>
           <w:color w:val="auto"/>
-          <w:sz w:val="22"/>
         </w:rPr>
       </w:pPr>
-      <w:hyperlink w:anchor="_Toc240566258" w:history="1">
+      <w:hyperlink w:anchor="_Toc242173812" w:history="1">
         <w:r>
           <w:rPr>
             <w:rStyle w:val="Hyperlink"/>
@@ -3541,7 +3679,7 @@
             <w:noProof/>
             <w:webHidden/>
           </w:rPr>
-          <w:instrText xml:space="preserve"> PAGEREF _Toc240566258 \h </w:instrText>
+          <w:instrText xml:space="preserve"> PAGEREF _Toc242173812 \h </w:instrText>
         </w:r>
         <w:r>
           <w:rPr>
@@ -3561,7 +3699,7 @@
             <w:noProof/>
             <w:webHidden/>
           </w:rPr>
-          <w:t>28</w:t>
+          <w:t>29</w:t>
         </w:r>
         <w:r>
           <w:rPr>
@@ -3575,14 +3713,17 @@
     <w:p>
       <w:pPr>
         <w:pStyle w:val="Verzeichnis2"/>
+        <w:tabs>
+          <w:tab w:val="clear" w:pos="9071"/>
+          <w:tab w:val="right" w:leader="dot" w:pos="9062"/>
+        </w:tabs>
         <w:rPr>
-          <w:rFonts w:asciiTheme="minorHAnsi" w:eastAsiaTheme="minorEastAsia" w:hAnsiTheme="minorHAnsi" w:cstheme="minorBidi"/>
+          <w:rFonts w:asciiTheme="minorHAnsi" w:eastAsiaTheme="minorEastAsia" w:hAnsiTheme="minorHAnsi"/>
           <w:noProof/>
           <w:color w:val="auto"/>
-          <w:sz w:val="22"/>
         </w:rPr>
       </w:pPr>
-      <w:hyperlink w:anchor="_Toc240566259" w:history="1">
+      <w:hyperlink w:anchor="_Toc242173813" w:history="1">
         <w:r>
           <w:rPr>
             <w:rStyle w:val="Hyperlink"/>
@@ -3609,7 +3750,7 @@
             <w:noProof/>
             <w:webHidden/>
           </w:rPr>
-          <w:instrText xml:space="preserve"> PAGEREF _Toc240566259 \h </w:instrText>
+          <w:instrText xml:space="preserve"> PAGEREF _Toc242173813 \h </w:instrText>
         </w:r>
         <w:r>
           <w:rPr>
@@ -3629,7 +3770,7 @@
             <w:noProof/>
             <w:webHidden/>
           </w:rPr>
-          <w:t>28</w:t>
+          <w:t>30</w:t>
         </w:r>
         <w:r>
           <w:rPr>
@@ -3643,14 +3784,17 @@
     <w:p>
       <w:pPr>
         <w:pStyle w:val="Verzeichnis2"/>
+        <w:tabs>
+          <w:tab w:val="clear" w:pos="9071"/>
+          <w:tab w:val="right" w:leader="dot" w:pos="9062"/>
+        </w:tabs>
         <w:rPr>
-          <w:rFonts w:asciiTheme="minorHAnsi" w:eastAsiaTheme="minorEastAsia" w:hAnsiTheme="minorHAnsi" w:cstheme="minorBidi"/>
+          <w:rFonts w:asciiTheme="minorHAnsi" w:eastAsiaTheme="minorEastAsia" w:hAnsiTheme="minorHAnsi"/>
           <w:noProof/>
           <w:color w:val="auto"/>
-          <w:sz w:val="22"/>
         </w:rPr>
       </w:pPr>
-      <w:hyperlink w:anchor="_Toc240566260" w:history="1">
+      <w:hyperlink w:anchor="_Toc242173814" w:history="1">
         <w:r>
           <w:rPr>
             <w:rStyle w:val="Hyperlink"/>
@@ -3677,7 +3821,7 @@
             <w:noProof/>
             <w:webHidden/>
           </w:rPr>
-          <w:instrText xml:space="preserve"> PAGEREF _Toc240566260 \h </w:instrText>
+          <w:instrText xml:space="preserve"> PAGEREF _Toc242173814 \h </w:instrText>
         </w:r>
         <w:r>
           <w:rPr>
@@ -3697,7 +3841,7 @@
             <w:noProof/>
             <w:webHidden/>
           </w:rPr>
-          <w:t>29</w:t>
+          <w:t>30</w:t>
         </w:r>
         <w:r>
           <w:rPr>
@@ -3711,15 +3855,17 @@
     <w:p>
       <w:pPr>
         <w:pStyle w:val="Verzeichnis1"/>
+        <w:tabs>
+          <w:tab w:val="clear" w:pos="9071"/>
+          <w:tab w:val="right" w:leader="dot" w:pos="9062"/>
+        </w:tabs>
         <w:rPr>
-          <w:rFonts w:asciiTheme="minorHAnsi" w:eastAsiaTheme="minorEastAsia" w:hAnsiTheme="minorHAnsi" w:cstheme="minorBidi"/>
-          <w:b w:val="0"/>
+          <w:rFonts w:asciiTheme="minorHAnsi" w:eastAsiaTheme="minorEastAsia" w:hAnsiTheme="minorHAnsi"/>
           <w:noProof/>
           <w:color w:val="auto"/>
-          <w:sz w:val="22"/>
         </w:rPr>
       </w:pPr>
-      <w:hyperlink w:anchor="_Toc240566261" w:history="1">
+      <w:hyperlink w:anchor="_Toc242173815" w:history="1">
         <w:r>
           <w:rPr>
             <w:rStyle w:val="Hyperlink"/>
@@ -3746,7 +3892,7 @@
             <w:noProof/>
             <w:webHidden/>
           </w:rPr>
-          <w:instrText xml:space="preserve"> PAGEREF _Toc240566261 \h </w:instrText>
+          <w:instrText xml:space="preserve"> PAGEREF _Toc242173815 \h </w:instrText>
         </w:r>
         <w:r>
           <w:rPr>
@@ -3766,7 +3912,7 @@
             <w:noProof/>
             <w:webHidden/>
           </w:rPr>
-          <w:t>29</w:t>
+          <w:t>30</w:t>
         </w:r>
         <w:r>
           <w:rPr>
@@ -3780,15 +3926,17 @@
     <w:p>
       <w:pPr>
         <w:pStyle w:val="Verzeichnis1"/>
+        <w:tabs>
+          <w:tab w:val="clear" w:pos="9071"/>
+          <w:tab w:val="right" w:leader="dot" w:pos="9062"/>
+        </w:tabs>
         <w:rPr>
-          <w:rFonts w:asciiTheme="minorHAnsi" w:eastAsiaTheme="minorEastAsia" w:hAnsiTheme="minorHAnsi" w:cstheme="minorBidi"/>
-          <w:b w:val="0"/>
+          <w:rFonts w:asciiTheme="minorHAnsi" w:eastAsiaTheme="minorEastAsia" w:hAnsiTheme="minorHAnsi"/>
           <w:noProof/>
           <w:color w:val="auto"/>
-          <w:sz w:val="22"/>
         </w:rPr>
       </w:pPr>
-      <w:hyperlink w:anchor="_Toc240566262" w:history="1">
+      <w:hyperlink w:anchor="_Toc242173816" w:history="1">
         <w:r>
           <w:rPr>
             <w:rStyle w:val="Hyperlink"/>
@@ -3815,7 +3963,7 @@
             <w:noProof/>
             <w:webHidden/>
           </w:rPr>
-          <w:instrText xml:space="preserve"> PAGEREF _Toc240566262 \h </w:instrText>
+          <w:instrText xml:space="preserve"> PAGEREF _Toc242173816 \h </w:instrText>
         </w:r>
         <w:r>
           <w:rPr>
@@ -3835,7 +3983,7 @@
             <w:noProof/>
             <w:webHidden/>
           </w:rPr>
-          <w:t>31</w:t>
+          <w:t>32</w:t>
         </w:r>
         <w:r>
           <w:rPr>
@@ -3849,14 +3997,17 @@
     <w:p>
       <w:pPr>
         <w:pStyle w:val="Verzeichnis2"/>
+        <w:tabs>
+          <w:tab w:val="clear" w:pos="9071"/>
+          <w:tab w:val="right" w:leader="dot" w:pos="9062"/>
+        </w:tabs>
         <w:rPr>
-          <w:rFonts w:asciiTheme="minorHAnsi" w:eastAsiaTheme="minorEastAsia" w:hAnsiTheme="minorHAnsi" w:cstheme="minorBidi"/>
+          <w:rFonts w:asciiTheme="minorHAnsi" w:eastAsiaTheme="minorEastAsia" w:hAnsiTheme="minorHAnsi"/>
           <w:noProof/>
           <w:color w:val="auto"/>
-          <w:sz w:val="22"/>
         </w:rPr>
       </w:pPr>
-      <w:hyperlink w:anchor="_Toc240566263" w:history="1">
+      <w:hyperlink w:anchor="_Toc242173817" w:history="1">
         <w:r>
           <w:rPr>
             <w:rStyle w:val="Hyperlink"/>
@@ -3883,7 +4034,7 @@
             <w:noProof/>
             <w:webHidden/>
           </w:rPr>
-          <w:instrText xml:space="preserve"> PAGEREF _Toc240566263 \h </w:instrText>
+          <w:instrText xml:space="preserve"> PAGEREF _Toc242173817 \h </w:instrText>
         </w:r>
         <w:r>
           <w:rPr>
@@ -3903,7 +4054,7 @@
             <w:noProof/>
             <w:webHidden/>
           </w:rPr>
-          <w:t>31</w:t>
+          <w:t>32</w:t>
         </w:r>
         <w:r>
           <w:rPr>
@@ -3917,14 +4068,17 @@
     <w:p>
       <w:pPr>
         <w:pStyle w:val="Verzeichnis2"/>
+        <w:tabs>
+          <w:tab w:val="clear" w:pos="9071"/>
+          <w:tab w:val="right" w:leader="dot" w:pos="9062"/>
+        </w:tabs>
         <w:rPr>
-          <w:rFonts w:asciiTheme="minorHAnsi" w:eastAsiaTheme="minorEastAsia" w:hAnsiTheme="minorHAnsi" w:cstheme="minorBidi"/>
+          <w:rFonts w:asciiTheme="minorHAnsi" w:eastAsiaTheme="minorEastAsia" w:hAnsiTheme="minorHAnsi"/>
           <w:noProof/>
           <w:color w:val="auto"/>
-          <w:sz w:val="22"/>
         </w:rPr>
       </w:pPr>
-      <w:hyperlink w:anchor="_Toc240566264" w:history="1">
+      <w:hyperlink w:anchor="_Toc242173818" w:history="1">
         <w:r>
           <w:rPr>
             <w:rStyle w:val="Hyperlink"/>
@@ -3951,7 +4105,7 @@
             <w:noProof/>
             <w:webHidden/>
           </w:rPr>
-          <w:instrText xml:space="preserve"> PAGEREF _Toc240566264 \h </w:instrText>
+          <w:instrText xml:space="preserve"> PAGEREF _Toc242173818 \h </w:instrText>
         </w:r>
         <w:r>
           <w:rPr>
@@ -3971,7 +4125,7 @@
             <w:noProof/>
             <w:webHidden/>
           </w:rPr>
-          <w:t>34</w:t>
+          <w:t>36</w:t>
         </w:r>
         <w:r>
           <w:rPr>
@@ -3995,7 +4149,7 @@
         <w:pStyle w:val="berschrift1"/>
         <w:pageBreakBefore/>
       </w:pPr>
-      <w:bookmarkStart w:id="1" w:name="_Toc240566215"/>
+      <w:bookmarkStart w:id="1" w:name="_Toc242173769"/>
       <w:r>
         <w:lastRenderedPageBreak/>
         <w:t>1 Geltungsbereich</w:t>
@@ -4007,14 +4161,20 @@
         <w:pStyle w:val="Flietext"/>
       </w:pPr>
       <w:r>
-        <w:t>Dieses Konzept regelt Modellverarbeitung, KI-gestützte Wissenssuche und agentische Projektarbeit. Allgemeine Infrastruktur, IT-Betrieb, Kontenverwaltung und Datenübernahme richten sich nach dem bestehenden Informationssicherheitskonzept. Die eingesetzten Programme stehen in der vorhandenen Softwareliste. Produktwahl, Hardwareumfang und Betriebsparameter sind austauschbar, solange Funktionen und Schutzgrenzen erhalten bleiben (KI-GEL-001, KI-GOV-001).</w:t>
+        <w:t>Dieses Konzept regelt Modellverarbeitung,</w:t>
+      </w:r>
+      <w:r>
+        <w:t xml:space="preserve"> KI-gestützte Wissenssuche und agentische Projektarbeit. Allgemeine Infrastruktur, IT-Betrieb, Kontenverwaltung und Datenübernahme richten sich nach dem bestehenden Informationssicherheitskonzept. Die eingesetzten Programme stehen in der vorhandenen Softwa</w:t>
+      </w:r>
+      <w:r>
+        <w:t>reliste. Produktwahl, Hardwareumfang und Betriebsparameter sind austauschbar, solange Funktionen und Schutzgrenzen erhalten bleiben (KI-GEL-001, KI-GOV-001).</w:t>
       </w:r>
     </w:p>
     <w:p>
       <w:pPr>
         <w:pStyle w:val="berschrift1"/>
       </w:pPr>
-      <w:bookmarkStart w:id="2" w:name="_Toc240566216"/>
+      <w:bookmarkStart w:id="2" w:name="_Toc242173770"/>
       <w:r>
         <w:t>2 Nutzungskonzept</w:t>
       </w:r>
@@ -4025,14 +4185,20 @@
         <w:pStyle w:val="Flietext"/>
       </w:pPr>
       <w:r>
-        <w:t>Die KI unterstützt Programmierfragen, Code- und Testfallentwürfe, Dokumentauswertung und Zusammenfassungen. Die Wissenssuche verwendet Retrieval-Augmented Generation (RAG). Agentische Funktionen bearbeiten abgegrenzte Aufträge mit den bestehenden Nutzerrechten. Training und Feinabstimmung sind ausgeschlossen. Die Arbeit bleibt ohne KI durchführbar (KI-GOV-002, KI-TRN-001).</w:t>
+        <w:t>Die KI unterstützt Programmierfragen, Code- und Testfallentwürfe, Dokumentauswer</w:t>
+      </w:r>
+      <w:r>
+        <w:t>tung und Zusammenfassungen. Die Wissenssuche verwendet Retrieval-Augmented Generation (RAG). Agentische Funktionen bearbeiten abgegrenzte Aufträge mit den bestehenden Nutzerrechten. Training und Feinabstimmung sind ausgeschlossen. Die Arbeit bleibt ohne KI</w:t>
+      </w:r>
+      <w:r>
+        <w:t xml:space="preserve"> durchführbar (KI-GOV-002, KI-TRN-001).</w:t>
       </w:r>
     </w:p>
     <w:p>
       <w:pPr>
         <w:pStyle w:val="berschrift1"/>
       </w:pPr>
-      <w:bookmarkStart w:id="3" w:name="_Toc240566217"/>
+      <w:bookmarkStart w:id="3" w:name="_Toc242173771"/>
       <w:r>
         <w:t>3 Mitgeltende Vorgaben</w:t>
       </w:r>
@@ -4043,7 +4209,10 @@
         <w:pStyle w:val="Flietext"/>
       </w:pPr>
       <w:r>
-        <w:t xml:space="preserve">Das Informationssicherheitskonzept und die für den jeweiligen Zweck geltenden Datenschutz-, Informationsschutz- und Freigaberegeln gelten auch für die KI-Nutzung. Dieses Dokument ergänzt ausschließlich die KI-spezifischen Aspekte. Allgemeine Anbieter- und Cloud-Betriebsregeln verbleiben in den bestehenden Verfahren (KI-GEL-001, KI-REC-001). </w:t>
+        <w:t>Das Informationssicherheitskonzept und die für den jeweiligen Zweck geltenden Datenschutz-, Informationsschutz- und Freigaberegeln gelten auch für die KI-Nutzung. Dieses Dokument ergänzt aussch</w:t>
+      </w:r>
+      <w:r>
+        <w:t xml:space="preserve">ließlich die KI-spezifischen Aspekte. Allgemeine Anbieter- und Cloud-Betriebsregeln verbleiben in den bestehenden Verfahren (KI-GEL-001, KI-REC-001). </w:t>
       </w:r>
       <w:hyperlink w:anchor="quelle_3">
         <w:r>
@@ -4055,7 +4224,7 @@
       <w:pPr>
         <w:pStyle w:val="berschrift1"/>
       </w:pPr>
-      <w:bookmarkStart w:id="4" w:name="_Toc240566218"/>
+      <w:bookmarkStart w:id="4" w:name="_Toc242173772"/>
       <w:r>
         <w:t>4 Verarbeitungs- und Zugriffsgrenzen</w:t>
       </w:r>
@@ -4065,9 +4234,12 @@
       <w:pPr>
         <w:pStyle w:val="berschrift2"/>
       </w:pPr>
-      <w:bookmarkStart w:id="5" w:name="_Toc240566219"/>
-      <w:r>
-        <w:t>4.1 Air-Gap-Szenario</w:t>
+      <w:bookmarkStart w:id="5" w:name="_Toc242173773"/>
+      <w:r>
+        <w:t>4.1 Air-Gap-Szen</w:t>
+      </w:r>
+      <w:r>
+        <w:t>ario</w:t>
       </w:r>
       <w:bookmarkEnd w:id="5"/>
     </w:p>
@@ -4076,7 +4248,10 @@
         <w:pStyle w:val="Flietext"/>
       </w:pPr>
       <w:r>
-        <w:t>Chat, Projektassistent, Modelle und Dokumentaufbereitung befinden sich in der abgeschlossenen Umgebung. Es besteht keine Netzwerkverbindung zum Internet oder zu externen KI-Diensten. Die Übernahme benötigter Dateien erfolgt nach dem bestehenden Verfahren. Das Konzept ergänzt dieses um Modellprüfung und KI-bezogene Dokumentaufbereitung (KI-ARC-002, KI-MOD-001).</w:t>
+        <w:t>Chat, Projektassistent, Modelle und Dokumentaufbereitung befinden sich in der abgeschlossenen Umgebung. Es besteht keine Netzwerkverbindung zum Internet oder zu externen KI-Diensten. Die Übernahme benötigter Dateien erfolgt nach dem bestehenden Verfah</w:t>
+      </w:r>
+      <w:r>
+        <w:t>ren. Das Konzept ergänzt dieses um Modellprüfung und KI-bezogene Dokumentaufbereitung (KI-ARC-002, KI-MOD-001).</w:t>
       </w:r>
     </w:p>
     <w:p>
@@ -4140,7 +4315,7 @@
       <w:pPr>
         <w:pStyle w:val="berschrift2"/>
       </w:pPr>
-      <w:bookmarkStart w:id="6" w:name="_Toc240566220"/>
+      <w:bookmarkStart w:id="6" w:name="_Toc242173774"/>
       <w:r>
         <w:t>4.2 Cloud-Szenario</w:t>
       </w:r>
@@ -4151,7 +4326,13 @@
         <w:pStyle w:val="Flietext"/>
       </w:pPr>
       <w:r>
-        <w:t>Chatanwendung und Projektassistent verwenden den betrieblich freigegebenen Modellzugang. Dokumentablage, Dokumentaufbereitung, Suchvektoren und Rechteprüfung bleiben intern. Der Zugang übermittelt nur ausgewählte Eingaben und berechtigte Kontextausschnitte an den zugelassenen Anbieter. Die Freigabe erfasst auch automatisch erzeugte Folgeanfragen und Werkzeugrückmeldungen (KI-ARC-002, KI-API-002, KI-EXT-001).</w:t>
+        <w:t>Chatanwendung und Projektassistent verwenden den</w:t>
+      </w:r>
+      <w:r>
+        <w:t xml:space="preserve"> betrieblich freigegebenen Modellzugang. Dokumentablage, Dokumentaufbereitung, Suchvektoren und Rechteprüfung bleiben intern. Der Zugang übermittelt nur ausgewählte Eingaben und berechtigte Kontextausschnitte an den zugelassenen Anbieter. Die Freigabe erfa</w:t>
+      </w:r>
+      <w:r>
+        <w:t>sst auch automatisch erzeugte Folgeanfragen und Werkzeugrückmeldungen (KI-ARC-002, KI-API-002, KI-EXT-001).</w:t>
       </w:r>
     </w:p>
     <w:p>
@@ -4216,14 +4397,20 @@
       </w:pPr>
       <w:r>
         <w:lastRenderedPageBreak/>
-        <w:t>Das Cloud-Szenario umfasst keine anbieterbetriebenen Werkzeuge, keine externe Dokumentaufbereitung und keine Verarbeitung von Verschlusssachen. Änderungen an diesem Umfang werden vor ihrer Nutzung nach KI-VAL-002 bewertet. Ein Wechsel zwischen Air-Gap und Cloud erfolgt nicht automatisch (KI-EXT-001, KI-EXT-002).</w:t>
+        <w:t>Das Cloud-Szenario umfasst keine anbieterbetriebenen We</w:t>
+      </w:r>
+      <w:r>
+        <w:t>rkzeuge, keine externe Dokumentaufbereitung und keine Verarbeitung von Verschlusssachen. Änderungen an diesem Umfang werden vor ihrer Nutzung nach KI-VAL-002 bewertet. Ein Wechsel zwischen Air-Gap und Cloud erfolgt nicht automatisch (KI-EXT-001, KI-EXT-002</w:t>
+      </w:r>
+      <w:r>
+        <w:t>).</w:t>
       </w:r>
     </w:p>
     <w:p>
       <w:pPr>
         <w:pStyle w:val="berschrift2"/>
       </w:pPr>
-      <w:bookmarkStart w:id="7" w:name="_Toc240566221"/>
+      <w:bookmarkStart w:id="7" w:name="_Toc242173775"/>
       <w:r>
         <w:t>4.3 Anmeldung und Administration</w:t>
       </w:r>
@@ -4234,14 +4421,17 @@
         <w:pStyle w:val="Flietext"/>
       </w:pPr>
       <w:r>
-        <w:t>Die Chatanwendung nutzt die betriebliche Identitätsverwaltung. Der Projektassistent arbeitet in der regulären Nutzersitzung. Die Administration verwaltet Modelle, serverseitige Werkzeuge und Aufgabenprofile. Technische Dienstzugänge ersetzen keine Prüfung individueller Nutzerrechte (KI-API-001, KI-IAM-001).</w:t>
+        <w:t>Die Chatanwendung nutzt die betriebliche Identitätsverwaltung. Der Projektassistent arbeitet in der regulären Nutzersitzung. Die Administration verwaltet Modelle, serverseitige Werkzeuge und Aufgabenprofile. Technische D</w:t>
+      </w:r>
+      <w:r>
+        <w:t>ienstzugänge ersetzen keine Prüfung individueller Nutzerrechte (KI-API-001, KI-IAM-001).</w:t>
       </w:r>
     </w:p>
     <w:p>
       <w:pPr>
         <w:pStyle w:val="berschrift2"/>
       </w:pPr>
-      <w:bookmarkStart w:id="8" w:name="_Toc240566222"/>
+      <w:bookmarkStart w:id="8" w:name="_Toc242173776"/>
       <w:r>
         <w:t>4.4 Agentenaktionen und interne Verarbeitung</w:t>
       </w:r>
@@ -4252,14 +4442,17 @@
         <w:pStyle w:val="Flietext"/>
       </w:pPr>
       <w:r>
-        <w:t>Genehmigte Datei- und Befehlsaktionen des Projektassistenten laufen mit den bestehenden Nutzerrechten. Ein interner Ausführungsdienst der Chatanwendung ist ausschließlich für deren Verarbeitung erreichbar. Er stellt keinen eigenen serverseitigen Codeausführungszugang für Nutzende bereit (KI-AGT-001, KI-TOL-002).</w:t>
+        <w:t>Genehmigte Datei- und Befehlsaktionen des Projektassistenten laufen mit den bestehenden Nutzerrechten. Ein interner Ausfüh</w:t>
+      </w:r>
+      <w:r>
+        <w:t>rungsdienst der Chatanwendung ist ausschließlich für deren Verarbeitung erreichbar. Er stellt keinen eigenen serverseitigen Codeausführungszugang für Nutzende bereit (KI-AGT-001, KI-TOL-002).</w:t>
       </w:r>
     </w:p>
     <w:p>
       <w:pPr>
         <w:pStyle w:val="berschrift1"/>
       </w:pPr>
-      <w:bookmarkStart w:id="9" w:name="_Toc240566223"/>
+      <w:bookmarkStart w:id="9" w:name="_Toc242173777"/>
       <w:r>
         <w:t>5 Modelle und Dokumentkontext</w:t>
       </w:r>
@@ -4269,7 +4462,7 @@
       <w:pPr>
         <w:pStyle w:val="berschrift2"/>
       </w:pPr>
-      <w:bookmarkStart w:id="10" w:name="_Toc240566224"/>
+      <w:bookmarkStart w:id="10" w:name="_Toc242173778"/>
       <w:r>
         <w:t>5.1 Modellbereitstellung</w:t>
       </w:r>
@@ -4280,7 +4473,13 @@
         <w:pStyle w:val="Flietext"/>
       </w:pPr>
       <w:r>
-        <w:t>Lokale Modelle werden auf Herkunft, Integrität und Ladeformat geprüft. Cloud-Modelle werden über den freigegebenen Zugang mit zulässigen Testdaten erprobt. Änderungen an Modellen, Aufgabenprofilen oder verfügbaren Funktionen unterliegen der Änderungsprüfung (KI-MOD-001, KI-MOD-002, KI-VAL-001).</w:t>
+        <w:t>Lokale Mo</w:t>
+      </w:r>
+      <w:r>
+        <w:t>delle werden auf Herkunft, Integrität und Ladeformat geprüft. Cloud-Modelle werden über den freigegebenen Zugang mit zulässigen Testdaten erprobt. Änderungen an Modellen, Aufgabenprofilen oder verfügbaren Funktionen unterliegen der Änderungsprüfung (KI-MOD</w:t>
+      </w:r>
+      <w:r>
+        <w:t>-001, KI-MOD-002, KI-VAL-001).</w:t>
       </w:r>
     </w:p>
     <w:p>
@@ -4343,7 +4542,7 @@
       <w:pPr>
         <w:pStyle w:val="berschrift2"/>
       </w:pPr>
-      <w:bookmarkStart w:id="11" w:name="_Toc240566225"/>
+      <w:bookmarkStart w:id="11" w:name="_Toc242173779"/>
       <w:r>
         <w:t>5.2 Dokumentauswahl und Aufbereitung</w:t>
       </w:r>
@@ -4354,18 +4553,27 @@
         <w:pStyle w:val="Flietext"/>
       </w:pPr>
       <w:r>
-        <w:t xml:space="preserve">Nutzende wählen die für ihren Auftrag erforderlichen Dokumente innerhalb ihrer Befugnisse aus. Die interne Aufbereitung verwendet bei Bedarf Optical Character Recognition (OCR), führt Quellrechte </w:t>
+        <w:t>Fach- und Datenverantwortliche legen je Anwendungsfall zulässige und ausgeschlossene Datenarten fest. Nutzende wähle</w:t>
+      </w:r>
+      <w:r>
+        <w:t>n daraus die für ihren Auftrag erforderlichen Dokumente innerhalb ihrer Befug</w:t>
       </w:r>
       <w:r>
         <w:lastRenderedPageBreak/>
-        <w:t>fort und stellt nur berechtigte Ausschnitte bereit. Die zusätzliche Cloud-Freigabe gilt für alle übermittelten Inhalte, auch wenn sie automatisch aus Dateien oder Werkzeugantworten ergänzt werden (KI-RAG-001 bis KI-RAG-004, KI-EXT-001).</w:t>
+        <w:t>nisse aus. Vor Aufnahme und danach regelmäßig werden Herkunft, Vertrauenswürdigkeit, fachliche Eignung, Aktualität, Vollständigkeit sowie Nutzungs- und Verarbeitungsrechte geprüft</w:t>
+      </w:r>
+      <w:r>
+        <w:t>. Dokumente unbekannter oder nicht vertrauenswürdiger Herkunft werden nicht aufgenommen. Die interne Aufbereitung verwendet bei Bedarf Optical Character Recognition (OCR), führt Quellrechte fort und stellt nur berechtigte Ausschnitte bereit. Die zusätzlich</w:t>
+      </w:r>
+      <w:r>
+        <w:t>e Cloud-Freigabe gilt für alle übermittelten Inhalte, auch wenn sie automatisch aus Dateien oder Werkzeugantworten ergänzt werden (KI-RAG-001 bis KI-RAG-004, KI-EXT-001).</w:t>
       </w:r>
     </w:p>
     <w:p>
       <w:pPr>
         <w:pStyle w:val="berschrift1"/>
       </w:pPr>
-      <w:bookmarkStart w:id="12" w:name="_Toc240566226"/>
+      <w:bookmarkStart w:id="12" w:name="_Toc242173780"/>
       <w:r>
         <w:t>6 Einstufung und Verwendung von Informationen</w:t>
       </w:r>
@@ -4376,14 +4584,20 @@
         <w:pStyle w:val="Flietext"/>
       </w:pPr>
       <w:r>
-        <w:t>Die erstellende Person legt die Einstufung eigener Informationen im Rahmen ihrer Befugnisse fest. Vorgegebene Einstufungen verwendeter Quellen bleiben erhalten. Bei Ergebnissen wird auch der Schutzbedarf zusammengeführter Informationen berücksichtigt. Die Entscheidung über Verarbeitung und Weitergabe bleibt an Zweck, berechtigten Empfängerkreis und den zugelassenen Verarbeitungsumfang gebunden (KI-REC-001, KI-REC-002).</w:t>
+        <w:t xml:space="preserve">Die erstellende Person legt die </w:t>
+      </w:r>
+      <w:r>
+        <w:t>Einstufung eigener Informationen im Rahmen ihrer Befugnisse fest. Vorgegebene Einstufungen verwendeter Quellen bleiben erhalten. Bei Ergebnissen wird auch der Schutzbedarf zusammengeführter Informationen berücksichtigt. Die Entscheidung über Verarbeitung u</w:t>
+      </w:r>
+      <w:r>
+        <w:t>nd Weitergabe bleibt an Zweck, berechtigten Empfängerkreis und den zugelassenen Verarbeitungsumfang gebunden (KI-REC-001, KI-REC-002).</w:t>
       </w:r>
     </w:p>
     <w:p>
       <w:pPr>
         <w:pStyle w:val="berschrift1"/>
       </w:pPr>
-      <w:bookmarkStart w:id="13" w:name="_Toc240566227"/>
+      <w:bookmarkStart w:id="13" w:name="_Toc242173781"/>
       <w:r>
         <w:t>7 Aufgaben und Nutzerbelehrung</w:t>
       </w:r>
@@ -4394,7 +4608,16 @@
         <w:pStyle w:val="Flietext"/>
       </w:pPr>
       <w:r>
-        <w:t>Nutzende bestimmen Inhalte, Auftrag und Aktionsfreigaben und prüfen Ergebnisse vor ihrer Verwendung. Die Administration stellt die freigegebenen KI-Funktionen bereit. Fachverantwortliche wirken an Erprobung und Änderungsbewertung mit. Die Informationssicherheitsverantwortlichen bewerten die KI-spezifischen Risiken im bestehenden Zuständigkeitsrahmen (KI-GOV-001 bis KI-GOV-003).</w:t>
+        <w:t>Die KI-Verantwortlichen steuern die zugelassenen KI-Funktionen. Fach- und Datenverantwortl</w:t>
+      </w:r>
+      <w:r>
+        <w:t>iche legen Anwendungsfälle und Datenarten fest. Die Administration stellt die freigegebenen Funktionen bereit. Testverantwortliche planen Prüfungen, dokumentieren die tatsächlich ausgeführten Schritte und bewerten Ergebnisse gemeinsam mit den Fachverantwor</w:t>
+      </w:r>
+      <w:r>
+        <w:t>tlichen. Änderungsverantwortliche entscheiden über den erforderlichen Prüfumfang. Betriebsverantwortliche behandeln Störungen und Außerbetriebnahmen. Nutzende bestimmen innerhalb der Freigaben Inhalte, Auftrag und Aktionsumfang und prüfen Ergebnisse vor ih</w:t>
+      </w:r>
+      <w:r>
+        <w:t>rer Verwendung. Die Informationssicherheitsverantwortlichen bewerten die KI-spezifischen Risiken im bestehenden Zuständigkeitsrahmen (KI-GOV-001 bis KI-GOV-003).</w:t>
       </w:r>
     </w:p>
     <w:p>
@@ -4402,14 +4625,20 @@
         <w:pStyle w:val="Flietext"/>
       </w:pPr>
       <w:r>
-        <w:t>Die Belehrung erfolgt anhand der Anlage 1. Nutzende bestätigen die erfolgte Belehrung und die Einhaltung der Regeln mit ihrer Unterschrift. Die Belehrung umfasst Datenauswahl, Einstufung, Ergebnisprüfung und Agentenaktionen. Bei Cloud-Nutzung behandelt sie zusätzlich den zulässigen Umfang der Übermittlung an den Anbieter (KI-GOV-002).</w:t>
+        <w:t>Die Belehrung erfolgt anhand der Anlage 1. Die Unterschrift bestätigt ausschließlich Teilnahme</w:t>
+      </w:r>
+      <w:r>
+        <w:t>, Verständnis und persönliche Verpflichtung zur Einhaltung der Regeln. Sie ersetzt weder technische Prüfungen noch die fachliche Freigabe oder den Nachweis der betrieblichen Wirksamkeit. Die Belehrung umfasst Datenauswahl, Einstufung, Ergebnisprüfung und A</w:t>
+      </w:r>
+      <w:r>
+        <w:t>gentenaktionen. Bei Cloud-Nutzung behandelt sie zusätzlich den zulässigen Umfang der Übermittlung an den Anbieter (KI-GOV-002).</w:t>
       </w:r>
     </w:p>
     <w:p>
       <w:pPr>
         <w:pStyle w:val="berschrift1"/>
       </w:pPr>
-      <w:bookmarkStart w:id="14" w:name="_Toc240566228"/>
+      <w:bookmarkStart w:id="14" w:name="_Toc242173782"/>
       <w:r>
         <w:t>8 Risikoanalyse</w:t>
       </w:r>
@@ -4419,7 +4648,7 @@
       <w:pPr>
         <w:pStyle w:val="berschrift2"/>
       </w:pPr>
-      <w:bookmarkStart w:id="15" w:name="_Toc240566229"/>
+      <w:bookmarkStart w:id="15" w:name="_Toc242173783"/>
       <w:r>
         <w:t>8.1 Bewertungsverfahren</w:t>
       </w:r>
@@ -4430,7 +4659,23 @@
         <w:pStyle w:val="Flietext"/>
       </w:pPr>
       <w:r>
-        <w:t xml:space="preserve">Die Risikoanalyse bewertet neun KI-spezifische Szenarien für Air-Gap- und Cloud-Nutzung getrennt. Die Ausgangsbewertung berücksichtigt die allgemeinen IT-Schutzmaßnahmen, die Restbewertung zusätzlich die zugeordneten KI-Kontrollen. Die Werte gelten für die beschriebenen Referenzszenarien. Selten bedeutet weniger als einmal in fünf Jahren, mittel einmal in fünf Jahren bis einmal jährlich, häufig mehr als einmal jährlich bis einmal monatlich und sehr häufig mehr als einmal monatlich. Bewertet wird das schädliche Ereignis. Vernachlässigbarer Schaden hat kaum betriebliche Folgen. Begrenzter Schaden verursacht beherrschbare Mehrarbeit. Beträchtlicher Schaden umfasst erhebliche Daten-, Qualitäts- oder Betriebsfolgen. Existenzbedrohender Schaden gefährdet den Fortbestand. Die Risikoakzeptanz erfolgt im bestehenden Zuständigkeitsrahmen anhand des tatsächlichen Verarbeitungsumfangs. </w:t>
+        <w:t xml:space="preserve">Die Risikoanalyse bewertet neun KI-spezifische Szenarien für Air-Gap- und Cloud-Nutzung </w:t>
+      </w:r>
+      <w:r>
+        <w:t>getrennt. Die Ausgangsbewertung berücksichtigt die allgemeinen IT-Schutzmaßnahmen, die Restbewertung zusätzlich die zugeordneten KI-Kontrollen. Die Werte gelten für die beschriebenen Referenzszenarien. Selten bedeutet weniger als einmal in fünf Jahren, mit</w:t>
+      </w:r>
+      <w:r>
+        <w:t>tel einmal in fünf Jahren bis einmal jährlich, häufig mehr als einmal jährlich bis einmal monatlich und sehr häufig mehr als einmal monatlich. Bewertet wird das schädliche Ereignis. Vernachlässigbarer Schaden hat kaum betriebliche Folgen. Begrenzter Schade</w:t>
+      </w:r>
+      <w:r>
+        <w:t xml:space="preserve">n verursacht beherrschbare Mehrarbeit. Beträchtlicher Schaden umfasst erhebliche Daten-, Qualitäts- oder Betriebsfolgen. Existenzbedrohender Schaden gefährdet den Fortbestand. </w:t>
+      </w:r>
+      <w:r>
+        <w:lastRenderedPageBreak/>
+        <w:t>Die Risikoakzeptanz erfolgt im bestehenden Zuständigkeitsrahmen anhand des tatsä</w:t>
+      </w:r>
+      <w:r>
+        <w:t xml:space="preserve">chlichen Verarbeitungsumfangs. </w:t>
       </w:r>
       <w:hyperlink w:anchor="quelle_4">
         <w:r>
@@ -4448,7 +4693,6 @@
         <w:rPr>
           <w:noProof/>
         </w:rPr>
-        <w:lastRenderedPageBreak/>
         <w:drawing>
           <wp:inline distT="0" distB="0" distL="0" distR="0">
             <wp:extent cx="5040000" cy="3180468"/>
@@ -4499,7 +4743,7 @@
       <w:pPr>
         <w:pStyle w:val="berschrift2"/>
       </w:pPr>
-      <w:bookmarkStart w:id="16" w:name="_Toc240566230"/>
+      <w:bookmarkStart w:id="16" w:name="_Toc242173784"/>
       <w:r>
         <w:t>8.2 Risikomatrix</w:t>
       </w:r>
@@ -4565,7 +4809,7 @@
       <w:pPr>
         <w:pStyle w:val="berschrift2"/>
       </w:pPr>
-      <w:bookmarkStart w:id="17" w:name="_Toc240566231"/>
+      <w:bookmarkStart w:id="17" w:name="_Toc242173785"/>
       <w:r>
         <w:t>8.3 Risikoregister</w:t>
       </w:r>
@@ -4767,6 +5011,7 @@
               <w:pStyle w:val="Tabellentext"/>
             </w:pPr>
             <w:r>
+              <w:lastRenderedPageBreak/>
               <w:t>Cloud</w:t>
             </w:r>
           </w:p>
@@ -4807,7 +5052,10 @@
               <w:pStyle w:val="Tabellentext"/>
             </w:pPr>
             <w:r>
-              <w:t>selten × beträchtlich = mittel</w:t>
+              <w:t xml:space="preserve">selten × beträchtlich = </w:t>
+            </w:r>
+            <w:r>
+              <w:t>mittel</w:t>
             </w:r>
           </w:p>
         </w:tc>
@@ -4818,7 +5066,6 @@
         <w:pStyle w:val="Flietext"/>
       </w:pPr>
       <w:r>
-        <w:lastRenderedPageBreak/>
         <w:t>Auftragsgrenzen, unabhängige Rechteprüfung und konkrete Aktionsgenehmigungen begrenzen Werkzeugaktionen.</w:t>
       </w:r>
     </w:p>
@@ -4827,7 +5074,10 @@
         <w:pStyle w:val="Flietext"/>
       </w:pPr>
       <w:r>
-        <w:t>Die Ausgangsbewertung erfasst den beschriebenen Ablauf vor den zusätzlichen KI-Kontrollen. Agentische Aktionen bleiben auf die regulären Nutzerrechte beschränkt. Verbindliche Ergebnisse werden durch die befugte Person übernommen.</w:t>
+        <w:t>Die Ausgangsbewertung erfasst den beschriebenen Ablauf vor den zusätzlichen KI-Kontrollen. Agentische Aktionen bleiben auf die regulären Nutzer</w:t>
+      </w:r>
+      <w:r>
+        <w:t>rechte beschränkt. Verbindliche Ergebnisse werden durch die befugte Person übernommen.</w:t>
       </w:r>
     </w:p>
     <w:p>
@@ -4843,7 +5093,10 @@
         <w:pStyle w:val="Flietext"/>
       </w:pPr>
       <w:r>
-        <w:t>Cloud: Auch im Cloud-Szenario werden Aktionen lokal genehmigt und ausgeführt. Ein Modellvorschlag erteilt keine Berechtigung.</w:t>
+        <w:t>Clou</w:t>
+      </w:r>
+      <w:r>
+        <w:t>d: Auch im Cloud-Szenario werden Aktionen lokal genehmigt und ausgeführt. Ein Modellvorschlag erteilt keine Berechtigung.</w:t>
       </w:r>
     </w:p>
     <w:p>
@@ -4864,7 +5117,10 @@
         <w:pStyle w:val="Flietext"/>
       </w:pPr>
       <w:r>
-        <w:t>Ein ungeeigneter oder veränderter Modellstand beeinflusst Ergebnisse oder Werkzeugvorschläge.</w:t>
+        <w:t xml:space="preserve">Ein ungeeigneter oder veränderter Modellstand beeinflusst </w:t>
+      </w:r>
+      <w:r>
+        <w:t>Ergebnisse oder Werkzeugvorschläge.</w:t>
       </w:r>
     </w:p>
     <w:tbl>
@@ -5098,7 +5354,10 @@
         <w:pStyle w:val="Flietext"/>
       </w:pPr>
       <w:r>
-        <w:t>Modellprüfung, Erprobung und Änderungsprüfung begrenzen die Verwendung ungeprüfter Funktionen.</w:t>
+        <w:t xml:space="preserve">Modellprüfung, Erprobung und </w:t>
+      </w:r>
+      <w:r>
+        <w:t>Änderungsprüfung begrenzen die Verwendung ungeprüfter Funktionen.</w:t>
       </w:r>
     </w:p>
     <w:p>
@@ -5106,7 +5365,10 @@
         <w:pStyle w:val="Flietext"/>
       </w:pPr>
       <w:r>
-        <w:t>Die Ausgangsbewertung erfasst den beschriebenen Ablauf vor den zusätzlichen KI-Kontrollen. Lokale Modellstände werden kontrolliert bereitgestellt. Die Auswirkungen eines fehlerhaften Modells können mehrere Arbeitsvorgänge betreffen.</w:t>
+        <w:t>Die Ausgangsbewertung erfasst den beschriebenen Ablauf vor den zusätzlichen KI-Kontrollen. Lokale Modellstände werden kontrolliert bereitgestellt. Die Auswirkungen eines fehlerhaften Modells</w:t>
+      </w:r>
+      <w:r>
+        <w:t xml:space="preserve"> können mehrere Arbeitsvorgänge betreffen.</w:t>
       </w:r>
     </w:p>
     <w:p>
@@ -5122,7 +5384,10 @@
         <w:pStyle w:val="Flietext"/>
       </w:pPr>
       <w:r>
-        <w:t>Cloud: Anbieteränderungen können auch unter gleicher Kennung auftreten. Regelmäßige Verhaltensprüfung und Unterbrechung bei ungeklärten Änderungen begrenzen die Nutzung.</w:t>
+        <w:t>Cloud: Anbieteränderungen können auch unter glei</w:t>
+      </w:r>
+      <w:r>
+        <w:t>cher Kennung auftreten. Regelmäßige Verhaltensprüfung und Unterbrechung bei ungeklärten Änderungen begrenzen die Nutzung.</w:t>
       </w:r>
     </w:p>
     <w:p>
@@ -5143,7 +5408,10 @@
         <w:pStyle w:val="Flietext"/>
       </w:pPr>
       <w:r>
-        <w:t>Ein Suchtreffer oder eine Zusammenfassung enthält Informationen für unberechtigte Personen.</w:t>
+        <w:t>Ein Suchtreffer oder eine Zusammenfassung enthält Informationen für un</w:t>
+      </w:r>
+      <w:r>
+        <w:t>berechtigte Personen.</w:t>
       </w:r>
     </w:p>
     <w:tbl>
@@ -5377,7 +5645,11 @@
         <w:pStyle w:val="Flietext"/>
       </w:pPr>
       <w:r>
-        <w:t>Rechteprüfung vor der Kontextbildung, getrennte persönliche Inhalte und geregelte Freigaben begrenzen den Empfängerkreis.</w:t>
+        <w:lastRenderedPageBreak/>
+        <w:t xml:space="preserve">Rechteprüfung vor der Kontextbildung, getrennte persönliche </w:t>
+      </w:r>
+      <w:r>
+        <w:t>Inhalte und geregelte Freigaben begrenzen den Empfängerkreis.</w:t>
       </w:r>
     </w:p>
     <w:p>
@@ -5385,8 +5657,10 @@
         <w:pStyle w:val="Flietext"/>
       </w:pPr>
       <w:r>
-        <w:lastRenderedPageBreak/>
-        <w:t>Die Ausgangsbewertung erfasst den beschriebenen Ablauf vor den zusätzlichen KI-Kontrollen. Quellrechte werden außerhalb des Modells durchgesetzt. Eine fehlerhafte Rechtezuordnung kann dennoch erhebliche Folgen haben.</w:t>
+        <w:t>Die Ausgangsbewertung erfasst den beschriebenen Ablauf vor den zusätzlichen KI-Kontrollen. Quellrechte werden außerhalb des Modells durchgesetzt. Eine fehlerhafte Rechtezuordnung kann dennoch er</w:t>
+      </w:r>
+      <w:r>
+        <w:t>hebliche Folgen haben.</w:t>
       </w:r>
     </w:p>
     <w:p>
@@ -5402,7 +5676,10 @@
         <w:pStyle w:val="Flietext"/>
       </w:pPr>
       <w:r>
-        <w:t>Cloud: Die interne Berechtigungsprüfung erfolgt vor der Übermittlung an das Cloud-Modell. Zusätzlich muss der ausgewählte Kontext für den Anbieter freigegeben sein.</w:t>
+        <w:t>Cloud: Die interne Berechtigungsprüfung erfolgt vor der Übermittlung</w:t>
+      </w:r>
+      <w:r>
+        <w:t xml:space="preserve"> an das Cloud-Modell. Zusätzlich muss der ausgewählte Kontext für den Anbieter freigegeben sein.</w:t>
       </w:r>
     </w:p>
     <w:p>
@@ -5493,7 +5770,10 @@
               <w:jc w:val="center"/>
             </w:pPr>
             <w:r>
-              <w:t>Ausgangsrisiko</w:t>
+              <w:t>Au</w:t>
+            </w:r>
+            <w:r>
+              <w:t>sgangsrisiko</w:t>
             </w:r>
           </w:p>
         </w:tc>
@@ -5657,7 +5937,10 @@
         <w:pStyle w:val="Flietext"/>
       </w:pPr>
       <w:r>
-        <w:t>Zentrale Anmeldung, individuelle Rechte und begrenzte Modellrouten gelten auch für direkte Schnittstellenaufrufe.</w:t>
+        <w:t xml:space="preserve">Zentrale Anmeldung, individuelle Rechte und begrenzte Modellrouten gelten auch für direkte </w:t>
+      </w:r>
+      <w:r>
+        <w:t>Schnittstellenaufrufe.</w:t>
       </w:r>
     </w:p>
     <w:p>
@@ -5673,7 +5956,10 @@
         <w:pStyle w:val="Flietext"/>
       </w:pPr>
       <w:r>
-        <w:t>Die zusätzlichen KI-Kontrollen senken die Häufigkeit des schädlichen Ereignisses. Die mögliche Schadenshöhe bleibt bei beträchtlich und führt zum Restrisiko mittel.</w:t>
+        <w:t>Die zusätzlich</w:t>
+      </w:r>
+      <w:r>
+        <w:t>en KI-Kontrollen senken die Häufigkeit des schädlichen Ereignisses. Die mögliche Schadenshöhe bleibt bei beträchtlich und führt zum Restrisiko mittel.</w:t>
       </w:r>
     </w:p>
     <w:p>
@@ -5681,7 +5967,10 @@
         <w:pStyle w:val="Flietext"/>
       </w:pPr>
       <w:r>
-        <w:t>Cloud: Technische Anbieterzugänge sind an den betrieblichen KI-Zugang gebunden. Ein gemeinsamer Dienstschlüssel ersetzt keine Nutzerprüfung.</w:t>
+        <w:t>Cloud: Technische Anbieterzugänge sind an den betrieblichen KI-Zugang gebunden. Ein gemeinsamer Dienstsch</w:t>
+      </w:r>
+      <w:r>
+        <w:t>lüssel ersetzt keine Nutzerprüfung.</w:t>
       </w:r>
     </w:p>
     <w:p>
@@ -5944,7 +6233,11 @@
         <w:pStyle w:val="Flietext"/>
       </w:pPr>
       <w:r>
-        <w:t>Die Ausgangsbewertung erfasst den beschriebenen Ablauf vor den zusätzlichen KI-Kontrollen. Die reguläre Protokollierung erfasst keine vollständigen Gesprächsinhalte. Unbeabsichtigte Inhaltsübernahme bleibt als Fehlerszenario berücksichtigt.</w:t>
+        <w:lastRenderedPageBreak/>
+        <w:t xml:space="preserve">Die Ausgangsbewertung erfasst den </w:t>
+      </w:r>
+      <w:r>
+        <w:t>beschriebenen Ablauf vor den zusätzlichen KI-Kontrollen. Die reguläre Protokollierung erfasst keine vollständigen Gesprächsinhalte. Unbeabsichtigte Inhaltsübernahme bleibt als Fehlerszenario berücksichtigt.</w:t>
       </w:r>
     </w:p>
     <w:p>
@@ -5952,8 +6245,10 @@
         <w:pStyle w:val="Flietext"/>
       </w:pPr>
       <w:r>
-        <w:lastRenderedPageBreak/>
-        <w:t>Die zusätzlichen KI-Kontrollen senken die Häufigkeit des schädlichen Ereignisses. Die mögliche Schadenshöhe bleibt bei beträchtlich und führt zum Restrisiko mittel.</w:t>
+        <w:t>Die zusätzlichen KI-Kontrollen senken die Häufigk</w:t>
+      </w:r>
+      <w:r>
+        <w:t>eit des schädlichen Ereignisses. Die mögliche Schadenshöhe bleibt bei beträchtlich und führt zum Restrisiko mittel.</w:t>
       </w:r>
     </w:p>
     <w:p>
@@ -5961,7 +6256,10 @@
         <w:pStyle w:val="Flietext"/>
       </w:pPr>
       <w:r>
-        <w:t>Cloud: Aufbewahrung und Missbrauchsprüfung beim Anbieter sind Teil der Freigabe. Eine Übermittlung kann durch spätere lokale Löschung nicht rückgängig gemacht werden.</w:t>
+        <w:t xml:space="preserve">Cloud: Aufbewahrung und Missbrauchsprüfung beim Anbieter sind Teil der Freigabe. Eine Übermittlung kann durch spätere lokale Löschung nicht </w:t>
+      </w:r>
+      <w:r>
+        <w:t>rückgängig gemacht werden.</w:t>
       </w:r>
     </w:p>
     <w:p>
@@ -6140,7 +6438,10 @@
               <w:pStyle w:val="Tabellentext"/>
             </w:pPr>
             <w:r>
-              <w:t>selten × begrenzt = gering</w:t>
+              <w:t>selten ×</w:t>
+            </w:r>
+            <w:r>
+              <w:t xml:space="preserve"> begrenzt = gering</w:t>
             </w:r>
           </w:p>
         </w:tc>
@@ -6224,7 +6525,10 @@
         <w:pStyle w:val="Flietext"/>
       </w:pPr>
       <w:r>
-        <w:t>Die Ausgangsbewertung erfasst den beschriebenen Ablauf vor den zusätzlichen KI-Kontrollen. Die Auswirkungen betreffen zusätzliche Bearbeitungszeit. Die KI ist kein alleiniger Zugang zu unverzichtbaren Arbeitsfunktionen.</w:t>
+        <w:t xml:space="preserve">Die Ausgangsbewertung erfasst den beschriebenen Ablauf vor den </w:t>
+      </w:r>
+      <w:r>
+        <w:t>zusätzlichen KI-Kontrollen. Die Auswirkungen betreffen zusätzliche Bearbeitungszeit. Die KI ist kein alleiniger Zugang zu unverzichtbaren Arbeitsfunktionen.</w:t>
       </w:r>
     </w:p>
     <w:p>
@@ -6232,7 +6536,10 @@
         <w:pStyle w:val="Flietext"/>
       </w:pPr>
       <w:r>
-        <w:t>Die zusätzlichen KI-Kontrollen senken die Häufigkeit des schädlichen Ereignisses. Die mögliche Schadenshöhe bleibt bei begrenzt und führt zum Restrisiko gering.</w:t>
+        <w:t>Die zusätzlichen KI-Kontrollen senken die Häufigkeit des schädlichen Ereignisses. Die mögliche Scha</w:t>
+      </w:r>
+      <w:r>
+        <w:t>denshöhe bleibt bei begrenzt und führt zum Restrisiko gering.</w:t>
       </w:r>
     </w:p>
     <w:p>
@@ -6245,7 +6552,10 @@
     </w:p>
     <w:p>
       <w:r>
-        <w:t>Zugeordnete Maßnahmen: KI-GOV-002, KI-THR-002, KI-OPS-003.</w:t>
+        <w:t>Zugeordnete Maßnahmen: KI-GOV-002, KI-THR-002, KI-OPS-</w:t>
+      </w:r>
+      <w:r>
+        <w:t>003.</w:t>
       </w:r>
     </w:p>
     <w:p>
@@ -6484,7 +6794,10 @@
               <w:pStyle w:val="Tabellentext"/>
             </w:pPr>
             <w:r>
-              <w:t>selten × beträchtlich = mittel</w:t>
+              <w:t xml:space="preserve">selten × </w:t>
+            </w:r>
+            <w:r>
+              <w:t>beträchtlich = mittel</w:t>
             </w:r>
           </w:p>
         </w:tc>
@@ -6503,7 +6816,10 @@
         <w:pStyle w:val="Flietext"/>
       </w:pPr>
       <w:r>
-        <w:t>Die Ausgangsbewertung erfasst den beschriebenen Ablauf vor den zusätzlichen KI-Kontrollen. KI unterstützt die Bearbeitung. Die befugte Person entscheidet über die Verwendung. Übersehene Fehler können trotz Prüfung erheblich schaden.</w:t>
+        <w:t>Die Ausgangsbewertung erfasst den beschriebenen Ablauf vor den zusätzlichen KI-Kontrollen. KI unterstützt die Bearbeitung</w:t>
+      </w:r>
+      <w:r>
+        <w:t>. Die befugte Person entscheidet über die Verwendung. Übersehene Fehler können trotz Prüfung erheblich schaden.</w:t>
       </w:r>
     </w:p>
     <w:p>
@@ -6511,7 +6827,11 @@
         <w:pStyle w:val="Flietext"/>
       </w:pPr>
       <w:r>
-        <w:t>Die zusätzlichen KI-Kontrollen senken die Häufigkeit des schädlichen Ereignisses. Die mögliche Schadenshöhe bleibt bei beträchtlich und führt zum Restrisiko mittel.</w:t>
+        <w:lastRenderedPageBreak/>
+        <w:t>Die zusätzlichen KI-Kontrollen senken die Häufigkeit des schädlichen Ereignisses. Die mögliche Schadenshöhe bleibt bei beträchtlich und führt zu</w:t>
+      </w:r>
+      <w:r>
+        <w:t>m Restrisiko mittel.</w:t>
       </w:r>
     </w:p>
     <w:p>
@@ -6524,7 +6844,6 @@
     </w:p>
     <w:p>
       <w:r>
-        <w:lastRenderedPageBreak/>
         <w:t>Zugeordnete Maßnahmen: KI-OUT-001, KI-VAL-001, KI-TOL-001.</w:t>
       </w:r>
     </w:p>
@@ -6541,7 +6860,10 @@
         <w:pStyle w:val="Flietext"/>
       </w:pPr>
       <w:r>
-        <w:t>Ein nicht freigegebener Modellpfad verarbeitet Inhalte außerhalb des zulässigen Umfangs oder verwendet sie für Training.</w:t>
+        <w:t>Ein nich</w:t>
+      </w:r>
+      <w:r>
+        <w:t>t freigegebener Modellpfad verarbeitet Inhalte außerhalb des zulässigen Umfangs oder verwendet sie für Training.</w:t>
       </w:r>
     </w:p>
     <w:tbl>
@@ -6764,7 +7086,10 @@
               <w:pStyle w:val="Tabellentext"/>
             </w:pPr>
             <w:r>
-              <w:t>selten × beträchtlich = mittel</w:t>
+              <w:t xml:space="preserve">selten </w:t>
+            </w:r>
+            <w:r>
+              <w:t>× beträchtlich = mittel</w:t>
             </w:r>
           </w:p>
         </w:tc>
@@ -6783,7 +7108,10 @@
         <w:pStyle w:val="Flietext"/>
       </w:pPr>
       <w:r>
-        <w:t>Die Ausgangsbewertung erfasst den beschriebenen Ablauf vor den zusätzlichen KI-Kontrollen. In der Air-Gap-Umgebung besteht keine Netzwerkverbindung zu externen Modellzielen. Bewertet bleiben lokale unzulässige Modell- oder Trainingsfunktionen.</w:t>
+        <w:t>Die Ausgangsbewertung erfasst den beschriebenen Ablauf vor den zusätzlichen KI-Kontrollen. In der Air-Gap-Umgebung b</w:t>
+      </w:r>
+      <w:r>
+        <w:t>esteht keine Netzwerkverbindung zu externen Modellzielen. Bewertet bleiben lokale unzulässige Modell- oder Trainingsfunktionen.</w:t>
       </w:r>
     </w:p>
     <w:p>
@@ -6791,7 +7119,10 @@
         <w:pStyle w:val="Flietext"/>
       </w:pPr>
       <w:r>
-        <w:t>Die zusätzlichen KI-Kontrollen senken die Häufigkeit des schädlichen Ereignisses. Die mögliche Schadenshöhe bleibt bei begrenzt und führt zum Restrisiko gering.</w:t>
+        <w:t xml:space="preserve">Die zusätzlichen KI-Kontrollen senken die Häufigkeit des schädlichen Ereignisses. Die mögliche Schadenshöhe bleibt bei begrenzt </w:t>
+      </w:r>
+      <w:r>
+        <w:t>und führt zum Restrisiko gering.</w:t>
       </w:r>
     </w:p>
     <w:p>
@@ -6804,7 +7135,10 @@
     </w:p>
     <w:p>
       <w:r>
-        <w:t>Zugeordnete Maßnahmen: KI-ARC-002, KI-EXT-001, KI-EXT-002, KI-TRN-001.</w:t>
+        <w:t>Zugeordnete Maßn</w:t>
+      </w:r>
+      <w:r>
+        <w:t>ahmen: KI-ARC-002, KI-EXT-001, KI-EXT-002, KI-TRN-001.</w:t>
       </w:r>
     </w:p>
     <w:p>
@@ -6978,7 +7312,10 @@
               <w:pStyle w:val="Tabellentext"/>
             </w:pPr>
             <w:r>
-              <w:t>selten × begrenzt = gering</w:t>
+              <w:t xml:space="preserve">selten × begrenzt = </w:t>
+            </w:r>
+            <w:r>
+              <w:t>gering</w:t>
             </w:r>
           </w:p>
         </w:tc>
@@ -7062,7 +7399,10 @@
         <w:pStyle w:val="Flietext"/>
       </w:pPr>
       <w:r>
-        <w:t>Die Ausgangsbewertung erfasst den beschriebenen Ablauf vor den zusätzlichen KI-Kontrollen. Die betroffene Wissenssuche wird bei Inkonsistenz gesperrt oder neu aufgebaut. Fachliche Ergebnisse werden unabhängig geprüft.</w:t>
+        <w:t xml:space="preserve">Die Ausgangsbewertung erfasst den beschriebenen Ablauf vor den zusätzlichen </w:t>
+      </w:r>
+      <w:r>
+        <w:t>KI-Kontrollen. Die betroffene Wissenssuche wird bei Inkonsistenz gesperrt oder neu aufgebaut. Fachliche Ergebnisse werden unabhängig geprüft.</w:t>
       </w:r>
     </w:p>
     <w:p>
@@ -7070,7 +7410,10 @@
         <w:pStyle w:val="Flietext"/>
       </w:pPr>
       <w:r>
-        <w:t>Die zusätzlichen KI-Kontrollen senken die Häufigkeit des schädlichen Ereignisses. Die mögliche Schadenshöhe bleibt bei begrenzt und führt zum Restrisiko gering.</w:t>
+        <w:t>Die zusätzlichen KI-Kontrollen senken die Häufigkeit des schädlichen Ereignisses. Die mögliche Schadenshöhe bleibt</w:t>
+      </w:r>
+      <w:r>
+        <w:t xml:space="preserve"> bei begrenzt und führt zum Restrisiko gering.</w:t>
       </w:r>
     </w:p>
     <w:p>
@@ -7078,6 +7421,7 @@
         <w:pStyle w:val="Flietext"/>
       </w:pPr>
       <w:r>
+        <w:lastRenderedPageBreak/>
         <w:t>Cloud: Cloud-Modellwechsel werden auf ihre Wirkung auf bestehende Aufgabenprofile und die interne Kontextbereitstellung geprüft.</w:t>
       </w:r>
     </w:p>
@@ -7090,10 +7434,12 @@
       <w:pPr>
         <w:pStyle w:val="berschrift1"/>
       </w:pPr>
-      <w:bookmarkStart w:id="18" w:name="_Toc240566232"/>
-      <w:r>
-        <w:lastRenderedPageBreak/>
-        <w:t>9 Sicherheitsmaßnahmen</w:t>
+      <w:bookmarkStart w:id="18" w:name="_Toc242173786"/>
+      <w:r>
+        <w:t>9 Sicherh</w:t>
+      </w:r>
+      <w:r>
+        <w:t>eitsmaßnahmen</w:t>
       </w:r>
       <w:bookmarkEnd w:id="18"/>
     </w:p>
@@ -7109,7 +7455,7 @@
       <w:pPr>
         <w:pStyle w:val="berschrift2"/>
       </w:pPr>
-      <w:bookmarkStart w:id="19" w:name="_Toc240566233"/>
+      <w:bookmarkStart w:id="19" w:name="_Toc242173787"/>
       <w:r>
         <w:t>9.1 Geltungsbereich</w:t>
       </w:r>
@@ -7120,7 +7466,10 @@
         <w:pStyle w:val="berschrift3"/>
       </w:pPr>
       <w:r>
-        <w:t>KI-GEL-001 – KI-spezifische Ergänzung des Informationssicherheitskonzepts</w:t>
+        <w:t>KI-GEL-001 – KI-spezifische Ergänzung des Info</w:t>
+      </w:r>
+      <w:r>
+        <w:t>rmationssicherheitskonzepts</w:t>
       </w:r>
     </w:p>
     <w:p>
@@ -7149,7 +7498,10 @@
         <w:spacing w:after="160"/>
       </w:pPr>
       <w:r>
-        <w:t>Dieses Konzept ergänzt das bestehende Informationssicherheitskonzept um die Anforderungen aus Modellverarbeitung, KI-gestützter Wissenssuche und agentischer Projektarbeit. Es umfasst ein Air-Gap-Szenario und ein Cloud-Szenario. Die allgemeinen Bestimmungen zu Infrastruktur, IT-Betrieb, Datenübernahme und Informationsschutz gelten für beide Szenarien.</w:t>
+        <w:t>Dieses Konzept ergänzt das bestehende Informationssicherheitskonzept um die Anforderungen aus Modellverarbeitung, KI-gestützter Wissenssuche und agentischer Projektarbeit. Es umfasst ein Air-G</w:t>
+      </w:r>
+      <w:r>
+        <w:t>ap-Szenario und ein Cloud-Szenario. Die allgemeinen Bestimmungen zu Infrastruktur, IT-Betrieb, Datenübernahme und Informationsschutz gelten für beide Szenarien.</w:t>
       </w:r>
     </w:p>
     <w:p>
@@ -7166,7 +7518,13 @@
         <w:spacing w:after="140"/>
       </w:pPr>
       <w:r>
-        <w:t>Die KI-Nutzung ist in die bestehenden Zuständigkeiten und Freigabeverfahren eingebunden. Die gemeinsamen Kontrollen gelten in beiden Szenarien. Szenariospezifische Festlegungen bestimmen den Modellstandort, die zulässigen Datenwege und die Freigabe externer Verarbeitung. Allgemeine Infrastruktur- und Cloud-Betriebsregeln werden im bestehenden Informationssicherheitskonzept geführt.</w:t>
+        <w:t xml:space="preserve">Die KI-Nutzung ist in die bestehenden Zuständigkeiten und </w:t>
+      </w:r>
+      <w:r>
+        <w:t>Freigabeverfahren eingebunden. Die gemeinsamen Kontrollen gelten in beiden Szenarien. Szenariospezifische Festlegungen bestimmen den Modellstandort, die zulässigen Datenwege und die Freigabe externer Verarbeitung. Allgemeine Infrastruktur- und Cloud-Betrie</w:t>
+      </w:r>
+      <w:r>
+        <w:t>bsregeln werden im bestehenden Informationssicherheitskonzept geführt.</w:t>
       </w:r>
     </w:p>
     <w:p>
@@ -7204,7 +7562,10 @@
         <w:pStyle w:val="berschrift3"/>
       </w:pPr>
       <w:r>
-        <w:t>KI-GEL-002 – Schutzkennzeichnung und kontrollierte Dokumentenführung</w:t>
+        <w:t>KI-GEL-002 – S</w:t>
+      </w:r>
+      <w:r>
+        <w:t>chutzkennzeichnung und kontrollierte Dokumentenführung</w:t>
       </w:r>
     </w:p>
     <w:p>
@@ -7233,7 +7594,10 @@
         <w:spacing w:after="160"/>
       </w:pPr>
       <w:r>
-        <w:t>Die allgemeine Referenzfassung ist öffentlich. Eine betriebliche Konzeptfassung trägt die ihrer tatsächlichen Inhalte entsprechende Schutzkennzeichnung und ist nur für den zugelassenen Empfängerkreis verfügbar.</w:t>
+        <w:t>Die allgemeine Referenzfassung ist öffentlich. Eine betriebliche Konzeptfassung trägt die ihrer tatsächlichen Inhalte entsprechende Schutzkennzeichnung und ist nur f</w:t>
+      </w:r>
+      <w:r>
+        <w:t>ür den zugelassenen Empfängerkreis verfügbar.</w:t>
       </w:r>
     </w:p>
     <w:p>
@@ -7250,7 +7614,10 @@
         <w:spacing w:after="140"/>
       </w:pPr>
       <w:r>
-        <w:t>Dokumenttitel, Version, Dokumentdatum und fortlaufende Seitenzählung kennzeichnen die Fassung. Für Ablage, Verteilung und ersetzte Fassungen gelten die bestehenden Regeln der Dokumentenlenkung. Der öffentliche Status der Referenz gilt nicht automatisch für betriebliche Angaben.</w:t>
+        <w:t xml:space="preserve">Dokumenttitel, Version, Dokumentdatum und fortlaufende Seitenzählung kennzeichnen die Fassung. Für Ablage, Verteilung und ersetzte Fassungen gelten die bestehenden Regeln der </w:t>
+      </w:r>
+      <w:r>
+        <w:t>Dokumentenlenkung. Der öffentliche Status der Referenz gilt nicht automatisch für betriebliche Angaben.</w:t>
       </w:r>
     </w:p>
     <w:p>
@@ -7287,9 +7654,13 @@
       <w:pPr>
         <w:pStyle w:val="berschrift2"/>
       </w:pPr>
-      <w:bookmarkStart w:id="20" w:name="_Toc240566234"/>
-      <w:r>
-        <w:t>9.2 Sicherheitsorganisation</w:t>
+      <w:bookmarkStart w:id="20" w:name="_Toc242173788"/>
+      <w:r>
+        <w:lastRenderedPageBreak/>
+        <w:t>9.2 Sicherheitsor</w:t>
+      </w:r>
+      <w:r>
+        <w:t>ganisation</w:t>
       </w:r>
       <w:bookmarkEnd w:id="20"/>
     </w:p>
@@ -7327,7 +7698,13 @@
         <w:spacing w:after="160"/>
       </w:pPr>
       <w:r>
-        <w:t>Die eingesetzten Programme sind in der vorhandenen Softwareliste der Umgebung geführt. Dieses Konzept legt deren KI-Funktionen, Datenverarbeitung und Berechtigungsgrenzen fest. Produktwahl, Versionen und technische Betriebsparameter sind nicht Bestandteil dieser Festlegungen.</w:t>
+        <w:t>Für jede KI-Funktion sind Zweck, zugelassene Anwendungsfälle und Datenarten, verantwortliche Rollen sowie Modell-, Werkzeug- und Datengrenzen festgelegt. Die ei</w:t>
+      </w:r>
+      <w:r>
+        <w:t>ngesetzten Programme, Modellstände und Aufgabenprofile sind diesen Funktionen in der vorhandenen Softwareliste und den Dienstkonfigurationen zugeordnet. Produktwahl, Hardwareumfang und technische Betriebsparameter bleiben austauschbar, solange die festgele</w:t>
+      </w:r>
+      <w:r>
+        <w:t>gten Funktionen und Schutzgrenzen erhalten bleiben.</w:t>
       </w:r>
     </w:p>
     <w:p>
@@ -7344,11 +7721,10 @@
         <w:spacing w:after="140"/>
       </w:pPr>
       <w:r>
-        <w:t xml:space="preserve">Die Funktionszuordnung umfasst Chatanwendung, agentischen Projektassistenten, Modellbereitstellung, Dokumentaufbereitung und Wissenssuche. Die Softwareliste und Dienstkonfigurationen ordnen </w:t>
-      </w:r>
-      <w:r>
-        <w:lastRenderedPageBreak/>
-        <w:t>Programme, Modellstände und Aufgabenprofile diesen Funktionen zu. Im Cloud-Szenario ist auch der zugelassene Dienst mit seinem Verarbeitungsumfang zugeordnet. Änderungen folgen KI-VAL-002.</w:t>
+        <w:t>Die Funktionszuordnung umfasst Chatanwendung, agentischen Projektassistenten, Modellbereitstellung, Dokumentaufbereitung und Wissenssuche. Für Betrieb und Administration, Datenauswah</w:t>
+      </w:r>
+      <w:r>
+        <w:t>l, fachliche Prüfung, Änderungsentscheidung, Vorfallbehandlung und Löschung sind zuständige Rollen benannt. Im Cloud-Szenario ist auch der zugelassene Dienst mit seinem Verarbeitungsumfang zugeordnet. Änderungen folgen KI-VAL-002.</w:t>
       </w:r>
     </w:p>
     <w:p>
@@ -7415,7 +7791,13 @@
         <w:spacing w:after="160"/>
       </w:pPr>
       <w:r>
-        <w:t>Die KI unterstützt betriebliche Aufgaben. Nutzende bestimmen den Arbeitsauftrag, wählen die zulässigen Inhalte aus und prüfen die Ergebnisse vor ihrer Verwendung. Die Nutzerbelehrung erfolgt anhand der Anlage 1. Mit ihrer Unterschrift bestätigen die Nutzenden die erfolgte Belehrung und die Einhaltung der Nutzungsregeln.</w:t>
+        <w:t>Die KI unterstützt betriebliche Aufgaben. Nutzende b</w:t>
+      </w:r>
+      <w:r>
+        <w:t>estimmen den Arbeitsauftrag, wählen die zulässigen Inhalte aus und prüfen die Ergebnisse vor ihrer Verwendung. Die Nutzerbelehrung erfolgt anhand der Anlage 1. Mit ihrer Unterschrift bestätigen die Nutzenden ausschließlich die Teilnahme, ihr Verständnis un</w:t>
+      </w:r>
+      <w:r>
+        <w:t>d ihre persönliche Verpflichtung zur Einhaltung der Nutzungsregeln.</w:t>
       </w:r>
     </w:p>
     <w:p>
@@ -7432,7 +7814,13 @@
         <w:spacing w:after="140"/>
       </w:pPr>
       <w:r>
-        <w:t>Die Belehrung behandelt Datenauswahl, Einstufung, Ergebnisprüfung und Agentenfreigaben. Für Cloud-Nutzung umfasst sie zusätzlich die zulässige Übermittlung von Eingaben und Kontext an den freigegebenen Anbieter. Sie ergänzt die geltenden Unterweisungen zu Informationsschutz und Datenschutz. Die betrieblichen Aufgaben bleiben auch ohne KI durchführbar.</w:t>
+        <w:t>Die Belehrung behandelt Datenauswahl, Einstufung, Ergebnisprüfung und Agentenfreigaben. Für Cloud-Nutzung umfasst sie zusätzlich die zulässige Übermittlung von Eingab</w:t>
+      </w:r>
+      <w:r>
+        <w:t>en und Kontext an den freigegebenen Anbieter. Die Bestätigung der Belehrung ersetzt weder technische Prüfungen noch die fachliche Freigabe oder den Nachweis der betrieblichen Wirksamkeit. Sie ergänzt die geltenden Unterweisungen zu Informationsschutz und D</w:t>
+      </w:r>
+      <w:r>
+        <w:t>atenschutz. Die betrieblichen Aufgaben bleiben auch ohne KI durchführbar.</w:t>
       </w:r>
     </w:p>
     <w:p>
@@ -7469,7 +7857,7 @@
       <w:pPr>
         <w:pStyle w:val="berschrift2"/>
       </w:pPr>
-      <w:bookmarkStart w:id="21" w:name="_Toc240566235"/>
+      <w:bookmarkStart w:id="21" w:name="_Toc242173789"/>
       <w:r>
         <w:t>9.3 Verarbeitungsfreigaben</w:t>
       </w:r>
@@ -7509,7 +7897,10 @@
         <w:spacing w:after="160"/>
       </w:pPr>
       <w:r>
-        <w:t>Nutzende wählen die für ihren betrieblichen Auftrag erforderlichen Inhalte aus. Sie prüfen vor der Eingabe, ob die Verarbeitung für diesen Zweck und innerhalb ihrer Befugnisse zulässig ist. Dies gilt auch für Dokumente, Gesprächsverläufe und automatisch einbezogenen Projektkontext.</w:t>
+        <w:t>Für jeden freigegebenen Anwendungsfall sind zulässige und ausgeschlossene Datenarten sowie der erlaubte Verarbeitungsumfang festgelegt. Nutzende wählen daraus die für ihren</w:t>
+      </w:r>
+      <w:r>
+        <w:t xml:space="preserve"> betrieblichen Auftrag erforderlichen Inhalte aus und prüfen vor der Eingabe, ob die Verarbeitung für diesen Zweck und innerhalb ihrer Befugnisse zulässig ist. Dies gilt auch für Dokumente, Gesprächsverläufe und automatisch einbezogenen Projektkontext.</w:t>
       </w:r>
     </w:p>
     <w:p>
@@ -7517,7 +7908,11 @@
         <w:pStyle w:val="Kontrollfeldbezeichnung"/>
       </w:pPr>
       <w:r>
-        <w:t>Betrieb und Anwendung</w:t>
+        <w:lastRenderedPageBreak/>
+        <w:t>Bet</w:t>
+      </w:r>
+      <w:r>
+        <w:t>rieb und Anwendung</w:t>
       </w:r>
     </w:p>
     <w:p>
@@ -7526,7 +7921,13 @@
         <w:spacing w:after="140"/>
       </w:pPr>
       <w:r>
-        <w:t>Personenbezogene Daten werden nur im zulässigen und erforderlichen Umfang einbezogen. Nutzende berücksichtigen bei der Auswahl auch enthaltene Informationen Dritter. Die Zugriffsberechtigung auf eine Datei allein begründet keine weitergehende Verwendungsbefugnis. Für eine Weitergabe entscheiden sie über Inhalt und Empfängerkreis im Rahmen der geltenden Bestimmungen. Anlage 1 enthält die zugehörigen Nutzungsregeln.</w:t>
+        <w:t>Fach- und Datenverantwortliche legen die zulässigen und ausgeschlossenen Datenarten je Anwendungsfall und Szenario fest. Personenbezogene Daten werden nur im zulässigen und erforderlichen Umfang einbezogen. Nutzende berücksichtigen bei d</w:t>
+      </w:r>
+      <w:r>
+        <w:t>er Auswahl auch enthaltene Informationen Dritter. Die Zugriffsberechtigung auf eine Datei allein begründet keine weitergehende Verwendungsbefugnis. Für eine Weitergabe entscheiden sie über Inhalt und Empfängerkreis im Rahmen der geltenden Bestimmungen. Anl</w:t>
+      </w:r>
+      <w:r>
+        <w:t>age 1 enthält die zugehörigen Nutzungsregeln.</w:t>
       </w:r>
     </w:p>
     <w:p>
@@ -7537,6 +7938,14 @@
       <w:r>
         <w:t xml:space="preserve">Quellen: </w:t>
       </w:r>
+      <w:hyperlink w:anchor="quelle_2">
+        <w:r>
+          <w:t>[2] S. 8–10</w:t>
+        </w:r>
+      </w:hyperlink>
+      <w:r>
+        <w:t xml:space="preserve"> · </w:t>
+      </w:r>
       <w:hyperlink w:anchor="quelle_8">
         <w:r>
           <w:t>[8] Art. 2–4, 26–27</w:t>
@@ -7564,7 +7973,10 @@
         <w:pStyle w:val="berschrift3"/>
       </w:pPr>
       <w:r>
-        <w:t>KI-REC-002 – Einstufung und Freigabe von KI-Inhalten</w:t>
+        <w:t xml:space="preserve">KI-REC-002 – Einstufung und </w:t>
+      </w:r>
+      <w:r>
+        <w:t>Freigabe von KI-Inhalten</w:t>
       </w:r>
     </w:p>
     <w:p>
@@ -7593,7 +8005,10 @@
         <w:spacing w:after="160"/>
       </w:pPr>
       <w:r>
-        <w:t>Die erstellende Person legt die Einstufung der von ihr erzeugten Informationen im Rahmen ihrer Befugnisse und der geltenden Bestimmungen fest. Sie entscheidet entsprechend über deren KI-Verarbeitung und Freigabe zur Weitergabe. Der zugelassene Verarbeitungsumfang der Umgebung bleibt maßgeblich.</w:t>
+        <w:t>Die erstellende Person legt die Einstufung der von ihr erzeugten Informationen im Rahmen ihrer Befugnisse und der geltenden Bestimmungen fest. Sie entscheidet entsprechend über deren KI-Verarbeit</w:t>
+      </w:r>
+      <w:r>
+        <w:t>ung und Freigabe zur Weitergabe. Der zugelassene Verarbeitungsumfang der Umgebung bleibt maßgeblich.</w:t>
       </w:r>
     </w:p>
     <w:p>
@@ -7601,7 +8016,6 @@
         <w:pStyle w:val="Kontrollfeldbezeichnung"/>
       </w:pPr>
       <w:r>
-        <w:lastRenderedPageBreak/>
         <w:t>Betrieb und Anwendung</w:t>
       </w:r>
     </w:p>
@@ -7611,7 +8025,13 @@
         <w:spacing w:after="140"/>
       </w:pPr>
       <w:r>
-        <w:t>Vorgegebene Einstufungen verwendeter Quellen bleiben erhalten. Bei KI-Ergebnissen berücksichtigt die erstellende Person auch den Schutzbedarf der darin zusammengeführten Informationen. Eine abweichende oder aufgehobene Einstufung setzt die entsprechende Befugnis voraus. Die Nutzerbelehrung nach Anlage 1 umfasst diese Pflichten. Eine KI-Ausgabe erteilt keine Verarbeitungs- oder Weitergabefreigabe.</w:t>
+        <w:t>Vorgegebene Einstufungen verwendeter Quellen bleiben erhalten. Bei KI-Ergebnissen berücksichtigt die erstellende Person auch den Schu</w:t>
+      </w:r>
+      <w:r>
+        <w:t>tzbedarf der darin zusammengeführten Informationen. Eine abweichende oder aufgehobene Einstufung setzt die entsprechende Befugnis voraus. Die Nutzerbelehrung nach Anlage 1 umfasst diese Pflichten. Eine KI-Ausgabe erteilt keine Verarbeitungs- oder Weitergab</w:t>
+      </w:r>
+      <w:r>
+        <w:t>efreigabe.</w:t>
       </w:r>
     </w:p>
     <w:p>
@@ -7656,7 +8076,7 @@
       <w:pPr>
         <w:pStyle w:val="berschrift2"/>
       </w:pPr>
-      <w:bookmarkStart w:id="22" w:name="_Toc240566236"/>
+      <w:bookmarkStart w:id="22" w:name="_Toc242173790"/>
       <w:r>
         <w:t>9.4 Risikomanagement</w:t>
       </w:r>
@@ -7675,7 +8095,10 @@
         <w:pStyle w:val="Kontrollfeldbezeichnung"/>
       </w:pPr>
       <w:r>
-        <w:t>Geltung: Beide Szenarien</w:t>
+        <w:t>Gel</w:t>
+      </w:r>
+      <w:r>
+        <w:t>tung: Beide Szenarien</w:t>
       </w:r>
     </w:p>
     <w:p>
@@ -7696,7 +8119,10 @@
         <w:spacing w:after="160"/>
       </w:pPr>
       <w:r>
-        <w:t>Die Risikobewertung erfasst die zusätzlichen Risiken der KI-Nutzung und die in diesem Konzept beschriebenen Schutzmaßnahmen. Der Informationssicherheitsbeauftragte bewertet sie mit den fachlich zuständigen Personen. Die Entscheidung über die Akzeptanz verbleibender Risiken erfolgt im geltenden Zuständigkeitsrahmen.</w:t>
+        <w:t>Die Risikobewertung erfasst die zusätzlichen Risiken der KI-Nutzung und die in diesem Konzept beschriebenen Schutzmaßnahmen. Der Informationssicherheitsbeauftragte bewertet sie mit den fachlich zuständigen Personen. Die Ent</w:t>
+      </w:r>
+      <w:r>
+        <w:t>scheidung über die Akzeptanz verbleibender Risiken erfolgt im geltenden Zuständigkeitsrahmen.</w:t>
       </w:r>
     </w:p>
     <w:p>
@@ -7713,7 +8139,10 @@
         <w:spacing w:after="140"/>
       </w:pPr>
       <w:r>
-        <w:t>Bei Änderungen an KI-Funktionen, Datenverwendung oder Berechtigungsgrenzen wird die betroffene Bewertung überprüft. Erkenntnisse aus der Nutzung und aus Sicherheitsprüfungen fließen ein. Nicht akzeptable Risiken erfordern eine Begrenzung oder Unterbrechung der betroffenen KI-Funktion bis zur Entscheidung über die weitere Nutzung.</w:t>
+        <w:t>Bei Änderungen an KI-Funktionen, Datenverwendung oder Berechtigungsgrenzen wird die betroffene Bewertung überprüft. Erkenntnisse aus der Nut</w:t>
+      </w:r>
+      <w:r>
+        <w:t>zung und aus Sicherheitsprüfungen fließen ein. Nicht akzeptable Risiken erfordern eine Begrenzung oder Unterbrechung der betroffenen KI-Funktion bis zur Entscheidung über die weitere Nutzung.</w:t>
       </w:r>
     </w:p>
     <w:p>
@@ -7759,6 +8188,7 @@
         <w:pStyle w:val="berschrift3"/>
       </w:pPr>
       <w:r>
+        <w:lastRenderedPageBreak/>
         <w:t>KI-THR-001 – Prüfung KI-spezifischer Fehl- und Missbrauchsszenarien</w:t>
       </w:r>
     </w:p>
@@ -7788,7 +8218,10 @@
         <w:spacing w:after="160"/>
       </w:pPr>
       <w:r>
-        <w:t>Die Sicherheitsprüfung umfasst eingeschleuste Anweisungen, unzulässige Modell- und Werkzeugzugriffe, fehlerhafte Zuordnung von Suchinhalten sowie die Überschreitung des erteilten Agentenauftrags. Die Berechtigungsprüfung erfolgt unabhängig vom Sprachmodell.</w:t>
+        <w:t>Die Sicherheitsprüfung umfasst eingeschleuste Anweisungen, unzulässige Modell- und Werkzeugzugriffe, fehlerhafte Zuordnung von Suchinhalten sowie die Überschreitung des erteilten Agentenauftrags. Die Berechtigungsprüfung erfolgt unabhängig vom S</w:t>
+      </w:r>
+      <w:r>
+        <w:t>prachmodell.</w:t>
       </w:r>
     </w:p>
     <w:p>
@@ -7805,7 +8238,10 @@
         <w:spacing w:after="140"/>
       </w:pPr>
       <w:r>
-        <w:t>Geprüft werden repräsentative Eingaben, Projektdateien, Dokumente und Werkzeugantworten. Direkte Schnittstellenzugriffe, Rechteentzug, Nutzertrennung und Änderungen am Modellkontext werden einbezogen. Festgestellte Abweichungen werden vor der Freigabe der betroffenen Funktion behoben oder durch eine wirksame Begrenzung behandelt.</w:t>
+        <w:t>Geprüft werden repräsentative Eingaben, Projektdateien, Dokumente und Werkzeugantworten. Direkte Schnittstellenzugriffe, Rechteentzug, Nutzertrennung und Änderungen am Modellkontext werden einbezogen. Festgestellte Abweic</w:t>
+      </w:r>
+      <w:r>
+        <w:t>hungen werden vor der Freigabe der betroffenen Funktion behoben oder durch eine wirksame Begrenzung behandelt.</w:t>
       </w:r>
     </w:p>
     <w:p>
@@ -7858,9 +8294,8 @@
       <w:pPr>
         <w:pStyle w:val="berschrift2"/>
       </w:pPr>
-      <w:bookmarkStart w:id="23" w:name="_Toc240566237"/>
-      <w:r>
-        <w:lastRenderedPageBreak/>
+      <w:bookmarkStart w:id="23" w:name="_Toc242173791"/>
+      <w:r>
         <w:t>9.5 Systemarchitektur</w:t>
       </w:r>
       <w:bookmarkEnd w:id="23"/>
@@ -7899,7 +8334,13 @@
         <w:spacing w:after="160"/>
       </w:pPr>
       <w:r>
-        <w:t>Im Air-Gap-Szenario werden Modelle, Dokumentaufbereitung und Wissenssuche innerhalb einer vom Internet getrennten Umgebung betrieben. Es besteht keine Netzwerkverbindung zu externen KI-Diensten. Im Cloud-Szenario erfolgt die Modellverarbeitung beim dafür freigegebenen Anbieter. Der Zugang übermittelt ausschließlich die für diesen Dienst zugelassenen Inhalte.</w:t>
+        <w:t xml:space="preserve">Im Air-Gap-Szenario werden Modelle, Dokumentaufbereitung </w:t>
+      </w:r>
+      <w:r>
+        <w:t>und Wissenssuche innerhalb einer vom Internet getrennten Umgebung betrieben. Es besteht keine Netzwerkverbindung zu externen KI-Diensten. Im Cloud-Szenario erfolgt die Modellverarbeitung beim dafür freigegebenen Anbieter. Der Zugang übermittelt ausschließl</w:t>
+      </w:r>
+      <w:r>
+        <w:t>ich die für diesen Dienst zugelassenen Inhalte.</w:t>
       </w:r>
     </w:p>
     <w:p>
@@ -7916,7 +8357,13 @@
         <w:spacing w:after="140"/>
       </w:pPr>
       <w:r>
-        <w:t>Für die Dateiübernahme in die Air-Gap-Umgebung gilt das bestehende Übernahmeverfahren. Die KI-Ergänzungen betreffen Modellprüfung und Dokumentaufbereitung. Im Cloud-Szenario bleiben die Dokumentablage, Berechtigungsprüfung und Auswahl von Suchtreffern intern. Nur ausgewählte Eingaben und berechtigte Kontextausschnitte werden an den freigegebenen Modellendpunkt übermittelt. Externe Dokumentaufbereitung, externe Suchvektorerzeugung und anbieterbetriebene Werkzeuge sind von diesem Szenario nicht umfasst. Für externe Inferenz gilt zusätzlich KI-EXT-001.</w:t>
+        <w:t xml:space="preserve">Für die Dateiübernahme in die Air-Gap-Umgebung gilt das bestehende Übernahmeverfahren. Die KI-Ergänzungen betreffen Modellprüfung und Dokumentaufbereitung. Im Cloud-Szenario bleiben die </w:t>
+      </w:r>
+      <w:r>
+        <w:t>Dokumentablage, Berechtigungsprüfung und Auswahl von Suchtreffern intern. Nur ausgewählte Eingaben und berechtigte Kontextausschnitte werden an den freigegebenen Modellendpunkt übermittelt. Externe Dokumentaufbereitung, externe Suchvektorerzeugung und anbi</w:t>
+      </w:r>
+      <w:r>
+        <w:t>eterbetriebene Werkzeuge sind von diesem Szenario nicht umfasst. Für externe Inferenz gilt zusätzlich KI-EXT-001.</w:t>
       </w:r>
     </w:p>
     <w:p>
@@ -7953,9 +8400,12 @@
       <w:pPr>
         <w:pStyle w:val="berschrift2"/>
       </w:pPr>
-      <w:bookmarkStart w:id="24" w:name="_Toc240566238"/>
-      <w:r>
-        <w:t>9.6 Identitäts- und Berechtigungsmanagement</w:t>
+      <w:bookmarkStart w:id="24" w:name="_Toc242173792"/>
+      <w:r>
+        <w:t>9.6 I</w:t>
+      </w:r>
+      <w:r>
+        <w:t>dentitäts- und Berechtigungsmanagement</w:t>
       </w:r>
       <w:bookmarkEnd w:id="24"/>
     </w:p>
@@ -7993,7 +8443,10 @@
         <w:spacing w:after="160"/>
       </w:pPr>
       <w:r>
-        <w:t>Die Chatanwendung verwendet die betriebliche Identitätsverwaltung. Der agentische Projektassistent arbeitet in der regulären Sitzung der angemeldeten Person. Modell- und Datenzugriffe sind auf die freigegebenen KI-Funktionen und die individuellen Berechtigungen begrenzt.</w:t>
+        <w:t>Die Chatanwendung verwendet die betriebliche Identitätsverwaltung. Der agentische Projektassistent arbeitet in der regulären Sitzung der</w:t>
+      </w:r>
+      <w:r>
+        <w:t xml:space="preserve"> angemeldeten Person. Modell- und Datenzugriffe sind auf die freigegebenen KI-Funktionen und die individuellen Berechtigungen begrenzt.</w:t>
       </w:r>
     </w:p>
     <w:p>
@@ -8010,7 +8463,14 @@
         <w:spacing w:after="140"/>
       </w:pPr>
       <w:r>
-        <w:t>Anwendungsrechte gelten auch bei direkten Aufrufen der Programmierschnittstelle (API). Gesperrte oder entzogene Rechte werden wirksam durchgesetzt. Technische Zugangsdaten für Modellendpunkte ersetzen keine personenbezogene Berechtigungsprüfung. Die KI-Nutzung erweitert die bestehenden Rechte nicht.</w:t>
+        <w:t>Anwendungsrechte gelten auch bei direkten Aufrufen der Programmierschnittstelle (API). Gesperrte o</w:t>
+      </w:r>
+      <w:r>
+        <w:t>der entzogene Rechte werden wirksam durchgesetzt. Technische Zugangsdaten für Modellend</w:t>
+      </w:r>
+      <w:r>
+        <w:lastRenderedPageBreak/>
+        <w:t>punkte ersetzen keine personenbezogene Berechtigungsprüfung. Die KI-Nutzung erweitert die bestehenden Rechte nicht.</w:t>
       </w:r>
     </w:p>
     <w:p>
@@ -8085,7 +8545,13 @@
         <w:spacing w:after="160"/>
       </w:pPr>
       <w:r>
-        <w:t>Nutzende verwenden die freigegebenen Chat- und Agentenfunktionen. Modelle, serverseitige Werkzeuge, Aufgabenprofile und KI-Betriebseinstellungen werden ausschließlich durch die Administration eingerichtet und geändert. Zugangsdaten und andere Geheimnisse werden nicht in den Modellkontext aufgenommen.</w:t>
+        <w:t xml:space="preserve">Nutzende verwenden die freigegebenen Chat- </w:t>
+      </w:r>
+      <w:r>
+        <w:t>und Agentenfunktionen. Modelle, serverseitige Werkzeuge, Aufgabenprofile und KI-Betriebseinstellungen werden ausschließlich durch die Administration eingerichtet und geändert. Zugangsdaten und andere Geheimnisse werden nicht in den Modellkontext aufgenomme</w:t>
+      </w:r>
+      <w:r>
+        <w:t>n.</w:t>
       </w:r>
     </w:p>
     <w:p>
@@ -8102,7 +8568,10 @@
         <w:spacing w:after="140"/>
       </w:pPr>
       <w:r>
-        <w:t>Nutzende prüfen auch bereitgestellte Dateien und automatisch einbezogenen Projektkontext auf Zugangsdaten. Lokale Projektregeln erteilen keine Berechtigung zur Verwaltung von KI-Serverfunktionen. Für allgemeine Konten- und Rechteverwaltung gilt KI-GEL-001.</w:t>
+        <w:t>Nutzende prüfen auch bereitgestellte Dateien und automatisch einbezogenen Projektkontext auf Zugangsdaten. Lokale Projektregeln erteilen keine Berechtigung zur Verwaltung von KI-Serverfunktionen. Für allgemeine Konten- und Rechteve</w:t>
+      </w:r>
+      <w:r>
+        <w:t>rwaltung gilt KI-GEL-001.</w:t>
       </w:r>
     </w:p>
     <w:p>
@@ -8111,7 +8580,6 @@
         <w:spacing w:before="60" w:after="160"/>
       </w:pPr>
       <w:r>
-        <w:lastRenderedPageBreak/>
         <w:t xml:space="preserve">Quellen: </w:t>
       </w:r>
       <w:hyperlink w:anchor="quelle_2">
@@ -8140,7 +8608,7 @@
       <w:pPr>
         <w:pStyle w:val="berschrift2"/>
       </w:pPr>
-      <w:bookmarkStart w:id="25" w:name="_Toc240566239"/>
+      <w:bookmarkStart w:id="25" w:name="_Toc242173793"/>
       <w:r>
         <w:t>9.7 Modellzugriffe</w:t>
       </w:r>
@@ -8159,7 +8627,10 @@
         <w:pStyle w:val="Kontrollfeldbezeichnung"/>
       </w:pPr>
       <w:r>
-        <w:t>Geltung: Beide Szenarien</w:t>
+        <w:t>Geltung: Beide Szena</w:t>
+      </w:r>
+      <w:r>
+        <w:t>rien</w:t>
       </w:r>
     </w:p>
     <w:p>
@@ -8180,7 +8651,10 @@
         <w:spacing w:after="160"/>
       </w:pPr>
       <w:r>
-        <w:t>Die Grenzen für Modelle, Datenkontexte, Werkzeuge und Anfragen werden außerhalb des Sprachmodells durchgesetzt. Vorbereitete Aufgabenprofile bündeln freigegebene Vorgaben und Fähigkeiten. Direkte Schnittstellenaufrufe und veränderte Parameter erlauben keine Umgehung der Zugriffsgrenzen.</w:t>
+        <w:t xml:space="preserve">Die Grenzen für Modelle, Datenkontexte, Werkzeuge und Anfragen werden außerhalb des Sprachmodells durchgesetzt. Vorbereitete Aufgabenprofile bündeln freigegebene Vorgaben und Fähigkeiten. Direkte Schnittstellenaufrufe und veränderte </w:t>
+      </w:r>
+      <w:r>
+        <w:t>Parameter erlauben keine Umgehung der Zugriffsgrenzen.</w:t>
       </w:r>
     </w:p>
     <w:p>
@@ -8197,7 +8671,10 @@
         <w:spacing w:after="140"/>
       </w:pPr>
       <w:r>
-        <w:t>Die Administration verwaltet Modellzuordnung und Aufgabenprofile. Hauptmodell, Dokumentaufbereitung und Suchvektorerzeugung haben getrennte Zwecke und Rechte. Nur benötigte Modellfunktionen sind erreichbar. Die Prüfung umfasst unzulässige Modellkennungen, erweiterte Werkzeuge und Diagnoserouten. Im Cloud-Szenario ist die Ziel- und Datenfreigabe auch vor automatisch erzeugten Folgeanfragen und Werkzeugrückmeldungen wirksam.</w:t>
+        <w:t>Die Administration verwaltet Modellzuordnung und Aufgabenprofile. Hauptmodell, Dokumentaufbereitung und Suchvektorerzeugung haben getrennte Zwecke und Rechte. Nur benötigte Modell</w:t>
+      </w:r>
+      <w:r>
+        <w:t>funktionen sind erreichbar. Die Prüfung umfasst unzulässige Modellkennungen, erweiterte Werkzeuge und Diagnoserouten. Im Cloud-Szenario ist die Ziel- und Datenfreigabe auch vor automatisch erzeugten Folgeanfragen und Werkzeugrückmeldungen wirksam.</w:t>
       </w:r>
     </w:p>
     <w:p>
@@ -8206,7 +8683,10 @@
         <w:spacing w:before="60" w:after="160"/>
       </w:pPr>
       <w:r>
-        <w:t xml:space="preserve">Quellen: </w:t>
+        <w:t>Quellen:</w:t>
+      </w:r>
+      <w:r>
+        <w:t xml:space="preserve"> </w:t>
       </w:r>
       <w:hyperlink w:anchor="quelle_2">
         <w:r>
@@ -8234,7 +8714,7 @@
       <w:pPr>
         <w:pStyle w:val="berschrift2"/>
       </w:pPr>
-      <w:bookmarkStart w:id="26" w:name="_Toc240566240"/>
+      <w:bookmarkStart w:id="26" w:name="_Toc242173794"/>
       <w:r>
         <w:t>9.8 Modellverwaltung</w:t>
       </w:r>
@@ -8274,7 +8754,13 @@
         <w:spacing w:after="160"/>
       </w:pPr>
       <w:r>
-        <w:t>Die Administration prüft lokal bereitgestellte Modelle auf Herkunft, Integrität und Ladeformat. Ausführbare Begleitbestandteile werden einbezogen. Ungeprüfter Begleitcode wird nicht automatisch ausgeführt. Bei Cloud-Modellen werden der freigegebene Dienst, die verfügbare Modellkennung und die angebotenen Funktionen geprüft.</w:t>
+        <w:t>Die Administration prüft lokal</w:t>
+      </w:r>
+      <w:r>
+        <w:t xml:space="preserve"> bereitgestellte Modelle auf Herkunft, Integrität und Ladeformat. Ausführbare Begleitbestandteile werden einbezogen. Ungeprüfter Begleitcode wird nicht automatisch ausgeführt. Bei Cloud-Modellen werden der freigegebene Dienst, die verfügbare Modellkennung </w:t>
+      </w:r>
+      <w:r>
+        <w:t>und die angebotenen Funktionen geprüft.</w:t>
       </w:r>
     </w:p>
     <w:p>
@@ -8282,6 +8768,7 @@
         <w:pStyle w:val="Kontrollfeldbezeichnung"/>
       </w:pPr>
       <w:r>
+        <w:lastRenderedPageBreak/>
         <w:t>Betrieb und Anwendung</w:t>
       </w:r>
     </w:p>
@@ -8291,7 +8778,10 @@
         <w:spacing w:after="140"/>
       </w:pPr>
       <w:r>
-        <w:t>Lokale Modellartefakte durchlaufen das bestehende Übernahmeverfahren und die KI-Erprobung nach KI-VAL-001. Für Cloud-Modelle erfolgt die Erprobung über den zugelassenen Zugang mit dafür freigegebenen Testdaten. Ein ungeprüfter Modellwechsel erweitert weder den Verarbeitungsumfang noch die verfügbaren Werkzeuge.</w:t>
+        <w:t>Lokale Modellartefakte durchlaufen das bestehende Übernahmeverfahren und die KI-Erprobung nach KI-VAL-001. Für Cloud-Modelle erfolgt die Erprobung über den zugelassenen Zugang mit dafür freigege</w:t>
+      </w:r>
+      <w:r>
+        <w:t>benen Testdaten. Ein ungeprüfter Modellwechsel erweitert weder den Verarbeitungsumfang noch die verfügbaren Werkzeuge.</w:t>
       </w:r>
     </w:p>
     <w:p>
@@ -8329,7 +8819,10 @@
         <w:pStyle w:val="berschrift3"/>
       </w:pPr>
       <w:r>
-        <w:t>KI-MOD-002 – Austauschbare Modellstände mit stabilen Modellaliasen</w:t>
+        <w:t>KI-MOD-</w:t>
+      </w:r>
+      <w:r>
+        <w:t>002 – Austauschbare Modellstände mit stabilen Modellaliasen</w:t>
       </w:r>
     </w:p>
     <w:p>
@@ -8358,7 +8851,10 @@
         <w:spacing w:after="160"/>
       </w:pPr>
       <w:r>
-        <w:t>Modelle, Laufzeiten und Konfigurationen sind einem freigegebenen Betriebsstand zugeordnet. Stabile Modellaliase werden verwendet, soweit die Schnittstelle sie unterstützt. Ein Wechsel unter unveränderter Kennung wird nach KI-VAL-002 geprüft.</w:t>
+        <w:t xml:space="preserve">Modelle, Laufzeiten und Konfigurationen sind einem freigegebenen Betriebsstand zugeordnet. Stabile Modellaliase werden verwendet, soweit die Schnittstelle sie </w:t>
+      </w:r>
+      <w:r>
+        <w:t>unterstützt. Ein Wechsel unter unveränderter Kennung wird nach KI-VAL-002 geprüft.</w:t>
       </w:r>
     </w:p>
     <w:p>
@@ -8375,11 +8871,13 @@
         <w:spacing w:after="140"/>
       </w:pPr>
       <w:r>
-        <w:t xml:space="preserve">Bei lokalem Betrieb verbindet die Dienstkonfiguration den Alias mit Modellartefakt und Laufzeit. Im Cloud-Szenario werden die verfügbare Modellversion und Änderungen des Anbieters berücksichtigt. </w:t>
-      </w:r>
-      <w:r>
-        <w:lastRenderedPageBreak/>
-        <w:t>Ist eine feste Version nicht verfügbar, wird das Modellverhalten regelmäßig und bei erkennbaren Änderungen überprüft. Bei ungeklärter Abweichung wird die betroffene Nutzung begrenzt oder unterbrochen. Änderungen am Embedding-Modell berücksichtigen die Konsistenz der Suchindizes.</w:t>
+        <w:t xml:space="preserve">Bei lokalem Betrieb verbindet die Dienstkonfiguration den Alias mit Modellartefakt und Laufzeit. Im Cloud-Szenario werden die verfügbare Modellversion </w:t>
+      </w:r>
+      <w:r>
+        <w:t>und Änderungen des Anbieters berücksichtigt. Ist eine feste Version nicht verfügbar, wird das Modellverhalten regelmäßig und bei erkennbaren Änderungen überprüft. Bei ungeklärter Abweichung wird die betroffene Nutzung begrenzt oder unterbrochen. Änderungen</w:t>
+      </w:r>
+      <w:r>
+        <w:t xml:space="preserve"> am Embedding-Modell berücksichtigen die Konsistenz der Suchindizes.</w:t>
       </w:r>
     </w:p>
     <w:p>
@@ -8416,7 +8914,7 @@
       <w:pPr>
         <w:pStyle w:val="berschrift2"/>
       </w:pPr>
-      <w:bookmarkStart w:id="27" w:name="_Toc240566241"/>
+      <w:bookmarkStart w:id="27" w:name="_Toc242173795"/>
       <w:r>
         <w:t>9.9 Ausschluss von Modelltraining</w:t>
       </w:r>
@@ -8427,7 +8925,10 @@
         <w:pStyle w:val="berschrift3"/>
       </w:pPr>
       <w:r>
-        <w:t>KI-TRN-001 – Keine Änderung von Modellgewichten</w:t>
+        <w:t>KI-TRN-001 – Kei</w:t>
+      </w:r>
+      <w:r>
+        <w:t>ne Änderung von Modellgewichten</w:t>
       </w:r>
     </w:p>
     <w:p>
@@ -8456,7 +8957,10 @@
         <w:spacing w:after="160"/>
       </w:pPr>
       <w:r>
-        <w:t>Die Nutzung umfasst ausschließlich Inferenz. Eigenes Training, Feinabstimmung und selbsttätiges Lernen aus betrieblichen Eingaben sind ausgeschlossen. Im Cloud-Szenario ist die Nutzung von Eingaben, Kontext und Ergebnissen für Anbietertraining oder Modellverbesserung ausgeschlossen.</w:t>
+        <w:t>Die Nutzung umfasst ausschließlich Inferenz. Eigenes Training, Feinabstimmung und selbsttätiges Lernen aus betrieblichen Eingaben sind ausgeschlossen. Im Cloud-Szenario ist die Nutzung von</w:t>
+      </w:r>
+      <w:r>
+        <w:t xml:space="preserve"> Eingaben, Kontext und Ergebnissen für Anbietertraining oder Modellverbesserung ausgeschlossen.</w:t>
       </w:r>
     </w:p>
     <w:p>
@@ -8473,7 +8977,10 @@
         <w:spacing w:after="140"/>
       </w:pPr>
       <w:r>
-        <w:t>Trainingsaufträge und Schreibzugriffe auf lokale Modellgewichte sind gesperrt. Dies umfasst Fine-Tuning, LoRA und RLHF. Systemvorgaben, Aufgabenprofile und Wissensbestände verändern keine Modellgewichte. Im Cloud-Szenario entsprechen Dienstbedingungen und wirksame Einstellungen dem Trainingsausschluss. Reguläre Modellwechsel des Anbieters werden als Änderungen nach KI-MOD-002 behandelt.</w:t>
+        <w:t>Trainingsaufträge und Schreibzugriffe auf lokale Modellgewichte sind gesperrt. Dies umfasst Fine-Tuning, LoRA und RLHF. Systemvorgaben, Au</w:t>
+      </w:r>
+      <w:r>
+        <w:t>fgabenprofile und Wissensbestände verändern keine Modellgewichte. Im Cloud-Szenario entsprechen Dienstbedingungen und wirksame Einstellungen dem Trainingsausschluss. Reguläre Modellwechsel des Anbieters werden als Änderungen nach KI-MOD-002 behandelt.</w:t>
       </w:r>
     </w:p>
     <w:p>
@@ -8482,7 +8989,10 @@
         <w:spacing w:before="60" w:after="160"/>
       </w:pPr>
       <w:r>
-        <w:t xml:space="preserve">Quellen: </w:t>
+        <w:t>Quel</w:t>
+      </w:r>
+      <w:r>
+        <w:t xml:space="preserve">len: </w:t>
       </w:r>
       <w:hyperlink w:anchor="quelle_2">
         <w:r>
@@ -8510,8 +9020,9 @@
       <w:pPr>
         <w:pStyle w:val="berschrift2"/>
       </w:pPr>
-      <w:bookmarkStart w:id="28" w:name="_Toc240566242"/>
-      <w:r>
+      <w:bookmarkStart w:id="28" w:name="_Toc242173796"/>
+      <w:r>
+        <w:lastRenderedPageBreak/>
         <w:t>9.10 Dokumentenverarbeitung</w:t>
       </w:r>
       <w:bookmarkEnd w:id="28"/>
@@ -8521,7 +9032,10 @@
         <w:pStyle w:val="berschrift3"/>
       </w:pPr>
       <w:r>
-        <w:t>KI-RAG-001 – Aufnahme von Dokumenten in den KI-Kontext</w:t>
+        <w:t xml:space="preserve">KI-RAG-001 – </w:t>
+      </w:r>
+      <w:r>
+        <w:t>Aufnahme von Dokumenten in den KI-Kontext</w:t>
       </w:r>
     </w:p>
     <w:p>
@@ -8550,7 +9064,13 @@
         <w:spacing w:after="160"/>
       </w:pPr>
       <w:r>
-        <w:t>Nutzende wählen Dokumente aus freigegebenen Beständen innerhalb ihrer Berechtigungen und für den jeweiligen Arbeitsauftrag aus. Die Dokumentaufbereitung ist auf zulässige Formate und den erforderlichen Verarbeitungsumfang begrenzt.</w:t>
+        <w:t>Nutzende wählen Dokumente aus freigegebenen Beständen innerhalb ihrer Berechtigungen und für den jeweiligen Arbeitsauftrag aus. Vor der Aufnahme und danach regelmäßig werden Herk</w:t>
+      </w:r>
+      <w:r>
+        <w:t>unft, Vertrauenswürdigkeit, fachliche Eignung, Aktualität, Vollständigkeit sowie Nutzungs- und Verarbeitungsrechte durch die zuständigen Fach- und Datenverantwortlichen geprüft. Dokumente unbekannter oder nicht vertrauenswürdiger Herkunft werden nicht aufg</w:t>
+      </w:r>
+      <w:r>
+        <w:t>enommen. Die Dokumentaufbereitung ist auf zulässige Formate und den erforderlichen Verarbeitungsumfang begrenzt.</w:t>
       </w:r>
     </w:p>
     <w:p>
@@ -8567,7 +9087,13 @@
         <w:spacing w:after="140"/>
       </w:pPr>
       <w:r>
-        <w:t>Für die Wissenssuche werden ausschließlich dafür ausgewählte Dokumente aufbereitet. Aktive Dateiinhalte werden nicht als Arbeitsauftrag ausgeführt. Extraktion, Texterkennung und Zerlegung in Textabschnitte verwenden begrenzte Rechte und Ressourcen. Fehlerhaft aufbereitete Dateien werden nicht in den Suchbestand übernommen. Quellrechte und Herkunft werden an die Ableitungen weitergegeben.</w:t>
+        <w:t>Für die Wissenssuche werden ausschließlich fachlich freigegebene, hinreichend aktuelle und rechtlich nutzbare Dokumente a</w:t>
+      </w:r>
+      <w:r>
+        <w:t>ufbereitet. Prüfentscheidung, verantwortliche Stelle und nächster Prüftermin bleiben nachvollziehbar. Aktive Dateiinhalte werden nicht als Arbeitsauftrag ausgeführt. Extraktion, Texterkennung und Zerlegung in Textabschnitte verwenden begrenzte Rechte und R</w:t>
+      </w:r>
+      <w:r>
+        <w:t>essourcen. Fehlerhaft aufbereitete Dateien werden nicht in den Suchbestand übernommen. Quellrechte und Herkunft werden an die Ableitungen weitergegeben.</w:t>
       </w:r>
     </w:p>
     <w:p>
@@ -8634,7 +9160,10 @@
         <w:spacing w:after="160"/>
       </w:pPr>
       <w:r>
-        <w:t>Die Berechtigungen der Quellen werden vor Aufnahme und bei jeder Abfrage durchgesetzt. Quellen und sämtliche Ableitungen werden innerhalb des zulässigen Empfängerkreises verarbeitet. Zugriffsentscheidungen erfolgen außerhalb des Sprachmodells.</w:t>
+        <w:t xml:space="preserve">Die Berechtigungen der Quellen werden vor Aufnahme und bei jeder Abfrage durchgesetzt. Quellen und sämtliche Ableitungen werden </w:t>
+      </w:r>
+      <w:r>
+        <w:t>innerhalb des zulässigen Empfängerkreises verarbeitet. Zugriffsentscheidungen erfolgen außerhalb des Sprachmodells.</w:t>
       </w:r>
     </w:p>
     <w:p>
@@ -8642,7 +9171,6 @@
         <w:pStyle w:val="Kontrollfeldbezeichnung"/>
       </w:pPr>
       <w:r>
-        <w:lastRenderedPageBreak/>
         <w:t>Betrieb und Anwendung</w:t>
       </w:r>
     </w:p>
@@ -8652,7 +9180,13 @@
         <w:spacing w:after="140"/>
       </w:pPr>
       <w:r>
-        <w:t>Der Suchdienst filtert Treffer nach aktuellen Nutzerrechten, bevor er sie dem Modell übergibt. Quellrechte gelten auch für OCR-Texte, Textabschnitte, Suchvektoren, Indizes und Antworten. Technische Speicherrechte eines Dienstes begründen keine Nutzerfreigabe. Persönliche Chats und Ausführungsdaten gelangen nicht in gemeinsame Suchbestände. Unklare Rechte verhindern Aufnahme oder Abfrage. Gruppenentzug und Sperren erfassen auch direkte Objektzugriffe und zwischengespeicherte Rechte.</w:t>
+        <w:t>Der Suchdienst filtert Treffer nach aktuellen Nutzerrechten, bevor er sie dem Modell übergibt. Quellrechte gelten auch</w:t>
+      </w:r>
+      <w:r>
+        <w:t xml:space="preserve"> für OCR-Texte, Textabschnitte, Suchvektoren, Indizes und Antworten. Technische Speicherrechte eines Dienstes begründen keine Nutzerfreigabe. Persönliche Chats und Ausführungsdaten gelangen nicht in gemeinsame Suchbestände. Unklare Rechte verhindern Aufnah</w:t>
+      </w:r>
+      <w:r>
+        <w:t>me oder Abfrage. Gruppenentzug und Sperren erfassen auch direkte Objektzugriffe und zwischengespeicherte Rechte.</w:t>
       </w:r>
     </w:p>
     <w:p>
@@ -8690,7 +9224,10 @@
         <w:pStyle w:val="berschrift3"/>
       </w:pPr>
       <w:r>
-        <w:t>KI-RAG-003 – Schutz abgeleiteter Daten</w:t>
+        <w:t>KI-RAG-003 – S</w:t>
+      </w:r>
+      <w:r>
+        <w:t>chutz abgeleiteter Daten</w:t>
       </w:r>
     </w:p>
     <w:p>
@@ -8719,7 +9256,10 @@
         <w:spacing w:after="160"/>
       </w:pPr>
       <w:r>
-        <w:t>Schutz, Herkunft, Aufbewahrung, Berichtigung und Löschung einer Quelle gelten auch für ihre KI-Ableitungen. Herkunft und konkrete Fundstellen bleiben nachvollziehbar. Unzulässiger Zugriff ist unabhängig von Löschfristen gesperrt. Eine Wiederherstellung wendet aktuelle Rechte, Sperren und Löschstände an.</w:t>
+        <w:t>Schutz, Herkunft, Aufbewahrung, Berichtigung und Löschung einer Quelle gelten auch für Quelldatei, extrahierten Text, Textabschnitte, Suchvektoren, Indexeinträge, Zwischenspeicher, Gesprächskonte</w:t>
+      </w:r>
+      <w:r>
+        <w:t>xt und Sicherungen. Herkunft und konkrete Fundstellen bleiben nachvollziehbar. Unzulässiger Zugriff ist unabhängig von Löschfristen gesperrt. Eine Wiederherstellung wendet aktuelle Rechte, Sperren und Löschstände an.</w:t>
       </w:r>
     </w:p>
     <w:p>
@@ -8727,6 +9267,7 @@
         <w:pStyle w:val="Kontrollfeldbezeichnung"/>
       </w:pPr>
       <w:r>
+        <w:lastRenderedPageBreak/>
         <w:t>Betrieb und Anwendung</w:t>
       </w:r>
     </w:p>
@@ -8736,7 +9277,13 @@
         <w:spacing w:after="140"/>
       </w:pPr>
       <w:r>
-        <w:t>Quellkennung, konkrete Fundstellen, Version und Rechte verbinden Dokument, extrahierten Text, Suchvektoren, Index und Ergebnis. Berichtigung und Löschung erfassen auch Zwischenspeicher und Kontextkopien. Aufbewahrte Sicherungen stehen nicht für die reguläre Suche bereit. Im Cloud-Szenario werden gespeicherte Eingaben und Ergebnisse beim Anbieter entsprechend dem freigegebenen Verarbeitungsumfang behandelt.</w:t>
+        <w:t>Quellkennung, kon</w:t>
+      </w:r>
+      <w:r>
+        <w:t>krete Fundstellen, Version und Rechte verbinden Dokument, extrahierten Text, Textabschnitte, Suchvektoren, Index und Ergebnis. Zweckbezogene Aufbewahrungs- und Löschregeln erfassen auch Zwischenspeicher, Gesprächskontext und Sicherungen; ihre Ausführung wi</w:t>
+      </w:r>
+      <w:r>
+        <w:t>rd im bestehenden Löschverfahren dokumentiert. Aufbewahrte Sicherungen stehen nicht für die reguläre Suche bereit. Im Cloud-Szenario werden gespeicherte Eingaben und Ergebnisse beim Anbieter entsprechend dem freigegebenen Verarbeitungsumfang behandelt.</w:t>
       </w:r>
     </w:p>
     <w:p>
@@ -8745,7 +9292,10 @@
         <w:spacing w:before="60" w:after="160"/>
       </w:pPr>
       <w:r>
-        <w:t xml:space="preserve">Quellen: </w:t>
+        <w:t>Que</w:t>
+      </w:r>
+      <w:r>
+        <w:t xml:space="preserve">llen: </w:t>
       </w:r>
       <w:hyperlink w:anchor="quelle_12">
         <w:r>
@@ -8803,7 +9353,13 @@
         <w:spacing w:after="160"/>
       </w:pPr>
       <w:r>
-        <w:t>Persönliche Chats, Dateien, Ergebnisse und interne Ausführungsdaten sind vor unberechtigtem Nutzerzugriff geschützt. Chats und Agentenarbeit werden nicht automatisch in gemeinsame Wissensbestände übernommen. Die bereitstellende Person entscheidet im Rahmen ihrer Befugnisse über eine gemeinsame Nutzung.</w:t>
+        <w:t>Persönliche Chats, Dateien, Ergebniss</w:t>
+      </w:r>
+      <w:r>
+        <w:t>e und interne Ausführungsdaten sind vor unberechtigtem Nutzerzugriff geschützt. Chats und Agentenarbeit werden nicht automatisch in gemeinsame Wissensbestände übernommen. Die bereitstellende Person entscheidet im Rahmen ihrer Befugnisse über eine gemeinsam</w:t>
+      </w:r>
+      <w:r>
+        <w:t>e Nutzung.</w:t>
       </w:r>
     </w:p>
     <w:p>
@@ -8820,7 +9376,10 @@
         <w:spacing w:after="140"/>
       </w:pPr>
       <w:r>
-        <w:t>Nutzende wählen Inhalte, zulässige Ablage und berechtigten Empfängerkreis für eine Weitergabe. Die Freigabe eines Gesprächs oder Ergebnisses ist von der Aufnahme in einen gemeinsamen Suchbestand getrennt. Persönliche Arbeitsinhalte bleiben ohne entsprechende Freigabe außerhalb gemeinsamer Wissensbestände.</w:t>
+        <w:t>Nutzende wählen Inhalte, zulässige Ablage und berechtigten Empfängerkreis für eine Weitergabe. Die Freigabe eines Gesprächs oder Ergebnisses ist von der Aufnahme in einen gemeinsamen Suchbestand getrennt. Persönliche Arbeit</w:t>
+      </w:r>
+      <w:r>
+        <w:t>sinhalte bleiben ohne entsprechende Freigabe außerhalb gemeinsamer Wissensbestände.</w:t>
       </w:r>
     </w:p>
     <w:p>
@@ -8849,9 +9408,8 @@
       <w:pPr>
         <w:pStyle w:val="berschrift2"/>
       </w:pPr>
-      <w:bookmarkStart w:id="29" w:name="_Toc240566243"/>
-      <w:r>
-        <w:lastRenderedPageBreak/>
+      <w:bookmarkStart w:id="29" w:name="_Toc242173797"/>
+      <w:r>
         <w:t>9.11 Agentische Anwendungen</w:t>
       </w:r>
       <w:bookmarkEnd w:id="29"/>
@@ -8861,7 +9419,10 @@
         <w:pStyle w:val="berschrift3"/>
       </w:pPr>
       <w:r>
-        <w:t>KI-AGT-001 – Agentische Projektarbeit im Nutzerkontext</w:t>
+        <w:t xml:space="preserve">KI-AGT-001 – Agentische Projektarbeit im </w:t>
+      </w:r>
+      <w:r>
+        <w:t>Nutzerkontext</w:t>
       </w:r>
     </w:p>
     <w:p>
@@ -8890,7 +9451,10 @@
         <w:spacing w:after="160"/>
       </w:pPr>
       <w:r>
-        <w:t>Der Projektassistent führt genehmigte Datei- und Befehlsaktionen in der regulären Nutzersitzung aus. Es gelten die Rechte des angemeldeten Benutzers. Die KI-Nutzung verleiht keine zusätzlichen Administratorrechte. Die Ausgangskonfiguration verlangt Einzelgenehmigungen auch für lesende Zugriffe.</w:t>
+        <w:t>Der Projektassistent führt genehmigte Datei- und Befehlsaktionen in der regulären Nutzersitzung aus. Es gelten die Rechte des angemeldeten Benutzers. Die KI-Nutzung verleiht keine zusätzlichen Administrator</w:t>
+      </w:r>
+      <w:r>
+        <w:t>rechte. Die Ausgangskonfiguration verlangt Einzelgenehmigungen auch für lesende Zugriffe.</w:t>
       </w:r>
     </w:p>
     <w:p>
@@ -8907,7 +9471,13 @@
         <w:spacing w:after="140"/>
       </w:pPr>
       <w:r>
-        <w:t>Nutzende bestimmen Auftrag, Arbeitsbereich und Projektregeln. Sie legen den Umfang der Aktionsfreigaben nach KI-TOL-001 fest. Projektregeln steuern das Verhalten des Assistenten und erweitern keine Berechtigungen. Für die fachliche Übernahme erzeugter Ergebnisse gilt KI-OUT-001. Die agentische Bearbeitung ist vom verbindlichen Arbeitsstand getrennt. Bearbeitungsrechte und Wiederherstellungsmöglichkeiten begrenzen die Auswirkungen fehlerhafter Aktionen auf den freigegebenen Arbeitsbereich.</w:t>
+        <w:t xml:space="preserve">Nutzende bestimmen Auftrag, Arbeitsbereich und Projektregeln. Sie legen den Umfang der Aktionsfreigaben nach KI-TOL-001 fest. Projektregeln </w:t>
+      </w:r>
+      <w:r>
+        <w:t>steuern das Verhalten des Assistenten und erweitern keine Berechtigungen. Für die fachliche Übernahme erzeugter Ergebnisse gilt KI-OUT-001. Die agentische Bearbeitung ist vom verbindlichen Arbeitsstand getrennt. Bearbeitungsrechte und Wiederherstellungsmög</w:t>
+      </w:r>
+      <w:r>
+        <w:t>lichkeiten begrenzen die Auswirkungen fehlerhafter Aktionen auf den freigegebenen Arbeitsbereich.</w:t>
       </w:r>
     </w:p>
     <w:p>
@@ -8945,7 +9515,11 @@
         <w:pStyle w:val="berschrift3"/>
       </w:pPr>
       <w:r>
-        <w:t>KI-AGT-002 – Freigegebene Modellziele für Agenten</w:t>
+        <w:lastRenderedPageBreak/>
+        <w:t>KI-AGT-002 – Freigegebene M</w:t>
+      </w:r>
+      <w:r>
+        <w:t>odellziele für Agenten</w:t>
       </w:r>
     </w:p>
     <w:p>
@@ -8974,7 +9548,10 @@
         <w:spacing w:after="160"/>
       </w:pPr>
       <w:r>
-        <w:t>Der Projektassistent verwendet ausschließlich die für das jeweilige Szenario freigegebenen Modellziele. Ein automatischer Wechsel ist nur innerhalb der freigegebenen Ziele und ihres zulässigen Datenumfangs möglich. Diese Grenzen gelten auch für Erweiterungen, Projektkonfiguration und Fehlerbehandlung.</w:t>
+        <w:t>Der Projektassistent verwendet ausschließlich die für das jeweilige Szenario freigegebenen Modellziele. Ein automatischer Wechsel ist nur innerhalb der freigegebenen Ziele und ihres zulässigen Date</w:t>
+      </w:r>
+      <w:r>
+        <w:t>numfangs möglich. Diese Grenzen gelten auch für Erweiterungen, Projektkonfiguration und Fehlerbehandlung.</w:t>
       </w:r>
     </w:p>
     <w:p>
@@ -8991,7 +9568,10 @@
         <w:spacing w:after="140"/>
       </w:pPr>
       <w:r>
-        <w:t>Im Air-Gap-Szenario sind ausschließlich interne Modellendpunkte verfügbar. Im Cloud-Szenario dürfen auch automatisch einbezogene Dateien, Werkzeugergebnisse und Gesprächsverläufe nur im freigegebenen Umfang übermittelt werden. Fehlt ein zulässiges Ziel, endet die Anfrage. KI-EXT-002 regelt Ausweichziele.</w:t>
+        <w:t>Im Air-Gap-Szenario sind ausschließlich interne Modellendpunkte verfügbar. Im Cloud-Szenario dürfen auch automatisch einbezogene</w:t>
+      </w:r>
+      <w:r>
+        <w:t xml:space="preserve"> Dateien, Werkzeugergebnisse und Gesprächsverläufe nur im freigegebenen Umfang übermittelt werden. Fehlt ein zulässiges Ziel, endet die Anfrage. KI-EXT-002 regelt Ausweichziele.</w:t>
       </w:r>
     </w:p>
     <w:p>
@@ -9036,7 +9616,7 @@
       <w:pPr>
         <w:pStyle w:val="berschrift2"/>
       </w:pPr>
-      <w:bookmarkStart w:id="30" w:name="_Toc240566244"/>
+      <w:bookmarkStart w:id="30" w:name="_Toc242173798"/>
       <w:r>
         <w:t>9.12 Schutz vor eingeschleusten Anweisungen</w:t>
       </w:r>
@@ -9076,7 +9656,10 @@
         <w:spacing w:after="160"/>
       </w:pPr>
       <w:r>
-        <w:t>Eingaben, Dokumente, Quellcode und Werkzeugausgaben werden als Daten verarbeitet. Darin enthaltene Anweisungen erweitern weder den erteilten Auftrag noch Werkzeugfreigaben oder Zugriffsrechte. Die Anwendungen setzen diese Grenzen unabhängig vom Modell durch.</w:t>
+        <w:t>Eingaben, Dokumente, Quellcode u</w:t>
+      </w:r>
+      <w:r>
+        <w:t>nd Werkzeugausgaben werden als Daten verarbeitet. Darin enthaltene Anweisungen erweitern weder den erteilten Auftrag noch Werkzeugfreigaben oder Zugriffsrechte. Die Anwendungen setzen diese Grenzen unabhängig vom Modell durch.</w:t>
       </w:r>
     </w:p>
     <w:p>
@@ -9093,11 +9676,13 @@
         <w:spacing w:after="140"/>
       </w:pPr>
       <w:r>
-        <w:t>Steuernde Vorgaben und Daten werden getrennt verarbeitet. Nutzende bewerten vorgeschlagene Aktionen anhand ihres Auftrags und der erwarteten Wirkung. Eingeschleuste Anweisungen in Pro</w:t>
-      </w:r>
-      <w:r>
-        <w:lastRenderedPageBreak/>
-        <w:t>jektdateien, Dokumenten oder Suchtreffern erteilen keine Freigabe. Die Belehrung nach Anlage 1 behandelt den Umgang mit solchen Abweichungen.</w:t>
+        <w:t>Steuern</w:t>
+      </w:r>
+      <w:r>
+        <w:t>de Vorgaben und Daten werden getrennt verarbeitet. Nutzende bewerten vorgeschlagene Aktionen anhand ihres Auftrags und der erwarteten Wirkung. Eingeschleuste Anweisungen in Projektdateien, Dokumenten oder Suchtreffern erteilen keine Freigabe. Die Belehrung</w:t>
+      </w:r>
+      <w:r>
+        <w:t xml:space="preserve"> nach Anlage 1 behandelt den Umgang mit solchen Abweichungen.</w:t>
       </w:r>
     </w:p>
     <w:p>
@@ -9134,7 +9719,7 @@
       <w:pPr>
         <w:pStyle w:val="berschrift2"/>
       </w:pPr>
-      <w:bookmarkStart w:id="31" w:name="_Toc240566245"/>
+      <w:bookmarkStart w:id="31" w:name="_Toc242173799"/>
       <w:r>
         <w:t>9.13 Ergebnisprüfung</w:t>
       </w:r>
@@ -9145,7 +9730,10 @@
         <w:pStyle w:val="berschrift3"/>
       </w:pPr>
       <w:r>
-        <w:t>KI-OUT-001 – Fachliche Prüfung und Verwendung von KI-Ergebnissen</w:t>
+        <w:t xml:space="preserve">KI-OUT-001 – Fachliche Prüfung und </w:t>
+      </w:r>
+      <w:r>
+        <w:t>Verwendung von KI-Ergebnissen</w:t>
       </w:r>
     </w:p>
     <w:p>
@@ -9174,7 +9762,10 @@
         <w:spacing w:after="160"/>
       </w:pPr>
       <w:r>
-        <w:t>Die verwendende Person prüft KI-Ergebnisse vor der fachlichen Übernahme auf Richtigkeit, Vollständigkeit und Eignung für den vorgesehenen Zweck. Sie prüft und testet generierten Code im bestehenden Entwicklungsverfahren. Über Verarbeitung, Verwendung und Weitergabe entscheidet sie im Rahmen ihrer Befugnisse.</w:t>
+        <w:t>Die verwendende Person prüft KI-Ergebnisse vor der fachlichen Übernahme auf Richtigkeit, Vollständigkeit und Eignung für den vorgesehenen Zweck. Sie prüft und testet generierten Code im best</w:t>
+      </w:r>
+      <w:r>
+        <w:t>ehenden Entwicklungsverfahren. Über Verarbeitung, Verwendung und Weitergabe entscheidet sie im Rahmen ihrer Befugnisse.</w:t>
       </w:r>
     </w:p>
     <w:p>
@@ -9191,7 +9782,17 @@
         <w:spacing w:after="140"/>
       </w:pPr>
       <w:r>
-        <w:t>Die Prüfung umfasst die maßgeblichen Quellen, fachlichen Aussagen und möglichen Auswirkungen der Verwendung. KI-Ergebnisse durchlaufen die für das Arbeitsergebnis geltenden Qualitäts- und Freigabeverfahren. Eine automatische Übernahme von KI-Erzeugnissen in produktive Systeme erfolgt nicht. Anlage 1 enthält die entsprechenden Nutzungsregeln. Verbindliche Arbeitsstände werden erst durch die befugte Übernahme eines geprüften Ergebnisses geändert.</w:t>
+        <w:t>Die Prüfung umfasst die maßgeblichen Quellen, fachlichen Aussagen und möglichen Auswirkungen der Verwendung. KI-Er</w:t>
+      </w:r>
+      <w:r>
+        <w:t xml:space="preserve">gebnisse durchlaufen die für das Arbeitsergebnis geltenden Qualitäts- und Freigabeverfahren. Eine automatische Übernahme von KI-Erzeugnissen in produktive Systeme erfolgt </w:t>
+      </w:r>
+      <w:r>
+        <w:lastRenderedPageBreak/>
+        <w:t>nicht. Anlage 1 enthält die entsprechenden Nutzungsregeln. Verbindliche Arbeitsstände</w:t>
+      </w:r>
+      <w:r>
+        <w:t xml:space="preserve"> werden erst durch die befugte Übernahme eines geprüften Ergebnisses geändert.</w:t>
       </w:r>
     </w:p>
     <w:p>
@@ -9228,7 +9829,7 @@
       <w:pPr>
         <w:pStyle w:val="berschrift2"/>
       </w:pPr>
-      <w:bookmarkStart w:id="32" w:name="_Toc240566246"/>
+      <w:bookmarkStart w:id="32" w:name="_Toc242173800"/>
       <w:r>
         <w:t>9.14 Werkzeugausführung</w:t>
       </w:r>
@@ -9268,7 +9869,10 @@
         <w:spacing w:after="160"/>
       </w:pPr>
       <w:r>
-        <w:t>Nutzende genehmigen Lesen, Schreiben, Befehlsausführung und Netzwerkzugriff zunächst einzeln. Sie können bestimmte Aktionsarten für den abgegrenzten Projektauftrag freigeben und diese Freigaben zurücknehmen. Kritische, privilegierte oder nicht beherrschbar rückgängig zu machende Aktionen benötigen eine konkrete befugte Entscheidung.</w:t>
+        <w:t>Nutzende genehmigen Lesen, Schreiben, Befehlsausführung und Netzwerkzugriff zunächst einzeln. Projektfreigaben sind auf Aktionsart, Arbeitsbereich oder Pfad, zulässige Datenarte</w:t>
+      </w:r>
+      <w:r>
+        <w:t>n, Ziel oder Netzwerkadresse und Geltungsdauer begrenzt und jederzeit widerrufbar. Kritische, privilegierte, externe oder nicht beherrschbar rückgängig zu machende Aktionen benötigen stets eine konkrete befugte Entscheidung.</w:t>
       </w:r>
     </w:p>
     <w:p>
@@ -9285,7 +9889,16 @@
         <w:spacing w:after="140"/>
       </w:pPr>
       <w:r>
-        <w:t>Bei der Freigabe prüfen Nutzende Auftrag, betroffene Daten, Empfänger und erwartete Wirkung. Projektfreigaben gelten nur innerhalb dieses Umfangs und der bestehenden Nutzerrechte. Bei einer Änderung des Auftrags oder unerwartetem Verhalten werden die Freigaben überprüft und erforderlichenfalls zurückgenommen. Anlage 1 beschreibt diese Pflichten. Die interne Verarbeitung der Chatanwendung folgt KI-TOL-002.</w:t>
+        <w:t>Bei der F</w:t>
+      </w:r>
+      <w:r>
+        <w:t>reigabe prüfen Nutzende Auftrag, Aktionsart, Arbeitsbereich, betroffene Daten, Ziel, Dauer und erwartete Wirkung. Projektfreigaben gelten nur innerhalb dieses Umfangs und der bestehenden Nutzerrechte. Weder Modellantworten noch Werkzeugausgaben dürfen Frei</w:t>
+      </w:r>
+      <w:r>
+        <w:t>gaben erteilen, ausweiten oder verlängern. Bei einer Änderung des Auftrags oder unerwartetem Verhalten werden die Freigaben überprüft und erforderlichenfalls zurückgenommen. Anlage 1 beschreibt diese Pflichten. Die interne Verarbeitung der Chatanwendung fo</w:t>
+      </w:r>
+      <w:r>
+        <w:t>lgt KI-TOL-002.</w:t>
       </w:r>
     </w:p>
     <w:p>
@@ -9352,7 +9965,10 @@
         <w:spacing w:after="160"/>
       </w:pPr>
       <w:r>
-        <w:t>Serverseitige KI-Werkzeuge und Erweiterungen werden ausschließlich durch die Administration eingerichtet und geändert. Nutzende erhalten keinen eigenen Codeausführungszugang auf dem Server. Werkzeugaufrufe unterliegen den zugelassenen Funktionen und Datenrechten.</w:t>
+        <w:t>Serverseit</w:t>
+      </w:r>
+      <w:r>
+        <w:t>ige KI-Werkzeuge und Erweiterungen werden ausschließlich durch die Administration eingerichtet und geändert. Nutzende erhalten keinen eigenen Codeausführungszugang auf dem Server. Werkzeugaufrufe unterliegen den zugelassenen Funktionen und Datenrechten.</w:t>
       </w:r>
     </w:p>
     <w:p>
@@ -9360,8 +9976,10 @@
         <w:pStyle w:val="Kontrollfeldbezeichnung"/>
       </w:pPr>
       <w:r>
-        <w:lastRenderedPageBreak/>
-        <w:t>Betrieb und Anwendung</w:t>
+        <w:t>Be</w:t>
+      </w:r>
+      <w:r>
+        <w:t>trieb und Anwendung</w:t>
       </w:r>
     </w:p>
     <w:p>
@@ -9370,7 +9988,10 @@
         <w:spacing w:after="140"/>
       </w:pPr>
       <w:r>
-        <w:t>Ein interner Ausführungsdienst der Chatanwendung ist ausschließlich für diese Anwendung erreichbar. Nutzer- und Sitzungsdaten bleiben getrennt, Rechte und Ressourcen begrenzt. Ungeprüfte Pakete werden nicht automatisch installiert. Werkzeuganbindungen über das Model Context Protocol (MCP) verwenden nur freigegebene Funktionen. Anbieterbetriebene Werkzeuge sind im Cloud-Szenario nicht freigegeben. Für ihre Einführung ist eine gesonderte Fortschreibung erforderlich.</w:t>
+        <w:t>Ein interner Ausführungsdienst der Chatanwendung ist ausschließlich für diese Anwendung erreichbar. Nutzer- und Sitzungsdaten bleiben getrennt, Rechte und Ressourcen begrenzt. Ungeprüfte Pakete werden nicht automatisch installiert. Werk</w:t>
+      </w:r>
+      <w:r>
+        <w:t>zeuganbindungen über das Model Context Protocol (MCP) verwenden nur freigegebene Funktionen. Anbieterbetriebene Werkzeuge sind im Cloud-Szenario nicht freigegeben. Für ihre Einführung ist eine gesonderte Fortschreibung erforderlich.</w:t>
       </w:r>
     </w:p>
     <w:p>
@@ -9407,8 +10028,9 @@
       <w:pPr>
         <w:pStyle w:val="berschrift2"/>
       </w:pPr>
-      <w:bookmarkStart w:id="33" w:name="_Toc240566247"/>
-      <w:r>
+      <w:bookmarkStart w:id="33" w:name="_Toc242173801"/>
+      <w:r>
+        <w:lastRenderedPageBreak/>
         <w:t>9.15 Ressourcenbegrenzung</w:t>
       </w:r>
       <w:bookmarkEnd w:id="33"/>
@@ -9447,7 +10069,10 @@
         <w:spacing w:after="160"/>
       </w:pPr>
       <w:r>
-        <w:t>Modellkontext, parallele Anfragen, Laufzeit und Umfang von Agentenschleifen sind begrenzt. Dokumentaufbereitung und Modellverarbeitung halten die zugewiesenen Ressourcen ein. Die betriebliche Arbeit ist unabhängig von der Verfügbarkeit der KI durchführbar.</w:t>
+        <w:t>Modellkontext, parallele Anfragen, Laufzeit u</w:t>
+      </w:r>
+      <w:r>
+        <w:t>nd Umfang von Agentenschleifen sind begrenzt. Dokumentaufbereitung und Modellverarbeitung halten die zugewiesenen Ressourcen ein. Die betriebliche Arbeit ist unabhängig von der Verfügbarkeit der KI durchführbar.</w:t>
       </w:r>
     </w:p>
     <w:p>
@@ -9464,7 +10089,13 @@
         <w:spacing w:after="140"/>
       </w:pPr>
       <w:r>
-        <w:t>Überlange oder fehlerhafte KI-Aufträge werden begrenzt oder abgebrochen. Die Prüfung umfasst große Kontexte, wiederholte Werkzeugaufrufe und aufwendige Dokumente. Technische Grenzwerte werden in der jeweiligen Dienstkonfiguration geführt. Im Cloud-Szenario begrenzen zugeordnete Verbrauchs- und Kostenkontingente auch wiederholte Agentenanfragen.</w:t>
+        <w:t>Überlange oder fehlerh</w:t>
+      </w:r>
+      <w:r>
+        <w:t>afte KI-Aufträge werden begrenzt oder abgebrochen. Die Prüfung umfasst große Kontexte, wiederholte Werkzeugaufrufe und aufwendige Dokumente. Technische Grenzwerte werden in der jeweiligen Dienstkonfiguration geführt. Im Cloud-Szenario begrenzen zugeordnete</w:t>
+      </w:r>
+      <w:r>
+        <w:t xml:space="preserve"> Verbrauchs- und Kostenkontingente auch wiederholte Agentenanfragen.</w:t>
       </w:r>
     </w:p>
     <w:p>
@@ -9501,7 +10132,7 @@
       <w:pPr>
         <w:pStyle w:val="berschrift2"/>
       </w:pPr>
-      <w:bookmarkStart w:id="34" w:name="_Toc240566248"/>
+      <w:bookmarkStart w:id="34" w:name="_Toc242173802"/>
       <w:r>
         <w:t>9.16 Erprobung</w:t>
       </w:r>
@@ -9512,7 +10143,10 @@
         <w:pStyle w:val="berschrift3"/>
       </w:pPr>
       <w:r>
-        <w:t>KI-VAL-001 – Erprobung von Modellen und KI-Funktionen</w:t>
+        <w:t xml:space="preserve">KI-VAL-001 – Erprobung von Modellen und </w:t>
+      </w:r>
+      <w:r>
+        <w:t>KI-Funktionen</w:t>
       </w:r>
     </w:p>
     <w:p>
@@ -9541,7 +10175,10 @@
         <w:spacing w:after="160"/>
       </w:pPr>
       <w:r>
-        <w:t>Neue Modelle und KI-Funktionen werden vor ihrer Bereitstellung anhand typischer betrieblicher Aufgaben erprobt. Die Prüfung umfasst fachliche Eignung, Ergebnisqualität und die Einhaltung der KI-Berechtigungsgrenzen.</w:t>
+        <w:t>Für neue Modelle und KI-Funktionen werden vor ihrer Bereitstellung Prüfziel, Prüfumfang, Testdaten, Annahmen und Annahmekriterien festgelegt. Die ausgeführten Prüfschritte, tatsächlich erzielten Ergebnisse,</w:t>
+      </w:r>
+      <w:r>
+        <w:t xml:space="preserve"> Abweichungen und die Freigabeentscheidung werden getrennt davon dokumentiert. Die Prüfung umfasst fachliche Eignung, Ergebnisqualität und die Einhaltung der KI-Berechtigungsgrenzen.</w:t>
       </w:r>
     </w:p>
     <w:p>
@@ -9558,7 +10195,13 @@
         <w:spacing w:after="140"/>
       </w:pPr>
       <w:r>
-        <w:t>Die Testumgebung bildet den betroffenen Modellstand, die Dokumentaufbereitung, Aufgabenprofile und Werkzeugfunktionen ab. Nutzende bewerten repräsentative Ergebnisse. Gezielte Sicherheitsprüfungen erfassen Rechteentzug, direkte Schnittstellenzugriffe, Nutzertrennung und unerwartete Werkzeugaktionen nach KI-THR-001.</w:t>
+        <w:t>Die Testumgebung bildet den betroffenen Modellstand</w:t>
+      </w:r>
+      <w:r>
+        <w:t>, die Dokumentaufbereitung, Aufgabenprofile und Werkzeugfunktionen ab. Testverantwortliche dokumentieren die tatsächlich ausgeführten Schritte und Ergebnisse. Bewertungen und Selbstauskünfte von Nutzenden werden ausdrücklich als solche gekennzeichnet und n</w:t>
+      </w:r>
+      <w:r>
+        <w:t>icht als ausgeführte technische Prüfung behandelt. Gezielte Sicherheitsprüfungen erfassen Rechteentzug, direkte Schnittstellenzugriffe, Nutzertrennung und unerwartete Werkzeugaktionen nach KI-THR-001.</w:t>
       </w:r>
     </w:p>
     <w:p>
@@ -9603,9 +10246,8 @@
       <w:pPr>
         <w:pStyle w:val="berschrift2"/>
       </w:pPr>
-      <w:bookmarkStart w:id="35" w:name="_Toc240566249"/>
-      <w:r>
-        <w:lastRenderedPageBreak/>
+      <w:bookmarkStart w:id="35" w:name="_Toc242173803"/>
+      <w:r>
         <w:t>9.17 Änderungsmanagement</w:t>
       </w:r>
       <w:bookmarkEnd w:id="35"/>
@@ -9644,7 +10286,13 @@
         <w:spacing w:after="160"/>
       </w:pPr>
       <w:r>
-        <w:t>Änderungen an Modellen, Aufgabenprofilen, Kontextaufbereitung und KI-Werkzeugen werden auf ihre fachlichen und sicherheitsrelevanten Auswirkungen geprüft. Ändern sich Zweck, zulässige Daten, Berechtigungsgrenzen oder Risikobewertung, wird dieses Konzept gezielt fortgeschrieben.</w:t>
+        <w:t>Vor der Bereitst</w:t>
+      </w:r>
+      <w:r>
+        <w:t>ellung von Änderungen an Modellen, Aufgabenprofilen, Kontextaufbereitung und KI-Werkzeugen wird ihre fachliche und sicherheitsrelevante Auswirkung bewertet und dokumentiert. Die Bewertung legt fest, welche bestehenden Prüfungen erneut auszuführen sind. Änd</w:t>
+      </w:r>
+      <w:r>
+        <w:t>ern sich Zweck, zulässige Daten, Berechtigungsgrenzen oder Risikobewertung, wird dieses Konzept gezielt fortgeschrieben.</w:t>
       </w:r>
     </w:p>
     <w:p>
@@ -9652,6 +10300,7 @@
         <w:pStyle w:val="Kontrollfeldbezeichnung"/>
       </w:pPr>
       <w:r>
+        <w:lastRenderedPageBreak/>
         <w:t>Betrieb und Anwendung</w:t>
       </w:r>
     </w:p>
@@ -9661,7 +10310,13 @@
         <w:spacing w:after="140"/>
       </w:pPr>
       <w:r>
-        <w:t>Ein Produkt- oder Versionswechsel bei unveränderten Konzeptfestlegungen erfordert keine Neufassung. Die vorhandene Softwareliste und die betroffenen Dienstkonfigurationen werden aktualisiert. Modellwechsel berücksichtigen KI-MOD-002, Funktionsänderungen KI-VAL-001. Allgemeine Infrastrukturänderungen folgen dem bestehenden Informationssicherheitskonzept.</w:t>
+        <w:t>Ein Produkt- oder Versionswechsel bei unveränderten Konzeptfestlegungen erfordert keine Neufassung, aber eine dok</w:t>
+      </w:r>
+      <w:r>
+        <w:t>umentierte Auswirkungsentscheidung. Die vorhandene Softwareliste und die betroffenen Dienstkonfigurationen werden aktualisiert. Modellwechsel berücksichtigen KI-MOD-002, Funktionsänderungen KI-VAL-001. Bei Cloud-Modellen werden auch vom Anbieter geändertes</w:t>
+      </w:r>
+      <w:r>
+        <w:t xml:space="preserve"> Modellverhalten und veränderte Funktionen bewertet. Allgemeine Infrastrukturänderungen folgen dem bestehenden Informationssicherheitskonzept.</w:t>
       </w:r>
     </w:p>
     <w:p>
@@ -9682,7 +10337,10 @@
       </w:r>
       <w:hyperlink w:anchor="quelle_5">
         <w:r>
-          <w:t>[5] S. 29–32 und S. 45–47</w:t>
+          <w:t>[5] S. 29–32 und S</w:t>
+        </w:r>
+        <w:r>
+          <w:t>. 45–47</w:t>
         </w:r>
       </w:hyperlink>
       <w:r>
@@ -9698,7 +10356,7 @@
       <w:pPr>
         <w:pStyle w:val="berschrift2"/>
       </w:pPr>
-      <w:bookmarkStart w:id="36" w:name="_Toc240566250"/>
+      <w:bookmarkStart w:id="36" w:name="_Toc242173804"/>
       <w:r>
         <w:t>9.18 Protokollierung</w:t>
       </w:r>
@@ -9738,7 +10396,13 @@
         <w:spacing w:after="160"/>
       </w:pPr>
       <w:r>
-        <w:t>Die KI-Protokollierung ist auf erforderliche Betriebs- und Sicherheitsmetadaten begrenzt. Zugangsdaten sowie nicht erforderliche Gesprächs-, Dokument- und Ergebnisinhalte werden nicht erfasst. Protokolle werden nicht automatisch in gemeinsame Wissensbestände übernommen.</w:t>
+        <w:t>Die KI-Protokollierung ist auf erforderliche Betriebs- und Sicherheitsmetadaten begrenzt. Zugangsdate</w:t>
+      </w:r>
+      <w:r>
+        <w:t>n sowie nicht erforderliche Gesprächs-, Dokument- und Ergebnisinhalte werden nicht erfasst. Für jede Protokollart sind Zweck, zugriffsberechtigte Rollen, Aufbewahrungsdauer und Löschzeitpunkt festgelegt. Protokolle werden nicht automatisch in gemeinsame Wi</w:t>
+      </w:r>
+      <w:r>
+        <w:t>ssensbestände übernommen.</w:t>
       </w:r>
     </w:p>
     <w:p>
@@ -9755,7 +10419,10 @@
         <w:spacing w:after="140"/>
       </w:pPr>
       <w:r>
-        <w:t>Erfasst werden zweckgebunden etwa Zeitpunkt, KI-Funktion, Freigabeentscheidung und Fehlerstatus. Fehlertexte und Diagnoseausgaben werden auf unbeabsichtigte Inhaltsübernahme geprüft. Persönliche Gesprächsverläufe werden nach KI-RAG-004 getrennt behandelt. Für den allgemeinen Schutz und Betrieb der Protokollierung gilt KI-GEL-001.</w:t>
+        <w:t>Erfasst werden zweckgebunden etwa Zeitpunkt, KI-Funktion, Freigabeentscheidung und Fehlerstatus. Fehlertexte und Diagnoseausgaben werden auf unbeabsichtigte Inhaltsübernahme geprüft. Zugriffe sowie fristgerec</w:t>
+      </w:r>
+      <w:r>
+        <w:t>hte Löschung werden im bestehenden Protokollierungs- und Löschverfahren umgesetzt. Persönliche Gesprächsverläufe werden nach KI-RAG-004 getrennt behandelt. Für den allgemeinen Schutz und Betrieb der Protokollierung gilt KI-GEL-001.</w:t>
       </w:r>
     </w:p>
     <w:p>
@@ -9792,7 +10459,7 @@
       <w:pPr>
         <w:pStyle w:val="berschrift2"/>
       </w:pPr>
-      <w:bookmarkStart w:id="37" w:name="_Toc240566251"/>
+      <w:bookmarkStart w:id="37" w:name="_Toc242173805"/>
       <w:r>
         <w:t>9.19 Betriebsüberwachung</w:t>
       </w:r>
@@ -9832,7 +10499,10 @@
         <w:spacing w:after="160"/>
       </w:pPr>
       <w:r>
-        <w:t>Bei fehlerhaften oder unzulässigen KI-Aktionen wird die betroffene Verarbeitung unterbrochen und über die bestehenden Meldewege behandelt. Die Untersuchung erfasst den verwendeten Modellstand, den betroffenen Kontext und die ausgeführten Werkzeugaktionen.</w:t>
+        <w:t xml:space="preserve">Bei </w:t>
+      </w:r>
+      <w:r>
+        <w:t>fehlerhaften oder unzulässigen KI-Aktionen wird die betroffene Verarbeitung unterbrochen und über die bestehenden Meldewege behandelt. Die Untersuchung erfasst den verwendeten Modellstand, den betroffenen Kontext und die ausgeführten Werkzeugaktionen.</w:t>
       </w:r>
     </w:p>
     <w:p>
@@ -9840,7 +10510,10 @@
         <w:pStyle w:val="Kontrollfeldbezeichnung"/>
       </w:pPr>
       <w:r>
-        <w:t>Betrieb und Anwendung</w:t>
+        <w:t>Betr</w:t>
+      </w:r>
+      <w:r>
+        <w:t>ieb und Anwendung</w:t>
       </w:r>
     </w:p>
     <w:p>
@@ -9849,7 +10522,10 @@
         <w:spacing w:after="140"/>
       </w:pPr>
       <w:r>
-        <w:t>Betroffene Aufgabenprofile, Werkzeuge oder Wissensbestände werden erforderlichenfalls für die weitere KI-Nutzung gesperrt. Die Wiederaufnahme berücksichtigt den geklärten Fehler und die daraus folgenden Änderungen. Für den allgemeinen Vorfallprozess gilt KI-GEL-001.</w:t>
+        <w:t>Betroffene Aufgabenprofile, Werkzeuge oder Wissensbestände werden erforderlichenfalls für die weitere KI-Nutzung gesperrt. Die Wiederaufnahme berücksichtigt den geklärten Fehler und die daraus folgenden Änderungen. Für den allgemeinen Vor</w:t>
+      </w:r>
+      <w:r>
+        <w:t>fallprozess gilt KI-GEL-001.</w:t>
       </w:r>
     </w:p>
     <w:p>
@@ -9886,7 +10562,7 @@
       <w:pPr>
         <w:pStyle w:val="berschrift2"/>
       </w:pPr>
-      <w:bookmarkStart w:id="38" w:name="_Toc240566252"/>
+      <w:bookmarkStart w:id="38" w:name="_Toc242173806"/>
       <w:r>
         <w:lastRenderedPageBreak/>
         <w:t>9.20 Wiederherstellung</w:t>
@@ -9898,7 +10574,10 @@
         <w:pStyle w:val="berschrift3"/>
       </w:pPr>
       <w:r>
-        <w:t>KI-OPS-003 – Konsistenz nach Wiederherstellung von KI-Daten</w:t>
+        <w:t>KI-OPS-003 – Konsistenz nach Wiederherstellu</w:t>
+      </w:r>
+      <w:r>
+        <w:t>ng von KI-Daten</w:t>
       </w:r>
     </w:p>
     <w:p>
@@ -9927,7 +10606,10 @@
         <w:spacing w:after="160"/>
       </w:pPr>
       <w:r>
-        <w:t>Bei der Wiederaufnahme der KI-Verarbeitung stimmen Modellstand, Modellalias, Aufgabenprofile und Suchindizes miteinander überein. Aktuelle Rechte, Zugriffssperren und Löschstände gelten auch für wiederhergestellte KI-Ableitungen.</w:t>
+        <w:t>Bei der Wiederaufnahme der KI-Verarbeitung stimmen Modellstand, Modellalias, Aufgabenprofile und Suchindizes miteinander überein. Aktuelle Rechte, Zugriffssperren und Löschstände gelten auch für wiederher</w:t>
+      </w:r>
+      <w:r>
+        <w:t>gestellte KI-Ableitungen.</w:t>
       </w:r>
     </w:p>
     <w:p>
@@ -9944,7 +10626,10 @@
         <w:spacing w:after="140"/>
       </w:pPr>
       <w:r>
-        <w:t>Nicht zum Modell- oder Aufbereitungsstand passende Suchindizes werden vor der Verwendung neu erzeugt. Wiederhergestellte Inhalte erhalten keine erweiterten Berechtigungen. Die allgemeine Datensicherung und Wiederherstellung richtet sich nach dem bestehenden Informationssicherheitskonzept.</w:t>
+        <w:t>Nicht zum Modell- oder Aufbereitungsstand passende Suchindizes werden vor der Verwendung neu erzeugt. Wiederhergestellte Inhalte erhalten keine erweiterten Berechtigungen. Die allgemeine Datensicherung und Wi</w:t>
+      </w:r>
+      <w:r>
+        <w:t>ederherstellung richtet sich nach dem bestehenden Informationssicherheitskonzept.</w:t>
       </w:r>
     </w:p>
     <w:p>
@@ -9981,7 +10666,7 @@
       <w:pPr>
         <w:pStyle w:val="berschrift2"/>
       </w:pPr>
-      <w:bookmarkStart w:id="39" w:name="_Toc240566253"/>
+      <w:bookmarkStart w:id="39" w:name="_Toc242173807"/>
       <w:r>
         <w:t>9.21 Außerbetriebnahme</w:t>
       </w:r>
@@ -9992,7 +10677,10 @@
         <w:pStyle w:val="berschrift3"/>
       </w:pPr>
       <w:r>
-        <w:t>KI-DEC-001 – Entfernung nicht mehr benötigter KI-Bestände</w:t>
+        <w:t xml:space="preserve">KI-DEC-001 – </w:t>
+      </w:r>
+      <w:r>
+        <w:t>Entfernung nicht mehr benötigter KI-Bestände</w:t>
       </w:r>
     </w:p>
     <w:p>
@@ -10021,7 +10709,13 @@
         <w:spacing w:after="160"/>
       </w:pPr>
       <w:r>
-        <w:t>Bei der Außerbetriebnahme einer KI-Funktion werden die zugehörigen Modellzugänge, Aufgabenprofile und Werkzeuganbindungen aufgehoben. Nicht mehr benötigte Suchindizes, Kontextkopien und Zwischenspeicher werden unter Beachtung der geltenden Aufbewahrungs- und Löschbestimmungen entfernt.</w:t>
+        <w:t>Bei der Außerbetriebnahme einer KI-Funktion werden die zugehörigen Modellzugänge, Aufgabenprofile und Werkzeuganbindungen aufgehoben. Alle von der Funktion erzeugten oder gesp</w:t>
+      </w:r>
+      <w:r>
+        <w:t>eicherten KI-Daten werden erfasst. Nicht mehr benötigte Quelldateien, extrahierte Texte, Textabschnitte, Suchvektoren, Indexeinträge, Gesprächskontexte, Protokolle und Zwischenspeicher werden unter Beachtung der geltenden Aufbewahrungs- und Löschbestimmung</w:t>
+      </w:r>
+      <w:r>
+        <w:t>en entfernt.</w:t>
       </w:r>
     </w:p>
     <w:p>
@@ -10038,7 +10732,10 @@
         <w:spacing w:after="140"/>
       </w:pPr>
       <w:r>
-        <w:t>Die Prüfung erfasst auch KI-Ableitungen ohne unmittelbar sichtbares Quelldokument. Gemeinsam genutzte Modelle oder Wissensbestände werden nur im betroffenen Umfang geändert. Für die allgemeine Außerbetriebnahme von Systemen gilt KI-GEL-001.</w:t>
+        <w:t>Die Prüfung erfasst auch KI-Ableitungen ohne unmittelbar sichtbares Quelldokument. Gemeinsam genutzte Modelle, Wissensbestände und Sicherungen werden im betroffenen Umfang nach dem bestehenden Berechtigungs-, Aufbewahrung</w:t>
+      </w:r>
+      <w:r>
+        <w:t>s- und Löschverfahren behandelt. Der Abschluss der Entfernung wird nachvollziehbar bestätigt. Für die allgemeine Außerbetriebnahme von Systemen gilt KI-GEL-001.</w:t>
       </w:r>
     </w:p>
     <w:p>
@@ -10075,7 +10772,7 @@
       <w:pPr>
         <w:pStyle w:val="berschrift2"/>
       </w:pPr>
-      <w:bookmarkStart w:id="40" w:name="_Toc240566254"/>
+      <w:bookmarkStart w:id="40" w:name="_Toc242173808"/>
       <w:r>
         <w:t>9.22 Cloud-Verarbeitung und Ausweichziele</w:t>
       </w:r>
@@ -10115,7 +10812,10 @@
         <w:spacing w:after="160"/>
       </w:pPr>
       <w:r>
-        <w:t>Im Cloud-Szenario sind Anbieter, Modellfunktionen, Verarbeitungszwecke und Datenarten ausdrücklich für die KI-Nutzung freigegeben. Die Freigabe umfasst Eingaben, automatisch ergänzten Kontext, Werkzeugrückmeldungen, Ergebnisse und Metadaten. Eine allgemeine Internet- oder Cloud-Freigabe genügt dafür nicht.</w:t>
+        <w:t xml:space="preserve">Im Cloud-Szenario sind Anbieter, Modellfunktionen, Verarbeitungszwecke und Datenarten </w:t>
+      </w:r>
+      <w:r>
+        <w:t>ausdrücklich für die KI-Nutzung freigegeben. Die Freigabe umfasst Eingaben, automatisch ergänzten Kontext, Werkzeugrückmeldungen, Ergebnisse und Metadaten. Eine allgemeine Internet- oder Cloud-Freigabe genügt dafür nicht.</w:t>
       </w:r>
     </w:p>
     <w:p>
@@ -10123,6 +10823,7 @@
         <w:pStyle w:val="Kontrollfeldbezeichnung"/>
       </w:pPr>
       <w:r>
+        <w:lastRenderedPageBreak/>
         <w:t>Betrieb und Anwendung</w:t>
       </w:r>
     </w:p>
@@ -10132,11 +10833,16 @@
         <w:spacing w:after="140"/>
       </w:pPr>
       <w:r>
-        <w:t>Die bestehenden Anbieter-, Vertrags- und Datenschutzverfahren berücksichtigen die KI-Verarbeitung einschließlich Verarbeitungsorten, Unterauftragnehmern und möglichen administrativen Zugriffen. Speicherung, Aufbewahrung, Löschung und Missbrauchsprüfung beim Anbieter sind mit dem zugelassenen Datenumfang vereinbar. Eine Nutzung der Inhalte für Anbietertraining oder Modellverbes</w:t>
-      </w:r>
-      <w:r>
-        <w:lastRenderedPageBreak/>
-        <w:t>serung ist ausgeschlossen. Nicht benötigte Verlaufsspeicherung und Freigabefunktionen sind deaktiviert. Änderungen dieser Bedingungen lösen KI-VAL-002 aus. Die Verarbeitung von Verschlusssachen ist im Cloud-Szenario nicht umfasst.</w:t>
+        <w:t xml:space="preserve">Die </w:t>
+      </w:r>
+      <w:r>
+        <w:t>bestehenden Anbieter-, Vertrags- und Datenschutzverfahren berücksichtigen die KI-Verarbeitung einschließlich Verarbeitungsorten, Unterauftragnehmern und möglichen administrativen Zugriffen. Speicherung, Aufbewahrung, Löschung und Missbrauchsprüfung beim An</w:t>
+      </w:r>
+      <w:r>
+        <w:t>bieter sind mit dem zugelassenen Datenumfang vereinbar. Eine Nutzung der Inhalte für Anbietertraining oder Modellverbesserung ist ausgeschlossen. Nicht benötigte Verlaufsspeicherung und Freigabefunktionen sind deaktiviert. Änderungen dieser Bedingungen lös</w:t>
+      </w:r>
+      <w:r>
+        <w:t>en KI-VAL-002 aus. Die Verarbeitung von Verschlusssachen ist im Cloud-Szenario nicht umfasst.</w:t>
       </w:r>
     </w:p>
     <w:p>
@@ -10219,7 +10925,10 @@
         <w:spacing w:after="160"/>
       </w:pPr>
       <w:r>
-        <w:t>Automatische Ausweichziele sind nur innerhalb des freigegebenen Szenarios und seines Verarbeitungsumfangs zulässig. Die Air-Gap-Umgebung hat keine externen Ausweichziele. Im Cloud-Szenario besitzt jedes Ausweichziel eine eigene Freigabe nach KI-EXT-001.</w:t>
+        <w:t>Automatische Ausweichziele sind nur innerhalb des freigegebenen Szenarios und seines Verarbeitungsumfangs zuläss</w:t>
+      </w:r>
+      <w:r>
+        <w:t>ig. Die Air-Gap-Umgebung hat keine externen Ausweichziele. Im Cloud-Szenario besitzt jedes Ausweichziel eine eigene Freigabe nach KI-EXT-001.</w:t>
       </w:r>
     </w:p>
     <w:p>
@@ -10236,7 +10945,10 @@
         <w:spacing w:after="140"/>
       </w:pPr>
       <w:r>
-        <w:t>Ein Ausfall, ein Anmeldefehler oder ein Kapazitätsengpass erweitert keine Ziel- oder Datenfreigabe. Fehlerpfade und Erweiterungen werden auf unerlaubte Zielwechsel geprüft. Ist kein zugelassenes Ziel verfügbar, endet der KI-Auftrag. Private Konten und nicht freigegebene Dienste werden nicht als Ersatz verwendet.</w:t>
+        <w:t>Ein Ausfall, ein Anmeldefehler oder ein Kapazitätsengpass erweitert keine Ziel- oder Datenfr</w:t>
+      </w:r>
+      <w:r>
+        <w:t>eigabe. Fehlerpfade und Erweiterungen werden auf unerlaubte Zielwechsel geprüft. Ist kein zugelassenes Ziel verfügbar, endet der KI-Auftrag. Private Konten und nicht freigegebene Dienste werden nicht als Ersatz verwendet.</w:t>
       </w:r>
     </w:p>
     <w:p>
@@ -10273,7 +10985,7 @@
       <w:pPr>
         <w:pStyle w:val="berschrift1"/>
       </w:pPr>
-      <w:bookmarkStart w:id="41" w:name="_Toc240566255"/>
+      <w:bookmarkStart w:id="41" w:name="_Toc242173809"/>
       <w:r>
         <w:t>10 Wissenssuche</w:t>
       </w:r>
@@ -10284,7 +10996,10 @@
         <w:pStyle w:val="Flietext"/>
       </w:pPr>
       <w:r>
-        <w:t>Nutzende stellen Dokumente bewusst über die freigegebene Dokumentenablage bereit. Die Wissenssuche verarbeitet ausschließlich dafür zugelassene Inhalte. Die Aufnahme und Verarbeitung folgen KI-RAG-001 (Abbildung 7).</w:t>
+        <w:t>Nutzende stellen Dokumente bewusst über die freigegebene Dokumentenablage bereit. Die Wissenssuche verarbeitet ausschließlich fachlich freigegeb</w:t>
+      </w:r>
+      <w:r>
+        <w:t>ene, hinreichend aktuelle und rechtlich nutzbare Inhalte. Verantwortliche Stelle, Prüfentscheidung und nächster Prüftermin bleiben nachvollziehbar. Die Aufnahme und Verarbeitung folgen KI-RAG-001 (Abbildung 7).</w:t>
       </w:r>
     </w:p>
     <w:p>
@@ -10292,7 +11007,13 @@
         <w:pStyle w:val="Flietext"/>
       </w:pPr>
       <w:r>
-        <w:t>Der Aufbereitungsdienst extrahiert die Dokumentinhalte, das Embedding-Modell erzeugt Suchvektoren und der Suchdienst liefert Textstellen als Kontext an das Hauptmodell. KI-RAG-001 regelt die Aufnahme. KI-RAG-002 und KI-RAG-003 führen die Quellrechte durch Textabschnitte, Suchtreffer und Antworten fort und erfassen auch Sperrung und Löschung der Ableitungen.</w:t>
+        <w:t>Der Aufbereitungsdienst extrahiert die Dokume</w:t>
+      </w:r>
+      <w:r>
+        <w:t>ntinhalte, das Embedding-Modell erzeugt Suchvektoren und der Suchdienst liefert Textstellen als Kontext an das Hauptmodell. KI-RAG-001 regelt die Aufnahme. KI-RAG-002 und KI-RAG-003 führen die Quellrechte durch Textabschnitte, Suchtreffer und Antworten for</w:t>
+      </w:r>
+      <w:r>
+        <w:t>t. Aufbewahrung, Sperrung und Löschung erfassen Quelldatei, extrahierten Text, Textabschnitte, Suchvektoren, Indexeinträge, Zwischenspeicher, Gesprächskontext und Sicherungen.</w:t>
       </w:r>
     </w:p>
     <w:p>
@@ -10349,14 +11070,17 @@
         <w:keepLines/>
       </w:pPr>
       <w:r>
-        <w:t>Abbildung 7: Die freigegebene Wissenssuche verarbeitet bewusst abgelegte Dokumente unter durchgängigen Quellrechten.</w:t>
+        <w:t>Abbildung 7: Die freigegebene Wissenssuche verarbeitet bewusst abgelegte Dokum</w:t>
+      </w:r>
+      <w:r>
+        <w:t>ente unter durchgängigen Quellrechten.</w:t>
       </w:r>
     </w:p>
     <w:p>
       <w:pPr>
         <w:pStyle w:val="berschrift1"/>
       </w:pPr>
-      <w:bookmarkStart w:id="42" w:name="_Toc240566256"/>
+      <w:bookmarkStart w:id="42" w:name="_Toc242173810"/>
       <w:r>
         <w:t>11 Agentische Anwendungen</w:t>
       </w:r>
@@ -10367,7 +11091,13 @@
         <w:pStyle w:val="Flietext"/>
       </w:pPr>
       <w:r>
-        <w:t>Der Projektassistent verwendet den für das Szenario freigegebenen Modellzugang. Freigegebene Datei- und Befehlsaktionen laufen in der regulären Nutzersitzung mit den Rechten des angemeldeten Benutzers. In der Ausgangskonfiguration benötigt jede Aktion eine Einzelgenehmigung, auch das Lesen. Nutzende können für ihr Projekt einzelne Aktionsarten freigeben. Die Nutzerbelehrung nach Anlage 1 behandelt die Prüfung von Auftrag, Freigabeumfang und erwarteter Wirkung (KI-AGT-001, Abbildung 8).</w:t>
+        <w:t xml:space="preserve">Der Projektassistent verwendet den für das Szenario freigegebenen Modellzugang. Freigegebene Datei- und Befehlsaktionen laufen in der regulären Nutzersitzung mit den Rechten des angemeldeten </w:t>
+      </w:r>
+      <w:r>
+        <w:t xml:space="preserve">Benutzers. In der Ausgangskonfiguration benötigt jede Aktion eine Einzelgenehmigung, auch das Lesen. Projektfreigaben werden auf Aktionsart, Arbeitsbereich oder Pfad, zulässige Datenarten, Ziel und Geltungsdauer begrenzt. Die Nutzerbelehrung nach Anlage 1 </w:t>
+      </w:r>
+      <w:r>
+        <w:t>behandelt die Prüfung von Auftrag, Freigabeumfang und erwarteter Wirkung (KI-AGT-001, Abbildung 8).</w:t>
       </w:r>
     </w:p>
     <w:p>
@@ -10375,7 +11105,13 @@
         <w:pStyle w:val="Flietext"/>
       </w:pPr>
       <w:r>
-        <w:t>Nutzende und Teams gestalten ihre lokale Projektarbeit mit Projektregeln und Arbeitsabläufen. Diese erweitern weder Nutzerrechte noch Befugnisse zur Änderung von Serverfunktionen. Den Rahmen für Aktionsfreigaben legt KI-TOL-001 fest. Kritische Aktionen erfordern weiterhin die konkrete befugte Entscheidung. Die verbindliche Übernahme von Ergebnissen folgt Kapitel 3.</w:t>
+        <w:t xml:space="preserve">Nutzende und Teams gestalten ihre lokale Projektarbeit mit Projektregeln und Arbeitsabläufen. Diese erweitern weder Nutzerrechte noch Befugnisse zur </w:t>
+      </w:r>
+      <w:r>
+        <w:t>Änderung von Serverfunktionen. Modellantworten und Werkzeugausgaben dürfen keine Freigabe erteilen, ausweiten oder verlängern. Den Rahmen für Aktionsfreigaben legt KI-TOL-001 fest. Kritische, privilegierte, externe oder nicht beherrschbar rückgängig zu mac</w:t>
+      </w:r>
+      <w:r>
+        <w:t>hende Aktionen erfordern weiterhin die konkrete befugte Entscheidung. Die verbindliche Übernahme von Ergebnissen folgt Kapitel 3.</w:t>
       </w:r>
     </w:p>
     <w:p>
@@ -10383,7 +11119,14 @@
         <w:pStyle w:val="Flietext"/>
       </w:pPr>
       <w:r>
-        <w:t>Quellcode, Dokumente und Werkzeugausgaben können eingeschleuste Anweisungen enthalten. KI-PMT-001 behandelt deren Einfluss auf Agentenaktionen. Die Beschränkung auf freigegebene Modellziele wird nach KI-AGT-002 geprüft, einschließlich veränderter Projektkonfigurationen und Fehlerpfade.</w:t>
+        <w:t>Quellcode, Dokumente und Werkzeugausgaben können eingeschleuste Anweisungen enthalten. KI-PMT-001 behandelt deren Einfluss auf</w:t>
+      </w:r>
+      <w:r>
+        <w:t xml:space="preserve"> Agentenaktionen. Die Beschränkung auf freigegebene Modell</w:t>
+      </w:r>
+      <w:r>
+        <w:lastRenderedPageBreak/>
+        <w:t>ziele wird nach KI-AGT-002 geprüft, einschließlich veränderter Projektkonfigurationen und Fehlerpfade.</w:t>
       </w:r>
     </w:p>
     <w:p>
@@ -10396,7 +11139,6 @@
         <w:rPr>
           <w:noProof/>
         </w:rPr>
-        <w:lastRenderedPageBreak/>
         <w:drawing>
           <wp:inline distT="0" distB="0" distL="0" distR="0">
             <wp:extent cx="4320000" cy="4143158"/>
@@ -10440,14 +11182,17 @@
         <w:keepLines/>
       </w:pPr>
       <w:r>
-        <w:t>Abbildung 8: Agentenaktionen beginnen mit Einzelgenehmigungen. Projektfreigaben bleiben an Rechte und Wirkung gebunden.</w:t>
+        <w:t>Abbildung 8: Agentenaktionen beginnen mit Einzelgenehmigungen. Projektfreigaben bleiben an Re</w:t>
+      </w:r>
+      <w:r>
+        <w:t>chte und Wirkung gebunden.</w:t>
       </w:r>
     </w:p>
     <w:p>
       <w:pPr>
         <w:pStyle w:val="berschrift1"/>
       </w:pPr>
-      <w:bookmarkStart w:id="43" w:name="_Toc240566257"/>
+      <w:bookmarkStart w:id="43" w:name="_Toc242173811"/>
       <w:r>
         <w:t>12 Pflege der KI-Funktionen</w:t>
       </w:r>
@@ -10457,7 +11202,7 @@
       <w:pPr>
         <w:pStyle w:val="berschrift2"/>
       </w:pPr>
-      <w:bookmarkStart w:id="44" w:name="_Toc240566258"/>
+      <w:bookmarkStart w:id="44" w:name="_Toc242173812"/>
       <w:r>
         <w:t>12.1 Modell- und Funktionsänderungen</w:t>
       </w:r>
@@ -10468,7 +11213,10 @@
         <w:pStyle w:val="Flietext"/>
       </w:pPr>
       <w:r>
-        <w:t>Modellwechsel werden mit den betroffenen Aufgabenprofilen, Werkzeugfunktionen und Dokumentbeständen erprobt. Lokale Modellaliase bleiben dem geprüften Stand zugeordnet. Für Cloud-Modelle gelten die Änderungsgrenzen nach KI-MOD-002. Änderungen an der Dokumentaufbereitung oder am Embedding-Modell berücksichtigen die Konsistenz vorhandener Suchindizes (KI-MOD-002, KI-VAL-001).</w:t>
+        <w:t>Vor einer Erprobung werden Prüfziel, Prüfumfang, Testdaten, Annahmen und Annahmekriterien festgelegt. Testverantwortliche dokumentieren getrennt davon die tatsächli</w:t>
+      </w:r>
+      <w:r>
+        <w:t>ch ausgeführten Prüfschritte, Ergebnisse, Abweichungen und Freigabeentscheidung. Bewertungen oder Selbstauskünfte von Nutzenden werden als solche gekennzeichnet und nicht als ausgeführte technische Prüfung behandelt (KI-VAL-001).</w:t>
       </w:r>
     </w:p>
     <w:p>
@@ -10476,14 +11224,38 @@
         <w:pStyle w:val="Flietext"/>
       </w:pPr>
       <w:r>
-        <w:t>Die Fortschreibung des Konzepts richtet sich nach Änderungen an Zweck, Datenverwendung, KI-Berechtigungsgrenzen und Risikobewertung. Ein Austausch von Programmen oder Betriebsmitteln bei unveränderten Konzeptfestlegungen wird in der vorhandenen Softwareliste und den betroffenen Konfigurationen gepflegt (KI-GOV-001, KI-VAL-002).</w:t>
+        <w:t>Vor der Bereitstellung ein</w:t>
+      </w:r>
+      <w:r>
+        <w:t>er Änderung wird ihre Auswirkung bewertet. Diese Entscheidung legt fest, welche bestehenden Prüfungen erneut auszuführen sind. Modellwechsel werden mit den betroffenen Aufgabenprofilen, Werkzeugfunktionen und Dokumentbeständen erprobt; bei Cloud-Modellen w</w:t>
+      </w:r>
+      <w:r>
+        <w:t>erden auch vom Anbieter geändertes Verhalten und veränderte Funktionen berücksichtigt. Lokale Modellaliase bleiben dem geprüften Stand zugeordnet. Änderungen an der Dokumentaufbereitung oder am Embedding-Modell berücksichtigen die Konsistenz vorhandener Su</w:t>
+      </w:r>
+      <w:r>
+        <w:t>chindizes (KI-MOD-002, KI-VAL-001, KI-VAL-002).</w:t>
+      </w:r>
+    </w:p>
+    <w:p>
+      <w:pPr>
+        <w:pStyle w:val="Flietext"/>
+      </w:pPr>
+      <w:r>
+        <w:t xml:space="preserve">Die Fortschreibung des Konzepts richtet sich nach Änderungen an Zweck, Datenverwendung, KI-Berechtigungsgrenzen und Risikobewertung. Ein Austausch von Programmen oder Betriebsmitteln </w:t>
+      </w:r>
+      <w:r>
+        <w:lastRenderedPageBreak/>
+        <w:t>bei unveränderten Konzept</w:t>
+      </w:r>
+      <w:r>
+        <w:t>festlegungen wird in der vorhandenen Softwareliste und den betroffenen Konfigurationen gepflegt (KI-GOV-001, KI-VAL-002).</w:t>
       </w:r>
     </w:p>
     <w:p>
       <w:pPr>
         <w:pStyle w:val="berschrift2"/>
       </w:pPr>
-      <w:bookmarkStart w:id="45" w:name="_Toc240566259"/>
+      <w:bookmarkStart w:id="45" w:name="_Toc242173813"/>
       <w:r>
         <w:t>12.2 Protokolle und Auffälligkeiten</w:t>
       </w:r>
@@ -10494,16 +11266,21 @@
         <w:pStyle w:val="Flietext"/>
       </w:pPr>
       <w:r>
-        <w:t>Die KI-Protokollierung vermeidet die Übernahme nicht erforderlicher Gesprächs- und Dokumentinhalte. Bei einer Auffälligkeit werden der Modellstand, der betroffene Kontext und die tatsächlichen Werkzeugaktionen betrachtet. Der allgemeine Betrieb und die Vorfallbearbeitung folgen dem bestehenden Informationssicherheitskonzept (KI-OPS-001, KI-OPS-002).</w:t>
+        <w:t>Die KI-Protokollierung vermeidet die Übernahme nicht erforderlicher Gesprächs- und Dokumentinhalte</w:t>
+      </w:r>
+      <w:r>
+        <w:t>. Für jede Protokollart sind Zweck, zugriffsberechtigte Rollen, Aufbewahrungsdauer und Löschzeitpunkt festgelegt. Bei einer Auffälligkeit werden der Modellstand, der betroffene Kontext und die tatsächlichen Werkzeugaktionen betrachtet. Der allgemeine Betri</w:t>
+      </w:r>
+      <w:r>
+        <w:t>eb und die Vorfallbearbeitung folgen dem bestehenden Informationssicherheitskonzept (KI-OPS-001, KI-OPS-002).</w:t>
       </w:r>
     </w:p>
     <w:p>
       <w:pPr>
         <w:pStyle w:val="berschrift2"/>
       </w:pPr>
-      <w:bookmarkStart w:id="46" w:name="_Toc240566260"/>
-      <w:r>
-        <w:lastRenderedPageBreak/>
+      <w:bookmarkStart w:id="46" w:name="_Toc242173814"/>
+      <w:r>
         <w:t>12.3 Wiederaufnahme und Außerbetriebnahme</w:t>
       </w:r>
       <w:bookmarkEnd w:id="46"/>
@@ -10513,16 +11290,25 @@
         <w:pStyle w:val="Flietext"/>
       </w:pPr>
       <w:r>
-        <w:t>Nach einer Wiederherstellung werden zusammengehörige Modellstände, Aufgabenprofile und Suchindizes auf Konsistenz geprüft. Aktuelle Rechte und Löschstände gelten auch für wiederhergestellte KI-Ableitungen. Bei der Außerbetriebnahme einer KI-Funktion werden ihre Zugänge und verbliebenen Ableitungen behandelt (KI-OPS-003, KI-DEC-001).</w:t>
+        <w:t>Nach einer Wiederherstellung werden zusammengehörige Modellstände, Aufgabenprofile und Suchindizes auf K</w:t>
+      </w:r>
+      <w:r>
+        <w:t>onsistenz geprüft. Aktuelle Rechte und Löschstände gelten auch für wiederhergestellte KI-Ableitungen. Bei der Außerbetriebnahme werden Zugänge aufgehoben und alle gespeicherten oder abgeleiteten KI-Daten erfasst. Quelldateien, extrahierte Texte, Textabschn</w:t>
+      </w:r>
+      <w:r>
+        <w:t>itte, Suchvektoren, Indexeinträge, Gesprächskontexte, Protokolle, Zwischenspeicher und Sicherungen werden nach dem bestehenden Aufbewahrungs- und Löschverfahren behandelt; der Abschluss wird nachvollziehbar bestätigt (KI-OPS-003, KI-DEC-001).</w:t>
       </w:r>
     </w:p>
     <w:p>
       <w:pPr>
         <w:pStyle w:val="berschrift1"/>
       </w:pPr>
-      <w:bookmarkStart w:id="47" w:name="_Toc240566261"/>
-      <w:r>
-        <w:t>13 BSI- und ISO-Zuordnung</w:t>
+      <w:bookmarkStart w:id="47" w:name="_Toc242173815"/>
+      <w:r>
+        <w:t>13 BSI- und I</w:t>
+      </w:r>
+      <w:r>
+        <w:t>SO-Zuordnung</w:t>
       </w:r>
       <w:bookmarkEnd w:id="47"/>
     </w:p>
@@ -10985,7 +11771,10 @@
               <w:pStyle w:val="Tabellentext"/>
             </w:pPr>
             <w:r>
-              <w:t>ISO/IEC 42001:2023 A.6, ISO/IEC 27002:2022 6.3</w:t>
+              <w:t>ISO/IEC 42001:2023 A.6, I</w:t>
+            </w:r>
+            <w:r>
+              <w:t>SO/IEC 27002:2022 6.3</w:t>
             </w:r>
           </w:p>
         </w:tc>
@@ -11269,6 +12058,7 @@
               <w:jc w:val="center"/>
             </w:pPr>
             <w:r>
+              <w:lastRenderedPageBreak/>
               <w:t>KI-THR-001</w:t>
             </w:r>
           </w:p>
@@ -11613,7 +12403,6 @@
               <w:jc w:val="center"/>
             </w:pPr>
             <w:r>
-              <w:lastRenderedPageBreak/>
               <w:t>KI-API-002</w:t>
             </w:r>
           </w:p>
@@ -12064,7 +12853,10 @@
               <w:pStyle w:val="Tabellentext"/>
             </w:pPr>
             <w:r>
-              <w:t>Durchgängige Berechtigungsprüfung und Indextrennung</w:t>
+              <w:t>Durchgängige Berechtigungsprüfung</w:t>
+            </w:r>
+            <w:r>
+              <w:t xml:space="preserve"> und Indextrennung</w:t>
             </w:r>
           </w:p>
         </w:tc>
@@ -12236,7 +13028,10 @@
               <w:pStyle w:val="Tabellentext"/>
             </w:pPr>
             <w:r>
-              <w:t>Persönliche Inhalte und gemeinsame Wissensbestände</w:t>
+              <w:t>Persönliche Inhalte und gemeinsame Wissensb</w:t>
+            </w:r>
+            <w:r>
+              <w:t>estände</w:t>
             </w:r>
           </w:p>
         </w:tc>
@@ -12448,7 +13243,10 @@
               <w:pStyle w:val="Tabellentext"/>
             </w:pPr>
             <w:r>
-              <w:t>ISO/IEC 27002:2022 8.19, ISO/IEC 27002:2022 8.20</w:t>
+              <w:t>ISO/IEC</w:t>
+            </w:r>
+            <w:r>
+              <w:t xml:space="preserve"> 27002:2022 8.19, ISO/IEC 27002:2022 8.20</w:t>
             </w:r>
           </w:p>
         </w:tc>
@@ -12560,6 +13358,7 @@
               <w:jc w:val="center"/>
             </w:pPr>
             <w:r>
+              <w:lastRenderedPageBreak/>
               <w:t>KI-OUT-001</w:t>
             </w:r>
           </w:p>
@@ -12620,7 +13419,10 @@
               <w:pStyle w:val="Tabellentext"/>
             </w:pPr>
             <w:r>
-              <w:t>ISO/IEC 42001:2023 A.8, ISO/IEC 25059:2023</w:t>
+              <w:t xml:space="preserve">ISO/IEC </w:t>
+            </w:r>
+            <w:r>
+              <w:t>42001:2023 A.8, ISO/IEC 25059:2023</w:t>
             </w:r>
           </w:p>
         </w:tc>
@@ -12792,7 +13594,10 @@
               <w:pStyle w:val="Tabellentext"/>
             </w:pPr>
             <w:r>
-              <w:t>ISO/IEC 27002:2022 5.21, ISO/IEC 27002:2022 8.15</w:t>
+              <w:t xml:space="preserve">ISO/IEC 27002:2022 5.21, ISO/IEC </w:t>
+            </w:r>
+            <w:r>
+              <w:t>27002:2022 8.15</w:t>
             </w:r>
           </w:p>
         </w:tc>
@@ -12990,7 +13795,6 @@
               <w:jc w:val="center"/>
             </w:pPr>
             <w:r>
-              <w:lastRenderedPageBreak/>
               <w:t>KI-VAL-002</w:t>
             </w:r>
           </w:p>
@@ -13183,7 +13987,10 @@
               <w:pStyle w:val="Tabellentext"/>
             </w:pPr>
             <w:r>
-              <w:t>Behandlung KI-spezifischer Auffälligkeiten</w:t>
+              <w:t xml:space="preserve">Behandlung </w:t>
+            </w:r>
+            <w:r>
+              <w:t>KI-spezifischer Auffälligkeiten</w:t>
             </w:r>
           </w:p>
         </w:tc>
@@ -13355,7 +14162,10 @@
               <w:pStyle w:val="Tabellentext"/>
             </w:pPr>
             <w:r>
-              <w:t>Entfernung nicht mehr benötigter KI-Bestände</w:t>
+              <w:t xml:space="preserve">Entfernung nicht mehr </w:t>
+            </w:r>
+            <w:r>
+              <w:t>benötigter KI-Bestände</w:t>
             </w:r>
           </w:p>
         </w:tc>
@@ -13527,7 +14337,10 @@
               <w:pStyle w:val="Tabellentext"/>
             </w:pPr>
             <w:r>
-              <w:t>Zulässige Ausweichziele</w:t>
+              <w:t>Zulässige Ausweichziel</w:t>
+            </w:r>
+            <w:r>
+              <w:t>e</w:t>
             </w:r>
           </w:p>
         </w:tc>
@@ -13577,7 +14390,7 @@
       <w:pPr>
         <w:pStyle w:val="berschrift1"/>
       </w:pPr>
-      <w:bookmarkStart w:id="48" w:name="_Toc240566262"/>
+      <w:bookmarkStart w:id="48" w:name="_Toc242173816"/>
       <w:r>
         <w:t>14 Verzeichnisse</w:t>
       </w:r>
@@ -13587,7 +14400,7 @@
       <w:pPr>
         <w:pStyle w:val="berschrift2"/>
       </w:pPr>
-      <w:bookmarkStart w:id="49" w:name="_Toc240566263"/>
+      <w:bookmarkStart w:id="49" w:name="_Toc242173817"/>
       <w:r>
         <w:t>14.1 Quellenverzeichnis</w:t>
       </w:r>
@@ -13630,19 +14443,26 @@
         <w:rPr>
           <w:b/>
         </w:rPr>
+        <w:lastRenderedPageBreak/>
         <w:t xml:space="preserve">[2] </w:t>
       </w:r>
       <w:bookmarkEnd w:id="51"/>
       <w:r>
-        <w:t xml:space="preserve">Bundesamt für Sicherheit in der Informationstechnik: Kriterienkatalog des BSI zur Integration von extern bereitgestellten generativen KI-Modellen in eigene Anwendungen. Version 1.0. Stand 06.06.2025. </w:t>
+        <w:t>Bundesamt für Sicherheit in der Informationstechnik: Kriterienkatalog des BSI zur Integration von exte</w:t>
+      </w:r>
+      <w:r>
+        <w:t xml:space="preserve">rn bereitgestellten generativen KI-Modellen in eigene Anwendungen. Version 1.0. Stand 06.06.2025. </w:t>
       </w:r>
       <w:hyperlink r:id="rId17">
         <w:r>
-          <w:t>Öffentliche Fundstelle</w:t>
+          <w:t>Öffentli</w:t>
+        </w:r>
+        <w:r>
+          <w:t>che Fundstelle</w:t>
         </w:r>
       </w:hyperlink>
       <w:r>
-        <w:t>. Abgerufen am 02.09.2026.</w:t>
+        <w:t>. Abgerufen am 06.10.2026.</w:t>
       </w:r>
     </w:p>
     <w:p>
@@ -13686,7 +14506,10 @@
       </w:r>
       <w:bookmarkEnd w:id="53"/>
       <w:r>
-        <w:t xml:space="preserve">Bundesamt für Sicherheit in der Informationstechnik: BSI-Standard 200-3: Risikomanagement. Version 1.0. Stand Oktober 2017. </w:t>
+        <w:t>Bundesamt für Sicherheit in der Informationstechnik: BSI-Stand</w:t>
+      </w:r>
+      <w:r>
+        <w:t xml:space="preserve">ard 200-3: Risikomanagement. Version 1.0. Stand Oktober 2017. </w:t>
       </w:r>
       <w:hyperlink r:id="rId19">
         <w:r>
@@ -13708,7 +14531,13 @@
         <w:rPr>
           <w:b/>
         </w:rPr>
-        <w:t xml:space="preserve">[5] </w:t>
+        <w:t>[5</w:t>
+      </w:r>
+      <w:r>
+        <w:rPr>
+          <w:b/>
+        </w:rPr>
+        <w:t xml:space="preserve">] </w:t>
       </w:r>
       <w:bookmarkEnd w:id="54"/>
       <w:r>
@@ -13738,7 +14567,10 @@
       </w:r>
       <w:bookmarkEnd w:id="55"/>
       <w:r>
-        <w:t xml:space="preserve">Bundesamt für Sicherheit in der Informationstechnik: Stand-der-Technik-Bibliothek. Commit 8a97764ff4f23c2b7945c64344eecbf5a2053db2. Commit vom 27.08.2026. </w:t>
+        <w:t>Bundesamt für Sicherheit in der Informationstechnik: Stand-der-Technik-Bibliothek. Commit 8a97764ff4f23c2b7945c64344eecbf5a2053db2. Commit vom 27.08.20</w:t>
+      </w:r>
+      <w:r>
+        <w:t xml:space="preserve">26. </w:t>
       </w:r>
       <w:hyperlink r:id="rId21">
         <w:r>
@@ -13756,219 +14588,243 @@
         <w:spacing w:after="140"/>
       </w:pPr>
       <w:bookmarkStart w:id="56" w:name="quelle_7"/>
+      <w:r>
+        <w:rPr>
+          <w:b/>
+        </w:rPr>
+        <w:t xml:space="preserve">[7] </w:t>
+      </w:r>
+      <w:bookmarkEnd w:id="56"/>
+      <w:r>
+        <w:t>National Institute of Standards and Technology: OSCAL Version 1.1.3 – Catal</w:t>
+      </w:r>
+      <w:r>
+        <w:t xml:space="preserve">og JSON Schema. OSCAL 1.1.3. Stand Release vom 26.11.2024. </w:t>
+      </w:r>
+      <w:hyperlink r:id="rId22">
+        <w:r>
+          <w:t>Öffentliche Fundstelle</w:t>
+        </w:r>
+      </w:hyperlink>
+      <w:r>
+        <w:t>. Abgerufen am 02.09.2026.</w:t>
+      </w:r>
+    </w:p>
+    <w:p>
+      <w:pPr>
+        <w:keepLines/>
+        <w:suppressAutoHyphens/>
+        <w:spacing w:after="140"/>
+      </w:pPr>
+      <w:bookmarkStart w:id="57" w:name="quelle_8"/>
+      <w:r>
+        <w:rPr>
+          <w:b/>
+        </w:rPr>
+        <w:t xml:space="preserve">[8] </w:t>
+      </w:r>
+      <w:bookmarkEnd w:id="57"/>
+      <w:r>
+        <w:t>Europäische Union: Verordnung (EU) 2024</w:t>
+      </w:r>
+      <w:r>
+        <w:t xml:space="preserve">/1689 über künstliche Intelligenz. ABl. L 2024/1689. Stand Konsolidierter Stand am 02.09.2026 geprüft, veröffentlicht am 12.07.2024. </w:t>
+      </w:r>
+      <w:hyperlink r:id="rId23">
+        <w:r>
+          <w:t>Öffentliche Fundstelle</w:t>
+        </w:r>
+      </w:hyperlink>
+      <w:r>
+        <w:t>. Abgerufen am 02.09.2026.</w:t>
+      </w:r>
+    </w:p>
+    <w:p>
+      <w:pPr>
+        <w:keepLines/>
+        <w:suppressAutoHyphens/>
+        <w:spacing w:after="140"/>
+      </w:pPr>
+      <w:bookmarkStart w:id="58" w:name="quelle_9"/>
+      <w:r>
+        <w:rPr>
+          <w:b/>
+        </w:rPr>
+        <w:t xml:space="preserve">[9] </w:t>
+      </w:r>
+      <w:bookmarkEnd w:id="58"/>
+      <w:r>
+        <w:t xml:space="preserve">Die </w:t>
+      </w:r>
+      <w:r>
+        <w:t xml:space="preserve">Bundesbeauftragte für den Datenschutz und die Informationsfreiheit: KI in Behörden – Datenschutz von Anfang an mitdenken. Handreichung für die Bundesverwaltung. Stand 22.12.2025. </w:t>
+      </w:r>
+      <w:hyperlink r:id="rId24">
+        <w:r>
+          <w:t>Öffentliche Fundstelle</w:t>
+        </w:r>
+      </w:hyperlink>
+      <w:r>
+        <w:t>. Abgerufen am 02.09.2026.</w:t>
+      </w:r>
+    </w:p>
+    <w:p>
+      <w:pPr>
+        <w:keepLines/>
+        <w:suppressAutoHyphens/>
+        <w:spacing w:after="140"/>
+      </w:pPr>
+      <w:bookmarkStart w:id="59" w:name="quelle_10"/>
+      <w:r>
+        <w:rPr>
+          <w:b/>
+        </w:rPr>
+        <w:t xml:space="preserve">[10] </w:t>
+      </w:r>
+      <w:bookmarkEnd w:id="59"/>
+      <w:r>
+        <w:t>Konferenz der unabhängigen Datenschutzaufsichtsbehörden des Bundes und der Länder: Künstliche Intelligenz und Datenschutz. Version</w:t>
+      </w:r>
+      <w:r>
+        <w:t xml:space="preserve"> 1.0. Stand 06.05.2024. </w:t>
+      </w:r>
+      <w:hyperlink r:id="rId25">
+        <w:r>
+          <w:t>Öffentliche Fundstelle</w:t>
+        </w:r>
+      </w:hyperlink>
+      <w:r>
+        <w:t>. Abgerufen am 17.09.2026.</w:t>
+      </w:r>
+    </w:p>
+    <w:p>
+      <w:pPr>
+        <w:keepLines/>
+        <w:suppressAutoHyphens/>
+        <w:spacing w:after="140"/>
+      </w:pPr>
+      <w:bookmarkStart w:id="60" w:name="quelle_11"/>
+      <w:r>
+        <w:rPr>
+          <w:b/>
+        </w:rPr>
+        <w:t xml:space="preserve">[11] </w:t>
+      </w:r>
+      <w:bookmarkEnd w:id="60"/>
+      <w:r>
+        <w:t>Konferenz der unabhängigen Datenschutzaufsichtsbehör</w:t>
+      </w:r>
+      <w:r>
+        <w:t xml:space="preserve">den des Bundes und der Länder: Orientierungshilfe zu empfohlenen technischen und organisatorischen Maßnahmen bei der Entwicklung und beim Betrieb von KI-Systemen. Version 1.0. Stand Juni 2025, veröffentlicht am 17.06.2025. </w:t>
+      </w:r>
+      <w:hyperlink r:id="rId26">
+        <w:r>
+          <w:t>Öffentliche Fundstelle</w:t>
+        </w:r>
+      </w:hyperlink>
+      <w:r>
+        <w:t>. Abgerufen am 02.09.2026.</w:t>
+      </w:r>
+    </w:p>
+    <w:p>
+      <w:pPr>
+        <w:keepLines/>
+        <w:suppressAutoHyphens/>
+        <w:spacing w:after="140"/>
+      </w:pPr>
+      <w:bookmarkStart w:id="61" w:name="quelle_12"/>
+      <w:r>
+        <w:rPr>
+          <w:b/>
+        </w:rPr>
+        <w:t xml:space="preserve">[12] </w:t>
+      </w:r>
+      <w:bookmarkEnd w:id="61"/>
+      <w:r>
+        <w:t>Konferenz der unabhängigen Datenschutzaufsichtsbehörden des Bundes und der Länder: Orientierungshilfe zu datenschutzrechtlichen Besonderheiten</w:t>
+      </w:r>
+      <w:r>
+        <w:t xml:space="preserve"> generativer KI-Systeme mit RAG-Methode. Version 1.0. Stand Oktober 2025, veröffentlicht am 17.10.2025. </w:t>
+      </w:r>
+      <w:hyperlink r:id="rId27">
+        <w:r>
+          <w:t>Öffentliche Fundstelle</w:t>
+        </w:r>
+      </w:hyperlink>
+      <w:r>
+        <w:t>. Abgerufen am 06.10.2026.</w:t>
+      </w:r>
+    </w:p>
+    <w:p>
+      <w:pPr>
+        <w:keepLines/>
+        <w:suppressAutoHyphens/>
+        <w:spacing w:after="140"/>
+      </w:pPr>
+      <w:bookmarkStart w:id="62" w:name="quelle_13"/>
+      <w:r>
+        <w:rPr>
+          <w:b/>
+        </w:rPr>
+        <w:t xml:space="preserve">[13] </w:t>
+      </w:r>
+      <w:bookmarkEnd w:id="62"/>
+      <w:r>
+        <w:t>National Ins</w:t>
+      </w:r>
+      <w:r>
+        <w:t xml:space="preserve">titute of Standards and Technology: Artificial Intelligence Risk Management Framework: Generative Artificial Intelligence Profile. NIST AI 600-1. Stand 26.07.2024. </w:t>
+      </w:r>
+      <w:hyperlink r:id="rId28">
+        <w:r>
+          <w:t>Öffentliche Fundstelle</w:t>
+        </w:r>
+      </w:hyperlink>
+      <w:r>
+        <w:t>. Abgerufen am 06.10.2026.</w:t>
+      </w:r>
+    </w:p>
+    <w:p>
+      <w:pPr>
+        <w:keepLines/>
+        <w:suppressAutoHyphens/>
+        <w:spacing w:after="140"/>
+      </w:pPr>
+      <w:bookmarkStart w:id="63" w:name="quelle_14"/>
+      <w:r>
+        <w:rPr>
+          <w:b/>
+        </w:rPr>
+        <w:t xml:space="preserve">[14] </w:t>
+      </w:r>
+      <w:bookmarkEnd w:id="63"/>
+      <w:r>
+        <w:t>National Institute of Standards and Technology: Adversarial Machine Learning: A Taxonomy and Terminology of Attacks and Mitigations. NIST AI 100-2 E2025. St</w:t>
+      </w:r>
+      <w:r>
+        <w:t xml:space="preserve">and Finalfassung 2025, veröffentlicht am 24.03.2025. </w:t>
+      </w:r>
+      <w:hyperlink r:id="rId29">
+        <w:r>
+          <w:t>Öffentliche Fundstelle</w:t>
+        </w:r>
+      </w:hyperlink>
+      <w:r>
+        <w:t>. Abgerufen am 02.09.2026.</w:t>
+      </w:r>
+    </w:p>
+    <w:p>
+      <w:pPr>
+        <w:keepLines/>
+        <w:suppressAutoHyphens/>
+        <w:spacing w:after="140"/>
+      </w:pPr>
+      <w:bookmarkStart w:id="64" w:name="quelle_15"/>
       <w:r>
         <w:rPr>
           <w:b/>
         </w:rPr>
         <w:lastRenderedPageBreak/>
-        <w:t xml:space="preserve">[7] </w:t>
-      </w:r>
-      <w:bookmarkEnd w:id="56"/>
-      <w:r>
-        <w:t xml:space="preserve">National Institute of Standards and Technology: OSCAL Version 1.1.3 – Catalog JSON Schema. OSCAL 1.1.3. Stand Release vom 26.11.2024. </w:t>
-      </w:r>
-      <w:hyperlink r:id="rId22">
-        <w:r>
-          <w:t>Öffentliche Fundstelle</w:t>
-        </w:r>
-      </w:hyperlink>
-      <w:r>
-        <w:t>. Abgerufen am 02.09.2026.</w:t>
-      </w:r>
-    </w:p>
-    <w:p>
-      <w:pPr>
-        <w:keepLines/>
-        <w:suppressAutoHyphens/>
-        <w:spacing w:after="140"/>
-      </w:pPr>
-      <w:bookmarkStart w:id="57" w:name="quelle_8"/>
-      <w:r>
-        <w:rPr>
-          <w:b/>
-        </w:rPr>
-        <w:t xml:space="preserve">[8] </w:t>
-      </w:r>
-      <w:bookmarkEnd w:id="57"/>
-      <w:r>
-        <w:t xml:space="preserve">Europäische Union: Verordnung (EU) 2024/1689 über künstliche Intelligenz. ABl. L 2024/1689. Stand Konsolidierter Stand am 02.09.2026 geprüft, veröffentlicht am 12.07.2024. </w:t>
-      </w:r>
-      <w:hyperlink r:id="rId23">
-        <w:r>
-          <w:t>Öffentliche Fundstelle</w:t>
-        </w:r>
-      </w:hyperlink>
-      <w:r>
-        <w:t>. Abgerufen am 02.09.2026.</w:t>
-      </w:r>
-    </w:p>
-    <w:p>
-      <w:pPr>
-        <w:keepLines/>
-        <w:suppressAutoHyphens/>
-        <w:spacing w:after="140"/>
-      </w:pPr>
-      <w:bookmarkStart w:id="58" w:name="quelle_9"/>
-      <w:r>
-        <w:rPr>
-          <w:b/>
-        </w:rPr>
-        <w:t xml:space="preserve">[9] </w:t>
-      </w:r>
-      <w:bookmarkEnd w:id="58"/>
-      <w:r>
-        <w:t xml:space="preserve">Die Bundesbeauftragte für den Datenschutz und die Informationsfreiheit: KI in Behörden – Datenschutz von Anfang an mitdenken. Handreichung für die Bundesverwaltung. Stand 22.12.2025. </w:t>
-      </w:r>
-      <w:hyperlink r:id="rId24">
-        <w:r>
-          <w:t>Öffentliche Fundstelle</w:t>
-        </w:r>
-      </w:hyperlink>
-      <w:r>
-        <w:t>. Abgerufen am 02.09.2026.</w:t>
-      </w:r>
-    </w:p>
-    <w:p>
-      <w:pPr>
-        <w:keepLines/>
-        <w:suppressAutoHyphens/>
-        <w:spacing w:after="140"/>
-      </w:pPr>
-      <w:bookmarkStart w:id="59" w:name="quelle_10"/>
-      <w:r>
-        <w:rPr>
-          <w:b/>
-        </w:rPr>
-        <w:t xml:space="preserve">[10] </w:t>
-      </w:r>
-      <w:bookmarkEnd w:id="59"/>
-      <w:r>
-        <w:t xml:space="preserve">Konferenz der unabhängigen Datenschutzaufsichtsbehörden des Bundes und der Länder: Künstliche Intelligenz und Datenschutz. Version 1.0. Stand 06.05.2024. </w:t>
-      </w:r>
-      <w:hyperlink r:id="rId25">
-        <w:r>
-          <w:t>Öffentliche Fundstelle</w:t>
-        </w:r>
-      </w:hyperlink>
-      <w:r>
-        <w:t>. Abgerufen am 17.09.2026.</w:t>
-      </w:r>
-    </w:p>
-    <w:p>
-      <w:pPr>
-        <w:keepLines/>
-        <w:suppressAutoHyphens/>
-        <w:spacing w:after="140"/>
-      </w:pPr>
-      <w:bookmarkStart w:id="60" w:name="quelle_11"/>
-      <w:r>
-        <w:rPr>
-          <w:b/>
-        </w:rPr>
-        <w:t xml:space="preserve">[11] </w:t>
-      </w:r>
-      <w:bookmarkEnd w:id="60"/>
-      <w:r>
-        <w:t xml:space="preserve">Konferenz der unabhängigen Datenschutzaufsichtsbehörden des Bundes und der Länder: Orientierungshilfe zu empfohlenen technischen und organisatorischen Maßnahmen bei der Entwicklung und beim Betrieb von KI-Systemen. Version 1.0. Stand Juni 2025, veröffentlicht am 17.06.2025. </w:t>
-      </w:r>
-      <w:hyperlink r:id="rId26">
-        <w:r>
-          <w:t>Öffentliche Fundstelle</w:t>
-        </w:r>
-      </w:hyperlink>
-      <w:r>
-        <w:t>. Abgerufen am 02.09.2026.</w:t>
-      </w:r>
-    </w:p>
-    <w:p>
-      <w:pPr>
-        <w:keepLines/>
-        <w:suppressAutoHyphens/>
-        <w:spacing w:after="140"/>
-      </w:pPr>
-      <w:bookmarkStart w:id="61" w:name="quelle_12"/>
-      <w:r>
-        <w:rPr>
-          <w:b/>
-        </w:rPr>
-        <w:t xml:space="preserve">[12] </w:t>
-      </w:r>
-      <w:bookmarkEnd w:id="61"/>
-      <w:r>
-        <w:t xml:space="preserve">Konferenz der unabhängigen Datenschutzaufsichtsbehörden des Bundes und der Länder: Orientierungshilfe zu datenschutzrechtlichen Besonderheiten generativer KI-Systeme mit RAG-Methode. Version 1.0. Stand Oktober 2025, veröffentlicht am 17.10.2025. </w:t>
-      </w:r>
-      <w:hyperlink r:id="rId27">
-        <w:r>
-          <w:t>Öffentliche Fundstelle</w:t>
-        </w:r>
-      </w:hyperlink>
-      <w:r>
-        <w:t>. Abgerufen am 02.09.2026.</w:t>
-      </w:r>
-    </w:p>
-    <w:p>
-      <w:pPr>
-        <w:keepLines/>
-        <w:suppressAutoHyphens/>
-        <w:spacing w:after="140"/>
-      </w:pPr>
-      <w:bookmarkStart w:id="62" w:name="quelle_13"/>
-      <w:r>
-        <w:rPr>
-          <w:b/>
-        </w:rPr>
-        <w:t xml:space="preserve">[13] </w:t>
-      </w:r>
-      <w:bookmarkEnd w:id="62"/>
-      <w:r>
-        <w:t xml:space="preserve">National Institute of Standards and Technology: Artificial Intelligence Risk Management Framework: Generative Artificial Intelligence Profile. NIST AI 600-1. Stand 26.07.2024. </w:t>
-      </w:r>
-      <w:hyperlink r:id="rId28">
-        <w:r>
-          <w:t>Öffentliche Fundstelle</w:t>
-        </w:r>
-      </w:hyperlink>
-      <w:r>
-        <w:t>. Abgerufen am 02.09.2026.</w:t>
-      </w:r>
-    </w:p>
-    <w:p>
-      <w:pPr>
-        <w:keepLines/>
-        <w:suppressAutoHyphens/>
-        <w:spacing w:after="140"/>
-      </w:pPr>
-      <w:bookmarkStart w:id="63" w:name="quelle_14"/>
-      <w:r>
-        <w:rPr>
-          <w:b/>
-        </w:rPr>
-        <w:t xml:space="preserve">[14] </w:t>
-      </w:r>
-      <w:bookmarkEnd w:id="63"/>
-      <w:r>
-        <w:t xml:space="preserve">National Institute of Standards and Technology: Adversarial Machine Learning: A Taxonomy and Terminology of Attacks and Mitigations. NIST AI 100-2 E2025. Stand Finalfassung 2025, veröffentlicht am 24.03.2025. </w:t>
-      </w:r>
-      <w:hyperlink r:id="rId29">
-        <w:r>
-          <w:t>Öffentliche Fundstelle</w:t>
-        </w:r>
-      </w:hyperlink>
-      <w:r>
-        <w:t>. Abgerufen am 02.09.2026.</w:t>
-      </w:r>
-    </w:p>
-    <w:p>
-      <w:pPr>
-        <w:keepLines/>
-        <w:suppressAutoHyphens/>
-        <w:spacing w:after="140"/>
-      </w:pPr>
-      <w:bookmarkStart w:id="64" w:name="quelle_15"/>
-      <w:r>
-        <w:rPr>
-          <w:b/>
-        </w:rPr>
         <w:t xml:space="preserve">[15] </w:t>
       </w:r>
       <w:bookmarkEnd w:id="64"/>
@@ -13999,7 +14855,10 @@
       </w:r>
       <w:bookmarkEnd w:id="65"/>
       <w:r>
-        <w:t xml:space="preserve">UK National Cyber Security Centre und internationale Partner: Guidelines for Secure AI System Development. Version 1.0. Stand November 2023, veröffentlicht am 26.11.2023. </w:t>
+        <w:t>UK National Cyber Security Centre und internationale Partner: Guidelines for Secure AI System Development. Version 1.0. Stand November 2023, veröffentlicht am 26.11.2023.</w:t>
+      </w:r>
+      <w:r>
+        <w:t xml:space="preserve"> </w:t>
       </w:r>
       <w:hyperlink r:id="rId31">
         <w:r>
@@ -14081,7 +14940,10 @@
       </w:r>
       <w:hyperlink r:id="rId34">
         <w:r>
-          <w:t>Öffentliche Fundstelle</w:t>
+          <w:t>Öffentli</w:t>
+        </w:r>
+        <w:r>
+          <w:t>che Fundstelle</w:t>
         </w:r>
       </w:hyperlink>
       <w:r>
@@ -14125,12 +14987,14 @@
         <w:rPr>
           <w:b/>
         </w:rPr>
-        <w:lastRenderedPageBreak/>
         <w:t xml:space="preserve">[21] </w:t>
       </w:r>
       <w:bookmarkEnd w:id="70"/>
       <w:r>
-        <w:t xml:space="preserve">Podman Project: podman-network. Online-Dokumentation. </w:t>
+        <w:t>Podman Project: podman-network. Onli</w:t>
+      </w:r>
+      <w:r>
+        <w:t xml:space="preserve">ne-Dokumentation. </w:t>
       </w:r>
       <w:hyperlink r:id="rId36">
         <w:r>
@@ -14208,7 +15072,10 @@
       </w:r>
       <w:bookmarkEnd w:id="73"/>
       <w:r>
-        <w:t xml:space="preserve">Open WebUI: Starting with OpenAI-compatible providers. Online-Dokumentation. </w:t>
+        <w:t>Open WebUI: Starting with Ope</w:t>
+      </w:r>
+      <w:r>
+        <w:t xml:space="preserve">nAI-compatible providers. Online-Dokumentation. </w:t>
       </w:r>
       <w:hyperlink r:id="rId39">
         <w:r>
@@ -14234,7 +15101,10 @@
       </w:r>
       <w:bookmarkEnd w:id="74"/>
       <w:r>
-        <w:t xml:space="preserve">Open WebUI: API Endpoints. Online-Dokumentation. </w:t>
+        <w:t>Open WebUI: API Endpoints. O</w:t>
+      </w:r>
+      <w:r>
+        <w:t xml:space="preserve">nline-Dokumentation. </w:t>
       </w:r>
       <w:hyperlink r:id="rId40">
         <w:r>
@@ -14260,7 +15130,10 @@
       </w:r>
       <w:bookmarkEnd w:id="75"/>
       <w:r>
-        <w:t xml:space="preserve">Cline Bot Inc.: Cline Model Providers. Commit 0b0ca9b1fa95ed9f3e0891a34f1f9b3904309710. Commit vom 12.05.2026. </w:t>
+        <w:t>Cline Bot Inc.: Cline Model Providers. Commit 0b0ca9b1fa95ed9f3e0891a34f1f9b3904309710. Commit vom 12.05.2026.</w:t>
+      </w:r>
+      <w:r>
+        <w:t xml:space="preserve"> </w:t>
       </w:r>
       <w:hyperlink r:id="rId41">
         <w:r>
@@ -14364,7 +15237,10 @@
       </w:r>
       <w:bookmarkEnd w:id="79"/>
       <w:r>
-        <w:t xml:space="preserve">Bundesrepublik Deutschland: Gesetz über das Bundesamt für Sicherheit in der Informationstechnik und über die Sicherheit in der Informationstechnik von Einrichtungen. BSIG 2025. Stand Konsolidierter Stand am 02.09.2026 geprüft, veröffentlicht am 02.12.2025. </w:t>
+        <w:t>Bundesrepublik Deutschland: Gesetz über das Bundesamt für Sicherheit in der Informationstechnik und über die Sicherheit in der Informationstechnik von Einrichtungen. BSIG 2025. Stand Konsolidiert</w:t>
+      </w:r>
+      <w:r>
+        <w:t xml:space="preserve">er Stand am 02.09.2026 geprüft, veröffentlicht am 02.12.2025. </w:t>
       </w:r>
       <w:hyperlink r:id="rId45">
         <w:r>
@@ -14386,6 +15262,7 @@
         <w:rPr>
           <w:b/>
         </w:rPr>
+        <w:lastRenderedPageBreak/>
         <w:t xml:space="preserve">[31] </w:t>
       </w:r>
       <w:bookmarkEnd w:id="80"/>
@@ -14398,7 +15275,10 @@
         </w:r>
       </w:hyperlink>
       <w:r>
-        <w:t>. Abgerufen am 02.09.2026.</w:t>
+        <w:t>.</w:t>
+      </w:r>
+      <w:r>
+        <w:t xml:space="preserve"> Abgerufen am 02.09.2026.</w:t>
       </w:r>
     </w:p>
     <w:p>
@@ -14442,11 +15322,17 @@
       </w:r>
       <w:bookmarkEnd w:id="82"/>
       <w:r>
-        <w:t xml:space="preserve">International Organization for Standardization / International Electrotechnical Commission: Information security, cybersecurity and privacy protection — Information security management systems — Requirements. ISO/IEC 27001:2022. Stand ISO-Metadaten, Ausgabe 2022-10, veröffentlicht am 01.10.2022. </w:t>
+        <w:t>International Organization for Standardization / International Electrotechnical Commission: Information se</w:t>
+      </w:r>
+      <w:r>
+        <w:t xml:space="preserve">curity, cybersecurity and privacy protection — Information security management systems — Requirements. ISO/IEC 27001:2022. Stand ISO-Metadaten, Ausgabe 2022-10, veröffentlicht am 01.10.2022. </w:t>
       </w:r>
       <w:hyperlink r:id="rId48">
         <w:r>
-          <w:t>Öffentliche Fundstelle</w:t>
+          <w:t>Öffentliche</w:t>
+        </w:r>
+        <w:r>
+          <w:t xml:space="preserve"> Fundstelle</w:t>
         </w:r>
       </w:hyperlink>
       <w:r>
@@ -14468,7 +15354,10 @@
       </w:r>
       <w:bookmarkEnd w:id="83"/>
       <w:r>
-        <w:t xml:space="preserve">International Organization for Standardization / International Electrotechnical Commission: Information security, cybersecurity and privacy protection — Information security controls. ISO/IEC 27002:2022. Stand ISO-Metadaten, Ausgabe 2022-02, veröffentlicht am 01.02.2022. </w:t>
+        <w:t>International Organization for Standardization / International Electrotechnical Commission: Information security, cybersecurity and privacy protection — Information security controls. ISO/IEC 27002:2022. Stand ISO</w:t>
+      </w:r>
+      <w:r>
+        <w:t xml:space="preserve">-Metadaten, Ausgabe 2022-02, veröffentlicht am 01.02.2022. </w:t>
       </w:r>
       <w:hyperlink r:id="rId49">
         <w:r>
@@ -14486,18 +15375,201 @@
         <w:spacing w:after="140"/>
       </w:pPr>
       <w:bookmarkStart w:id="84" w:name="quelle_35"/>
+      <w:r>
+        <w:rPr>
+          <w:b/>
+        </w:rPr>
+        <w:t xml:space="preserve">[35] </w:t>
+      </w:r>
+      <w:bookmarkEnd w:id="84"/>
+      <w:r>
+        <w:t>International Organization for Standardization / International Electrotechnical Comm</w:t>
+      </w:r>
+      <w:r>
+        <w:t xml:space="preserve">ission: Information technology — Artificial intelligence — Management system. ISO/IEC 42001:2023. Stand ISO-Metadaten, Ausgabe 2023-12, veröffentlicht am 01.12.2023. </w:t>
+      </w:r>
+      <w:hyperlink r:id="rId50">
+        <w:r>
+          <w:t>Öffentliche Fundstelle</w:t>
+        </w:r>
+      </w:hyperlink>
+      <w:r>
+        <w:t>. Abgerufen am</w:t>
+      </w:r>
+      <w:r>
+        <w:t xml:space="preserve"> 02.09.2026.</w:t>
+      </w:r>
+    </w:p>
+    <w:p>
+      <w:pPr>
+        <w:keepLines/>
+        <w:suppressAutoHyphens/>
+        <w:spacing w:after="140"/>
+      </w:pPr>
+      <w:bookmarkStart w:id="85" w:name="quelle_36"/>
+      <w:r>
+        <w:rPr>
+          <w:b/>
+        </w:rPr>
+        <w:t xml:space="preserve">[36] </w:t>
+      </w:r>
+      <w:bookmarkEnd w:id="85"/>
+      <w:r>
+        <w:t>International Organization for Standardization / International Electrotechnical Commission: Information technology — Artificial intelligence — Guidance on risk management. ISO/IEC 23894:2023. Stand ISO-Metadaten, Ausgabe 2023-02, veröffen</w:t>
+      </w:r>
+      <w:r>
+        <w:t xml:space="preserve">tlicht am 01.02.2023. </w:t>
+      </w:r>
+      <w:hyperlink r:id="rId51">
+        <w:r>
+          <w:t>Öffentliche Fundstelle</w:t>
+        </w:r>
+      </w:hyperlink>
+      <w:r>
+        <w:t>. Abgerufen am 02.09.2026.</w:t>
+      </w:r>
+    </w:p>
+    <w:p>
+      <w:pPr>
+        <w:keepLines/>
+        <w:suppressAutoHyphens/>
+        <w:spacing w:after="140"/>
+      </w:pPr>
+      <w:bookmarkStart w:id="86" w:name="quelle_37"/>
+      <w:r>
+        <w:rPr>
+          <w:b/>
+        </w:rPr>
+        <w:t xml:space="preserve">[37] </w:t>
+      </w:r>
+      <w:bookmarkEnd w:id="86"/>
+      <w:r>
+        <w:t>International Organization for Standardization / International Electrotechnical Commission: Information technology — Arti</w:t>
+      </w:r>
+      <w:r>
+        <w:t xml:space="preserve">ficial intelligence (AI) — AI system impact assessment. ISO/IEC 42005:2025. Stand ISO-Metadaten, Ausgabe 2025-05, veröffentlicht am 01.05.2025. </w:t>
+      </w:r>
+      <w:hyperlink r:id="rId52">
+        <w:r>
+          <w:t>Öffentliche Fundstelle</w:t>
+        </w:r>
+      </w:hyperlink>
+      <w:r>
+        <w:t>. Abgerufen am 02.09.2026.</w:t>
+      </w:r>
+    </w:p>
+    <w:p>
+      <w:pPr>
+        <w:keepLines/>
+        <w:suppressAutoHyphens/>
+        <w:spacing w:after="140"/>
+      </w:pPr>
+      <w:bookmarkStart w:id="87" w:name="quelle_38"/>
+      <w:r>
+        <w:rPr>
+          <w:b/>
+        </w:rPr>
+        <w:t xml:space="preserve">[38] </w:t>
+      </w:r>
+      <w:bookmarkEnd w:id="87"/>
+      <w:r>
+        <w:t>Inte</w:t>
+      </w:r>
+      <w:r>
+        <w:t>rnational Organization for Standardization / International Electrotechnical Commission: Information technology — Artificial intelligence — AI system life cycle processes. ISO/IEC 5338:2023. Stand ISO-Metadaten, Ausgabe 2023-12, veröffentlicht am 01.12.2023</w:t>
+      </w:r>
+      <w:r>
+        <w:t xml:space="preserve">. </w:t>
+      </w:r>
+      <w:hyperlink r:id="rId53">
+        <w:r>
+          <w:t>Öffentliche Fundstelle</w:t>
+        </w:r>
+      </w:hyperlink>
+      <w:r>
+        <w:t>. Abgerufen am 02.09.2026.</w:t>
+      </w:r>
+    </w:p>
+    <w:p>
+      <w:pPr>
+        <w:keepLines/>
+        <w:suppressAutoHyphens/>
+        <w:spacing w:after="140"/>
+      </w:pPr>
+      <w:bookmarkStart w:id="88" w:name="quelle_39"/>
+      <w:r>
+        <w:rPr>
+          <w:b/>
+        </w:rPr>
+        <w:t xml:space="preserve">[39] </w:t>
+      </w:r>
+      <w:bookmarkEnd w:id="88"/>
+      <w:r>
+        <w:t>International Organization for Standardization / International Electrotechnical Commission: Artificial intelligence — Data quality for analyt</w:t>
+      </w:r>
+      <w:r>
+        <w:t xml:space="preserve">ics and machine learning (ML) — Part 1. ISO/IEC 5259-1:2024. Stand ISO-Metadaten, Ausgabe 2024-07, veröffentlicht am 01.07.2024. </w:t>
+      </w:r>
+      <w:hyperlink r:id="rId54">
+        <w:r>
+          <w:t>Öffentliche Fundstelle</w:t>
+        </w:r>
+      </w:hyperlink>
+      <w:r>
+        <w:t>. Abgerufen am 02.09.2026.</w:t>
+      </w:r>
+    </w:p>
+    <w:p>
+      <w:pPr>
+        <w:keepLines/>
+        <w:suppressAutoHyphens/>
+        <w:spacing w:after="140"/>
+      </w:pPr>
+      <w:bookmarkStart w:id="89" w:name="quelle_40"/>
+      <w:r>
+        <w:rPr>
+          <w:b/>
+        </w:rPr>
+        <w:t xml:space="preserve">[40] </w:t>
+      </w:r>
+      <w:bookmarkEnd w:id="89"/>
+      <w:r>
+        <w:t xml:space="preserve">International </w:t>
+      </w:r>
+      <w:r>
+        <w:t xml:space="preserve">Organization for Standardization / International Electrotechnical Commission: Software engineering — SQuaRE — Quality model for AI systems. ISO/IEC 25059:2023. Stand ISO-Metadaten, Ausgabe 2023-06, veröffentlicht am 01.06.2023. </w:t>
+      </w:r>
+      <w:hyperlink r:id="rId55">
+        <w:r>
+          <w:t>Öffentliche Fundstelle</w:t>
+        </w:r>
+      </w:hyperlink>
+      <w:r>
+        <w:t>. Abgerufen am 02.09.2026.</w:t>
+      </w:r>
+    </w:p>
+    <w:p>
+      <w:pPr>
+        <w:keepLines/>
+        <w:suppressAutoHyphens/>
+        <w:spacing w:after="140"/>
+      </w:pPr>
+      <w:bookmarkStart w:id="90" w:name="quelle_41"/>
       <w:r>
         <w:rPr>
           <w:b/>
         </w:rPr>
         <w:lastRenderedPageBreak/>
-        <w:t xml:space="preserve">[35] </w:t>
-      </w:r>
-      <w:bookmarkEnd w:id="84"/>
-      <w:r>
-        <w:t xml:space="preserve">International Organization for Standardization / International Electrotechnical Commission: Information technology — Artificial intelligence — Management system. ISO/IEC 42001:2023. Stand ISO-Metadaten, Ausgabe 2023-12, veröffentlicht am 01.12.2023. </w:t>
-      </w:r>
-      <w:hyperlink r:id="rId50">
+        <w:t xml:space="preserve">[41] </w:t>
+      </w:r>
+      <w:bookmarkEnd w:id="90"/>
+      <w:r>
+        <w:t>Bundesamt für Sicherheit in der Informationstechnik: IT-Grundschutz-Kompendium – öffentliche Baustein- und Anforderungskennungen. Über die Stand-der-Technik-Bibliothek fix</w:t>
+      </w:r>
+      <w:r>
+        <w:t xml:space="preserve">ierte Referenz. Stand Commitstand 27.08.2026. </w:t>
+      </w:r>
+      <w:hyperlink r:id="rId56">
         <w:r>
           <w:t>Öffentliche Fundstelle</w:t>
         </w:r>
@@ -14508,165 +15580,9 @@
     </w:p>
     <w:p>
       <w:pPr>
-        <w:keepLines/>
-        <w:suppressAutoHyphens/>
-        <w:spacing w:after="140"/>
-      </w:pPr>
-      <w:bookmarkStart w:id="85" w:name="quelle_36"/>
-      <w:r>
-        <w:rPr>
-          <w:b/>
-        </w:rPr>
-        <w:t xml:space="preserve">[36] </w:t>
-      </w:r>
-      <w:bookmarkEnd w:id="85"/>
-      <w:r>
-        <w:t xml:space="preserve">International Organization for Standardization / International Electrotechnical Commission: Information technology — Artificial intelligence — Guidance on risk management. ISO/IEC 23894:2023. Stand ISO-Metadaten, Ausgabe 2023-02, veröffentlicht am 01.02.2023. </w:t>
-      </w:r>
-      <w:hyperlink r:id="rId51">
-        <w:r>
-          <w:t>Öffentliche Fundstelle</w:t>
-        </w:r>
-      </w:hyperlink>
-      <w:r>
-        <w:t>. Abgerufen am 02.09.2026.</w:t>
-      </w:r>
-    </w:p>
-    <w:p>
-      <w:pPr>
-        <w:keepLines/>
-        <w:suppressAutoHyphens/>
-        <w:spacing w:after="140"/>
-      </w:pPr>
-      <w:bookmarkStart w:id="86" w:name="quelle_37"/>
-      <w:r>
-        <w:rPr>
-          <w:b/>
-        </w:rPr>
-        <w:t xml:space="preserve">[37] </w:t>
-      </w:r>
-      <w:bookmarkEnd w:id="86"/>
-      <w:r>
-        <w:t xml:space="preserve">International Organization for Standardization / International Electrotechnical Commission: Information technology — Artificial intelligence (AI) — AI system impact assessment. ISO/IEC 42005:2025. Stand ISO-Metadaten, Ausgabe 2025-05, veröffentlicht am 01.05.2025. </w:t>
-      </w:r>
-      <w:hyperlink r:id="rId52">
-        <w:r>
-          <w:t>Öffentliche Fundstelle</w:t>
-        </w:r>
-      </w:hyperlink>
-      <w:r>
-        <w:t>. Abgerufen am 02.09.2026.</w:t>
-      </w:r>
-    </w:p>
-    <w:p>
-      <w:pPr>
-        <w:keepLines/>
-        <w:suppressAutoHyphens/>
-        <w:spacing w:after="140"/>
-      </w:pPr>
-      <w:bookmarkStart w:id="87" w:name="quelle_38"/>
-      <w:r>
-        <w:rPr>
-          <w:b/>
-        </w:rPr>
-        <w:t xml:space="preserve">[38] </w:t>
-      </w:r>
-      <w:bookmarkEnd w:id="87"/>
-      <w:r>
-        <w:t xml:space="preserve">International Organization for Standardization / International Electrotechnical Commission: Information technology — Artificial intelligence — AI system life cycle processes. ISO/IEC 5338:2023. Stand ISO-Metadaten, Ausgabe 2023-12, veröffentlicht am 01.12.2023. </w:t>
-      </w:r>
-      <w:hyperlink r:id="rId53">
-        <w:r>
-          <w:t>Öffentliche Fundstelle</w:t>
-        </w:r>
-      </w:hyperlink>
-      <w:r>
-        <w:t>. Abgerufen am 02.09.2026.</w:t>
-      </w:r>
-    </w:p>
-    <w:p>
-      <w:pPr>
-        <w:keepLines/>
-        <w:suppressAutoHyphens/>
-        <w:spacing w:after="140"/>
-      </w:pPr>
-      <w:bookmarkStart w:id="88" w:name="quelle_39"/>
-      <w:r>
-        <w:rPr>
-          <w:b/>
-        </w:rPr>
-        <w:t xml:space="preserve">[39] </w:t>
-      </w:r>
-      <w:bookmarkEnd w:id="88"/>
-      <w:r>
-        <w:t xml:space="preserve">International Organization for Standardization / International Electrotechnical Commission: Artificial intelligence — Data quality for analytics and machine learning (ML) — Part 1. ISO/IEC 5259-1:2024. Stand ISO-Metadaten, Ausgabe 2024-07, veröffentlicht am 01.07.2024. </w:t>
-      </w:r>
-      <w:hyperlink r:id="rId54">
-        <w:r>
-          <w:t>Öffentliche Fundstelle</w:t>
-        </w:r>
-      </w:hyperlink>
-      <w:r>
-        <w:t>. Abgerufen am 02.09.2026.</w:t>
-      </w:r>
-    </w:p>
-    <w:p>
-      <w:pPr>
-        <w:keepLines/>
-        <w:suppressAutoHyphens/>
-        <w:spacing w:after="140"/>
-      </w:pPr>
-      <w:bookmarkStart w:id="89" w:name="quelle_40"/>
-      <w:r>
-        <w:rPr>
-          <w:b/>
-        </w:rPr>
-        <w:t xml:space="preserve">[40] </w:t>
-      </w:r>
-      <w:bookmarkEnd w:id="89"/>
-      <w:r>
-        <w:t xml:space="preserve">International Organization for Standardization / International Electrotechnical Commission: Software engineering — SQuaRE — Quality model for AI systems. ISO/IEC 25059:2023. Stand ISO-Metadaten, Ausgabe 2023-06, veröffentlicht am 01.06.2023. </w:t>
-      </w:r>
-      <w:hyperlink r:id="rId55">
-        <w:r>
-          <w:t>Öffentliche Fundstelle</w:t>
-        </w:r>
-      </w:hyperlink>
-      <w:r>
-        <w:t>. Abgerufen am 02.09.2026.</w:t>
-      </w:r>
-    </w:p>
-    <w:p>
-      <w:pPr>
-        <w:keepLines/>
-        <w:suppressAutoHyphens/>
-        <w:spacing w:after="140"/>
-      </w:pPr>
-      <w:bookmarkStart w:id="90" w:name="quelle_41"/>
-      <w:r>
-        <w:rPr>
-          <w:b/>
-        </w:rPr>
-        <w:t xml:space="preserve">[41] </w:t>
-      </w:r>
-      <w:bookmarkEnd w:id="90"/>
-      <w:r>
-        <w:t xml:space="preserve">Bundesamt für Sicherheit in der Informationstechnik: IT-Grundschutz-Kompendium – öffentliche Baustein- und Anforderungskennungen. Über die Stand-der-Technik-Bibliothek fixierte Referenz. Stand Commitstand 27.08.2026. </w:t>
-      </w:r>
-      <w:hyperlink r:id="rId56">
-        <w:r>
-          <w:t>Öffentliche Fundstelle</w:t>
-        </w:r>
-      </w:hyperlink>
-      <w:r>
-        <w:t>. Abgerufen am 02.09.2026.</w:t>
-      </w:r>
-    </w:p>
-    <w:p>
-      <w:pPr>
         <w:pStyle w:val="berschrift2"/>
       </w:pPr>
-      <w:bookmarkStart w:id="91" w:name="_Toc240566264"/>
+      <w:bookmarkStart w:id="91" w:name="_Toc242173818"/>
       <w:r>
         <w:t>14.2 Glossar und Abkürzungen</w:t>
       </w:r>
@@ -14716,7 +15632,10 @@
               <w:jc w:val="center"/>
             </w:pPr>
             <w:r>
-              <w:t>Begriff oder Abkürzung</w:t>
+              <w:t xml:space="preserve">Begriff </w:t>
+            </w:r>
+            <w:r>
+              <w:t>oder Abkürzung</w:t>
             </w:r>
           </w:p>
         </w:tc>
@@ -14829,7 +15748,10 @@
               <w:pStyle w:val="Begriffsdefinition"/>
             </w:pPr>
             <w:r>
-              <w:t>Betriebsumgebung ohne Netzwerkverbindung zum Internet oder zu externen KI-Diensten. Dateiübernahmen erfolgen über ein geregeltes Verfahren.</w:t>
+              <w:t xml:space="preserve">Betriebsumgebung ohne Netzwerkverbindung zum Internet oder zu externen </w:t>
+            </w:r>
+            <w:r>
+              <w:t>KI-Diensten. Dateiübernahmen erfolgen über ein geregeltes Verfahren.</w:t>
             </w:r>
           </w:p>
         </w:tc>
@@ -14899,7 +15821,6 @@
               <w:pStyle w:val="Tabellentext"/>
             </w:pPr>
             <w:r>
-              <w:lastRenderedPageBreak/>
               <w:t>API</w:t>
             </w:r>
           </w:p>
@@ -14920,7 +15841,10 @@
               <w:pStyle w:val="Begriffsdefinition"/>
             </w:pPr>
             <w:r>
-              <w:t>Application Programming Interface. Programmierschnittstelle, über die Anwendungen festgelegte Funktionen eines Dienstes aufrufen.</w:t>
+              <w:t xml:space="preserve">Application Programming </w:t>
+            </w:r>
+            <w:r>
+              <w:t>Interface. Programmierschnittstelle, über die Anwendungen festgelegte Funktionen eines Dienstes aufrufen.</w:t>
             </w:r>
           </w:p>
         </w:tc>
@@ -15010,7 +15934,10 @@
               <w:pStyle w:val="Begriffsdefinition"/>
             </w:pPr>
             <w:r>
-              <w:t>Vorbereitete Systemvorgaben und Funktionen einer KI-Anwendung. Es verändert weder Modellgewichte noch Berechtigungen.</w:t>
+              <w:t>Vorbereit</w:t>
+            </w:r>
+            <w:r>
+              <w:t>ete Systemvorgaben und Funktionen einer KI-Anwendung. Es verändert weder Modellgewichte noch Berechtigungen.</w:t>
             </w:r>
           </w:p>
         </w:tc>
@@ -15100,7 +16027,10 @@
               <w:pStyle w:val="Begriffsdefinition"/>
             </w:pPr>
             <w:r>
-              <w:t>Bundesministerium des Innern / Bundesministerium der Verteidigung.</w:t>
+              <w:t xml:space="preserve">Bundesministerium des Innern / Bundesministerium der </w:t>
+            </w:r>
+            <w:r>
+              <w:t>Verteidigung.</w:t>
             </w:r>
           </w:p>
         </w:tc>
@@ -15235,7 +16165,10 @@
               <w:pStyle w:val="Begriffsdefinition"/>
             </w:pPr>
             <w:r>
-              <w:t>Konferenz der unabhängigen Datenschutzaufsichtsbehörden des Bundes und der Länder.</w:t>
+              <w:t>Konferenz der unabhängigen Datenschutzaufsichtsbehörden des</w:t>
+            </w:r>
+            <w:r>
+              <w:t xml:space="preserve"> Bundes und der Länder.</w:t>
             </w:r>
           </w:p>
         </w:tc>
@@ -15325,7 +16258,10 @@
               <w:pStyle w:val="Begriffsdefinition"/>
             </w:pPr>
             <w:r>
-              <w:t>Festgelegter Zugang zu einer Dienstfunktion. Freigaben bestimmen, wer diese Funktion aufrufen darf.</w:t>
+              <w:t xml:space="preserve">Festgelegter Zugang zu einer Dienstfunktion. Freigaben </w:t>
+            </w:r>
+            <w:r>
+              <w:t>bestimmen, wer diese Funktion aufrufen darf.</w:t>
             </w:r>
           </w:p>
         </w:tc>
@@ -15350,6 +16286,7 @@
               <w:pStyle w:val="Tabellentext"/>
             </w:pPr>
             <w:r>
+              <w:lastRenderedPageBreak/>
               <w:t>Fine-Tuning / LoRA / RLHF</w:t>
             </w:r>
           </w:p>
@@ -15370,7 +16307,10 @@
               <w:pStyle w:val="Begriffsdefinition"/>
             </w:pPr>
             <w:r>
-              <w:t>Verfahren zur Anpassung eines Modells. Fine-Tuning bezeichnet die Feinabstimmung, Low-Rank Adaptation eine parameterarme Anpassung und Reinforcement Learning from Human Feedback die Anpassung mit menschlicher Rückmeldung. Alle sind hier ausgeschlossen.</w:t>
+              <w:t>Verfahren zur Anpassung eines Modells. Fine-Tuning bezeichnet die Feinabstimmung, Low-Rank Adaptation eine parameterarme Anpassung und Reinforcement Learning from Human Feedback die An</w:t>
+            </w:r>
+            <w:r>
+              <w:t>passung mit menschlicher Rückmeldung. Alle sind hier ausgeschlossen.</w:t>
             </w:r>
           </w:p>
         </w:tc>
@@ -15460,7 +16400,10 @@
               <w:pStyle w:val="Begriffsdefinition"/>
             </w:pPr>
             <w:r>
-              <w:t>Internationale Organisation für Normung / Internationale Elektrotechnische Kommission. Kennungen bezeichnen die herangezogenen Normen.</w:t>
+              <w:t>Internationale Organisation für Normung / Inte</w:t>
+            </w:r>
+            <w:r>
+              <w:t>rnationale Elektrotechnische Kommission. Kennungen bezeichnen die herangezogenen Normen.</w:t>
             </w:r>
           </w:p>
         </w:tc>
@@ -15550,7 +16493,10 @@
               <w:pStyle w:val="Begriffsdefinition"/>
             </w:pPr>
             <w:r>
-              <w:t>Informationen für die Bearbeitung einer Anfrage, etwa die Eingabe, vorherige Gesprächsbeiträge und passende Dokumentstellen.</w:t>
+              <w:t>Informationen für die Bearbeitung einer An</w:t>
+            </w:r>
+            <w:r>
+              <w:t>frage, etwa die Eingabe, vorherige Gesprächsbeiträge und passende Dokumentstellen.</w:t>
             </w:r>
           </w:p>
         </w:tc>
@@ -15575,7 +16521,6 @@
               <w:pStyle w:val="Tabellentext"/>
             </w:pPr>
             <w:r>
-              <w:lastRenderedPageBreak/>
               <w:t>MCP</w:t>
             </w:r>
           </w:p>
@@ -15641,7 +16586,10 @@
               <w:pStyle w:val="Begriffsdefinition"/>
             </w:pPr>
             <w:r>
-              <w:t>Stabile Kennung für ein freigegebenes Modell. Die Modellzuordnung kann nach Prüfung geändert werden.</w:t>
+              <w:t xml:space="preserve">Stabile Kennung für ein freigegebenes </w:t>
+            </w:r>
+            <w:r>
+              <w:t>Modell. Die Modellzuordnung kann nach Prüfung geändert werden.</w:t>
             </w:r>
           </w:p>
         </w:tc>
@@ -15731,7 +16679,10 @@
               <w:pStyle w:val="Begriffsdefinition"/>
             </w:pPr>
             <w:r>
-              <w:t>Optical Character Recognition. Optische Zeichenerkennung zur Gewinnung von Text aus Bildern oder gescannten Dokumenten.</w:t>
+              <w:t>Optical Character Recognition. Optische Zeichenerkennung zur</w:t>
+            </w:r>
+            <w:r>
+              <w:t xml:space="preserve"> Gewinnung von Text aus Bildern oder gescannten Dokumenten.</w:t>
             </w:r>
           </w:p>
         </w:tc>
@@ -15821,7 +16772,10 @@
               <w:pStyle w:val="Begriffsdefinition"/>
             </w:pPr>
             <w:r>
-              <w:t>Anweisung innerhalb bereitgestellter Inhalte, die vom eigentlichen Arbeitsauftrag abweicht. Inhalte erteilen keine zusätzlichen Rechte oder Freigaben.</w:t>
+              <w:t xml:space="preserve">Anweisung innerhalb bereitgestellter Inhalte, </w:t>
+            </w:r>
+            <w:r>
+              <w:t>die vom eigentlichen Arbeitsauftrag abweicht. Inhalte erteilen keine zusätzlichen Rechte oder Freigaben.</w:t>
             </w:r>
           </w:p>
         </w:tc>
@@ -15911,7 +16865,10 @@
               <w:pStyle w:val="Begriffsdefinition"/>
             </w:pPr>
             <w:r>
-              <w:t>Risiko, das nach Berücksichtigung der umgesetzten Schutzmaßnahmen verbleibt.</w:t>
+              <w:t>Risi</w:t>
+            </w:r>
+            <w:r>
+              <w:t>ko, das nach Berücksichtigung der umgesetzten Schutzmaßnahmen verbleibt.</w:t>
             </w:r>
           </w:p>
         </w:tc>
@@ -15981,6 +16938,7 @@
               <w:pStyle w:val="Tabellentext"/>
             </w:pPr>
             <w:r>
+              <w:lastRenderedPageBreak/>
               <w:t>Suchindex</w:t>
             </w:r>
           </w:p>
@@ -16046,7 +17004,10 @@
               <w:pStyle w:val="Begriffsdefinition"/>
             </w:pPr>
             <w:r>
-              <w:t>Voreingestellte Anweisungen für die Bearbeitung einer Aufgabe durch das Modell. Technische Berechtigungen werden unabhängig davon geprüft.</w:t>
+              <w:t>Voreingestellte Anweisungen für die Bearbeitung einer Aufgabe durch das Modell. Technische Berechtigungen wer</w:t>
+            </w:r>
+            <w:r>
+              <w:t>den unabhängig davon geprüft.</w:t>
             </w:r>
           </w:p>
         </w:tc>
@@ -16136,7 +17097,10 @@
               <w:pStyle w:val="Begriffsdefinition"/>
             </w:pPr>
             <w:r>
-              <w:t>Aufruf einer freigegebenen Funktion innerhalb des Auftrags und der Nutzerrechte, etwa zum Lesen einer Datei.</w:t>
+              <w:t xml:space="preserve">Aufruf einer freigegebenen Funktion innerhalb des Auftrags und der Nutzerrechte, etwa zum </w:t>
+            </w:r>
+            <w:r>
+              <w:t>Lesen einer Datei.</w:t>
             </w:r>
           </w:p>
         </w:tc>
@@ -16227,7 +17191,7 @@
       <w:rPr>
         <w:noProof/>
       </w:rPr>
-      <w:t>36</w:t>
+      <w:t>38</w:t>
     </w:r>
     <w:r>
       <w:fldChar w:fldCharType="end"/>
@@ -16248,7 +17212,7 @@
       <w:rPr>
         <w:noProof/>
       </w:rPr>
-      <w:t>36</w:t>
+      <w:t>38</w:t>
     </w:r>
     <w:r>
       <w:fldChar w:fldCharType="end"/>
@@ -16342,7 +17306,7 @@
         <w:color w:val="3F4A54"/>
       </w:rPr>
       <w:tab/>
-      <w:t>Version 0.3.0</w:t>
+      <w:t>Version 0.4.0</w:t>
     </w:r>
   </w:p>
 </w:hdr>
@@ -28099,7 +29063,7 @@
     <w:next w:val="Standard"/>
     <w:uiPriority w:val="39"/>
     <w:unhideWhenUsed/>
-    <w:rsid w:val="006F39FA"/>
+    <w:rsid w:val="00EB0041"/>
     <w:pPr>
       <w:tabs>
         <w:tab w:val="right" w:leader="dot" w:pos="9071"/>
@@ -28118,7 +29082,7 @@
     <w:next w:val="Standard"/>
     <w:uiPriority w:val="39"/>
     <w:unhideWhenUsed/>
-    <w:rsid w:val="006F39FA"/>
+    <w:rsid w:val="00EB0041"/>
     <w:pPr>
       <w:tabs>
         <w:tab w:val="right" w:leader="dot" w:pos="9071"/>
@@ -28136,7 +29100,7 @@
     <w:basedOn w:val="Absatz-Standardschriftart"/>
     <w:uiPriority w:val="99"/>
     <w:unhideWhenUsed/>
-    <w:rsid w:val="006F39FA"/>
+    <w:rsid w:val="00EB0041"/>
     <w:rPr>
       <w:color w:val="0000FF" w:themeColor="hyperlink"/>
       <w:u w:val="single"/>
@@ -28470,7 +29434,7 @@
 </file>
 
 <file path=customXml/itemProps1.xml><?xml version="1.0" encoding="utf-8"?>
-<ds:datastoreItem xmlns:ds="http://schemas.openxmlformats.org/officeDocument/2006/customXml" ds:itemID="{7B882C70-96A4-4F0C-929C-603405A18A95}">
+<ds:datastoreItem xmlns:ds="http://schemas.openxmlformats.org/officeDocument/2006/customXml" ds:itemID="{CDD2FE67-A179-482B-9336-AABAE5911BC6}">
   <ds:schemaRefs>
     <ds:schemaRef ds:uri="http://schemas.openxmlformats.org/officeDocument/2006/bibliography"/>
   </ds:schemaRefs>
